--- a/JavaDocs_Ch2-4.docx
+++ b/JavaDocs_Ch2-4.docx
@@ -1,6 +1,6 @@
 
 <file path=word/document.xml><?xml version="1.0" encoding="utf-8"?>
-<w:document xmlns:wpc="http://schemas.microsoft.com/office/word/2010/wordprocessingCanvas" xmlns:cx="http://schemas.microsoft.com/office/drawing/2014/chartex" xmlns:cx1="http://schemas.microsoft.com/office/drawing/2015/9/8/chartex" xmlns:cx2="http://schemas.microsoft.com/office/drawing/2015/10/21/chartex" xmlns:cx3="http://schemas.microsoft.com/office/drawing/2016/5/9/chartex" xmlns:cx4="http://schemas.microsoft.com/office/drawing/2016/5/10/chartex" xmlns:cx5="http://schemas.microsoft.com/office/drawing/2016/5/11/chartex" xmlns:cx6="http://schemas.microsoft.com/office/drawing/2016/5/12/chartex" xmlns:cx7="http://schemas.microsoft.com/office/drawing/2016/5/13/chartex" xmlns:cx8="http://schemas.microsoft.com/office/drawing/2016/5/14/chartex" xmlns:mc="http://schemas.openxmlformats.org/markup-compatibility/2006" xmlns:aink="http://schemas.microsoft.com/office/drawing/2016/ink" xmlns:am3d="http://schemas.microsoft.com/office/drawing/2017/model3d" xmlns:o="urn:schemas-microsoft-com:office:office" xmlns:r="http://schemas.openxmlformats.org/officeDocument/2006/relationships" xmlns:m="http://schemas.openxmlformats.org/officeDocument/2006/math" xmlns:v="urn:schemas-microsoft-com:vml" xmlns:wp14="http://schemas.microsoft.com/office/word/2010/wordprocessingDrawing" xmlns:wp="http://schemas.openxmlformats.org/drawingml/2006/wordprocessingDrawing" xmlns:w10="urn:schemas-microsoft-com:office:word" xmlns:w="http://schemas.openxmlformats.org/wordprocessingml/2006/main" xmlns:w14="http://schemas.microsoft.com/office/word/2010/wordml" xmlns:w15="http://schemas.microsoft.com/office/word/2012/wordml" xmlns:w16cex="http://schemas.microsoft.com/office/word/2018/wordml/cex" xmlns:w16cid="http://schemas.microsoft.com/office/word/2016/wordml/cid" xmlns:w16="http://schemas.microsoft.com/office/word/2018/wordml" xmlns:w16sdtdh="http://schemas.microsoft.com/office/word/2020/wordml/sdtdatahash" xmlns:w16se="http://schemas.microsoft.com/office/word/2015/wordml/symex" xmlns:wpg="http://schemas.microsoft.com/office/word/2010/wordprocessingGroup" xmlns:wpi="http://schemas.microsoft.com/office/word/2010/wordprocessingInk" xmlns:wne="http://schemas.microsoft.com/office/word/2006/wordml" xmlns:wps="http://schemas.microsoft.com/office/word/2010/wordprocessingShape" mc:Ignorable="w14 w15 w16se w16cid w16 w16cex w16sdtdh wp14">
+<w:document xmlns:wpc="http://schemas.microsoft.com/office/word/2010/wordprocessingCanvas" xmlns:cx="http://schemas.microsoft.com/office/drawing/2014/chartex" xmlns:cx1="http://schemas.microsoft.com/office/drawing/2015/9/8/chartex" xmlns:cx2="http://schemas.microsoft.com/office/drawing/2015/10/21/chartex" xmlns:cx3="http://schemas.microsoft.com/office/drawing/2016/5/9/chartex" xmlns:cx4="http://schemas.microsoft.com/office/drawing/2016/5/10/chartex" xmlns:cx5="http://schemas.microsoft.com/office/drawing/2016/5/11/chartex" xmlns:cx6="http://schemas.microsoft.com/office/drawing/2016/5/12/chartex" xmlns:cx7="http://schemas.microsoft.com/office/drawing/2016/5/13/chartex" xmlns:cx8="http://schemas.microsoft.com/office/drawing/2016/5/14/chartex" xmlns:mc="http://schemas.openxmlformats.org/markup-compatibility/2006" xmlns:aink="http://schemas.microsoft.com/office/drawing/2016/ink" xmlns:am3d="http://schemas.microsoft.com/office/drawing/2017/model3d" xmlns:o="urn:schemas-microsoft-com:office:office" xmlns:oel="http://schemas.microsoft.com/office/2019/extlst" xmlns:r="http://schemas.openxmlformats.org/officeDocument/2006/relationships" xmlns:m="http://schemas.openxmlformats.org/officeDocument/2006/math" xmlns:v="urn:schemas-microsoft-com:vml" xmlns:wp14="http://schemas.microsoft.com/office/word/2010/wordprocessingDrawing" xmlns:wp="http://schemas.openxmlformats.org/drawingml/2006/wordprocessingDrawing" xmlns:w10="urn:schemas-microsoft-com:office:word" xmlns:w="http://schemas.openxmlformats.org/wordprocessingml/2006/main" xmlns:w14="http://schemas.microsoft.com/office/word/2010/wordml" xmlns:w15="http://schemas.microsoft.com/office/word/2012/wordml" xmlns:w16cex="http://schemas.microsoft.com/office/word/2018/wordml/cex" xmlns:w16cid="http://schemas.microsoft.com/office/word/2016/wordml/cid" xmlns:w16="http://schemas.microsoft.com/office/word/2018/wordml" xmlns:w16sdtdh="http://schemas.microsoft.com/office/word/2020/wordml/sdtdatahash" xmlns:w16se="http://schemas.microsoft.com/office/word/2015/wordml/symex" xmlns:wpg="http://schemas.microsoft.com/office/word/2010/wordprocessingGroup" xmlns:wpi="http://schemas.microsoft.com/office/word/2010/wordprocessingInk" xmlns:wne="http://schemas.microsoft.com/office/word/2006/wordml" xmlns:wps="http://schemas.microsoft.com/office/word/2010/wordprocessingShape" mc:Ignorable="w14 w15 w16se w16cid w16 w16cex w16sdtdh wp14">
   <w:body>
     <w:p>
       <w:pPr>
@@ -6850,13 +6850,74 @@
           <w:szCs w:val="24"/>
         </w:rPr>
       </w:pPr>
-      <w:r>
-        <w:rPr>
-          <w:rFonts w:ascii="Segoe UI" w:hAnsi="Segoe UI" w:cs="Segoe UI"/>
-          <w:color w:val="000000"/>
-          <w:sz w:val="24"/>
-          <w:szCs w:val="24"/>
-        </w:rPr>
+    </w:p>
+    <w:p>
+      <w:pPr>
+        <w:tabs>
+          <w:tab w:val="left" w:pos="916"/>
+          <w:tab w:val="left" w:pos="1832"/>
+          <w:tab w:val="left" w:pos="2748"/>
+          <w:tab w:val="left" w:pos="3664"/>
+          <w:tab w:val="left" w:pos="4580"/>
+          <w:tab w:val="left" w:pos="5496"/>
+          <w:tab w:val="left" w:pos="6412"/>
+          <w:tab w:val="left" w:pos="7328"/>
+          <w:tab w:val="left" w:pos="8244"/>
+          <w:tab w:val="left" w:pos="9160"/>
+          <w:tab w:val="left" w:pos="10076"/>
+          <w:tab w:val="left" w:pos="10992"/>
+          <w:tab w:val="left" w:pos="11908"/>
+          <w:tab w:val="left" w:pos="12824"/>
+          <w:tab w:val="left" w:pos="13740"/>
+          <w:tab w:val="left" w:pos="14656"/>
+        </w:tabs>
+        <w:spacing w:before="20" w:after="20" w:line="360" w:lineRule="atLeast"/>
+        <w:jc w:val="both"/>
+        <w:rPr>
+          <w:rFonts w:ascii="Segoe UI" w:hAnsi="Segoe UI" w:cs="Segoe UI"/>
+          <w:color w:val="000000"/>
+          <w:sz w:val="24"/>
+          <w:szCs w:val="24"/>
+        </w:rPr>
+      </w:pPr>
+    </w:p>
+    <w:p>
+      <w:pPr>
+        <w:tabs>
+          <w:tab w:val="left" w:pos="916"/>
+          <w:tab w:val="left" w:pos="1832"/>
+          <w:tab w:val="left" w:pos="2748"/>
+          <w:tab w:val="left" w:pos="3664"/>
+          <w:tab w:val="left" w:pos="4580"/>
+          <w:tab w:val="left" w:pos="5496"/>
+          <w:tab w:val="left" w:pos="6412"/>
+          <w:tab w:val="left" w:pos="7328"/>
+          <w:tab w:val="left" w:pos="8244"/>
+          <w:tab w:val="left" w:pos="9160"/>
+          <w:tab w:val="left" w:pos="10076"/>
+          <w:tab w:val="left" w:pos="10992"/>
+          <w:tab w:val="left" w:pos="11908"/>
+          <w:tab w:val="left" w:pos="12824"/>
+          <w:tab w:val="left" w:pos="13740"/>
+          <w:tab w:val="left" w:pos="14656"/>
+        </w:tabs>
+        <w:spacing w:before="20" w:after="20" w:line="360" w:lineRule="atLeast"/>
+        <w:jc w:val="both"/>
+        <w:rPr>
+          <w:rFonts w:ascii="Segoe UI" w:hAnsi="Segoe UI" w:cs="Segoe UI"/>
+          <w:color w:val="000000"/>
+          <w:sz w:val="24"/>
+          <w:szCs w:val="24"/>
+        </w:rPr>
+      </w:pPr>
+      <w:r>
+        <w:rPr>
+          <w:rFonts w:ascii="Segoe UI" w:hAnsi="Segoe UI" w:cs="Segoe UI"/>
+          <w:color w:val="000000"/>
+          <w:sz w:val="24"/>
+          <w:szCs w:val="24"/>
+        </w:rPr>
+        <w:lastRenderedPageBreak/>
         <w:t>Constructor</w:t>
       </w:r>
     </w:p>
@@ -6885,7 +6946,7 @@
           <w:tab w:val="left" w:pos="13740"/>
           <w:tab w:val="left" w:pos="14656"/>
         </w:tabs>
-        <w:spacing w:after="20" w:line="360" w:lineRule="atLeast"/>
+        <w:spacing w:after="0" w:line="360" w:lineRule="atLeast"/>
         <w:jc w:val="both"/>
         <w:rPr>
           <w:rFonts w:ascii="Segoe UI" w:hAnsi="Segoe UI" w:cs="Segoe UI"/>
@@ -6930,7 +6991,7 @@
           <w:ilvl w:val="0"/>
           <w:numId w:val="1"/>
         </w:numPr>
-        <w:spacing w:before="0" w:beforeAutospacing="0" w:after="120" w:afterAutospacing="0"/>
+        <w:spacing w:before="0" w:beforeAutospacing="0" w:after="0" w:afterAutospacing="0"/>
         <w:jc w:val="both"/>
         <w:rPr>
           <w:rFonts w:ascii="Segoe UI" w:hAnsi="Segoe UI" w:cs="Segoe UI"/>
@@ -6942,7 +7003,6 @@
           <w:rFonts w:ascii="Segoe UI" w:hAnsi="Segoe UI" w:cs="Segoe UI"/>
           <w:color w:val="000000"/>
         </w:rPr>
-        <w:lastRenderedPageBreak/>
         <w:t>A constructor has the same name as the class.</w:t>
       </w:r>
     </w:p>
@@ -6953,7 +7013,7 @@
           <w:ilvl w:val="0"/>
           <w:numId w:val="1"/>
         </w:numPr>
-        <w:spacing w:before="0" w:beforeAutospacing="0" w:after="120" w:afterAutospacing="0"/>
+        <w:spacing w:before="0" w:beforeAutospacing="0" w:after="0" w:afterAutospacing="0"/>
         <w:jc w:val="both"/>
         <w:rPr>
           <w:rFonts w:ascii="Segoe UI" w:hAnsi="Segoe UI" w:cs="Segoe UI"/>
@@ -6975,7 +7035,7 @@
           <w:ilvl w:val="0"/>
           <w:numId w:val="1"/>
         </w:numPr>
-        <w:spacing w:before="0" w:beforeAutospacing="0" w:after="120" w:afterAutospacing="0"/>
+        <w:spacing w:before="0" w:beforeAutospacing="0" w:after="0" w:afterAutospacing="0"/>
         <w:jc w:val="both"/>
         <w:rPr>
           <w:rFonts w:ascii="Segoe UI" w:hAnsi="Segoe UI" w:cs="Segoe UI"/>
@@ -6997,7 +7057,7 @@
           <w:ilvl w:val="0"/>
           <w:numId w:val="1"/>
         </w:numPr>
-        <w:spacing w:before="0" w:beforeAutospacing="0" w:after="120" w:afterAutospacing="0"/>
+        <w:spacing w:before="0" w:beforeAutospacing="0" w:after="0" w:afterAutospacing="0"/>
         <w:jc w:val="both"/>
         <w:rPr>
           <w:rFonts w:ascii="Segoe UI" w:hAnsi="Segoe UI" w:cs="Segoe UI"/>
@@ -7019,7 +7079,7 @@
           <w:ilvl w:val="0"/>
           <w:numId w:val="1"/>
         </w:numPr>
-        <w:spacing w:before="0" w:beforeAutospacing="0" w:after="120" w:afterAutospacing="0"/>
+        <w:spacing w:before="0" w:beforeAutospacing="0" w:after="0" w:afterAutospacing="0"/>
         <w:jc w:val="both"/>
         <w:rPr>
           <w:rFonts w:ascii="Segoe UI" w:hAnsi="Segoe UI" w:cs="Segoe UI"/>
@@ -7050,6 +7110,18 @@
         </w:rPr>
         <w:t> operator.</w:t>
       </w:r>
+    </w:p>
+    <w:p>
+      <w:pPr>
+        <w:pStyle w:val="bullet"/>
+        <w:spacing w:before="0" w:beforeAutospacing="0" w:after="0" w:afterAutospacing="0"/>
+        <w:ind w:left="720"/>
+        <w:jc w:val="both"/>
+        <w:rPr>
+          <w:rFonts w:ascii="Segoe UI" w:hAnsi="Segoe UI" w:cs="Segoe UI"/>
+          <w:color w:val="000000"/>
+        </w:rPr>
+      </w:pPr>
     </w:p>
     <w:p>
       <w:pPr>
@@ -7581,7 +7653,16 @@
           <w:sz w:val="24"/>
           <w:szCs w:val="24"/>
         </w:rPr>
-        <w:t>The second parameter, the number inside the parentheses after the method name, is an </w:t>
+        <w:t xml:space="preserve">The second parameter, the number inside the parentheses after the method </w:t>
+      </w:r>
+      <w:r>
+        <w:rPr>
+          <w:rFonts w:ascii="Segoe UI" w:hAnsi="Segoe UI" w:cs="Segoe UI"/>
+          <w:color w:val="000000"/>
+          <w:sz w:val="24"/>
+          <w:szCs w:val="24"/>
+        </w:rPr>
+        <w:t>name, is an </w:t>
       </w:r>
       <w:r>
         <w:rPr>
@@ -7639,44 +7720,6 @@
           <w:szCs w:val="24"/>
         </w:rPr>
         <w:t> of the method call.)</w:t>
-      </w:r>
-    </w:p>
-    <w:p>
-      <w:pPr>
-        <w:tabs>
-          <w:tab w:val="left" w:pos="916"/>
-          <w:tab w:val="left" w:pos="1832"/>
-          <w:tab w:val="left" w:pos="2748"/>
-          <w:tab w:val="left" w:pos="3664"/>
-          <w:tab w:val="left" w:pos="4580"/>
-          <w:tab w:val="left" w:pos="5496"/>
-          <w:tab w:val="left" w:pos="6412"/>
-          <w:tab w:val="left" w:pos="7328"/>
-          <w:tab w:val="left" w:pos="8244"/>
-          <w:tab w:val="left" w:pos="9160"/>
-          <w:tab w:val="left" w:pos="10076"/>
-          <w:tab w:val="left" w:pos="10992"/>
-          <w:tab w:val="left" w:pos="11908"/>
-          <w:tab w:val="left" w:pos="12824"/>
-          <w:tab w:val="left" w:pos="13740"/>
-          <w:tab w:val="left" w:pos="14656"/>
-        </w:tabs>
-        <w:spacing w:before="20" w:after="20" w:line="360" w:lineRule="atLeast"/>
-        <w:rPr>
-          <w:rFonts w:ascii="Segoe UI" w:hAnsi="Segoe UI" w:cs="Segoe UI"/>
-          <w:color w:val="000000"/>
-          <w:sz w:val="24"/>
-          <w:szCs w:val="24"/>
-        </w:rPr>
-      </w:pPr>
-      <w:r>
-        <w:rPr>
-          <w:rFonts w:ascii="Segoe UI" w:hAnsi="Segoe UI" w:cs="Segoe UI"/>
-          <w:color w:val="000000"/>
-          <w:sz w:val="24"/>
-          <w:szCs w:val="24"/>
-        </w:rPr>
-        <w:t>NOTE</w:t>
       </w:r>
     </w:p>
     <w:p>
@@ -7714,12 +7757,24 @@
       </w:pPr>
       <w:r>
         <w:rPr>
-          <w:rFonts w:ascii="Segoe UI" w:hAnsi="Segoe UI" w:cs="Segoe UI"/>
-          <w:color w:val="000000"/>
-          <w:sz w:val="24"/>
-          <w:szCs w:val="24"/>
-        </w:rPr>
-        <w:t>Be careful not to write accessor methods that return references to mutable objects. </w:t>
+          <w:rStyle w:val="HTMLCode"/>
+          <w:rFonts w:ascii="Segoe UI" w:eastAsiaTheme="minorHAnsi" w:hAnsi="Segoe UI" w:cs="Segoe UI"/>
+          <w:b/>
+          <w:bCs/>
+          <w:color w:val="000000"/>
+          <w:sz w:val="24"/>
+          <w:szCs w:val="24"/>
+        </w:rPr>
+        <w:t>this</w:t>
+      </w:r>
+      <w:r>
+        <w:rPr>
+          <w:rFonts w:ascii="Segoe UI" w:hAnsi="Segoe UI" w:cs="Segoe UI"/>
+          <w:color w:val="000000"/>
+          <w:sz w:val="24"/>
+          <w:szCs w:val="24"/>
+        </w:rPr>
+        <w:t> refers to the implicit parameter.</w:t>
       </w:r>
     </w:p>
     <w:p>
@@ -7748,78 +7803,383 @@
           <w:tab w:val="left" w:pos="14656"/>
         </w:tabs>
         <w:spacing w:before="20" w:after="20" w:line="360" w:lineRule="atLeast"/>
-        <w:rPr>
-          <w:rFonts w:ascii="Segoe UI" w:hAnsi="Segoe UI" w:cs="Segoe UI"/>
-          <w:color w:val="000000"/>
-          <w:sz w:val="24"/>
-          <w:szCs w:val="24"/>
-        </w:rPr>
-      </w:pPr>
-      <w:r>
-        <w:rPr>
-          <w:rFonts w:ascii="Segoe UI" w:hAnsi="Segoe UI" w:cs="Segoe UI"/>
-          <w:color w:val="000000"/>
-          <w:sz w:val="24"/>
-          <w:szCs w:val="24"/>
-        </w:rPr>
-        <w:t>As a rule of thumb, always use </w:t>
-      </w:r>
-      <w:r>
-        <w:rPr>
-          <w:rStyle w:val="HTMLCode"/>
-          <w:rFonts w:ascii="Segoe UI" w:eastAsiaTheme="minorHAnsi" w:hAnsi="Segoe UI" w:cs="Segoe UI"/>
-          <w:color w:val="000000"/>
-          <w:sz w:val="24"/>
-          <w:szCs w:val="24"/>
-        </w:rPr>
-        <w:t>clone</w:t>
-      </w:r>
-      <w:r>
-        <w:rPr>
-          <w:rFonts w:ascii="Segoe UI" w:hAnsi="Segoe UI" w:cs="Segoe UI"/>
-          <w:color w:val="000000"/>
-          <w:sz w:val="24"/>
-          <w:szCs w:val="24"/>
-        </w:rPr>
-        <w:t> whenever you need to return a copy of a mutable field.</w:t>
-      </w:r>
-    </w:p>
-    <w:p>
-      <w:pPr>
-        <w:tabs>
-          <w:tab w:val="left" w:pos="916"/>
-          <w:tab w:val="left" w:pos="1832"/>
-          <w:tab w:val="left" w:pos="2748"/>
-          <w:tab w:val="left" w:pos="3664"/>
-          <w:tab w:val="left" w:pos="4580"/>
-          <w:tab w:val="left" w:pos="5496"/>
-          <w:tab w:val="left" w:pos="6412"/>
-          <w:tab w:val="left" w:pos="7328"/>
-          <w:tab w:val="left" w:pos="8244"/>
-          <w:tab w:val="left" w:pos="9160"/>
-          <w:tab w:val="left" w:pos="10076"/>
-          <w:tab w:val="left" w:pos="10992"/>
-          <w:tab w:val="left" w:pos="11908"/>
-          <w:tab w:val="left" w:pos="12824"/>
-          <w:tab w:val="left" w:pos="13740"/>
-          <w:tab w:val="left" w:pos="14656"/>
-        </w:tabs>
-        <w:spacing w:before="20" w:after="20" w:line="360" w:lineRule="atLeast"/>
-        <w:rPr>
-          <w:rFonts w:ascii="Segoe UI" w:hAnsi="Segoe UI" w:cs="Segoe UI"/>
-          <w:color w:val="000000"/>
-          <w:sz w:val="24"/>
-          <w:szCs w:val="24"/>
-        </w:rPr>
-      </w:pPr>
-      <w:r>
-        <w:rPr>
-          <w:rFonts w:ascii="Segoe UI" w:hAnsi="Segoe UI" w:cs="Segoe UI"/>
-          <w:color w:val="000000"/>
-          <w:sz w:val="24"/>
-          <w:szCs w:val="24"/>
-        </w:rPr>
-        <w:t>Private methods</w:t>
+        <w:jc w:val="both"/>
+        <w:rPr>
+          <w:rFonts w:ascii="Segoe UI" w:eastAsia="Times New Roman" w:hAnsi="Segoe UI" w:cs="Segoe UI"/>
+          <w:color w:val="000000"/>
+          <w:sz w:val="24"/>
+          <w:szCs w:val="24"/>
+          <w:lang w:eastAsia="en-ID"/>
+        </w:rPr>
+      </w:pPr>
+      <w:r>
+        <w:rPr>
+          <w:rFonts w:ascii="Segoe UI" w:eastAsia="Times New Roman" w:hAnsi="Segoe UI" w:cs="Segoe UI"/>
+          <w:color w:val="000000"/>
+          <w:sz w:val="24"/>
+          <w:szCs w:val="24"/>
+          <w:lang w:eastAsia="en-ID"/>
+        </w:rPr>
+        <w:t xml:space="preserve">public void </w:t>
+      </w:r>
+      <w:proofErr w:type="spellStart"/>
+      <w:proofErr w:type="gramStart"/>
+      <w:r>
+        <w:rPr>
+          <w:rFonts w:ascii="Segoe UI" w:eastAsia="Times New Roman" w:hAnsi="Segoe UI" w:cs="Segoe UI"/>
+          <w:color w:val="000000"/>
+          <w:sz w:val="24"/>
+          <w:szCs w:val="24"/>
+          <w:lang w:eastAsia="en-ID"/>
+        </w:rPr>
+        <w:t>raiseSalary</w:t>
+      </w:r>
+      <w:proofErr w:type="spellEnd"/>
+      <w:r>
+        <w:rPr>
+          <w:rFonts w:ascii="Segoe UI" w:eastAsia="Times New Roman" w:hAnsi="Segoe UI" w:cs="Segoe UI"/>
+          <w:color w:val="000000"/>
+          <w:sz w:val="24"/>
+          <w:szCs w:val="24"/>
+          <w:lang w:eastAsia="en-ID"/>
+        </w:rPr>
+        <w:t>(</w:t>
+      </w:r>
+      <w:proofErr w:type="gramEnd"/>
+      <w:r>
+        <w:rPr>
+          <w:rFonts w:ascii="Segoe UI" w:eastAsia="Times New Roman" w:hAnsi="Segoe UI" w:cs="Segoe UI"/>
+          <w:color w:val="000000"/>
+          <w:sz w:val="24"/>
+          <w:szCs w:val="24"/>
+          <w:lang w:eastAsia="en-ID"/>
+        </w:rPr>
+        <w:t xml:space="preserve">double </w:t>
+      </w:r>
+      <w:proofErr w:type="spellStart"/>
+      <w:r>
+        <w:rPr>
+          <w:rFonts w:ascii="Segoe UI" w:eastAsia="Times New Roman" w:hAnsi="Segoe UI" w:cs="Segoe UI"/>
+          <w:color w:val="000000"/>
+          <w:sz w:val="24"/>
+          <w:szCs w:val="24"/>
+          <w:lang w:eastAsia="en-ID"/>
+        </w:rPr>
+        <w:t>byPercent</w:t>
+      </w:r>
+      <w:proofErr w:type="spellEnd"/>
+      <w:r>
+        <w:rPr>
+          <w:rFonts w:ascii="Segoe UI" w:eastAsia="Times New Roman" w:hAnsi="Segoe UI" w:cs="Segoe UI"/>
+          <w:color w:val="000000"/>
+          <w:sz w:val="24"/>
+          <w:szCs w:val="24"/>
+          <w:lang w:eastAsia="en-ID"/>
+        </w:rPr>
+        <w:t>)</w:t>
+      </w:r>
+    </w:p>
+    <w:p>
+      <w:pPr>
+        <w:pStyle w:val="ListParagraph"/>
+        <w:tabs>
+          <w:tab w:val="left" w:pos="916"/>
+          <w:tab w:val="left" w:pos="1832"/>
+          <w:tab w:val="left" w:pos="2748"/>
+          <w:tab w:val="left" w:pos="3664"/>
+          <w:tab w:val="left" w:pos="4580"/>
+          <w:tab w:val="left" w:pos="5496"/>
+          <w:tab w:val="left" w:pos="6412"/>
+          <w:tab w:val="left" w:pos="7328"/>
+          <w:tab w:val="left" w:pos="8244"/>
+          <w:tab w:val="left" w:pos="9160"/>
+          <w:tab w:val="left" w:pos="10076"/>
+          <w:tab w:val="left" w:pos="10992"/>
+          <w:tab w:val="left" w:pos="11908"/>
+          <w:tab w:val="left" w:pos="12824"/>
+          <w:tab w:val="left" w:pos="13740"/>
+          <w:tab w:val="left" w:pos="14656"/>
+        </w:tabs>
+        <w:spacing w:before="20" w:after="20" w:line="360" w:lineRule="atLeast"/>
+        <w:jc w:val="both"/>
+        <w:rPr>
+          <w:rFonts w:ascii="Segoe UI" w:eastAsia="Times New Roman" w:hAnsi="Segoe UI" w:cs="Segoe UI"/>
+          <w:color w:val="000000"/>
+          <w:sz w:val="24"/>
+          <w:szCs w:val="24"/>
+          <w:lang w:eastAsia="en-ID"/>
+        </w:rPr>
+      </w:pPr>
+      <w:r>
+        <w:rPr>
+          <w:rFonts w:ascii="Segoe UI" w:eastAsia="Times New Roman" w:hAnsi="Segoe UI" w:cs="Segoe UI"/>
+          <w:color w:val="000000"/>
+          <w:sz w:val="24"/>
+          <w:szCs w:val="24"/>
+          <w:lang w:eastAsia="en-ID"/>
+        </w:rPr>
+        <w:t>{</w:t>
+      </w:r>
+    </w:p>
+    <w:p>
+      <w:pPr>
+        <w:pStyle w:val="ListParagraph"/>
+        <w:tabs>
+          <w:tab w:val="left" w:pos="916"/>
+          <w:tab w:val="left" w:pos="1832"/>
+          <w:tab w:val="left" w:pos="2748"/>
+          <w:tab w:val="left" w:pos="3664"/>
+          <w:tab w:val="left" w:pos="4580"/>
+          <w:tab w:val="left" w:pos="5496"/>
+          <w:tab w:val="left" w:pos="6412"/>
+          <w:tab w:val="left" w:pos="7328"/>
+          <w:tab w:val="left" w:pos="8244"/>
+          <w:tab w:val="left" w:pos="9160"/>
+          <w:tab w:val="left" w:pos="10076"/>
+          <w:tab w:val="left" w:pos="10992"/>
+          <w:tab w:val="left" w:pos="11908"/>
+          <w:tab w:val="left" w:pos="12824"/>
+          <w:tab w:val="left" w:pos="13740"/>
+          <w:tab w:val="left" w:pos="14656"/>
+        </w:tabs>
+        <w:spacing w:before="20" w:after="20" w:line="360" w:lineRule="atLeast"/>
+        <w:jc w:val="both"/>
+        <w:rPr>
+          <w:rFonts w:ascii="Segoe UI" w:eastAsia="Times New Roman" w:hAnsi="Segoe UI" w:cs="Segoe UI"/>
+          <w:color w:val="000000"/>
+          <w:sz w:val="24"/>
+          <w:szCs w:val="24"/>
+          <w:lang w:eastAsia="en-ID"/>
+        </w:rPr>
+      </w:pPr>
+      <w:r>
+        <w:rPr>
+          <w:rFonts w:ascii="Segoe UI" w:eastAsia="Times New Roman" w:hAnsi="Segoe UI" w:cs="Segoe UI"/>
+          <w:color w:val="000000"/>
+          <w:sz w:val="24"/>
+          <w:szCs w:val="24"/>
+          <w:lang w:eastAsia="en-ID"/>
+        </w:rPr>
+        <w:t xml:space="preserve">   double raise = </w:t>
+      </w:r>
+      <w:proofErr w:type="spellStart"/>
+      <w:proofErr w:type="gramStart"/>
+      <w:r>
+        <w:rPr>
+          <w:rFonts w:ascii="Segoe UI" w:eastAsia="Times New Roman" w:hAnsi="Segoe UI" w:cs="Segoe UI"/>
+          <w:b/>
+          <w:bCs/>
+          <w:color w:val="000000"/>
+          <w:sz w:val="24"/>
+          <w:szCs w:val="24"/>
+          <w:lang w:eastAsia="en-ID"/>
+        </w:rPr>
+        <w:t>this</w:t>
+      </w:r>
+      <w:r>
+        <w:rPr>
+          <w:rFonts w:ascii="Segoe UI" w:eastAsia="Times New Roman" w:hAnsi="Segoe UI" w:cs="Segoe UI"/>
+          <w:color w:val="000000"/>
+          <w:sz w:val="24"/>
+          <w:szCs w:val="24"/>
+          <w:lang w:eastAsia="en-ID"/>
+        </w:rPr>
+        <w:t>.salary</w:t>
+      </w:r>
+      <w:proofErr w:type="spellEnd"/>
+      <w:proofErr w:type="gramEnd"/>
+      <w:r>
+        <w:rPr>
+          <w:rFonts w:ascii="Segoe UI" w:eastAsia="Times New Roman" w:hAnsi="Segoe UI" w:cs="Segoe UI"/>
+          <w:color w:val="000000"/>
+          <w:sz w:val="24"/>
+          <w:szCs w:val="24"/>
+          <w:lang w:eastAsia="en-ID"/>
+        </w:rPr>
+        <w:t xml:space="preserve"> * </w:t>
+      </w:r>
+      <w:proofErr w:type="spellStart"/>
+      <w:r>
+        <w:rPr>
+          <w:rFonts w:ascii="Segoe UI" w:eastAsia="Times New Roman" w:hAnsi="Segoe UI" w:cs="Segoe UI"/>
+          <w:color w:val="000000"/>
+          <w:sz w:val="24"/>
+          <w:szCs w:val="24"/>
+          <w:lang w:eastAsia="en-ID"/>
+        </w:rPr>
+        <w:t>byPercent</w:t>
+      </w:r>
+      <w:proofErr w:type="spellEnd"/>
+      <w:r>
+        <w:rPr>
+          <w:rFonts w:ascii="Segoe UI" w:eastAsia="Times New Roman" w:hAnsi="Segoe UI" w:cs="Segoe UI"/>
+          <w:color w:val="000000"/>
+          <w:sz w:val="24"/>
+          <w:szCs w:val="24"/>
+          <w:lang w:eastAsia="en-ID"/>
+        </w:rPr>
+        <w:t xml:space="preserve"> / 100;</w:t>
+      </w:r>
+    </w:p>
+    <w:p>
+      <w:pPr>
+        <w:pStyle w:val="ListParagraph"/>
+        <w:tabs>
+          <w:tab w:val="left" w:pos="916"/>
+          <w:tab w:val="left" w:pos="1832"/>
+          <w:tab w:val="left" w:pos="2748"/>
+          <w:tab w:val="left" w:pos="3664"/>
+          <w:tab w:val="left" w:pos="4580"/>
+          <w:tab w:val="left" w:pos="5496"/>
+          <w:tab w:val="left" w:pos="6412"/>
+          <w:tab w:val="left" w:pos="7328"/>
+          <w:tab w:val="left" w:pos="8244"/>
+          <w:tab w:val="left" w:pos="9160"/>
+          <w:tab w:val="left" w:pos="10076"/>
+          <w:tab w:val="left" w:pos="10992"/>
+          <w:tab w:val="left" w:pos="11908"/>
+          <w:tab w:val="left" w:pos="12824"/>
+          <w:tab w:val="left" w:pos="13740"/>
+          <w:tab w:val="left" w:pos="14656"/>
+        </w:tabs>
+        <w:spacing w:before="20" w:after="20" w:line="360" w:lineRule="atLeast"/>
+        <w:jc w:val="both"/>
+        <w:rPr>
+          <w:rFonts w:ascii="Segoe UI" w:eastAsia="Times New Roman" w:hAnsi="Segoe UI" w:cs="Segoe UI"/>
+          <w:color w:val="000000"/>
+          <w:sz w:val="24"/>
+          <w:szCs w:val="24"/>
+          <w:lang w:eastAsia="en-ID"/>
+        </w:rPr>
+      </w:pPr>
+      <w:r>
+        <w:rPr>
+          <w:rFonts w:ascii="Segoe UI" w:eastAsia="Times New Roman" w:hAnsi="Segoe UI" w:cs="Segoe UI"/>
+          <w:color w:val="000000"/>
+          <w:sz w:val="24"/>
+          <w:szCs w:val="24"/>
+          <w:lang w:eastAsia="en-ID"/>
+        </w:rPr>
+        <w:t>   </w:t>
+      </w:r>
+      <w:proofErr w:type="spellStart"/>
+      <w:proofErr w:type="gramStart"/>
+      <w:r>
+        <w:rPr>
+          <w:rFonts w:ascii="Segoe UI" w:eastAsia="Times New Roman" w:hAnsi="Segoe UI" w:cs="Segoe UI"/>
+          <w:b/>
+          <w:bCs/>
+          <w:color w:val="000000"/>
+          <w:sz w:val="24"/>
+          <w:szCs w:val="24"/>
+          <w:lang w:eastAsia="en-ID"/>
+        </w:rPr>
+        <w:t>this</w:t>
+      </w:r>
+      <w:r>
+        <w:rPr>
+          <w:rFonts w:ascii="Segoe UI" w:eastAsia="Times New Roman" w:hAnsi="Segoe UI" w:cs="Segoe UI"/>
+          <w:color w:val="000000"/>
+          <w:sz w:val="24"/>
+          <w:szCs w:val="24"/>
+          <w:lang w:eastAsia="en-ID"/>
+        </w:rPr>
+        <w:t>.salary</w:t>
+      </w:r>
+      <w:proofErr w:type="spellEnd"/>
+      <w:proofErr w:type="gramEnd"/>
+      <w:r>
+        <w:rPr>
+          <w:rFonts w:ascii="Segoe UI" w:eastAsia="Times New Roman" w:hAnsi="Segoe UI" w:cs="Segoe UI"/>
+          <w:color w:val="000000"/>
+          <w:sz w:val="24"/>
+          <w:szCs w:val="24"/>
+          <w:lang w:eastAsia="en-ID"/>
+        </w:rPr>
+        <w:t xml:space="preserve"> += raise;</w:t>
+      </w:r>
+    </w:p>
+    <w:p>
+      <w:pPr>
+        <w:pStyle w:val="ListParagraph"/>
+        <w:tabs>
+          <w:tab w:val="left" w:pos="916"/>
+          <w:tab w:val="left" w:pos="1832"/>
+          <w:tab w:val="left" w:pos="2748"/>
+          <w:tab w:val="left" w:pos="3664"/>
+          <w:tab w:val="left" w:pos="4580"/>
+          <w:tab w:val="left" w:pos="5496"/>
+          <w:tab w:val="left" w:pos="6412"/>
+          <w:tab w:val="left" w:pos="7328"/>
+          <w:tab w:val="left" w:pos="8244"/>
+          <w:tab w:val="left" w:pos="9160"/>
+          <w:tab w:val="left" w:pos="10076"/>
+          <w:tab w:val="left" w:pos="10992"/>
+          <w:tab w:val="left" w:pos="11908"/>
+          <w:tab w:val="left" w:pos="12824"/>
+          <w:tab w:val="left" w:pos="13740"/>
+          <w:tab w:val="left" w:pos="14656"/>
+        </w:tabs>
+        <w:spacing w:before="20" w:after="20" w:line="360" w:lineRule="atLeast"/>
+        <w:jc w:val="both"/>
+        <w:rPr>
+          <w:rFonts w:ascii="Segoe UI" w:eastAsia="Times New Roman" w:hAnsi="Segoe UI" w:cs="Segoe UI"/>
+          <w:color w:val="000000"/>
+          <w:sz w:val="24"/>
+          <w:szCs w:val="24"/>
+          <w:lang w:eastAsia="en-ID"/>
+        </w:rPr>
+      </w:pPr>
+      <w:r>
+        <w:rPr>
+          <w:rFonts w:ascii="Segoe UI" w:eastAsia="Times New Roman" w:hAnsi="Segoe UI" w:cs="Segoe UI"/>
+          <w:color w:val="000000"/>
+          <w:sz w:val="24"/>
+          <w:szCs w:val="24"/>
+          <w:lang w:eastAsia="en-ID"/>
+        </w:rPr>
+        <w:t>}</w:t>
+      </w:r>
+    </w:p>
+    <w:p>
+      <w:pPr>
+        <w:tabs>
+          <w:tab w:val="left" w:pos="916"/>
+          <w:tab w:val="left" w:pos="1832"/>
+          <w:tab w:val="left" w:pos="2748"/>
+          <w:tab w:val="left" w:pos="3664"/>
+          <w:tab w:val="left" w:pos="4580"/>
+          <w:tab w:val="left" w:pos="5496"/>
+          <w:tab w:val="left" w:pos="6412"/>
+          <w:tab w:val="left" w:pos="7328"/>
+          <w:tab w:val="left" w:pos="8244"/>
+          <w:tab w:val="left" w:pos="9160"/>
+          <w:tab w:val="left" w:pos="10076"/>
+          <w:tab w:val="left" w:pos="10992"/>
+          <w:tab w:val="left" w:pos="11908"/>
+          <w:tab w:val="left" w:pos="12824"/>
+          <w:tab w:val="left" w:pos="13740"/>
+          <w:tab w:val="left" w:pos="14656"/>
+        </w:tabs>
+        <w:spacing w:before="20" w:after="20" w:line="360" w:lineRule="atLeast"/>
+        <w:jc w:val="both"/>
+        <w:rPr>
+          <w:rFonts w:ascii="Segoe UI" w:eastAsia="Times New Roman" w:hAnsi="Segoe UI" w:cs="Segoe UI"/>
+          <w:color w:val="000000"/>
+          <w:sz w:val="24"/>
+          <w:szCs w:val="24"/>
+          <w:lang w:eastAsia="en-ID"/>
+        </w:rPr>
+      </w:pPr>
+      <w:r>
+        <w:rPr>
+          <w:rFonts w:ascii="Segoe UI" w:eastAsia="Times New Roman" w:hAnsi="Segoe UI" w:cs="Segoe UI"/>
+          <w:color w:val="000000"/>
+          <w:sz w:val="24"/>
+          <w:szCs w:val="24"/>
+          <w:lang w:eastAsia="en-ID"/>
+        </w:rPr>
+        <w:t>Benefits of encapsulation</w:t>
       </w:r>
     </w:p>
     <w:p>
@@ -7829,78 +8189,157 @@
           <w:ilvl w:val="0"/>
           <w:numId w:val="1"/>
         </w:numPr>
-        <w:tabs>
-          <w:tab w:val="left" w:pos="916"/>
-          <w:tab w:val="left" w:pos="1832"/>
-          <w:tab w:val="left" w:pos="2748"/>
-          <w:tab w:val="left" w:pos="3664"/>
-          <w:tab w:val="left" w:pos="4580"/>
-          <w:tab w:val="left" w:pos="5496"/>
-          <w:tab w:val="left" w:pos="6412"/>
-          <w:tab w:val="left" w:pos="7328"/>
-          <w:tab w:val="left" w:pos="8244"/>
-          <w:tab w:val="left" w:pos="9160"/>
-          <w:tab w:val="left" w:pos="10076"/>
-          <w:tab w:val="left" w:pos="10992"/>
-          <w:tab w:val="left" w:pos="11908"/>
-          <w:tab w:val="left" w:pos="12824"/>
-          <w:tab w:val="left" w:pos="13740"/>
-          <w:tab w:val="left" w:pos="14656"/>
-        </w:tabs>
-        <w:spacing w:before="20" w:after="20" w:line="360" w:lineRule="atLeast"/>
-        <w:rPr>
-          <w:rFonts w:ascii="Segoe UI" w:hAnsi="Segoe UI" w:cs="Segoe UI"/>
-          <w:color w:val="000000"/>
-          <w:sz w:val="24"/>
-          <w:szCs w:val="24"/>
-        </w:rPr>
-      </w:pPr>
-      <w:r>
-        <w:rPr>
-          <w:rFonts w:ascii="Segoe UI" w:hAnsi="Segoe UI" w:cs="Segoe UI"/>
-          <w:color w:val="000000"/>
-          <w:sz w:val="24"/>
-          <w:szCs w:val="24"/>
-        </w:rPr>
-        <w:t>private methods are useful in certain circumstances.</w:t>
-      </w:r>
-    </w:p>
-    <w:p>
-      <w:pPr>
-        <w:tabs>
-          <w:tab w:val="left" w:pos="916"/>
-          <w:tab w:val="left" w:pos="1832"/>
-          <w:tab w:val="left" w:pos="2748"/>
-          <w:tab w:val="left" w:pos="3664"/>
-          <w:tab w:val="left" w:pos="4580"/>
-          <w:tab w:val="left" w:pos="5496"/>
-          <w:tab w:val="left" w:pos="6412"/>
-          <w:tab w:val="left" w:pos="7328"/>
-          <w:tab w:val="left" w:pos="8244"/>
-          <w:tab w:val="left" w:pos="9160"/>
-          <w:tab w:val="left" w:pos="10076"/>
-          <w:tab w:val="left" w:pos="10992"/>
-          <w:tab w:val="left" w:pos="11908"/>
-          <w:tab w:val="left" w:pos="12824"/>
-          <w:tab w:val="left" w:pos="13740"/>
-          <w:tab w:val="left" w:pos="14656"/>
-        </w:tabs>
-        <w:spacing w:before="20" w:after="20" w:line="360" w:lineRule="atLeast"/>
-        <w:rPr>
-          <w:rFonts w:ascii="Segoe UI" w:hAnsi="Segoe UI" w:cs="Segoe UI"/>
-          <w:color w:val="000000"/>
-          <w:sz w:val="24"/>
-          <w:szCs w:val="24"/>
-        </w:rPr>
-      </w:pPr>
-      <w:r>
-        <w:rPr>
-          <w:rFonts w:ascii="Segoe UI" w:hAnsi="Segoe UI" w:cs="Segoe UI"/>
-          <w:color w:val="000000"/>
-          <w:sz w:val="24"/>
-          <w:szCs w:val="24"/>
-        </w:rPr>
-        <w:t>Final instance fields</w:t>
+        <w:spacing w:before="240" w:after="240" w:line="240" w:lineRule="auto"/>
+        <w:jc w:val="both"/>
+        <w:rPr>
+          <w:rFonts w:ascii="Segoe UI" w:eastAsia="Times New Roman" w:hAnsi="Segoe UI" w:cs="Segoe UI"/>
+          <w:color w:val="000000"/>
+          <w:sz w:val="26"/>
+          <w:szCs w:val="26"/>
+          <w:lang w:eastAsia="en-ID"/>
+        </w:rPr>
+      </w:pPr>
+      <w:r>
+        <w:rPr>
+          <w:rFonts w:ascii="Segoe UI" w:eastAsia="Times New Roman" w:hAnsi="Segoe UI" w:cs="Segoe UI"/>
+          <w:color w:val="000000"/>
+          <w:sz w:val="26"/>
+          <w:szCs w:val="26"/>
+          <w:lang w:eastAsia="en-ID"/>
+        </w:rPr>
+        <w:t>Sometimes, it happens that you want to get and set the value of an instance field. Then you need to supply </w:t>
+      </w:r>
+      <w:r>
+        <w:rPr>
+          <w:rFonts w:ascii="Segoe UI" w:eastAsia="Times New Roman" w:hAnsi="Segoe UI" w:cs="Segoe UI"/>
+          <w:i/>
+          <w:iCs/>
+          <w:color w:val="000000"/>
+          <w:sz w:val="26"/>
+          <w:szCs w:val="26"/>
+          <w:lang w:eastAsia="en-ID"/>
+        </w:rPr>
+        <w:t>three</w:t>
+      </w:r>
+      <w:r>
+        <w:rPr>
+          <w:rFonts w:ascii="Segoe UI" w:eastAsia="Times New Roman" w:hAnsi="Segoe UI" w:cs="Segoe UI"/>
+          <w:color w:val="000000"/>
+          <w:sz w:val="26"/>
+          <w:szCs w:val="26"/>
+          <w:lang w:eastAsia="en-ID"/>
+        </w:rPr>
+        <w:t> items:</w:t>
+      </w:r>
+    </w:p>
+    <w:p>
+      <w:pPr>
+        <w:pStyle w:val="ListParagraph"/>
+        <w:spacing w:before="120" w:after="120" w:line="240" w:lineRule="auto"/>
+        <w:jc w:val="both"/>
+        <w:rPr>
+          <w:rFonts w:ascii="Segoe UI" w:eastAsia="Times New Roman" w:hAnsi="Segoe UI" w:cs="Segoe UI"/>
+          <w:color w:val="000000"/>
+          <w:sz w:val="26"/>
+          <w:szCs w:val="26"/>
+          <w:lang w:eastAsia="en-ID"/>
+        </w:rPr>
+      </w:pPr>
+      <w:r>
+        <w:rPr>
+          <w:rFonts w:ascii="Segoe UI" w:eastAsia="Times New Roman" w:hAnsi="Segoe UI" w:cs="Segoe UI"/>
+          <w:color w:val="000000"/>
+          <w:sz w:val="26"/>
+          <w:szCs w:val="26"/>
+          <w:lang w:eastAsia="en-ID"/>
+        </w:rPr>
+        <w:t>• A private instance field;</w:t>
+      </w:r>
+    </w:p>
+    <w:p>
+      <w:pPr>
+        <w:pStyle w:val="ListParagraph"/>
+        <w:spacing w:before="120" w:after="120" w:line="240" w:lineRule="auto"/>
+        <w:jc w:val="both"/>
+        <w:rPr>
+          <w:rFonts w:ascii="Segoe UI" w:eastAsia="Times New Roman" w:hAnsi="Segoe UI" w:cs="Segoe UI"/>
+          <w:color w:val="000000"/>
+          <w:sz w:val="26"/>
+          <w:szCs w:val="26"/>
+          <w:lang w:eastAsia="en-ID"/>
+        </w:rPr>
+      </w:pPr>
+      <w:r>
+        <w:rPr>
+          <w:rFonts w:ascii="Segoe UI" w:eastAsia="Times New Roman" w:hAnsi="Segoe UI" w:cs="Segoe UI"/>
+          <w:color w:val="000000"/>
+          <w:sz w:val="26"/>
+          <w:szCs w:val="26"/>
+          <w:lang w:eastAsia="en-ID"/>
+        </w:rPr>
+        <w:t>• A public field accessor method; and</w:t>
+      </w:r>
+    </w:p>
+    <w:p>
+      <w:pPr>
+        <w:pStyle w:val="ListParagraph"/>
+        <w:spacing w:before="120" w:after="120" w:line="240" w:lineRule="auto"/>
+        <w:jc w:val="both"/>
+        <w:rPr>
+          <w:rFonts w:ascii="Segoe UI" w:eastAsia="Times New Roman" w:hAnsi="Segoe UI" w:cs="Segoe UI"/>
+          <w:color w:val="000000"/>
+          <w:sz w:val="26"/>
+          <w:szCs w:val="26"/>
+          <w:lang w:eastAsia="en-ID"/>
+        </w:rPr>
+      </w:pPr>
+      <w:r>
+        <w:rPr>
+          <w:rFonts w:ascii="Segoe UI" w:eastAsia="Times New Roman" w:hAnsi="Segoe UI" w:cs="Segoe UI"/>
+          <w:color w:val="000000"/>
+          <w:sz w:val="26"/>
+          <w:szCs w:val="26"/>
+          <w:lang w:eastAsia="en-ID"/>
+        </w:rPr>
+        <w:t>• A public field mutator method.</w:t>
+      </w:r>
+    </w:p>
+    <w:p>
+      <w:pPr>
+        <w:tabs>
+          <w:tab w:val="left" w:pos="916"/>
+          <w:tab w:val="left" w:pos="1832"/>
+          <w:tab w:val="left" w:pos="2748"/>
+          <w:tab w:val="left" w:pos="3664"/>
+          <w:tab w:val="left" w:pos="4580"/>
+          <w:tab w:val="left" w:pos="5496"/>
+          <w:tab w:val="left" w:pos="6412"/>
+          <w:tab w:val="left" w:pos="7328"/>
+          <w:tab w:val="left" w:pos="8244"/>
+          <w:tab w:val="left" w:pos="9160"/>
+          <w:tab w:val="left" w:pos="10076"/>
+          <w:tab w:val="left" w:pos="10992"/>
+          <w:tab w:val="left" w:pos="11908"/>
+          <w:tab w:val="left" w:pos="12824"/>
+          <w:tab w:val="left" w:pos="13740"/>
+          <w:tab w:val="left" w:pos="14656"/>
+        </w:tabs>
+        <w:spacing w:before="20" w:after="20" w:line="360" w:lineRule="atLeast"/>
+        <w:rPr>
+          <w:rFonts w:ascii="Segoe UI" w:hAnsi="Segoe UI" w:cs="Segoe UI"/>
+          <w:color w:val="000000"/>
+          <w:sz w:val="24"/>
+          <w:szCs w:val="24"/>
+        </w:rPr>
+      </w:pPr>
+      <w:r>
+        <w:rPr>
+          <w:rFonts w:ascii="Segoe UI" w:hAnsi="Segoe UI" w:cs="Segoe UI"/>
+          <w:color w:val="000000"/>
+          <w:sz w:val="24"/>
+          <w:szCs w:val="24"/>
+        </w:rPr>
+        <w:t>NOTE</w:t>
       </w:r>
     </w:p>
     <w:p>
@@ -7943,6 +8382,863 @@
           <w:sz w:val="24"/>
           <w:szCs w:val="24"/>
         </w:rPr>
+        <w:t>Be careful not to write accessor methods that return references to mutable objects. </w:t>
+      </w:r>
+    </w:p>
+    <w:p>
+      <w:pPr>
+        <w:pStyle w:val="ListParagraph"/>
+        <w:numPr>
+          <w:ilvl w:val="0"/>
+          <w:numId w:val="1"/>
+        </w:numPr>
+        <w:tabs>
+          <w:tab w:val="left" w:pos="916"/>
+          <w:tab w:val="left" w:pos="1832"/>
+          <w:tab w:val="left" w:pos="2748"/>
+          <w:tab w:val="left" w:pos="3664"/>
+          <w:tab w:val="left" w:pos="4580"/>
+          <w:tab w:val="left" w:pos="5496"/>
+          <w:tab w:val="left" w:pos="6412"/>
+          <w:tab w:val="left" w:pos="7328"/>
+          <w:tab w:val="left" w:pos="8244"/>
+          <w:tab w:val="left" w:pos="9160"/>
+          <w:tab w:val="left" w:pos="10076"/>
+          <w:tab w:val="left" w:pos="10992"/>
+          <w:tab w:val="left" w:pos="11908"/>
+          <w:tab w:val="left" w:pos="12824"/>
+          <w:tab w:val="left" w:pos="13740"/>
+          <w:tab w:val="left" w:pos="14656"/>
+        </w:tabs>
+        <w:spacing w:before="20" w:after="20" w:line="360" w:lineRule="atLeast"/>
+        <w:rPr>
+          <w:rFonts w:ascii="Segoe UI" w:hAnsi="Segoe UI" w:cs="Segoe UI"/>
+          <w:color w:val="000000"/>
+          <w:sz w:val="24"/>
+          <w:szCs w:val="24"/>
+        </w:rPr>
+      </w:pPr>
+      <w:r>
+        <w:rPr>
+          <w:rFonts w:ascii="Segoe UI" w:hAnsi="Segoe UI" w:cs="Segoe UI"/>
+          <w:color w:val="000000"/>
+          <w:sz w:val="24"/>
+          <w:szCs w:val="24"/>
+        </w:rPr>
+        <w:lastRenderedPageBreak/>
+        <w:t>As a rule of thumb, always use </w:t>
+      </w:r>
+      <w:r>
+        <w:rPr>
+          <w:rStyle w:val="HTMLCode"/>
+          <w:rFonts w:ascii="Segoe UI" w:eastAsiaTheme="minorHAnsi" w:hAnsi="Segoe UI" w:cs="Segoe UI"/>
+          <w:color w:val="000000"/>
+          <w:sz w:val="24"/>
+          <w:szCs w:val="24"/>
+        </w:rPr>
+        <w:t>clone</w:t>
+      </w:r>
+      <w:r>
+        <w:rPr>
+          <w:rFonts w:ascii="Segoe UI" w:hAnsi="Segoe UI" w:cs="Segoe UI"/>
+          <w:color w:val="000000"/>
+          <w:sz w:val="24"/>
+          <w:szCs w:val="24"/>
+        </w:rPr>
+        <w:t> whenever you need to return a copy of a mutable field.</w:t>
+      </w:r>
+    </w:p>
+    <w:p>
+      <w:pPr>
+        <w:pStyle w:val="ListParagraph"/>
+        <w:numPr>
+          <w:ilvl w:val="0"/>
+          <w:numId w:val="1"/>
+        </w:numPr>
+        <w:tabs>
+          <w:tab w:val="left" w:pos="916"/>
+          <w:tab w:val="left" w:pos="1832"/>
+          <w:tab w:val="left" w:pos="2748"/>
+          <w:tab w:val="left" w:pos="3664"/>
+          <w:tab w:val="left" w:pos="4580"/>
+          <w:tab w:val="left" w:pos="5496"/>
+          <w:tab w:val="left" w:pos="6412"/>
+          <w:tab w:val="left" w:pos="7328"/>
+          <w:tab w:val="left" w:pos="8244"/>
+          <w:tab w:val="left" w:pos="9160"/>
+          <w:tab w:val="left" w:pos="10076"/>
+          <w:tab w:val="left" w:pos="10992"/>
+          <w:tab w:val="left" w:pos="11908"/>
+          <w:tab w:val="left" w:pos="12824"/>
+          <w:tab w:val="left" w:pos="13740"/>
+          <w:tab w:val="left" w:pos="14656"/>
+        </w:tabs>
+        <w:spacing w:before="20" w:after="20" w:line="360" w:lineRule="atLeast"/>
+        <w:jc w:val="both"/>
+        <w:rPr>
+          <w:rFonts w:ascii="Courier" w:eastAsia="Times New Roman" w:hAnsi="Courier" w:cs="Courier New"/>
+          <w:color w:val="000000"/>
+          <w:sz w:val="26"/>
+          <w:szCs w:val="26"/>
+          <w:lang w:eastAsia="en-ID"/>
+        </w:rPr>
+      </w:pPr>
+      <w:r>
+        <w:rPr>
+          <w:rFonts w:ascii="Courier" w:eastAsia="Times New Roman" w:hAnsi="Courier" w:cs="Courier New"/>
+          <w:color w:val="000000"/>
+          <w:sz w:val="26"/>
+          <w:szCs w:val="26"/>
+          <w:lang w:eastAsia="en-ID"/>
+        </w:rPr>
+        <w:t>class Employee</w:t>
+      </w:r>
+    </w:p>
+    <w:p>
+      <w:pPr>
+        <w:pStyle w:val="ListParagraph"/>
+        <w:tabs>
+          <w:tab w:val="left" w:pos="916"/>
+          <w:tab w:val="left" w:pos="1832"/>
+          <w:tab w:val="left" w:pos="2748"/>
+          <w:tab w:val="left" w:pos="3664"/>
+          <w:tab w:val="left" w:pos="4580"/>
+          <w:tab w:val="left" w:pos="5496"/>
+          <w:tab w:val="left" w:pos="6412"/>
+          <w:tab w:val="left" w:pos="7328"/>
+          <w:tab w:val="left" w:pos="8244"/>
+          <w:tab w:val="left" w:pos="9160"/>
+          <w:tab w:val="left" w:pos="10076"/>
+          <w:tab w:val="left" w:pos="10992"/>
+          <w:tab w:val="left" w:pos="11908"/>
+          <w:tab w:val="left" w:pos="12824"/>
+          <w:tab w:val="left" w:pos="13740"/>
+          <w:tab w:val="left" w:pos="14656"/>
+        </w:tabs>
+        <w:spacing w:before="20" w:after="20" w:line="360" w:lineRule="atLeast"/>
+        <w:jc w:val="both"/>
+        <w:rPr>
+          <w:rFonts w:ascii="Segoe UI" w:eastAsia="Times New Roman" w:hAnsi="Segoe UI" w:cs="Segoe UI"/>
+          <w:color w:val="000000"/>
+          <w:sz w:val="24"/>
+          <w:szCs w:val="24"/>
+          <w:lang w:eastAsia="en-ID"/>
+        </w:rPr>
+      </w:pPr>
+      <w:r>
+        <w:rPr>
+          <w:rFonts w:ascii="Segoe UI" w:eastAsia="Times New Roman" w:hAnsi="Segoe UI" w:cs="Segoe UI"/>
+          <w:color w:val="000000"/>
+          <w:sz w:val="24"/>
+          <w:szCs w:val="24"/>
+          <w:lang w:eastAsia="en-ID"/>
+        </w:rPr>
+        <w:t>{</w:t>
+      </w:r>
+    </w:p>
+    <w:p>
+      <w:pPr>
+        <w:pStyle w:val="ListParagraph"/>
+        <w:tabs>
+          <w:tab w:val="left" w:pos="916"/>
+          <w:tab w:val="left" w:pos="1832"/>
+          <w:tab w:val="left" w:pos="2748"/>
+          <w:tab w:val="left" w:pos="3664"/>
+          <w:tab w:val="left" w:pos="4580"/>
+          <w:tab w:val="left" w:pos="5496"/>
+          <w:tab w:val="left" w:pos="6412"/>
+          <w:tab w:val="left" w:pos="7328"/>
+          <w:tab w:val="left" w:pos="8244"/>
+          <w:tab w:val="left" w:pos="9160"/>
+          <w:tab w:val="left" w:pos="10076"/>
+          <w:tab w:val="left" w:pos="10992"/>
+          <w:tab w:val="left" w:pos="11908"/>
+          <w:tab w:val="left" w:pos="12824"/>
+          <w:tab w:val="left" w:pos="13740"/>
+          <w:tab w:val="left" w:pos="14656"/>
+        </w:tabs>
+        <w:spacing w:before="20" w:after="20" w:line="360" w:lineRule="atLeast"/>
+        <w:jc w:val="both"/>
+        <w:rPr>
+          <w:rFonts w:ascii="Segoe UI" w:eastAsia="Times New Roman" w:hAnsi="Segoe UI" w:cs="Segoe UI"/>
+          <w:color w:val="000000"/>
+          <w:sz w:val="24"/>
+          <w:szCs w:val="24"/>
+          <w:lang w:eastAsia="en-ID"/>
+        </w:rPr>
+      </w:pPr>
+      <w:r>
+        <w:rPr>
+          <w:rFonts w:ascii="Segoe UI" w:eastAsia="Times New Roman" w:hAnsi="Segoe UI" w:cs="Segoe UI"/>
+          <w:color w:val="000000"/>
+          <w:sz w:val="24"/>
+          <w:szCs w:val="24"/>
+          <w:lang w:eastAsia="en-ID"/>
+        </w:rPr>
+        <w:t xml:space="preserve">   private </w:t>
+      </w:r>
+      <w:r>
+        <w:rPr>
+          <w:rFonts w:ascii="Segoe UI" w:eastAsia="Times New Roman" w:hAnsi="Segoe UI" w:cs="Segoe UI"/>
+          <w:b/>
+          <w:bCs/>
+          <w:color w:val="000000"/>
+          <w:sz w:val="24"/>
+          <w:szCs w:val="24"/>
+          <w:lang w:eastAsia="en-ID"/>
+        </w:rPr>
+        <w:t>Date</w:t>
+      </w:r>
+      <w:r>
+        <w:rPr>
+          <w:rFonts w:ascii="Segoe UI" w:eastAsia="Times New Roman" w:hAnsi="Segoe UI" w:cs="Segoe UI"/>
+          <w:color w:val="000000"/>
+          <w:sz w:val="24"/>
+          <w:szCs w:val="24"/>
+          <w:lang w:eastAsia="en-ID"/>
+        </w:rPr>
+        <w:t xml:space="preserve"> </w:t>
+      </w:r>
+      <w:proofErr w:type="spellStart"/>
+      <w:r>
+        <w:rPr>
+          <w:rFonts w:ascii="Segoe UI" w:eastAsia="Times New Roman" w:hAnsi="Segoe UI" w:cs="Segoe UI"/>
+          <w:color w:val="000000"/>
+          <w:sz w:val="24"/>
+          <w:szCs w:val="24"/>
+          <w:lang w:eastAsia="en-ID"/>
+        </w:rPr>
+        <w:t>hireDay</w:t>
+      </w:r>
+      <w:proofErr w:type="spellEnd"/>
+      <w:r>
+        <w:rPr>
+          <w:rFonts w:ascii="Segoe UI" w:eastAsia="Times New Roman" w:hAnsi="Segoe UI" w:cs="Segoe UI"/>
+          <w:color w:val="000000"/>
+          <w:sz w:val="24"/>
+          <w:szCs w:val="24"/>
+          <w:lang w:eastAsia="en-ID"/>
+        </w:rPr>
+        <w:t>;</w:t>
+      </w:r>
+    </w:p>
+    <w:p>
+      <w:pPr>
+        <w:pStyle w:val="ListParagraph"/>
+        <w:tabs>
+          <w:tab w:val="left" w:pos="916"/>
+          <w:tab w:val="left" w:pos="1832"/>
+          <w:tab w:val="left" w:pos="2748"/>
+          <w:tab w:val="left" w:pos="3664"/>
+          <w:tab w:val="left" w:pos="4580"/>
+          <w:tab w:val="left" w:pos="5496"/>
+          <w:tab w:val="left" w:pos="6412"/>
+          <w:tab w:val="left" w:pos="7328"/>
+          <w:tab w:val="left" w:pos="8244"/>
+          <w:tab w:val="left" w:pos="9160"/>
+          <w:tab w:val="left" w:pos="10076"/>
+          <w:tab w:val="left" w:pos="10992"/>
+          <w:tab w:val="left" w:pos="11908"/>
+          <w:tab w:val="left" w:pos="12824"/>
+          <w:tab w:val="left" w:pos="13740"/>
+          <w:tab w:val="left" w:pos="14656"/>
+        </w:tabs>
+        <w:spacing w:before="20" w:after="20" w:line="360" w:lineRule="atLeast"/>
+        <w:jc w:val="both"/>
+        <w:rPr>
+          <w:rFonts w:ascii="Segoe UI" w:eastAsia="Times New Roman" w:hAnsi="Segoe UI" w:cs="Segoe UI"/>
+          <w:color w:val="000000"/>
+          <w:sz w:val="24"/>
+          <w:szCs w:val="24"/>
+          <w:lang w:eastAsia="en-ID"/>
+        </w:rPr>
+      </w:pPr>
+      <w:r>
+        <w:rPr>
+          <w:rFonts w:ascii="Segoe UI" w:eastAsia="Times New Roman" w:hAnsi="Segoe UI" w:cs="Segoe UI"/>
+          <w:color w:val="000000"/>
+          <w:sz w:val="24"/>
+          <w:szCs w:val="24"/>
+          <w:lang w:eastAsia="en-ID"/>
+        </w:rPr>
+        <w:t>   . . .</w:t>
+      </w:r>
+    </w:p>
+    <w:p>
+      <w:pPr>
+        <w:pStyle w:val="ListParagraph"/>
+        <w:tabs>
+          <w:tab w:val="left" w:pos="916"/>
+          <w:tab w:val="left" w:pos="1832"/>
+          <w:tab w:val="left" w:pos="2748"/>
+          <w:tab w:val="left" w:pos="3664"/>
+          <w:tab w:val="left" w:pos="4580"/>
+          <w:tab w:val="left" w:pos="5496"/>
+          <w:tab w:val="left" w:pos="6412"/>
+          <w:tab w:val="left" w:pos="7328"/>
+          <w:tab w:val="left" w:pos="8244"/>
+          <w:tab w:val="left" w:pos="9160"/>
+          <w:tab w:val="left" w:pos="10076"/>
+          <w:tab w:val="left" w:pos="10992"/>
+          <w:tab w:val="left" w:pos="11908"/>
+          <w:tab w:val="left" w:pos="12824"/>
+          <w:tab w:val="left" w:pos="13740"/>
+          <w:tab w:val="left" w:pos="14656"/>
+        </w:tabs>
+        <w:spacing w:before="20" w:after="20" w:line="360" w:lineRule="atLeast"/>
+        <w:jc w:val="both"/>
+        <w:rPr>
+          <w:rFonts w:ascii="Segoe UI" w:eastAsia="Times New Roman" w:hAnsi="Segoe UI" w:cs="Segoe UI"/>
+          <w:color w:val="000000"/>
+          <w:sz w:val="24"/>
+          <w:szCs w:val="24"/>
+          <w:lang w:eastAsia="en-ID"/>
+        </w:rPr>
+      </w:pPr>
+      <w:r>
+        <w:rPr>
+          <w:rFonts w:ascii="Segoe UI" w:eastAsia="Times New Roman" w:hAnsi="Segoe UI" w:cs="Segoe UI"/>
+          <w:color w:val="000000"/>
+          <w:sz w:val="24"/>
+          <w:szCs w:val="24"/>
+          <w:lang w:eastAsia="en-ID"/>
+        </w:rPr>
+        <w:t xml:space="preserve">   public </w:t>
+      </w:r>
+      <w:r>
+        <w:rPr>
+          <w:rFonts w:ascii="Segoe UI" w:eastAsia="Times New Roman" w:hAnsi="Segoe UI" w:cs="Segoe UI"/>
+          <w:b/>
+          <w:bCs/>
+          <w:color w:val="000000"/>
+          <w:sz w:val="24"/>
+          <w:szCs w:val="24"/>
+          <w:lang w:eastAsia="en-ID"/>
+        </w:rPr>
+        <w:t>Date</w:t>
+      </w:r>
+      <w:r>
+        <w:rPr>
+          <w:rFonts w:ascii="Segoe UI" w:eastAsia="Times New Roman" w:hAnsi="Segoe UI" w:cs="Segoe UI"/>
+          <w:color w:val="000000"/>
+          <w:sz w:val="24"/>
+          <w:szCs w:val="24"/>
+          <w:lang w:eastAsia="en-ID"/>
+        </w:rPr>
+        <w:t xml:space="preserve"> </w:t>
+      </w:r>
+      <w:proofErr w:type="spellStart"/>
+      <w:proofErr w:type="gramStart"/>
+      <w:r>
+        <w:rPr>
+          <w:rFonts w:ascii="Segoe UI" w:eastAsia="Times New Roman" w:hAnsi="Segoe UI" w:cs="Segoe UI"/>
+          <w:color w:val="000000"/>
+          <w:sz w:val="24"/>
+          <w:szCs w:val="24"/>
+          <w:lang w:eastAsia="en-ID"/>
+        </w:rPr>
+        <w:t>getHireDay</w:t>
+      </w:r>
+      <w:proofErr w:type="spellEnd"/>
+      <w:r>
+        <w:rPr>
+          <w:rFonts w:ascii="Segoe UI" w:eastAsia="Times New Roman" w:hAnsi="Segoe UI" w:cs="Segoe UI"/>
+          <w:color w:val="000000"/>
+          <w:sz w:val="24"/>
+          <w:szCs w:val="24"/>
+          <w:lang w:eastAsia="en-ID"/>
+        </w:rPr>
+        <w:t>(</w:t>
+      </w:r>
+      <w:proofErr w:type="gramEnd"/>
+      <w:r>
+        <w:rPr>
+          <w:rFonts w:ascii="Segoe UI" w:eastAsia="Times New Roman" w:hAnsi="Segoe UI" w:cs="Segoe UI"/>
+          <w:color w:val="000000"/>
+          <w:sz w:val="24"/>
+          <w:szCs w:val="24"/>
+          <w:lang w:eastAsia="en-ID"/>
+        </w:rPr>
+        <w:t>)</w:t>
+      </w:r>
+    </w:p>
+    <w:p>
+      <w:pPr>
+        <w:pStyle w:val="ListParagraph"/>
+        <w:tabs>
+          <w:tab w:val="left" w:pos="916"/>
+          <w:tab w:val="left" w:pos="1832"/>
+          <w:tab w:val="left" w:pos="2748"/>
+          <w:tab w:val="left" w:pos="3664"/>
+          <w:tab w:val="left" w:pos="4580"/>
+          <w:tab w:val="left" w:pos="5496"/>
+          <w:tab w:val="left" w:pos="6412"/>
+          <w:tab w:val="left" w:pos="7328"/>
+          <w:tab w:val="left" w:pos="8244"/>
+          <w:tab w:val="left" w:pos="9160"/>
+          <w:tab w:val="left" w:pos="10076"/>
+          <w:tab w:val="left" w:pos="10992"/>
+          <w:tab w:val="left" w:pos="11908"/>
+          <w:tab w:val="left" w:pos="12824"/>
+          <w:tab w:val="left" w:pos="13740"/>
+          <w:tab w:val="left" w:pos="14656"/>
+        </w:tabs>
+        <w:spacing w:before="20" w:after="20" w:line="360" w:lineRule="atLeast"/>
+        <w:jc w:val="both"/>
+        <w:rPr>
+          <w:rFonts w:ascii="Segoe UI" w:eastAsia="Times New Roman" w:hAnsi="Segoe UI" w:cs="Segoe UI"/>
+          <w:color w:val="000000"/>
+          <w:sz w:val="24"/>
+          <w:szCs w:val="24"/>
+          <w:lang w:eastAsia="en-ID"/>
+        </w:rPr>
+      </w:pPr>
+      <w:r>
+        <w:rPr>
+          <w:rFonts w:ascii="Segoe UI" w:eastAsia="Times New Roman" w:hAnsi="Segoe UI" w:cs="Segoe UI"/>
+          <w:color w:val="000000"/>
+          <w:sz w:val="24"/>
+          <w:szCs w:val="24"/>
+          <w:lang w:eastAsia="en-ID"/>
+        </w:rPr>
+        <w:t>   {</w:t>
+      </w:r>
+    </w:p>
+    <w:p>
+      <w:pPr>
+        <w:pStyle w:val="ListParagraph"/>
+        <w:tabs>
+          <w:tab w:val="left" w:pos="916"/>
+          <w:tab w:val="left" w:pos="1832"/>
+          <w:tab w:val="left" w:pos="2748"/>
+          <w:tab w:val="left" w:pos="3664"/>
+          <w:tab w:val="left" w:pos="4580"/>
+          <w:tab w:val="left" w:pos="5496"/>
+          <w:tab w:val="left" w:pos="6412"/>
+          <w:tab w:val="left" w:pos="7328"/>
+          <w:tab w:val="left" w:pos="8244"/>
+          <w:tab w:val="left" w:pos="9160"/>
+          <w:tab w:val="left" w:pos="10076"/>
+          <w:tab w:val="left" w:pos="10992"/>
+          <w:tab w:val="left" w:pos="11908"/>
+          <w:tab w:val="left" w:pos="12824"/>
+          <w:tab w:val="left" w:pos="13740"/>
+          <w:tab w:val="left" w:pos="14656"/>
+        </w:tabs>
+        <w:spacing w:before="20" w:after="20" w:line="360" w:lineRule="atLeast"/>
+        <w:jc w:val="both"/>
+        <w:rPr>
+          <w:rFonts w:ascii="Segoe UI" w:eastAsia="Times New Roman" w:hAnsi="Segoe UI" w:cs="Segoe UI"/>
+          <w:color w:val="000000"/>
+          <w:sz w:val="24"/>
+          <w:szCs w:val="24"/>
+          <w:lang w:eastAsia="en-ID"/>
+        </w:rPr>
+      </w:pPr>
+      <w:r>
+        <w:rPr>
+          <w:rFonts w:ascii="Segoe UI" w:eastAsia="Times New Roman" w:hAnsi="Segoe UI" w:cs="Segoe UI"/>
+          <w:color w:val="000000"/>
+          <w:sz w:val="24"/>
+          <w:szCs w:val="24"/>
+          <w:lang w:eastAsia="en-ID"/>
+        </w:rPr>
+        <w:t xml:space="preserve">      return </w:t>
+      </w:r>
+      <w:proofErr w:type="spellStart"/>
+      <w:r>
+        <w:rPr>
+          <w:rFonts w:ascii="Segoe UI" w:eastAsia="Times New Roman" w:hAnsi="Segoe UI" w:cs="Segoe UI"/>
+          <w:color w:val="000000"/>
+          <w:sz w:val="24"/>
+          <w:szCs w:val="24"/>
+          <w:lang w:eastAsia="en-ID"/>
+        </w:rPr>
+        <w:t>hireDay</w:t>
+      </w:r>
+      <w:proofErr w:type="spellEnd"/>
+      <w:r>
+        <w:rPr>
+          <w:rFonts w:ascii="Segoe UI" w:eastAsia="Times New Roman" w:hAnsi="Segoe UI" w:cs="Segoe UI"/>
+          <w:color w:val="000000"/>
+          <w:sz w:val="24"/>
+          <w:szCs w:val="24"/>
+          <w:lang w:eastAsia="en-ID"/>
+        </w:rPr>
+        <w:t>; // BAD</w:t>
+      </w:r>
+    </w:p>
+    <w:p>
+      <w:pPr>
+        <w:pStyle w:val="ListParagraph"/>
+        <w:tabs>
+          <w:tab w:val="left" w:pos="916"/>
+          <w:tab w:val="left" w:pos="1832"/>
+          <w:tab w:val="left" w:pos="2748"/>
+          <w:tab w:val="left" w:pos="3664"/>
+          <w:tab w:val="left" w:pos="4580"/>
+          <w:tab w:val="left" w:pos="5496"/>
+          <w:tab w:val="left" w:pos="6412"/>
+          <w:tab w:val="left" w:pos="7328"/>
+          <w:tab w:val="left" w:pos="8244"/>
+          <w:tab w:val="left" w:pos="9160"/>
+          <w:tab w:val="left" w:pos="10076"/>
+          <w:tab w:val="left" w:pos="10992"/>
+          <w:tab w:val="left" w:pos="11908"/>
+          <w:tab w:val="left" w:pos="12824"/>
+          <w:tab w:val="left" w:pos="13740"/>
+          <w:tab w:val="left" w:pos="14656"/>
+        </w:tabs>
+        <w:spacing w:before="20" w:after="20" w:line="360" w:lineRule="atLeast"/>
+        <w:jc w:val="both"/>
+        <w:rPr>
+          <w:rFonts w:ascii="Segoe UI" w:eastAsia="Times New Roman" w:hAnsi="Segoe UI" w:cs="Segoe UI"/>
+          <w:color w:val="000000"/>
+          <w:sz w:val="24"/>
+          <w:szCs w:val="24"/>
+          <w:lang w:eastAsia="en-ID"/>
+        </w:rPr>
+      </w:pPr>
+      <w:r>
+        <w:rPr>
+          <w:rFonts w:ascii="Segoe UI" w:eastAsia="Times New Roman" w:hAnsi="Segoe UI" w:cs="Segoe UI"/>
+          <w:color w:val="000000"/>
+          <w:sz w:val="24"/>
+          <w:szCs w:val="24"/>
+          <w:lang w:eastAsia="en-ID"/>
+        </w:rPr>
+        <w:t>   }</w:t>
+      </w:r>
+    </w:p>
+    <w:p>
+      <w:pPr>
+        <w:pStyle w:val="ListParagraph"/>
+        <w:tabs>
+          <w:tab w:val="left" w:pos="916"/>
+          <w:tab w:val="left" w:pos="1832"/>
+          <w:tab w:val="left" w:pos="2748"/>
+          <w:tab w:val="left" w:pos="3664"/>
+          <w:tab w:val="left" w:pos="4580"/>
+          <w:tab w:val="left" w:pos="5496"/>
+          <w:tab w:val="left" w:pos="6412"/>
+          <w:tab w:val="left" w:pos="7328"/>
+          <w:tab w:val="left" w:pos="8244"/>
+          <w:tab w:val="left" w:pos="9160"/>
+          <w:tab w:val="left" w:pos="10076"/>
+          <w:tab w:val="left" w:pos="10992"/>
+          <w:tab w:val="left" w:pos="11908"/>
+          <w:tab w:val="left" w:pos="12824"/>
+          <w:tab w:val="left" w:pos="13740"/>
+          <w:tab w:val="left" w:pos="14656"/>
+        </w:tabs>
+        <w:spacing w:before="20" w:after="20" w:line="360" w:lineRule="atLeast"/>
+        <w:jc w:val="both"/>
+        <w:rPr>
+          <w:rFonts w:ascii="Segoe UI" w:eastAsia="Times New Roman" w:hAnsi="Segoe UI" w:cs="Segoe UI"/>
+          <w:color w:val="000000"/>
+          <w:sz w:val="24"/>
+          <w:szCs w:val="24"/>
+          <w:lang w:eastAsia="en-ID"/>
+        </w:rPr>
+      </w:pPr>
+      <w:r>
+        <w:rPr>
+          <w:rFonts w:ascii="Segoe UI" w:eastAsia="Times New Roman" w:hAnsi="Segoe UI" w:cs="Segoe UI"/>
+          <w:color w:val="000000"/>
+          <w:sz w:val="24"/>
+          <w:szCs w:val="24"/>
+          <w:lang w:eastAsia="en-ID"/>
+        </w:rPr>
+        <w:t>   . . .</w:t>
+      </w:r>
+    </w:p>
+    <w:p>
+      <w:pPr>
+        <w:pStyle w:val="ListParagraph"/>
+        <w:tabs>
+          <w:tab w:val="left" w:pos="916"/>
+          <w:tab w:val="left" w:pos="1832"/>
+          <w:tab w:val="left" w:pos="2748"/>
+          <w:tab w:val="left" w:pos="3664"/>
+          <w:tab w:val="left" w:pos="4580"/>
+          <w:tab w:val="left" w:pos="5496"/>
+          <w:tab w:val="left" w:pos="6412"/>
+          <w:tab w:val="left" w:pos="7328"/>
+          <w:tab w:val="left" w:pos="8244"/>
+          <w:tab w:val="left" w:pos="9160"/>
+          <w:tab w:val="left" w:pos="10076"/>
+          <w:tab w:val="left" w:pos="10992"/>
+          <w:tab w:val="left" w:pos="11908"/>
+          <w:tab w:val="left" w:pos="12824"/>
+          <w:tab w:val="left" w:pos="13740"/>
+          <w:tab w:val="left" w:pos="14656"/>
+        </w:tabs>
+        <w:spacing w:before="20" w:after="20" w:line="360" w:lineRule="atLeast"/>
+        <w:jc w:val="both"/>
+        <w:rPr>
+          <w:rFonts w:ascii="Segoe UI" w:eastAsia="Times New Roman" w:hAnsi="Segoe UI" w:cs="Segoe UI"/>
+          <w:color w:val="000000"/>
+          <w:sz w:val="24"/>
+          <w:szCs w:val="24"/>
+          <w:lang w:eastAsia="en-ID"/>
+        </w:rPr>
+      </w:pPr>
+      <w:r>
+        <w:rPr>
+          <w:rFonts w:ascii="Segoe UI" w:eastAsia="Times New Roman" w:hAnsi="Segoe UI" w:cs="Segoe UI"/>
+          <w:color w:val="000000"/>
+          <w:sz w:val="24"/>
+          <w:szCs w:val="24"/>
+          <w:lang w:eastAsia="en-ID"/>
+        </w:rPr>
+        <w:t>}</w:t>
+      </w:r>
+    </w:p>
+    <w:p>
+      <w:pPr>
+        <w:tabs>
+          <w:tab w:val="left" w:pos="916"/>
+          <w:tab w:val="left" w:pos="1832"/>
+          <w:tab w:val="left" w:pos="2748"/>
+          <w:tab w:val="left" w:pos="3664"/>
+          <w:tab w:val="left" w:pos="4580"/>
+          <w:tab w:val="left" w:pos="5496"/>
+          <w:tab w:val="left" w:pos="6412"/>
+          <w:tab w:val="left" w:pos="7328"/>
+          <w:tab w:val="left" w:pos="8244"/>
+          <w:tab w:val="left" w:pos="9160"/>
+          <w:tab w:val="left" w:pos="10076"/>
+          <w:tab w:val="left" w:pos="10992"/>
+          <w:tab w:val="left" w:pos="11908"/>
+          <w:tab w:val="left" w:pos="12824"/>
+          <w:tab w:val="left" w:pos="13740"/>
+          <w:tab w:val="left" w:pos="14656"/>
+        </w:tabs>
+        <w:spacing w:before="20" w:after="20" w:line="360" w:lineRule="atLeast"/>
+        <w:jc w:val="both"/>
+        <w:rPr>
+          <w:rFonts w:ascii="Segoe UI" w:eastAsia="Times New Roman" w:hAnsi="Segoe UI" w:cs="Segoe UI"/>
+          <w:color w:val="000000"/>
+          <w:sz w:val="24"/>
+          <w:szCs w:val="24"/>
+          <w:lang w:eastAsia="en-ID"/>
+        </w:rPr>
+      </w:pPr>
+      <w:r>
+        <w:rPr>
+          <w:rFonts w:ascii="Segoe UI" w:eastAsia="Times New Roman" w:hAnsi="Segoe UI" w:cs="Segoe UI"/>
+          <w:color w:val="000000"/>
+          <w:sz w:val="24"/>
+          <w:szCs w:val="24"/>
+          <w:lang w:eastAsia="en-ID"/>
+        </w:rPr>
+        <w:t>Private fields</w:t>
+      </w:r>
+    </w:p>
+    <w:p>
+      <w:pPr>
+        <w:pStyle w:val="ListParagraph"/>
+        <w:numPr>
+          <w:ilvl w:val="0"/>
+          <w:numId w:val="1"/>
+        </w:numPr>
+        <w:tabs>
+          <w:tab w:val="left" w:pos="916"/>
+          <w:tab w:val="left" w:pos="1832"/>
+          <w:tab w:val="left" w:pos="2748"/>
+          <w:tab w:val="left" w:pos="3664"/>
+          <w:tab w:val="left" w:pos="4580"/>
+          <w:tab w:val="left" w:pos="5496"/>
+          <w:tab w:val="left" w:pos="6412"/>
+          <w:tab w:val="left" w:pos="7328"/>
+          <w:tab w:val="left" w:pos="8244"/>
+          <w:tab w:val="left" w:pos="9160"/>
+          <w:tab w:val="left" w:pos="10076"/>
+          <w:tab w:val="left" w:pos="10992"/>
+          <w:tab w:val="left" w:pos="11908"/>
+          <w:tab w:val="left" w:pos="12824"/>
+          <w:tab w:val="left" w:pos="13740"/>
+          <w:tab w:val="left" w:pos="14656"/>
+        </w:tabs>
+        <w:spacing w:before="20" w:after="20" w:line="360" w:lineRule="atLeast"/>
+        <w:jc w:val="both"/>
+        <w:rPr>
+          <w:rFonts w:ascii="Segoe UI" w:eastAsia="Times New Roman" w:hAnsi="Segoe UI" w:cs="Segoe UI"/>
+          <w:color w:val="000000"/>
+          <w:sz w:val="24"/>
+          <w:szCs w:val="24"/>
+          <w:lang w:eastAsia="en-ID"/>
+        </w:rPr>
+      </w:pPr>
+      <w:r>
+        <w:rPr>
+          <w:rFonts w:ascii="Segoe UI" w:hAnsi="Segoe UI" w:cs="Segoe UI"/>
+          <w:color w:val="000000"/>
+          <w:sz w:val="26"/>
+          <w:szCs w:val="26"/>
+        </w:rPr>
+        <w:t>When implementing a class, we make all instance fields private because public data are dangerous.</w:t>
+      </w:r>
+    </w:p>
+    <w:p>
+      <w:pPr>
+        <w:tabs>
+          <w:tab w:val="left" w:pos="916"/>
+          <w:tab w:val="left" w:pos="1832"/>
+          <w:tab w:val="left" w:pos="2748"/>
+          <w:tab w:val="left" w:pos="3664"/>
+          <w:tab w:val="left" w:pos="4580"/>
+          <w:tab w:val="left" w:pos="5496"/>
+          <w:tab w:val="left" w:pos="6412"/>
+          <w:tab w:val="left" w:pos="7328"/>
+          <w:tab w:val="left" w:pos="8244"/>
+          <w:tab w:val="left" w:pos="9160"/>
+          <w:tab w:val="left" w:pos="10076"/>
+          <w:tab w:val="left" w:pos="10992"/>
+          <w:tab w:val="left" w:pos="11908"/>
+          <w:tab w:val="left" w:pos="12824"/>
+          <w:tab w:val="left" w:pos="13740"/>
+          <w:tab w:val="left" w:pos="14656"/>
+        </w:tabs>
+        <w:spacing w:before="20" w:after="20" w:line="360" w:lineRule="atLeast"/>
+        <w:rPr>
+          <w:rFonts w:ascii="Segoe UI" w:hAnsi="Segoe UI" w:cs="Segoe UI"/>
+          <w:color w:val="000000"/>
+          <w:sz w:val="24"/>
+          <w:szCs w:val="24"/>
+        </w:rPr>
+      </w:pPr>
+      <w:r>
+        <w:rPr>
+          <w:rFonts w:ascii="Segoe UI" w:hAnsi="Segoe UI" w:cs="Segoe UI"/>
+          <w:color w:val="000000"/>
+          <w:sz w:val="24"/>
+          <w:szCs w:val="24"/>
+        </w:rPr>
+        <w:t>Private methods</w:t>
+      </w:r>
+    </w:p>
+    <w:p>
+      <w:pPr>
+        <w:pStyle w:val="ListParagraph"/>
+        <w:numPr>
+          <w:ilvl w:val="0"/>
+          <w:numId w:val="1"/>
+        </w:numPr>
+        <w:tabs>
+          <w:tab w:val="left" w:pos="916"/>
+          <w:tab w:val="left" w:pos="1832"/>
+          <w:tab w:val="left" w:pos="2748"/>
+          <w:tab w:val="left" w:pos="3664"/>
+          <w:tab w:val="left" w:pos="4580"/>
+          <w:tab w:val="left" w:pos="5496"/>
+          <w:tab w:val="left" w:pos="6412"/>
+          <w:tab w:val="left" w:pos="7328"/>
+          <w:tab w:val="left" w:pos="8244"/>
+          <w:tab w:val="left" w:pos="9160"/>
+          <w:tab w:val="left" w:pos="10076"/>
+          <w:tab w:val="left" w:pos="10992"/>
+          <w:tab w:val="left" w:pos="11908"/>
+          <w:tab w:val="left" w:pos="12824"/>
+          <w:tab w:val="left" w:pos="13740"/>
+          <w:tab w:val="left" w:pos="14656"/>
+        </w:tabs>
+        <w:spacing w:before="20" w:after="20" w:line="360" w:lineRule="atLeast"/>
+        <w:rPr>
+          <w:rFonts w:ascii="Segoe UI" w:hAnsi="Segoe UI" w:cs="Segoe UI"/>
+          <w:color w:val="000000"/>
+          <w:sz w:val="24"/>
+          <w:szCs w:val="24"/>
+        </w:rPr>
+      </w:pPr>
+      <w:r>
+        <w:rPr>
+          <w:rFonts w:ascii="Segoe UI" w:hAnsi="Segoe UI" w:cs="Segoe UI"/>
+          <w:color w:val="000000"/>
+          <w:sz w:val="24"/>
+          <w:szCs w:val="24"/>
+        </w:rPr>
+        <w:t>private methods are useful in certain circumstances.</w:t>
+      </w:r>
+    </w:p>
+    <w:p>
+      <w:pPr>
+        <w:tabs>
+          <w:tab w:val="left" w:pos="916"/>
+          <w:tab w:val="left" w:pos="1832"/>
+          <w:tab w:val="left" w:pos="2748"/>
+          <w:tab w:val="left" w:pos="3664"/>
+          <w:tab w:val="left" w:pos="4580"/>
+          <w:tab w:val="left" w:pos="5496"/>
+          <w:tab w:val="left" w:pos="6412"/>
+          <w:tab w:val="left" w:pos="7328"/>
+          <w:tab w:val="left" w:pos="8244"/>
+          <w:tab w:val="left" w:pos="9160"/>
+          <w:tab w:val="left" w:pos="10076"/>
+          <w:tab w:val="left" w:pos="10992"/>
+          <w:tab w:val="left" w:pos="11908"/>
+          <w:tab w:val="left" w:pos="12824"/>
+          <w:tab w:val="left" w:pos="13740"/>
+          <w:tab w:val="left" w:pos="14656"/>
+        </w:tabs>
+        <w:spacing w:before="20" w:after="20" w:line="360" w:lineRule="atLeast"/>
+        <w:rPr>
+          <w:rFonts w:ascii="Segoe UI" w:hAnsi="Segoe UI" w:cs="Segoe UI"/>
+          <w:color w:val="000000"/>
+          <w:sz w:val="24"/>
+          <w:szCs w:val="24"/>
+        </w:rPr>
+      </w:pPr>
+      <w:r>
+        <w:rPr>
+          <w:rFonts w:ascii="Segoe UI" w:hAnsi="Segoe UI" w:cs="Segoe UI"/>
+          <w:color w:val="000000"/>
+          <w:sz w:val="24"/>
+          <w:szCs w:val="24"/>
+        </w:rPr>
+        <w:t>Final instance fields</w:t>
+      </w:r>
+    </w:p>
+    <w:p>
+      <w:pPr>
+        <w:pStyle w:val="ListParagraph"/>
+        <w:numPr>
+          <w:ilvl w:val="0"/>
+          <w:numId w:val="1"/>
+        </w:numPr>
+        <w:tabs>
+          <w:tab w:val="left" w:pos="916"/>
+          <w:tab w:val="left" w:pos="1832"/>
+          <w:tab w:val="left" w:pos="2748"/>
+          <w:tab w:val="left" w:pos="3664"/>
+          <w:tab w:val="left" w:pos="4580"/>
+          <w:tab w:val="left" w:pos="5496"/>
+          <w:tab w:val="left" w:pos="6412"/>
+          <w:tab w:val="left" w:pos="7328"/>
+          <w:tab w:val="left" w:pos="8244"/>
+          <w:tab w:val="left" w:pos="9160"/>
+          <w:tab w:val="left" w:pos="10076"/>
+          <w:tab w:val="left" w:pos="10992"/>
+          <w:tab w:val="left" w:pos="11908"/>
+          <w:tab w:val="left" w:pos="12824"/>
+          <w:tab w:val="left" w:pos="13740"/>
+          <w:tab w:val="left" w:pos="14656"/>
+        </w:tabs>
+        <w:spacing w:before="20" w:after="20" w:line="360" w:lineRule="atLeast"/>
+        <w:rPr>
+          <w:rFonts w:ascii="Segoe UI" w:hAnsi="Segoe UI" w:cs="Segoe UI"/>
+          <w:color w:val="000000"/>
+          <w:sz w:val="24"/>
+          <w:szCs w:val="24"/>
+        </w:rPr>
+      </w:pPr>
+      <w:r>
+        <w:rPr>
+          <w:rFonts w:ascii="Segoe UI" w:hAnsi="Segoe UI" w:cs="Segoe UI"/>
+          <w:color w:val="000000"/>
+          <w:sz w:val="24"/>
+          <w:szCs w:val="24"/>
+        </w:rPr>
         <w:t>the field may not be modified again.</w:t>
       </w:r>
     </w:p>
@@ -8066,10 +9362,29 @@
         <w:rPr>
           <w:rFonts w:ascii="Segoe UI" w:hAnsi="Segoe UI" w:cs="Segoe UI"/>
           <w:color w:val="000000"/>
-          <w:sz w:val="24"/>
-          <w:szCs w:val="24"/>
-        </w:rPr>
-        <w:t xml:space="preserve">The static keyword in Java is mainly used for memory management. </w:t>
+          <w:sz w:val="26"/>
+          <w:szCs w:val="26"/>
+        </w:rPr>
+        <w:t>If you define a field as </w:t>
+      </w:r>
+      <w:r>
+        <w:rPr>
+          <w:rStyle w:val="HTMLCode"/>
+          <w:rFonts w:ascii="Courier" w:eastAsiaTheme="minorHAnsi" w:hAnsi="Courier"/>
+          <w:color w:val="000000"/>
+          <w:sz w:val="26"/>
+          <w:szCs w:val="26"/>
+        </w:rPr>
+        <w:t>static</w:t>
+      </w:r>
+      <w:r>
+        <w:rPr>
+          <w:rFonts w:ascii="Segoe UI" w:hAnsi="Segoe UI" w:cs="Segoe UI"/>
+          <w:color w:val="000000"/>
+          <w:sz w:val="26"/>
+          <w:szCs w:val="26"/>
+        </w:rPr>
+        <w:t>, then the field is not present in the objects of the class.</w:t>
       </w:r>
     </w:p>
     <w:p>
@@ -8109,10 +9424,10 @@
         <w:rPr>
           <w:rFonts w:ascii="Segoe UI" w:hAnsi="Segoe UI" w:cs="Segoe UI"/>
           <w:color w:val="000000"/>
-          <w:sz w:val="24"/>
-          <w:szCs w:val="24"/>
-        </w:rPr>
-        <w:t>Static keyword used to share the same variable or method of a given class</w:t>
+          <w:sz w:val="26"/>
+          <w:szCs w:val="26"/>
+        </w:rPr>
+        <w:t>You can think of static fields as belonging to the class, not to the individual objects.</w:t>
       </w:r>
     </w:p>
     <w:p>
@@ -8235,102 +9550,14 @@
           <w:szCs w:val="24"/>
         </w:rPr>
       </w:pPr>
-    </w:p>
-    <w:p>
-      <w:pPr>
-        <w:tabs>
-          <w:tab w:val="left" w:pos="916"/>
-          <w:tab w:val="left" w:pos="1832"/>
-          <w:tab w:val="left" w:pos="2748"/>
-          <w:tab w:val="left" w:pos="3664"/>
-          <w:tab w:val="left" w:pos="4580"/>
-          <w:tab w:val="left" w:pos="5496"/>
-          <w:tab w:val="left" w:pos="6412"/>
-          <w:tab w:val="left" w:pos="7328"/>
-          <w:tab w:val="left" w:pos="8244"/>
-          <w:tab w:val="left" w:pos="9160"/>
-          <w:tab w:val="left" w:pos="10076"/>
-          <w:tab w:val="left" w:pos="10992"/>
-          <w:tab w:val="left" w:pos="11908"/>
-          <w:tab w:val="left" w:pos="12824"/>
-          <w:tab w:val="left" w:pos="13740"/>
-          <w:tab w:val="left" w:pos="14656"/>
-        </w:tabs>
-        <w:spacing w:before="20" w:after="20" w:line="360" w:lineRule="atLeast"/>
-        <w:rPr>
-          <w:rFonts w:ascii="Segoe UI" w:hAnsi="Segoe UI" w:cs="Segoe UI"/>
-          <w:color w:val="000000"/>
-          <w:sz w:val="24"/>
-          <w:szCs w:val="24"/>
-        </w:rPr>
-      </w:pPr>
-    </w:p>
-    <w:p>
-      <w:pPr>
-        <w:tabs>
-          <w:tab w:val="left" w:pos="916"/>
-          <w:tab w:val="left" w:pos="1832"/>
-          <w:tab w:val="left" w:pos="2748"/>
-          <w:tab w:val="left" w:pos="3664"/>
-          <w:tab w:val="left" w:pos="4580"/>
-          <w:tab w:val="left" w:pos="5496"/>
-          <w:tab w:val="left" w:pos="6412"/>
-          <w:tab w:val="left" w:pos="7328"/>
-          <w:tab w:val="left" w:pos="8244"/>
-          <w:tab w:val="left" w:pos="9160"/>
-          <w:tab w:val="left" w:pos="10076"/>
-          <w:tab w:val="left" w:pos="10992"/>
-          <w:tab w:val="left" w:pos="11908"/>
-          <w:tab w:val="left" w:pos="12824"/>
-          <w:tab w:val="left" w:pos="13740"/>
-          <w:tab w:val="left" w:pos="14656"/>
-        </w:tabs>
-        <w:spacing w:before="20" w:after="20" w:line="360" w:lineRule="atLeast"/>
-        <w:rPr>
-          <w:rFonts w:ascii="Segoe UI" w:hAnsi="Segoe UI" w:cs="Segoe UI"/>
-          <w:color w:val="000000"/>
-          <w:sz w:val="24"/>
-          <w:szCs w:val="24"/>
-        </w:rPr>
-      </w:pPr>
-    </w:p>
-    <w:p>
-      <w:pPr>
-        <w:tabs>
-          <w:tab w:val="left" w:pos="916"/>
-          <w:tab w:val="left" w:pos="1832"/>
-          <w:tab w:val="left" w:pos="2748"/>
-          <w:tab w:val="left" w:pos="3664"/>
-          <w:tab w:val="left" w:pos="4580"/>
-          <w:tab w:val="left" w:pos="5496"/>
-          <w:tab w:val="left" w:pos="6412"/>
-          <w:tab w:val="left" w:pos="7328"/>
-          <w:tab w:val="left" w:pos="8244"/>
-          <w:tab w:val="left" w:pos="9160"/>
-          <w:tab w:val="left" w:pos="10076"/>
-          <w:tab w:val="left" w:pos="10992"/>
-          <w:tab w:val="left" w:pos="11908"/>
-          <w:tab w:val="left" w:pos="12824"/>
-          <w:tab w:val="left" w:pos="13740"/>
-          <w:tab w:val="left" w:pos="14656"/>
-        </w:tabs>
-        <w:spacing w:before="20" w:after="20" w:line="360" w:lineRule="atLeast"/>
-        <w:rPr>
-          <w:rFonts w:ascii="Segoe UI" w:hAnsi="Segoe UI" w:cs="Segoe UI"/>
-          <w:color w:val="000000"/>
-          <w:sz w:val="24"/>
-          <w:szCs w:val="24"/>
-        </w:rPr>
-      </w:pPr>
-      <w:r>
-        <w:rPr>
-          <w:rFonts w:ascii="Segoe UI" w:hAnsi="Segoe UI" w:cs="Segoe UI"/>
-          <w:color w:val="000000"/>
-          <w:sz w:val="24"/>
-          <w:szCs w:val="24"/>
-        </w:rPr>
-        <w:lastRenderedPageBreak/>
-        <w:t>Static methods</w:t>
+      <w:r>
+        <w:rPr>
+          <w:rFonts w:ascii="Segoe UI" w:hAnsi="Segoe UI" w:cs="Segoe UI"/>
+          <w:color w:val="000000"/>
+          <w:sz w:val="24"/>
+          <w:szCs w:val="24"/>
+        </w:rPr>
+        <w:t>NOTE</w:t>
       </w:r>
     </w:p>
     <w:p>
@@ -8370,57 +9597,125 @@
         <w:rPr>
           <w:rFonts w:ascii="Segoe UI" w:hAnsi="Segoe UI" w:cs="Segoe UI"/>
           <w:color w:val="000000"/>
-          <w:sz w:val="24"/>
-          <w:szCs w:val="24"/>
-        </w:rPr>
-        <w:t>Static methods are the methods in Java that can be called without creating an object of class. They are referenced by the class name itself </w:t>
-      </w:r>
-      <w:r>
-        <w:rPr>
-          <w:rFonts w:ascii="Segoe UI" w:hAnsi="Segoe UI" w:cs="Segoe UI"/>
-          <w:color w:val="000000"/>
-          <w:sz w:val="24"/>
-          <w:szCs w:val="24"/>
-        </w:rPr>
-        <w:t>or reference to the object of that class</w:t>
-      </w:r>
-    </w:p>
-    <w:p>
-      <w:pPr>
-        <w:tabs>
-          <w:tab w:val="left" w:pos="916"/>
-          <w:tab w:val="left" w:pos="1832"/>
-          <w:tab w:val="left" w:pos="2748"/>
-          <w:tab w:val="left" w:pos="3664"/>
-          <w:tab w:val="left" w:pos="4580"/>
-          <w:tab w:val="left" w:pos="5496"/>
-          <w:tab w:val="left" w:pos="6412"/>
-          <w:tab w:val="left" w:pos="7328"/>
-          <w:tab w:val="left" w:pos="8244"/>
-          <w:tab w:val="left" w:pos="9160"/>
-          <w:tab w:val="left" w:pos="10076"/>
-          <w:tab w:val="left" w:pos="10992"/>
-          <w:tab w:val="left" w:pos="11908"/>
-          <w:tab w:val="left" w:pos="12824"/>
-          <w:tab w:val="left" w:pos="13740"/>
-          <w:tab w:val="left" w:pos="14656"/>
-        </w:tabs>
-        <w:spacing w:before="20" w:after="20" w:line="360" w:lineRule="atLeast"/>
-        <w:rPr>
-          <w:rFonts w:ascii="Segoe UI" w:hAnsi="Segoe UI" w:cs="Segoe UI"/>
-          <w:color w:val="000000"/>
-          <w:sz w:val="24"/>
-          <w:szCs w:val="24"/>
-        </w:rPr>
-      </w:pPr>
-      <w:r>
-        <w:rPr>
-          <w:rFonts w:ascii="Segoe UI" w:hAnsi="Segoe UI" w:cs="Segoe UI"/>
-          <w:color w:val="000000"/>
-          <w:sz w:val="24"/>
-          <w:szCs w:val="24"/>
-        </w:rPr>
-        <w:t>Factory methods</w:t>
+          <w:sz w:val="26"/>
+          <w:szCs w:val="26"/>
+        </w:rPr>
+        <w:t xml:space="preserve">As </w:t>
+      </w:r>
+      <w:proofErr w:type="gramStart"/>
+      <w:r>
+        <w:rPr>
+          <w:rFonts w:ascii="Segoe UI" w:hAnsi="Segoe UI" w:cs="Segoe UI"/>
+          <w:color w:val="000000"/>
+          <w:sz w:val="26"/>
+          <w:szCs w:val="26"/>
+        </w:rPr>
+        <w:t>mentioned</w:t>
+      </w:r>
+      <w:proofErr w:type="gramEnd"/>
+      <w:r>
+        <w:rPr>
+          <w:rFonts w:ascii="Segoe UI" w:hAnsi="Segoe UI" w:cs="Segoe UI"/>
+          <w:color w:val="000000"/>
+          <w:sz w:val="26"/>
+          <w:szCs w:val="26"/>
+        </w:rPr>
+        <w:t xml:space="preserve"> several times, it is never a good idea to have public fields, because everyone can modify them. However, public constants (that is, </w:t>
+      </w:r>
+      <w:r>
+        <w:rPr>
+          <w:rStyle w:val="HTMLCode"/>
+          <w:rFonts w:ascii="Courier" w:eastAsiaTheme="minorHAnsi" w:hAnsi="Courier"/>
+          <w:color w:val="000000"/>
+          <w:sz w:val="26"/>
+          <w:szCs w:val="26"/>
+        </w:rPr>
+        <w:t>final</w:t>
+      </w:r>
+      <w:r>
+        <w:rPr>
+          <w:rFonts w:ascii="Segoe UI" w:hAnsi="Segoe UI" w:cs="Segoe UI"/>
+          <w:color w:val="000000"/>
+          <w:sz w:val="26"/>
+          <w:szCs w:val="26"/>
+        </w:rPr>
+        <w:t> fields) are fine. Since </w:t>
+      </w:r>
+      <w:r>
+        <w:rPr>
+          <w:rStyle w:val="HTMLCode"/>
+          <w:rFonts w:ascii="Courier" w:eastAsiaTheme="minorHAnsi" w:hAnsi="Courier"/>
+          <w:color w:val="000000"/>
+          <w:sz w:val="26"/>
+          <w:szCs w:val="26"/>
+        </w:rPr>
+        <w:t>out</w:t>
+      </w:r>
+      <w:r>
+        <w:rPr>
+          <w:rFonts w:ascii="Segoe UI" w:hAnsi="Segoe UI" w:cs="Segoe UI"/>
+          <w:color w:val="000000"/>
+          <w:sz w:val="26"/>
+          <w:szCs w:val="26"/>
+        </w:rPr>
+        <w:t> has been declared as </w:t>
+      </w:r>
+      <w:r>
+        <w:rPr>
+          <w:rStyle w:val="HTMLCode"/>
+          <w:rFonts w:ascii="Courier" w:eastAsiaTheme="minorHAnsi" w:hAnsi="Courier"/>
+          <w:color w:val="000000"/>
+          <w:sz w:val="26"/>
+          <w:szCs w:val="26"/>
+        </w:rPr>
+        <w:t>final</w:t>
+      </w:r>
+      <w:r>
+        <w:rPr>
+          <w:rFonts w:ascii="Segoe UI" w:hAnsi="Segoe UI" w:cs="Segoe UI"/>
+          <w:color w:val="000000"/>
+          <w:sz w:val="26"/>
+          <w:szCs w:val="26"/>
+        </w:rPr>
+        <w:t>, you cannot reassign another print stream to it:</w:t>
+      </w:r>
+    </w:p>
+    <w:p>
+      <w:pPr>
+        <w:tabs>
+          <w:tab w:val="left" w:pos="916"/>
+          <w:tab w:val="left" w:pos="1832"/>
+          <w:tab w:val="left" w:pos="2748"/>
+          <w:tab w:val="left" w:pos="3664"/>
+          <w:tab w:val="left" w:pos="4580"/>
+          <w:tab w:val="left" w:pos="5496"/>
+          <w:tab w:val="left" w:pos="6412"/>
+          <w:tab w:val="left" w:pos="7328"/>
+          <w:tab w:val="left" w:pos="8244"/>
+          <w:tab w:val="left" w:pos="9160"/>
+          <w:tab w:val="left" w:pos="10076"/>
+          <w:tab w:val="left" w:pos="10992"/>
+          <w:tab w:val="left" w:pos="11908"/>
+          <w:tab w:val="left" w:pos="12824"/>
+          <w:tab w:val="left" w:pos="13740"/>
+          <w:tab w:val="left" w:pos="14656"/>
+        </w:tabs>
+        <w:spacing w:before="20" w:after="20" w:line="360" w:lineRule="atLeast"/>
+        <w:rPr>
+          <w:rFonts w:ascii="Segoe UI" w:hAnsi="Segoe UI" w:cs="Segoe UI"/>
+          <w:color w:val="000000"/>
+          <w:sz w:val="24"/>
+          <w:szCs w:val="24"/>
+        </w:rPr>
+      </w:pPr>
+      <w:r>
+        <w:rPr>
+          <w:rFonts w:ascii="Segoe UI" w:hAnsi="Segoe UI" w:cs="Segoe UI"/>
+          <w:color w:val="000000"/>
+          <w:sz w:val="24"/>
+          <w:szCs w:val="24"/>
+        </w:rPr>
+        <w:t>Static methods</w:t>
       </w:r>
     </w:p>
     <w:p>
@@ -8456,43 +9751,52 @@
           <w:szCs w:val="24"/>
         </w:rPr>
       </w:pPr>
-    </w:p>
-    <w:p>
-      <w:pPr>
-        <w:tabs>
-          <w:tab w:val="left" w:pos="916"/>
-          <w:tab w:val="left" w:pos="1832"/>
-          <w:tab w:val="left" w:pos="2748"/>
-          <w:tab w:val="left" w:pos="3664"/>
-          <w:tab w:val="left" w:pos="4580"/>
-          <w:tab w:val="left" w:pos="5496"/>
-          <w:tab w:val="left" w:pos="6412"/>
-          <w:tab w:val="left" w:pos="7328"/>
-          <w:tab w:val="left" w:pos="8244"/>
-          <w:tab w:val="left" w:pos="9160"/>
-          <w:tab w:val="left" w:pos="10076"/>
-          <w:tab w:val="left" w:pos="10992"/>
-          <w:tab w:val="left" w:pos="11908"/>
-          <w:tab w:val="left" w:pos="12824"/>
-          <w:tab w:val="left" w:pos="13740"/>
-          <w:tab w:val="left" w:pos="14656"/>
-        </w:tabs>
-        <w:spacing w:before="20" w:after="20" w:line="360" w:lineRule="atLeast"/>
-        <w:rPr>
-          <w:rFonts w:ascii="Segoe UI" w:hAnsi="Segoe UI" w:cs="Segoe UI"/>
-          <w:color w:val="000000"/>
-          <w:sz w:val="24"/>
-          <w:szCs w:val="24"/>
-        </w:rPr>
-      </w:pPr>
-      <w:r>
-        <w:rPr>
-          <w:rFonts w:ascii="Segoe UI" w:hAnsi="Segoe UI" w:cs="Segoe UI"/>
-          <w:color w:val="000000"/>
-          <w:sz w:val="24"/>
-          <w:szCs w:val="24"/>
-        </w:rPr>
-        <w:t>Main methods</w:t>
+      <w:r>
+        <w:rPr>
+          <w:rFonts w:ascii="Segoe UI" w:hAnsi="Segoe UI" w:cs="Segoe UI"/>
+          <w:color w:val="000000"/>
+          <w:sz w:val="24"/>
+          <w:szCs w:val="24"/>
+        </w:rPr>
+        <w:t>Static methods are methods that do not operate on objects. For example, the </w:t>
+      </w:r>
+      <w:r>
+        <w:rPr>
+          <w:rStyle w:val="HTMLCode"/>
+          <w:rFonts w:ascii="Courier" w:eastAsiaTheme="minorHAnsi" w:hAnsi="Courier"/>
+          <w:color w:val="000000"/>
+          <w:sz w:val="24"/>
+          <w:szCs w:val="24"/>
+        </w:rPr>
+        <w:t>pow</w:t>
+      </w:r>
+      <w:r>
+        <w:rPr>
+          <w:rFonts w:ascii="Segoe UI" w:hAnsi="Segoe UI" w:cs="Segoe UI"/>
+          <w:color w:val="000000"/>
+          <w:sz w:val="24"/>
+          <w:szCs w:val="24"/>
+        </w:rPr>
+        <w:t> method of the </w:t>
+      </w:r>
+      <w:r>
+        <w:rPr>
+          <w:rStyle w:val="HTMLCode"/>
+          <w:rFonts w:ascii="Courier" w:eastAsiaTheme="minorHAnsi" w:hAnsi="Courier"/>
+          <w:color w:val="000000"/>
+          <w:sz w:val="24"/>
+          <w:szCs w:val="24"/>
+        </w:rPr>
+        <w:t>Math</w:t>
+      </w:r>
+      <w:r>
+        <w:rPr>
+          <w:rFonts w:ascii="Segoe UI" w:hAnsi="Segoe UI" w:cs="Segoe UI"/>
+          <w:color w:val="000000"/>
+          <w:sz w:val="24"/>
+          <w:szCs w:val="24"/>
+        </w:rPr>
+        <w:t> class is a static method. </w:t>
       </w:r>
     </w:p>
     <w:p>
@@ -8528,43 +9832,24 @@
           <w:szCs w:val="24"/>
         </w:rPr>
       </w:pPr>
-    </w:p>
-    <w:p>
-      <w:pPr>
-        <w:tabs>
-          <w:tab w:val="left" w:pos="916"/>
-          <w:tab w:val="left" w:pos="1832"/>
-          <w:tab w:val="left" w:pos="2748"/>
-          <w:tab w:val="left" w:pos="3664"/>
-          <w:tab w:val="left" w:pos="4580"/>
-          <w:tab w:val="left" w:pos="5496"/>
-          <w:tab w:val="left" w:pos="6412"/>
-          <w:tab w:val="left" w:pos="7328"/>
-          <w:tab w:val="left" w:pos="8244"/>
-          <w:tab w:val="left" w:pos="9160"/>
-          <w:tab w:val="left" w:pos="10076"/>
-          <w:tab w:val="left" w:pos="10992"/>
-          <w:tab w:val="left" w:pos="11908"/>
-          <w:tab w:val="left" w:pos="12824"/>
-          <w:tab w:val="left" w:pos="13740"/>
-          <w:tab w:val="left" w:pos="14656"/>
-        </w:tabs>
-        <w:spacing w:before="20" w:after="20" w:line="360" w:lineRule="atLeast"/>
-        <w:rPr>
-          <w:rFonts w:ascii="Segoe UI" w:hAnsi="Segoe UI" w:cs="Segoe UI"/>
-          <w:color w:val="000000"/>
-          <w:sz w:val="24"/>
-          <w:szCs w:val="24"/>
-        </w:rPr>
-      </w:pPr>
-      <w:r>
-        <w:rPr>
-          <w:rFonts w:ascii="Segoe UI" w:hAnsi="Segoe UI" w:cs="Segoe UI"/>
-          <w:color w:val="000000"/>
-          <w:sz w:val="24"/>
-          <w:szCs w:val="24"/>
-        </w:rPr>
-        <w:t>Method parameters</w:t>
+      <w:r>
+        <w:rPr>
+          <w:rFonts w:ascii="Segoe UI" w:hAnsi="Segoe UI" w:cs="Segoe UI"/>
+          <w:color w:val="000000"/>
+          <w:sz w:val="24"/>
+          <w:szCs w:val="24"/>
+        </w:rPr>
+        <w:lastRenderedPageBreak/>
+        <w:t>Static methods are the methods in Java that can be called without creating an object of class. They are referenced by the class name itself </w:t>
+      </w:r>
+      <w:r>
+        <w:rPr>
+          <w:rFonts w:ascii="Segoe UI" w:hAnsi="Segoe UI" w:cs="Segoe UI"/>
+          <w:color w:val="000000"/>
+          <w:sz w:val="24"/>
+          <w:szCs w:val="24"/>
+        </w:rPr>
+        <w:t>or reference to the object of that class</w:t>
       </w:r>
     </w:p>
     <w:p>
@@ -8574,40 +9859,152 @@
           <w:ilvl w:val="0"/>
           <w:numId w:val="1"/>
         </w:numPr>
-        <w:tabs>
-          <w:tab w:val="left" w:pos="916"/>
-          <w:tab w:val="left" w:pos="1832"/>
-          <w:tab w:val="left" w:pos="2748"/>
-          <w:tab w:val="left" w:pos="3664"/>
-          <w:tab w:val="left" w:pos="4580"/>
-          <w:tab w:val="left" w:pos="5496"/>
-          <w:tab w:val="left" w:pos="6412"/>
-          <w:tab w:val="left" w:pos="7328"/>
-          <w:tab w:val="left" w:pos="8244"/>
-          <w:tab w:val="left" w:pos="9160"/>
-          <w:tab w:val="left" w:pos="10076"/>
-          <w:tab w:val="left" w:pos="10992"/>
-          <w:tab w:val="left" w:pos="11908"/>
-          <w:tab w:val="left" w:pos="12824"/>
-          <w:tab w:val="left" w:pos="13740"/>
-          <w:tab w:val="left" w:pos="14656"/>
-        </w:tabs>
-        <w:spacing w:before="20" w:after="20" w:line="360" w:lineRule="atLeast"/>
-        <w:rPr>
-          <w:rFonts w:ascii="Segoe UI" w:hAnsi="Segoe UI" w:cs="Segoe UI"/>
-          <w:color w:val="000000"/>
-          <w:sz w:val="24"/>
-          <w:szCs w:val="24"/>
-        </w:rPr>
-      </w:pPr>
-      <w:r>
-        <w:rPr>
-          <w:rFonts w:ascii="Segoe UI" w:hAnsi="Segoe UI" w:cs="Segoe UI"/>
-          <w:color w:val="000000"/>
-          <w:sz w:val="24"/>
-          <w:szCs w:val="24"/>
-        </w:rPr>
-        <w:t>Two kind of method parameter: primitive types and object references</w:t>
+        <w:spacing w:before="240" w:after="240" w:line="240" w:lineRule="auto"/>
+        <w:rPr>
+          <w:rFonts w:ascii="Segoe UI" w:eastAsia="Times New Roman" w:hAnsi="Segoe UI" w:cs="Segoe UI"/>
+          <w:color w:val="000000"/>
+          <w:sz w:val="26"/>
+          <w:szCs w:val="26"/>
+          <w:lang w:eastAsia="en-ID"/>
+        </w:rPr>
+      </w:pPr>
+      <w:r>
+        <w:rPr>
+          <w:rFonts w:ascii="Segoe UI" w:eastAsia="Times New Roman" w:hAnsi="Segoe UI" w:cs="Segoe UI"/>
+          <w:color w:val="000000"/>
+          <w:sz w:val="26"/>
+          <w:szCs w:val="26"/>
+          <w:lang w:eastAsia="en-ID"/>
+        </w:rPr>
+        <w:t>Use static methods in two situations:</w:t>
+      </w:r>
+    </w:p>
+    <w:p>
+      <w:pPr>
+        <w:pStyle w:val="ListParagraph"/>
+        <w:spacing w:before="120" w:after="120" w:line="240" w:lineRule="auto"/>
+        <w:rPr>
+          <w:rFonts w:ascii="Segoe UI" w:eastAsia="Times New Roman" w:hAnsi="Segoe UI" w:cs="Segoe UI"/>
+          <w:color w:val="000000"/>
+          <w:sz w:val="26"/>
+          <w:szCs w:val="26"/>
+          <w:lang w:eastAsia="en-ID"/>
+        </w:rPr>
+      </w:pPr>
+      <w:r>
+        <w:rPr>
+          <w:rFonts w:ascii="Segoe UI" w:eastAsia="Times New Roman" w:hAnsi="Segoe UI" w:cs="Segoe UI"/>
+          <w:color w:val="000000"/>
+          <w:sz w:val="26"/>
+          <w:szCs w:val="26"/>
+          <w:lang w:eastAsia="en-ID"/>
+        </w:rPr>
+        <w:t>• When a method doesn’t need to access the object state because all needed parameters are supplied as explicit parameters (example: </w:t>
+      </w:r>
+      <w:proofErr w:type="spellStart"/>
+      <w:r>
+        <w:rPr>
+          <w:rFonts w:ascii="Courier" w:eastAsia="Times New Roman" w:hAnsi="Courier" w:cs="Courier New"/>
+          <w:color w:val="000000"/>
+          <w:sz w:val="23"/>
+          <w:szCs w:val="23"/>
+          <w:lang w:eastAsia="en-ID"/>
+        </w:rPr>
+        <w:t>Math.pow</w:t>
+      </w:r>
+      <w:proofErr w:type="spellEnd"/>
+      <w:r>
+        <w:rPr>
+          <w:rFonts w:ascii="Segoe UI" w:eastAsia="Times New Roman" w:hAnsi="Segoe UI" w:cs="Segoe UI"/>
+          <w:color w:val="000000"/>
+          <w:sz w:val="26"/>
+          <w:szCs w:val="26"/>
+          <w:lang w:eastAsia="en-ID"/>
+        </w:rPr>
+        <w:t>).</w:t>
+      </w:r>
+    </w:p>
+    <w:p>
+      <w:pPr>
+        <w:pStyle w:val="ListParagraph"/>
+        <w:spacing w:before="120" w:after="120" w:line="240" w:lineRule="auto"/>
+        <w:rPr>
+          <w:rFonts w:ascii="Segoe UI" w:eastAsia="Times New Roman" w:hAnsi="Segoe UI" w:cs="Segoe UI"/>
+          <w:color w:val="000000"/>
+          <w:sz w:val="26"/>
+          <w:szCs w:val="26"/>
+          <w:lang w:eastAsia="en-ID"/>
+        </w:rPr>
+      </w:pPr>
+      <w:r>
+        <w:rPr>
+          <w:rFonts w:ascii="Segoe UI" w:eastAsia="Times New Roman" w:hAnsi="Segoe UI" w:cs="Segoe UI"/>
+          <w:color w:val="000000"/>
+          <w:sz w:val="26"/>
+          <w:szCs w:val="26"/>
+          <w:lang w:eastAsia="en-ID"/>
+        </w:rPr>
+        <w:t>• When a method only needs to access static fields of the class (example: </w:t>
+      </w:r>
+      <w:proofErr w:type="spellStart"/>
+      <w:r>
+        <w:rPr>
+          <w:rFonts w:ascii="Courier" w:eastAsia="Times New Roman" w:hAnsi="Courier" w:cs="Courier New"/>
+          <w:color w:val="000000"/>
+          <w:sz w:val="23"/>
+          <w:szCs w:val="23"/>
+          <w:lang w:eastAsia="en-ID"/>
+        </w:rPr>
+        <w:t>Employee.advanceId</w:t>
+      </w:r>
+      <w:proofErr w:type="spellEnd"/>
+      <w:r>
+        <w:rPr>
+          <w:rFonts w:ascii="Segoe UI" w:eastAsia="Times New Roman" w:hAnsi="Segoe UI" w:cs="Segoe UI"/>
+          <w:color w:val="000000"/>
+          <w:sz w:val="26"/>
+          <w:szCs w:val="26"/>
+          <w:lang w:eastAsia="en-ID"/>
+        </w:rPr>
+        <w:t>).</w:t>
+      </w:r>
+    </w:p>
+    <w:p>
+      <w:pPr>
+        <w:tabs>
+          <w:tab w:val="left" w:pos="916"/>
+          <w:tab w:val="left" w:pos="1832"/>
+          <w:tab w:val="left" w:pos="2748"/>
+          <w:tab w:val="left" w:pos="3664"/>
+          <w:tab w:val="left" w:pos="4580"/>
+          <w:tab w:val="left" w:pos="5496"/>
+          <w:tab w:val="left" w:pos="6412"/>
+          <w:tab w:val="left" w:pos="7328"/>
+          <w:tab w:val="left" w:pos="8244"/>
+          <w:tab w:val="left" w:pos="9160"/>
+          <w:tab w:val="left" w:pos="10076"/>
+          <w:tab w:val="left" w:pos="10992"/>
+          <w:tab w:val="left" w:pos="11908"/>
+          <w:tab w:val="left" w:pos="12824"/>
+          <w:tab w:val="left" w:pos="13740"/>
+          <w:tab w:val="left" w:pos="14656"/>
+        </w:tabs>
+        <w:spacing w:before="20" w:after="20" w:line="360" w:lineRule="atLeast"/>
+        <w:rPr>
+          <w:rFonts w:ascii="Segoe UI" w:hAnsi="Segoe UI" w:cs="Segoe UI"/>
+          <w:color w:val="000000"/>
+          <w:sz w:val="24"/>
+          <w:szCs w:val="24"/>
+        </w:rPr>
+      </w:pPr>
+      <w:r>
+        <w:rPr>
+          <w:rFonts w:ascii="Segoe UI" w:hAnsi="Segoe UI" w:cs="Segoe UI"/>
+          <w:color w:val="000000"/>
+          <w:sz w:val="24"/>
+          <w:szCs w:val="24"/>
+        </w:rPr>
+        <w:t>Factory methods</w:t>
       </w:r>
     </w:p>
     <w:p>
@@ -8643,23 +10040,43 @@
           <w:szCs w:val="24"/>
         </w:rPr>
       </w:pPr>
-      <w:r>
-        <w:rPr>
-          <w:rFonts w:ascii="Segoe UI" w:hAnsi="Segoe UI" w:cs="Segoe UI"/>
-          <w:color w:val="000000"/>
-          <w:sz w:val="24"/>
-          <w:szCs w:val="24"/>
-        </w:rPr>
-        <w:t>This demonstrates that the Java programming language does not use call by reference for objects. Instead, </w:t>
-      </w:r>
-      <w:r>
-        <w:rPr>
-          <w:i/>
-          <w:iCs/>
-          <w:sz w:val="24"/>
-          <w:szCs w:val="24"/>
-        </w:rPr>
-        <w:t>object references are passed by value.</w:t>
+    </w:p>
+    <w:p>
+      <w:pPr>
+        <w:tabs>
+          <w:tab w:val="left" w:pos="916"/>
+          <w:tab w:val="left" w:pos="1832"/>
+          <w:tab w:val="left" w:pos="2748"/>
+          <w:tab w:val="left" w:pos="3664"/>
+          <w:tab w:val="left" w:pos="4580"/>
+          <w:tab w:val="left" w:pos="5496"/>
+          <w:tab w:val="left" w:pos="6412"/>
+          <w:tab w:val="left" w:pos="7328"/>
+          <w:tab w:val="left" w:pos="8244"/>
+          <w:tab w:val="left" w:pos="9160"/>
+          <w:tab w:val="left" w:pos="10076"/>
+          <w:tab w:val="left" w:pos="10992"/>
+          <w:tab w:val="left" w:pos="11908"/>
+          <w:tab w:val="left" w:pos="12824"/>
+          <w:tab w:val="left" w:pos="13740"/>
+          <w:tab w:val="left" w:pos="14656"/>
+        </w:tabs>
+        <w:spacing w:before="20" w:after="20" w:line="360" w:lineRule="atLeast"/>
+        <w:rPr>
+          <w:rFonts w:ascii="Segoe UI" w:hAnsi="Segoe UI" w:cs="Segoe UI"/>
+          <w:color w:val="000000"/>
+          <w:sz w:val="24"/>
+          <w:szCs w:val="24"/>
+        </w:rPr>
+      </w:pPr>
+      <w:r>
+        <w:rPr>
+          <w:rFonts w:ascii="Segoe UI" w:hAnsi="Segoe UI" w:cs="Segoe UI"/>
+          <w:color w:val="000000"/>
+          <w:sz w:val="24"/>
+          <w:szCs w:val="24"/>
+        </w:rPr>
+        <w:t>Main methods</w:t>
       </w:r>
     </w:p>
     <w:p>
@@ -8695,33 +10112,43 @@
           <w:szCs w:val="24"/>
         </w:rPr>
       </w:pPr>
-      <w:r>
-        <w:rPr>
-          <w:rFonts w:ascii="Segoe UI" w:hAnsi="Segoe UI" w:cs="Segoe UI"/>
-          <w:color w:val="000000"/>
-          <w:sz w:val="24"/>
-          <w:szCs w:val="24"/>
-        </w:rPr>
-        <w:t>A method cannot modify a parameter of a primitive type (that is, numbers or </w:t>
-      </w:r>
-      <w:proofErr w:type="spellStart"/>
-      <w:r>
-        <w:rPr>
-          <w:rFonts w:ascii="Segoe UI" w:hAnsi="Segoe UI" w:cs="Segoe UI"/>
-          <w:sz w:val="24"/>
-          <w:szCs w:val="24"/>
-        </w:rPr>
-        <w:t>boolean</w:t>
-      </w:r>
-      <w:proofErr w:type="spellEnd"/>
-      <w:r>
-        <w:rPr>
-          <w:rFonts w:ascii="Segoe UI" w:hAnsi="Segoe UI" w:cs="Segoe UI"/>
-          <w:color w:val="000000"/>
-          <w:sz w:val="24"/>
-          <w:szCs w:val="24"/>
-        </w:rPr>
-        <w:t> values).</w:t>
+    </w:p>
+    <w:p>
+      <w:pPr>
+        <w:tabs>
+          <w:tab w:val="left" w:pos="916"/>
+          <w:tab w:val="left" w:pos="1832"/>
+          <w:tab w:val="left" w:pos="2748"/>
+          <w:tab w:val="left" w:pos="3664"/>
+          <w:tab w:val="left" w:pos="4580"/>
+          <w:tab w:val="left" w:pos="5496"/>
+          <w:tab w:val="left" w:pos="6412"/>
+          <w:tab w:val="left" w:pos="7328"/>
+          <w:tab w:val="left" w:pos="8244"/>
+          <w:tab w:val="left" w:pos="9160"/>
+          <w:tab w:val="left" w:pos="10076"/>
+          <w:tab w:val="left" w:pos="10992"/>
+          <w:tab w:val="left" w:pos="11908"/>
+          <w:tab w:val="left" w:pos="12824"/>
+          <w:tab w:val="left" w:pos="13740"/>
+          <w:tab w:val="left" w:pos="14656"/>
+        </w:tabs>
+        <w:spacing w:before="20" w:after="20" w:line="360" w:lineRule="atLeast"/>
+        <w:rPr>
+          <w:rFonts w:ascii="Segoe UI" w:hAnsi="Segoe UI" w:cs="Segoe UI"/>
+          <w:color w:val="000000"/>
+          <w:sz w:val="24"/>
+          <w:szCs w:val="24"/>
+        </w:rPr>
+      </w:pPr>
+      <w:r>
+        <w:rPr>
+          <w:rFonts w:ascii="Segoe UI" w:hAnsi="Segoe UI" w:cs="Segoe UI"/>
+          <w:color w:val="000000"/>
+          <w:sz w:val="24"/>
+          <w:szCs w:val="24"/>
+        </w:rPr>
+        <w:t>Method parameters</w:t>
       </w:r>
     </w:p>
     <w:p>
@@ -8764,25 +10191,7 @@
           <w:sz w:val="24"/>
           <w:szCs w:val="24"/>
         </w:rPr>
-        <w:t>A method can change the </w:t>
-      </w:r>
-      <w:r>
-        <w:rPr>
-          <w:i/>
-          <w:iCs/>
-          <w:sz w:val="24"/>
-          <w:szCs w:val="24"/>
-        </w:rPr>
-        <w:t>state</w:t>
-      </w:r>
-      <w:r>
-        <w:rPr>
-          <w:rFonts w:ascii="Segoe UI" w:hAnsi="Segoe UI" w:cs="Segoe UI"/>
-          <w:color w:val="000000"/>
-          <w:sz w:val="24"/>
-          <w:szCs w:val="24"/>
-        </w:rPr>
-        <w:t> of an object parameter.</w:t>
+        <w:t>Two kind of method parameter: primitive types and object references</w:t>
       </w:r>
     </w:p>
     <w:p>
@@ -8825,46 +10234,16 @@
           <w:sz w:val="24"/>
           <w:szCs w:val="24"/>
         </w:rPr>
-        <w:t>A method cannot make an object parameter refer to a new object.</w:t>
-      </w:r>
-    </w:p>
-    <w:p>
-      <w:pPr>
-        <w:pStyle w:val="ListParagraph"/>
-        <w:tabs>
-          <w:tab w:val="left" w:pos="916"/>
-          <w:tab w:val="left" w:pos="1832"/>
-          <w:tab w:val="left" w:pos="2748"/>
-          <w:tab w:val="left" w:pos="3664"/>
-          <w:tab w:val="left" w:pos="4580"/>
-          <w:tab w:val="left" w:pos="5496"/>
-          <w:tab w:val="left" w:pos="6412"/>
-          <w:tab w:val="left" w:pos="7328"/>
-          <w:tab w:val="left" w:pos="8244"/>
-          <w:tab w:val="left" w:pos="9160"/>
-          <w:tab w:val="left" w:pos="10076"/>
-          <w:tab w:val="left" w:pos="10992"/>
-          <w:tab w:val="left" w:pos="11908"/>
-          <w:tab w:val="left" w:pos="12824"/>
-          <w:tab w:val="left" w:pos="13740"/>
-          <w:tab w:val="left" w:pos="14656"/>
-        </w:tabs>
-        <w:spacing w:before="20" w:after="20" w:line="360" w:lineRule="atLeast"/>
-        <w:rPr>
-          <w:rFonts w:ascii="Segoe UI" w:hAnsi="Segoe UI" w:cs="Segoe UI"/>
-          <w:color w:val="000000"/>
-          <w:sz w:val="24"/>
-          <w:szCs w:val="24"/>
-        </w:rPr>
-      </w:pPr>
-      <w:r>
-        <w:rPr>
-          <w:rFonts w:ascii="Segoe UI" w:hAnsi="Segoe UI" w:cs="Segoe UI"/>
-          <w:color w:val="000000"/>
-          <w:sz w:val="24"/>
-          <w:szCs w:val="24"/>
-        </w:rPr>
-        <w:t xml:space="preserve">You have seen that it is impossible for a method to change a primitive type parameter.  The situation is different for object parameters. </w:t>
+        <w:t>This demonstrates that the Java programming language does not use call by reference for objects. Instead, </w:t>
+      </w:r>
+      <w:r>
+        <w:rPr>
+          <w:i/>
+          <w:iCs/>
+          <w:sz w:val="24"/>
+          <w:szCs w:val="24"/>
+        </w:rPr>
+        <w:t>object references are passed by value.</w:t>
       </w:r>
     </w:p>
     <w:p>
@@ -8907,57 +10286,16 @@
           <w:sz w:val="24"/>
           <w:szCs w:val="24"/>
         </w:rPr>
-        <w:t>You can easily implement a method that triples the salary of an employee:</w:t>
-      </w:r>
-    </w:p>
-    <w:p>
-      <w:pPr>
-        <w:pStyle w:val="ListParagraph"/>
-        <w:tabs>
-          <w:tab w:val="left" w:pos="916"/>
-          <w:tab w:val="left" w:pos="1832"/>
-          <w:tab w:val="left" w:pos="2748"/>
-          <w:tab w:val="left" w:pos="3664"/>
-          <w:tab w:val="left" w:pos="4580"/>
-          <w:tab w:val="left" w:pos="5496"/>
-          <w:tab w:val="left" w:pos="6412"/>
-          <w:tab w:val="left" w:pos="7328"/>
-          <w:tab w:val="left" w:pos="8244"/>
-          <w:tab w:val="left" w:pos="9160"/>
-          <w:tab w:val="left" w:pos="10076"/>
-          <w:tab w:val="left" w:pos="10992"/>
-          <w:tab w:val="left" w:pos="11908"/>
-          <w:tab w:val="left" w:pos="12824"/>
-          <w:tab w:val="left" w:pos="13740"/>
-          <w:tab w:val="left" w:pos="14656"/>
-        </w:tabs>
-        <w:spacing w:before="20" w:after="20" w:line="360" w:lineRule="atLeast"/>
-        <w:rPr>
-          <w:rFonts w:ascii="Segoe UI" w:hAnsi="Segoe UI" w:cs="Segoe UI"/>
-          <w:color w:val="000000"/>
-          <w:sz w:val="24"/>
-          <w:szCs w:val="24"/>
-        </w:rPr>
-      </w:pPr>
-      <w:r>
-        <w:rPr>
-          <w:rFonts w:ascii="Segoe UI" w:hAnsi="Segoe UI" w:cs="Segoe UI"/>
-          <w:color w:val="000000"/>
-          <w:sz w:val="24"/>
-          <w:szCs w:val="24"/>
-        </w:rPr>
-        <w:t xml:space="preserve">public static void </w:t>
+        <w:t>A method cannot modify a parameter of a primitive type (that is, numbers or </w:t>
       </w:r>
       <w:proofErr w:type="spellStart"/>
-      <w:proofErr w:type="gramStart"/>
-      <w:r>
-        <w:rPr>
-          <w:rFonts w:ascii="Segoe UI" w:hAnsi="Segoe UI" w:cs="Segoe UI"/>
-          <w:color w:val="000000"/>
-          <w:sz w:val="24"/>
-          <w:szCs w:val="24"/>
-        </w:rPr>
-        <w:t>tripleSalary</w:t>
+      <w:r>
+        <w:rPr>
+          <w:rFonts w:ascii="Segoe UI" w:hAnsi="Segoe UI" w:cs="Segoe UI"/>
+          <w:sz w:val="24"/>
+          <w:szCs w:val="24"/>
+        </w:rPr>
+        <w:t>boolean</w:t>
       </w:r>
       <w:proofErr w:type="spellEnd"/>
       <w:r>
@@ -8967,212 +10305,7 @@
           <w:sz w:val="24"/>
           <w:szCs w:val="24"/>
         </w:rPr>
-        <w:t>(</w:t>
-      </w:r>
-      <w:proofErr w:type="gramEnd"/>
-      <w:r>
-        <w:rPr>
-          <w:rFonts w:ascii="Segoe UI" w:hAnsi="Segoe UI" w:cs="Segoe UI"/>
-          <w:color w:val="000000"/>
-          <w:sz w:val="24"/>
-          <w:szCs w:val="24"/>
-        </w:rPr>
-        <w:t>Employee x) // works</w:t>
-      </w:r>
-    </w:p>
-    <w:p>
-      <w:pPr>
-        <w:pStyle w:val="ListParagraph"/>
-        <w:tabs>
-          <w:tab w:val="left" w:pos="916"/>
-          <w:tab w:val="left" w:pos="1832"/>
-          <w:tab w:val="left" w:pos="2748"/>
-          <w:tab w:val="left" w:pos="3664"/>
-          <w:tab w:val="left" w:pos="4580"/>
-          <w:tab w:val="left" w:pos="5496"/>
-          <w:tab w:val="left" w:pos="6412"/>
-          <w:tab w:val="left" w:pos="7328"/>
-          <w:tab w:val="left" w:pos="8244"/>
-          <w:tab w:val="left" w:pos="9160"/>
-          <w:tab w:val="left" w:pos="10076"/>
-          <w:tab w:val="left" w:pos="10992"/>
-          <w:tab w:val="left" w:pos="11908"/>
-          <w:tab w:val="left" w:pos="12824"/>
-          <w:tab w:val="left" w:pos="13740"/>
-          <w:tab w:val="left" w:pos="14656"/>
-        </w:tabs>
-        <w:spacing w:before="20" w:after="20" w:line="360" w:lineRule="atLeast"/>
-        <w:rPr>
-          <w:rFonts w:ascii="Segoe UI" w:hAnsi="Segoe UI" w:cs="Segoe UI"/>
-          <w:color w:val="000000"/>
-          <w:sz w:val="24"/>
-          <w:szCs w:val="24"/>
-        </w:rPr>
-      </w:pPr>
-      <w:r>
-        <w:rPr>
-          <w:rFonts w:ascii="Segoe UI" w:hAnsi="Segoe UI" w:cs="Segoe UI"/>
-          <w:color w:val="000000"/>
-          <w:sz w:val="24"/>
-          <w:szCs w:val="24"/>
-        </w:rPr>
-        <w:t xml:space="preserve"> {</w:t>
-      </w:r>
-    </w:p>
-    <w:p>
-      <w:pPr>
-        <w:pStyle w:val="ListParagraph"/>
-        <w:tabs>
-          <w:tab w:val="left" w:pos="916"/>
-          <w:tab w:val="left" w:pos="1832"/>
-          <w:tab w:val="left" w:pos="2748"/>
-          <w:tab w:val="left" w:pos="3664"/>
-          <w:tab w:val="left" w:pos="4580"/>
-          <w:tab w:val="left" w:pos="5496"/>
-          <w:tab w:val="left" w:pos="6412"/>
-          <w:tab w:val="left" w:pos="7328"/>
-          <w:tab w:val="left" w:pos="8244"/>
-          <w:tab w:val="left" w:pos="9160"/>
-          <w:tab w:val="left" w:pos="10076"/>
-          <w:tab w:val="left" w:pos="10992"/>
-          <w:tab w:val="left" w:pos="11908"/>
-          <w:tab w:val="left" w:pos="12824"/>
-          <w:tab w:val="left" w:pos="13740"/>
-          <w:tab w:val="left" w:pos="14656"/>
-        </w:tabs>
-        <w:spacing w:before="20" w:after="20" w:line="360" w:lineRule="atLeast"/>
-        <w:rPr>
-          <w:rFonts w:ascii="Segoe UI" w:hAnsi="Segoe UI" w:cs="Segoe UI"/>
-          <w:color w:val="000000"/>
-          <w:sz w:val="24"/>
-          <w:szCs w:val="24"/>
-        </w:rPr>
-      </w:pPr>
-      <w:r>
-        <w:rPr>
-          <w:rFonts w:ascii="Segoe UI" w:hAnsi="Segoe UI" w:cs="Segoe UI"/>
-          <w:color w:val="000000"/>
-          <w:sz w:val="24"/>
-          <w:szCs w:val="24"/>
-        </w:rPr>
-        <w:t xml:space="preserve">     </w:t>
-      </w:r>
-      <w:proofErr w:type="spellStart"/>
-      <w:r>
-        <w:rPr>
-          <w:rFonts w:ascii="Segoe UI" w:hAnsi="Segoe UI" w:cs="Segoe UI"/>
-          <w:color w:val="000000"/>
-          <w:sz w:val="24"/>
-          <w:szCs w:val="24"/>
-        </w:rPr>
-        <w:t>x.</w:t>
-      </w:r>
-      <w:proofErr w:type="gramStart"/>
-      <w:r>
-        <w:rPr>
-          <w:rFonts w:ascii="Segoe UI" w:hAnsi="Segoe UI" w:cs="Segoe UI"/>
-          <w:color w:val="000000"/>
-          <w:sz w:val="24"/>
-          <w:szCs w:val="24"/>
-        </w:rPr>
-        <w:t>raiseSalary</w:t>
-      </w:r>
-      <w:proofErr w:type="spellEnd"/>
-      <w:r>
-        <w:rPr>
-          <w:rFonts w:ascii="Segoe UI" w:hAnsi="Segoe UI" w:cs="Segoe UI"/>
-          <w:color w:val="000000"/>
-          <w:sz w:val="24"/>
-          <w:szCs w:val="24"/>
-        </w:rPr>
-        <w:t>(</w:t>
-      </w:r>
-      <w:proofErr w:type="gramEnd"/>
-      <w:r>
-        <w:rPr>
-          <w:rFonts w:ascii="Segoe UI" w:hAnsi="Segoe UI" w:cs="Segoe UI"/>
-          <w:color w:val="000000"/>
-          <w:sz w:val="24"/>
-          <w:szCs w:val="24"/>
-        </w:rPr>
-        <w:t>200);</w:t>
-      </w:r>
-    </w:p>
-    <w:p>
-      <w:pPr>
-        <w:pStyle w:val="ListParagraph"/>
-        <w:tabs>
-          <w:tab w:val="left" w:pos="916"/>
-          <w:tab w:val="left" w:pos="1832"/>
-          <w:tab w:val="left" w:pos="2748"/>
-          <w:tab w:val="left" w:pos="3664"/>
-          <w:tab w:val="left" w:pos="4580"/>
-          <w:tab w:val="left" w:pos="5496"/>
-          <w:tab w:val="left" w:pos="6412"/>
-          <w:tab w:val="left" w:pos="7328"/>
-          <w:tab w:val="left" w:pos="8244"/>
-          <w:tab w:val="left" w:pos="9160"/>
-          <w:tab w:val="left" w:pos="10076"/>
-          <w:tab w:val="left" w:pos="10992"/>
-          <w:tab w:val="left" w:pos="11908"/>
-          <w:tab w:val="left" w:pos="12824"/>
-          <w:tab w:val="left" w:pos="13740"/>
-          <w:tab w:val="left" w:pos="14656"/>
-        </w:tabs>
-        <w:spacing w:before="20" w:after="20" w:line="360" w:lineRule="atLeast"/>
-        <w:rPr>
-          <w:rFonts w:ascii="Segoe UI" w:hAnsi="Segoe UI" w:cs="Segoe UI"/>
-          <w:color w:val="000000"/>
-          <w:sz w:val="24"/>
-          <w:szCs w:val="24"/>
-        </w:rPr>
-      </w:pPr>
-      <w:r>
-        <w:rPr>
-          <w:rFonts w:ascii="Segoe UI" w:hAnsi="Segoe UI" w:cs="Segoe UI"/>
-          <w:color w:val="000000"/>
-          <w:sz w:val="24"/>
-          <w:szCs w:val="24"/>
-        </w:rPr>
-        <w:t xml:space="preserve"> }</w:t>
-      </w:r>
-    </w:p>
-    <w:p>
-      <w:pPr>
-        <w:tabs>
-          <w:tab w:val="left" w:pos="916"/>
-          <w:tab w:val="left" w:pos="1832"/>
-          <w:tab w:val="left" w:pos="2748"/>
-          <w:tab w:val="left" w:pos="3664"/>
-          <w:tab w:val="left" w:pos="4580"/>
-          <w:tab w:val="left" w:pos="5496"/>
-          <w:tab w:val="left" w:pos="6412"/>
-          <w:tab w:val="left" w:pos="7328"/>
-          <w:tab w:val="left" w:pos="8244"/>
-          <w:tab w:val="left" w:pos="9160"/>
-          <w:tab w:val="left" w:pos="10076"/>
-          <w:tab w:val="left" w:pos="10992"/>
-          <w:tab w:val="left" w:pos="11908"/>
-          <w:tab w:val="left" w:pos="12824"/>
-          <w:tab w:val="left" w:pos="13740"/>
-          <w:tab w:val="left" w:pos="14656"/>
-        </w:tabs>
-        <w:spacing w:before="20" w:after="20" w:line="360" w:lineRule="atLeast"/>
-        <w:rPr>
-          <w:rFonts w:ascii="Segoe UI" w:hAnsi="Segoe UI" w:cs="Segoe UI"/>
-          <w:color w:val="000000"/>
-          <w:sz w:val="24"/>
-          <w:szCs w:val="24"/>
-        </w:rPr>
-      </w:pPr>
-      <w:r>
-        <w:rPr>
-          <w:rFonts w:ascii="Segoe UI" w:hAnsi="Segoe UI" w:cs="Segoe UI"/>
-          <w:color w:val="000000"/>
-          <w:sz w:val="24"/>
-          <w:szCs w:val="24"/>
-        </w:rPr>
-        <w:t>Overloading</w:t>
+        <w:t> values).</w:t>
       </w:r>
     </w:p>
     <w:p>
@@ -9215,27 +10348,25 @@
           <w:sz w:val="24"/>
           <w:szCs w:val="24"/>
         </w:rPr>
-        <w:t xml:space="preserve">var messages = new </w:t>
-      </w:r>
-      <w:proofErr w:type="gramStart"/>
-      <w:r>
-        <w:rPr>
-          <w:rFonts w:ascii="Segoe UI" w:hAnsi="Segoe UI" w:cs="Segoe UI"/>
-          <w:color w:val="000000"/>
-          <w:sz w:val="24"/>
-          <w:szCs w:val="24"/>
-        </w:rPr>
-        <w:t>StringBuilder(</w:t>
-      </w:r>
-      <w:proofErr w:type="gramEnd"/>
-      <w:r>
-        <w:rPr>
-          <w:rFonts w:ascii="Segoe UI" w:hAnsi="Segoe UI" w:cs="Segoe UI"/>
-          <w:color w:val="000000"/>
-          <w:sz w:val="24"/>
-          <w:szCs w:val="24"/>
-        </w:rPr>
-        <w:t>);</w:t>
+        <w:t>A method can change the </w:t>
+      </w:r>
+      <w:r>
+        <w:rPr>
+          <w:i/>
+          <w:iCs/>
+          <w:sz w:val="24"/>
+          <w:szCs w:val="24"/>
+        </w:rPr>
+        <w:t>state</w:t>
+      </w:r>
+      <w:r>
+        <w:rPr>
+          <w:rFonts w:ascii="Segoe UI" w:hAnsi="Segoe UI" w:cs="Segoe UI"/>
+          <w:color w:val="000000"/>
+          <w:sz w:val="24"/>
+          <w:szCs w:val="24"/>
+        </w:rPr>
+        <w:t> of an object parameter.</w:t>
       </w:r>
     </w:p>
     <w:p>
@@ -9278,47 +10409,46 @@
           <w:sz w:val="24"/>
           <w:szCs w:val="24"/>
         </w:rPr>
-        <w:t xml:space="preserve">var </w:t>
-      </w:r>
-      <w:proofErr w:type="spellStart"/>
-      <w:r>
-        <w:rPr>
-          <w:rFonts w:ascii="Segoe UI" w:hAnsi="Segoe UI" w:cs="Segoe UI"/>
-          <w:color w:val="000000"/>
-          <w:sz w:val="24"/>
-          <w:szCs w:val="24"/>
-        </w:rPr>
-        <w:t>todoList</w:t>
-      </w:r>
-      <w:proofErr w:type="spellEnd"/>
-      <w:r>
-        <w:rPr>
-          <w:rFonts w:ascii="Segoe UI" w:hAnsi="Segoe UI" w:cs="Segoe UI"/>
-          <w:color w:val="000000"/>
-          <w:sz w:val="24"/>
-          <w:szCs w:val="24"/>
-        </w:rPr>
-        <w:t xml:space="preserve"> = new </w:t>
-      </w:r>
-      <w:proofErr w:type="gramStart"/>
-      <w:r>
-        <w:rPr>
-          <w:rFonts w:ascii="Segoe UI" w:hAnsi="Segoe UI" w:cs="Segoe UI"/>
-          <w:color w:val="000000"/>
-          <w:sz w:val="24"/>
-          <w:szCs w:val="24"/>
-        </w:rPr>
-        <w:t>StringBuilder(</w:t>
-      </w:r>
-      <w:proofErr w:type="gramEnd"/>
-      <w:r>
-        <w:rPr>
-          <w:rFonts w:ascii="Segoe UI" w:hAnsi="Segoe UI" w:cs="Segoe UI"/>
-          <w:color w:val="000000"/>
-          <w:sz w:val="24"/>
-          <w:szCs w:val="24"/>
-        </w:rPr>
-        <w:t>'To do:\n');</w:t>
+        <w:t>A method cannot make an object parameter refer to a new object.</w:t>
+      </w:r>
+    </w:p>
+    <w:p>
+      <w:pPr>
+        <w:pStyle w:val="ListParagraph"/>
+        <w:tabs>
+          <w:tab w:val="left" w:pos="916"/>
+          <w:tab w:val="left" w:pos="1832"/>
+          <w:tab w:val="left" w:pos="2748"/>
+          <w:tab w:val="left" w:pos="3664"/>
+          <w:tab w:val="left" w:pos="4580"/>
+          <w:tab w:val="left" w:pos="5496"/>
+          <w:tab w:val="left" w:pos="6412"/>
+          <w:tab w:val="left" w:pos="7328"/>
+          <w:tab w:val="left" w:pos="8244"/>
+          <w:tab w:val="left" w:pos="9160"/>
+          <w:tab w:val="left" w:pos="10076"/>
+          <w:tab w:val="left" w:pos="10992"/>
+          <w:tab w:val="left" w:pos="11908"/>
+          <w:tab w:val="left" w:pos="12824"/>
+          <w:tab w:val="left" w:pos="13740"/>
+          <w:tab w:val="left" w:pos="14656"/>
+        </w:tabs>
+        <w:spacing w:before="20" w:after="20" w:line="360" w:lineRule="atLeast"/>
+        <w:rPr>
+          <w:rFonts w:ascii="Segoe UI" w:hAnsi="Segoe UI" w:cs="Segoe UI"/>
+          <w:color w:val="000000"/>
+          <w:sz w:val="24"/>
+          <w:szCs w:val="24"/>
+        </w:rPr>
+      </w:pPr>
+      <w:r>
+        <w:rPr>
+          <w:rFonts w:ascii="Segoe UI" w:hAnsi="Segoe UI" w:cs="Segoe UI"/>
+          <w:color w:val="000000"/>
+          <w:sz w:val="24"/>
+          <w:szCs w:val="24"/>
+        </w:rPr>
+        <w:t xml:space="preserve">You have seen that it is impossible for a method to change a primitive type parameter.  The situation is different for object parameters. </w:t>
       </w:r>
     </w:p>
     <w:p>
@@ -9361,80 +10491,272 @@
           <w:sz w:val="24"/>
           <w:szCs w:val="24"/>
         </w:rPr>
-        <w:t>This capability is called </w:t>
-      </w:r>
-      <w:r>
-        <w:rPr>
-          <w:i/>
-          <w:iCs/>
-          <w:sz w:val="24"/>
-          <w:szCs w:val="24"/>
-        </w:rPr>
-        <w:t>overloading</w:t>
-      </w:r>
-      <w:r>
-        <w:rPr>
-          <w:rFonts w:ascii="Segoe UI" w:hAnsi="Segoe UI" w:cs="Segoe UI"/>
-          <w:color w:val="000000"/>
-          <w:sz w:val="24"/>
-          <w:szCs w:val="24"/>
-        </w:rPr>
-        <w:t>. Overloading occurs if several methods have the same name (in this case, the </w:t>
-      </w:r>
-      <w:r>
-        <w:rPr>
-          <w:rFonts w:ascii="Segoe UI" w:hAnsi="Segoe UI" w:cs="Segoe UI"/>
-          <w:sz w:val="24"/>
-          <w:szCs w:val="24"/>
-        </w:rPr>
-        <w:t>StringBuilder</w:t>
-      </w:r>
-      <w:r>
-        <w:rPr>
-          <w:rFonts w:ascii="Segoe UI" w:hAnsi="Segoe UI" w:cs="Segoe UI"/>
-          <w:color w:val="000000"/>
-          <w:sz w:val="24"/>
-          <w:szCs w:val="24"/>
-        </w:rPr>
-        <w:t> constructor method) but different parameters.</w:t>
-      </w:r>
-    </w:p>
-    <w:p>
-      <w:pPr>
-        <w:tabs>
-          <w:tab w:val="left" w:pos="916"/>
-          <w:tab w:val="left" w:pos="1832"/>
-          <w:tab w:val="left" w:pos="2748"/>
-          <w:tab w:val="left" w:pos="3664"/>
-          <w:tab w:val="left" w:pos="4580"/>
-          <w:tab w:val="left" w:pos="5496"/>
-          <w:tab w:val="left" w:pos="6412"/>
-          <w:tab w:val="left" w:pos="7328"/>
-          <w:tab w:val="left" w:pos="8244"/>
-          <w:tab w:val="left" w:pos="9160"/>
-          <w:tab w:val="left" w:pos="10076"/>
-          <w:tab w:val="left" w:pos="10992"/>
-          <w:tab w:val="left" w:pos="11908"/>
-          <w:tab w:val="left" w:pos="12824"/>
-          <w:tab w:val="left" w:pos="13740"/>
-          <w:tab w:val="left" w:pos="14656"/>
-        </w:tabs>
-        <w:spacing w:before="20" w:after="20" w:line="360" w:lineRule="atLeast"/>
-        <w:rPr>
-          <w:rFonts w:ascii="Segoe UI" w:hAnsi="Segoe UI" w:cs="Segoe UI"/>
-          <w:color w:val="000000"/>
-          <w:sz w:val="24"/>
-          <w:szCs w:val="24"/>
-        </w:rPr>
-      </w:pPr>
-      <w:r>
-        <w:rPr>
-          <w:rFonts w:ascii="Segoe UI" w:hAnsi="Segoe UI" w:cs="Segoe UI"/>
-          <w:color w:val="000000"/>
-          <w:sz w:val="24"/>
-          <w:szCs w:val="24"/>
-        </w:rPr>
-        <w:t>Default field initialization</w:t>
+        <w:t>You can easily implement a method that triples the salary of an employee:</w:t>
+      </w:r>
+    </w:p>
+    <w:p>
+      <w:pPr>
+        <w:pStyle w:val="ListParagraph"/>
+        <w:tabs>
+          <w:tab w:val="left" w:pos="916"/>
+          <w:tab w:val="left" w:pos="1832"/>
+          <w:tab w:val="left" w:pos="2748"/>
+          <w:tab w:val="left" w:pos="3664"/>
+          <w:tab w:val="left" w:pos="4580"/>
+          <w:tab w:val="left" w:pos="5496"/>
+          <w:tab w:val="left" w:pos="6412"/>
+          <w:tab w:val="left" w:pos="7328"/>
+          <w:tab w:val="left" w:pos="8244"/>
+          <w:tab w:val="left" w:pos="9160"/>
+          <w:tab w:val="left" w:pos="10076"/>
+          <w:tab w:val="left" w:pos="10992"/>
+          <w:tab w:val="left" w:pos="11908"/>
+          <w:tab w:val="left" w:pos="12824"/>
+          <w:tab w:val="left" w:pos="13740"/>
+          <w:tab w:val="left" w:pos="14656"/>
+        </w:tabs>
+        <w:spacing w:before="20" w:after="20" w:line="360" w:lineRule="atLeast"/>
+        <w:rPr>
+          <w:rFonts w:ascii="Segoe UI" w:hAnsi="Segoe UI" w:cs="Segoe UI"/>
+          <w:color w:val="000000"/>
+          <w:sz w:val="24"/>
+          <w:szCs w:val="24"/>
+        </w:rPr>
+      </w:pPr>
+      <w:r>
+        <w:rPr>
+          <w:rFonts w:ascii="Segoe UI" w:hAnsi="Segoe UI" w:cs="Segoe UI"/>
+          <w:color w:val="000000"/>
+          <w:sz w:val="24"/>
+          <w:szCs w:val="24"/>
+        </w:rPr>
+        <w:t xml:space="preserve">public static void </w:t>
+      </w:r>
+      <w:proofErr w:type="spellStart"/>
+      <w:proofErr w:type="gramStart"/>
+      <w:r>
+        <w:rPr>
+          <w:rFonts w:ascii="Segoe UI" w:hAnsi="Segoe UI" w:cs="Segoe UI"/>
+          <w:color w:val="000000"/>
+          <w:sz w:val="24"/>
+          <w:szCs w:val="24"/>
+        </w:rPr>
+        <w:t>tripleSalary</w:t>
+      </w:r>
+      <w:proofErr w:type="spellEnd"/>
+      <w:r>
+        <w:rPr>
+          <w:rFonts w:ascii="Segoe UI" w:hAnsi="Segoe UI" w:cs="Segoe UI"/>
+          <w:color w:val="000000"/>
+          <w:sz w:val="24"/>
+          <w:szCs w:val="24"/>
+        </w:rPr>
+        <w:t>(</w:t>
+      </w:r>
+      <w:proofErr w:type="gramEnd"/>
+      <w:r>
+        <w:rPr>
+          <w:rFonts w:ascii="Segoe UI" w:hAnsi="Segoe UI" w:cs="Segoe UI"/>
+          <w:color w:val="000000"/>
+          <w:sz w:val="24"/>
+          <w:szCs w:val="24"/>
+        </w:rPr>
+        <w:t>Employee x) // works</w:t>
+      </w:r>
+    </w:p>
+    <w:p>
+      <w:pPr>
+        <w:pStyle w:val="ListParagraph"/>
+        <w:tabs>
+          <w:tab w:val="left" w:pos="916"/>
+          <w:tab w:val="left" w:pos="1832"/>
+          <w:tab w:val="left" w:pos="2748"/>
+          <w:tab w:val="left" w:pos="3664"/>
+          <w:tab w:val="left" w:pos="4580"/>
+          <w:tab w:val="left" w:pos="5496"/>
+          <w:tab w:val="left" w:pos="6412"/>
+          <w:tab w:val="left" w:pos="7328"/>
+          <w:tab w:val="left" w:pos="8244"/>
+          <w:tab w:val="left" w:pos="9160"/>
+          <w:tab w:val="left" w:pos="10076"/>
+          <w:tab w:val="left" w:pos="10992"/>
+          <w:tab w:val="left" w:pos="11908"/>
+          <w:tab w:val="left" w:pos="12824"/>
+          <w:tab w:val="left" w:pos="13740"/>
+          <w:tab w:val="left" w:pos="14656"/>
+        </w:tabs>
+        <w:spacing w:before="20" w:after="20" w:line="360" w:lineRule="atLeast"/>
+        <w:rPr>
+          <w:rFonts w:ascii="Segoe UI" w:hAnsi="Segoe UI" w:cs="Segoe UI"/>
+          <w:color w:val="000000"/>
+          <w:sz w:val="24"/>
+          <w:szCs w:val="24"/>
+        </w:rPr>
+      </w:pPr>
+      <w:r>
+        <w:rPr>
+          <w:rFonts w:ascii="Segoe UI" w:hAnsi="Segoe UI" w:cs="Segoe UI"/>
+          <w:color w:val="000000"/>
+          <w:sz w:val="24"/>
+          <w:szCs w:val="24"/>
+        </w:rPr>
+        <w:t xml:space="preserve"> {</w:t>
+      </w:r>
+    </w:p>
+    <w:p>
+      <w:pPr>
+        <w:pStyle w:val="ListParagraph"/>
+        <w:tabs>
+          <w:tab w:val="left" w:pos="916"/>
+          <w:tab w:val="left" w:pos="1832"/>
+          <w:tab w:val="left" w:pos="2748"/>
+          <w:tab w:val="left" w:pos="3664"/>
+          <w:tab w:val="left" w:pos="4580"/>
+          <w:tab w:val="left" w:pos="5496"/>
+          <w:tab w:val="left" w:pos="6412"/>
+          <w:tab w:val="left" w:pos="7328"/>
+          <w:tab w:val="left" w:pos="8244"/>
+          <w:tab w:val="left" w:pos="9160"/>
+          <w:tab w:val="left" w:pos="10076"/>
+          <w:tab w:val="left" w:pos="10992"/>
+          <w:tab w:val="left" w:pos="11908"/>
+          <w:tab w:val="left" w:pos="12824"/>
+          <w:tab w:val="left" w:pos="13740"/>
+          <w:tab w:val="left" w:pos="14656"/>
+        </w:tabs>
+        <w:spacing w:before="20" w:after="20" w:line="360" w:lineRule="atLeast"/>
+        <w:rPr>
+          <w:rFonts w:ascii="Segoe UI" w:hAnsi="Segoe UI" w:cs="Segoe UI"/>
+          <w:color w:val="000000"/>
+          <w:sz w:val="24"/>
+          <w:szCs w:val="24"/>
+        </w:rPr>
+      </w:pPr>
+      <w:r>
+        <w:rPr>
+          <w:rFonts w:ascii="Segoe UI" w:hAnsi="Segoe UI" w:cs="Segoe UI"/>
+          <w:color w:val="000000"/>
+          <w:sz w:val="24"/>
+          <w:szCs w:val="24"/>
+        </w:rPr>
+        <w:t xml:space="preserve">     </w:t>
+      </w:r>
+      <w:proofErr w:type="spellStart"/>
+      <w:r>
+        <w:rPr>
+          <w:rFonts w:ascii="Segoe UI" w:hAnsi="Segoe UI" w:cs="Segoe UI"/>
+          <w:color w:val="000000"/>
+          <w:sz w:val="24"/>
+          <w:szCs w:val="24"/>
+        </w:rPr>
+        <w:t>x.</w:t>
+      </w:r>
+      <w:proofErr w:type="gramStart"/>
+      <w:r>
+        <w:rPr>
+          <w:rFonts w:ascii="Segoe UI" w:hAnsi="Segoe UI" w:cs="Segoe UI"/>
+          <w:color w:val="000000"/>
+          <w:sz w:val="24"/>
+          <w:szCs w:val="24"/>
+        </w:rPr>
+        <w:t>raiseSalary</w:t>
+      </w:r>
+      <w:proofErr w:type="spellEnd"/>
+      <w:r>
+        <w:rPr>
+          <w:rFonts w:ascii="Segoe UI" w:hAnsi="Segoe UI" w:cs="Segoe UI"/>
+          <w:color w:val="000000"/>
+          <w:sz w:val="24"/>
+          <w:szCs w:val="24"/>
+        </w:rPr>
+        <w:t>(</w:t>
+      </w:r>
+      <w:proofErr w:type="gramEnd"/>
+      <w:r>
+        <w:rPr>
+          <w:rFonts w:ascii="Segoe UI" w:hAnsi="Segoe UI" w:cs="Segoe UI"/>
+          <w:color w:val="000000"/>
+          <w:sz w:val="24"/>
+          <w:szCs w:val="24"/>
+        </w:rPr>
+        <w:t>200);</w:t>
+      </w:r>
+    </w:p>
+    <w:p>
+      <w:pPr>
+        <w:pStyle w:val="ListParagraph"/>
+        <w:tabs>
+          <w:tab w:val="left" w:pos="916"/>
+          <w:tab w:val="left" w:pos="1832"/>
+          <w:tab w:val="left" w:pos="2748"/>
+          <w:tab w:val="left" w:pos="3664"/>
+          <w:tab w:val="left" w:pos="4580"/>
+          <w:tab w:val="left" w:pos="5496"/>
+          <w:tab w:val="left" w:pos="6412"/>
+          <w:tab w:val="left" w:pos="7328"/>
+          <w:tab w:val="left" w:pos="8244"/>
+          <w:tab w:val="left" w:pos="9160"/>
+          <w:tab w:val="left" w:pos="10076"/>
+          <w:tab w:val="left" w:pos="10992"/>
+          <w:tab w:val="left" w:pos="11908"/>
+          <w:tab w:val="left" w:pos="12824"/>
+          <w:tab w:val="left" w:pos="13740"/>
+          <w:tab w:val="left" w:pos="14656"/>
+        </w:tabs>
+        <w:spacing w:before="20" w:after="20" w:line="360" w:lineRule="atLeast"/>
+        <w:rPr>
+          <w:rFonts w:ascii="Segoe UI" w:hAnsi="Segoe UI" w:cs="Segoe UI"/>
+          <w:color w:val="000000"/>
+          <w:sz w:val="24"/>
+          <w:szCs w:val="24"/>
+        </w:rPr>
+      </w:pPr>
+      <w:r>
+        <w:rPr>
+          <w:rFonts w:ascii="Segoe UI" w:hAnsi="Segoe UI" w:cs="Segoe UI"/>
+          <w:color w:val="000000"/>
+          <w:sz w:val="24"/>
+          <w:szCs w:val="24"/>
+        </w:rPr>
+        <w:t xml:space="preserve"> }</w:t>
+      </w:r>
+    </w:p>
+    <w:p>
+      <w:pPr>
+        <w:tabs>
+          <w:tab w:val="left" w:pos="916"/>
+          <w:tab w:val="left" w:pos="1832"/>
+          <w:tab w:val="left" w:pos="2748"/>
+          <w:tab w:val="left" w:pos="3664"/>
+          <w:tab w:val="left" w:pos="4580"/>
+          <w:tab w:val="left" w:pos="5496"/>
+          <w:tab w:val="left" w:pos="6412"/>
+          <w:tab w:val="left" w:pos="7328"/>
+          <w:tab w:val="left" w:pos="8244"/>
+          <w:tab w:val="left" w:pos="9160"/>
+          <w:tab w:val="left" w:pos="10076"/>
+          <w:tab w:val="left" w:pos="10992"/>
+          <w:tab w:val="left" w:pos="11908"/>
+          <w:tab w:val="left" w:pos="12824"/>
+          <w:tab w:val="left" w:pos="13740"/>
+          <w:tab w:val="left" w:pos="14656"/>
+        </w:tabs>
+        <w:spacing w:before="20" w:after="20" w:line="360" w:lineRule="atLeast"/>
+        <w:rPr>
+          <w:rFonts w:ascii="Segoe UI" w:hAnsi="Segoe UI" w:cs="Segoe UI"/>
+          <w:color w:val="000000"/>
+          <w:sz w:val="24"/>
+          <w:szCs w:val="24"/>
+        </w:rPr>
+      </w:pPr>
+      <w:r>
+        <w:rPr>
+          <w:rFonts w:ascii="Segoe UI" w:hAnsi="Segoe UI" w:cs="Segoe UI"/>
+          <w:color w:val="000000"/>
+          <w:sz w:val="24"/>
+          <w:szCs w:val="24"/>
+        </w:rPr>
+        <w:t>Overloading</w:t>
       </w:r>
     </w:p>
     <w:p>
@@ -9477,77 +10799,27 @@
           <w:sz w:val="24"/>
           <w:szCs w:val="24"/>
         </w:rPr>
-        <w:t>If you don’t set a field explicitly in a constructor, it is automatically set to a default value: numbers to </w:t>
-      </w:r>
-      <w:r>
-        <w:rPr>
-          <w:rFonts w:ascii="Segoe UI" w:hAnsi="Segoe UI" w:cs="Segoe UI"/>
-          <w:sz w:val="24"/>
-          <w:szCs w:val="24"/>
-        </w:rPr>
-        <w:t>0</w:t>
-      </w:r>
-      <w:r>
-        <w:rPr>
-          <w:rFonts w:ascii="Segoe UI" w:hAnsi="Segoe UI" w:cs="Segoe UI"/>
-          <w:color w:val="000000"/>
-          <w:sz w:val="24"/>
-          <w:szCs w:val="24"/>
-        </w:rPr>
-        <w:t>, </w:t>
-      </w:r>
-      <w:proofErr w:type="spellStart"/>
-      <w:r>
-        <w:rPr>
-          <w:rFonts w:ascii="Segoe UI" w:hAnsi="Segoe UI" w:cs="Segoe UI"/>
-          <w:sz w:val="24"/>
-          <w:szCs w:val="24"/>
-        </w:rPr>
-        <w:t>boolean</w:t>
-      </w:r>
-      <w:proofErr w:type="spellEnd"/>
-      <w:r>
-        <w:rPr>
-          <w:rFonts w:ascii="Segoe UI" w:hAnsi="Segoe UI" w:cs="Segoe UI"/>
-          <w:color w:val="000000"/>
-          <w:sz w:val="24"/>
-          <w:szCs w:val="24"/>
-        </w:rPr>
-        <w:t> values to </w:t>
-      </w:r>
-      <w:r>
-        <w:rPr>
-          <w:rFonts w:ascii="Segoe UI" w:hAnsi="Segoe UI" w:cs="Segoe UI"/>
-          <w:sz w:val="24"/>
-          <w:szCs w:val="24"/>
-        </w:rPr>
-        <w:t>false</w:t>
-      </w:r>
-      <w:r>
-        <w:rPr>
-          <w:rFonts w:ascii="Segoe UI" w:hAnsi="Segoe UI" w:cs="Segoe UI"/>
-          <w:color w:val="000000"/>
-          <w:sz w:val="24"/>
-          <w:szCs w:val="24"/>
-        </w:rPr>
-        <w:t>, and object references to </w:t>
-      </w:r>
-      <w:r>
-        <w:rPr>
-          <w:rFonts w:ascii="Segoe UI" w:hAnsi="Segoe UI" w:cs="Segoe UI"/>
-          <w:sz w:val="24"/>
-          <w:szCs w:val="24"/>
-        </w:rPr>
-        <w:t>null</w:t>
-      </w:r>
-      <w:r>
-        <w:rPr>
-          <w:rFonts w:ascii="Segoe UI" w:hAnsi="Segoe UI" w:cs="Segoe UI"/>
-          <w:color w:val="000000"/>
-          <w:sz w:val="24"/>
-          <w:szCs w:val="24"/>
-        </w:rPr>
-        <w:t>. </w:t>
+        <w:t xml:space="preserve">var messages = new </w:t>
+      </w:r>
+      <w:proofErr w:type="gramStart"/>
+      <w:r>
+        <w:rPr>
+          <w:rFonts w:ascii="Segoe UI" w:hAnsi="Segoe UI" w:cs="Segoe UI"/>
+          <w:color w:val="000000"/>
+          <w:sz w:val="24"/>
+          <w:szCs w:val="24"/>
+        </w:rPr>
+        <w:t>StringBuilder(</w:t>
+      </w:r>
+      <w:proofErr w:type="gramEnd"/>
+      <w:r>
+        <w:rPr>
+          <w:rFonts w:ascii="Segoe UI" w:hAnsi="Segoe UI" w:cs="Segoe UI"/>
+          <w:color w:val="000000"/>
+          <w:sz w:val="24"/>
+          <w:szCs w:val="24"/>
+        </w:rPr>
+        <w:t>);</w:t>
       </w:r>
     </w:p>
     <w:p>
@@ -9590,7 +10862,47 @@
           <w:sz w:val="24"/>
           <w:szCs w:val="24"/>
         </w:rPr>
-        <w:t xml:space="preserve">Some people consider it poor programming practice to rely on the defaults. </w:t>
+        <w:t xml:space="preserve">var </w:t>
+      </w:r>
+      <w:proofErr w:type="spellStart"/>
+      <w:r>
+        <w:rPr>
+          <w:rFonts w:ascii="Segoe UI" w:hAnsi="Segoe UI" w:cs="Segoe UI"/>
+          <w:color w:val="000000"/>
+          <w:sz w:val="24"/>
+          <w:szCs w:val="24"/>
+        </w:rPr>
+        <w:t>todoList</w:t>
+      </w:r>
+      <w:proofErr w:type="spellEnd"/>
+      <w:r>
+        <w:rPr>
+          <w:rFonts w:ascii="Segoe UI" w:hAnsi="Segoe UI" w:cs="Segoe UI"/>
+          <w:color w:val="000000"/>
+          <w:sz w:val="24"/>
+          <w:szCs w:val="24"/>
+        </w:rPr>
+        <w:t xml:space="preserve"> = new </w:t>
+      </w:r>
+      <w:proofErr w:type="gramStart"/>
+      <w:r>
+        <w:rPr>
+          <w:rFonts w:ascii="Segoe UI" w:hAnsi="Segoe UI" w:cs="Segoe UI"/>
+          <w:color w:val="000000"/>
+          <w:sz w:val="24"/>
+          <w:szCs w:val="24"/>
+        </w:rPr>
+        <w:t>StringBuilder(</w:t>
+      </w:r>
+      <w:proofErr w:type="gramEnd"/>
+      <w:r>
+        <w:rPr>
+          <w:rFonts w:ascii="Segoe UI" w:hAnsi="Segoe UI" w:cs="Segoe UI"/>
+          <w:color w:val="000000"/>
+          <w:sz w:val="24"/>
+          <w:szCs w:val="24"/>
+        </w:rPr>
+        <w:t>'To do:\n');</w:t>
       </w:r>
     </w:p>
     <w:p>
@@ -9633,106 +10945,80 @@
           <w:sz w:val="24"/>
           <w:szCs w:val="24"/>
         </w:rPr>
-        <w:t>Certainly, it makes it harder for someone to understand your code if fields are being initialized invisibly.</w:t>
-      </w:r>
-    </w:p>
-    <w:p>
-      <w:pPr>
-        <w:pStyle w:val="ListParagraph"/>
-        <w:tabs>
-          <w:tab w:val="left" w:pos="916"/>
-          <w:tab w:val="left" w:pos="1832"/>
-          <w:tab w:val="left" w:pos="2748"/>
-          <w:tab w:val="left" w:pos="3664"/>
-          <w:tab w:val="left" w:pos="4580"/>
-          <w:tab w:val="left" w:pos="5496"/>
-          <w:tab w:val="left" w:pos="6412"/>
-          <w:tab w:val="left" w:pos="7328"/>
-          <w:tab w:val="left" w:pos="8244"/>
-          <w:tab w:val="left" w:pos="9160"/>
-          <w:tab w:val="left" w:pos="10076"/>
-          <w:tab w:val="left" w:pos="10992"/>
-          <w:tab w:val="left" w:pos="11908"/>
-          <w:tab w:val="left" w:pos="12824"/>
-          <w:tab w:val="left" w:pos="13740"/>
-          <w:tab w:val="left" w:pos="14656"/>
-        </w:tabs>
-        <w:spacing w:before="20" w:after="20" w:line="360" w:lineRule="atLeast"/>
-        <w:rPr>
-          <w:rFonts w:ascii="Segoe UI" w:hAnsi="Segoe UI" w:cs="Segoe UI"/>
-          <w:color w:val="000000"/>
-          <w:sz w:val="24"/>
-          <w:szCs w:val="24"/>
-        </w:rPr>
-      </w:pPr>
-    </w:p>
-    <w:p>
-      <w:pPr>
-        <w:pStyle w:val="ListParagraph"/>
-        <w:tabs>
-          <w:tab w:val="left" w:pos="916"/>
-          <w:tab w:val="left" w:pos="1832"/>
-          <w:tab w:val="left" w:pos="2748"/>
-          <w:tab w:val="left" w:pos="3664"/>
-          <w:tab w:val="left" w:pos="4580"/>
-          <w:tab w:val="left" w:pos="5496"/>
-          <w:tab w:val="left" w:pos="6412"/>
-          <w:tab w:val="left" w:pos="7328"/>
-          <w:tab w:val="left" w:pos="8244"/>
-          <w:tab w:val="left" w:pos="9160"/>
-          <w:tab w:val="left" w:pos="10076"/>
-          <w:tab w:val="left" w:pos="10992"/>
-          <w:tab w:val="left" w:pos="11908"/>
-          <w:tab w:val="left" w:pos="12824"/>
-          <w:tab w:val="left" w:pos="13740"/>
-          <w:tab w:val="left" w:pos="14656"/>
-        </w:tabs>
-        <w:spacing w:before="20" w:after="20" w:line="360" w:lineRule="atLeast"/>
-        <w:rPr>
-          <w:rFonts w:ascii="Segoe UI" w:hAnsi="Segoe UI" w:cs="Segoe UI"/>
-          <w:color w:val="000000"/>
-          <w:sz w:val="24"/>
-          <w:szCs w:val="24"/>
-        </w:rPr>
-      </w:pPr>
-    </w:p>
-    <w:p>
-      <w:pPr>
-        <w:tabs>
-          <w:tab w:val="left" w:pos="916"/>
-          <w:tab w:val="left" w:pos="1832"/>
-          <w:tab w:val="left" w:pos="2748"/>
-          <w:tab w:val="left" w:pos="3664"/>
-          <w:tab w:val="left" w:pos="4580"/>
-          <w:tab w:val="left" w:pos="5496"/>
-          <w:tab w:val="left" w:pos="6412"/>
-          <w:tab w:val="left" w:pos="7328"/>
-          <w:tab w:val="left" w:pos="8244"/>
-          <w:tab w:val="left" w:pos="9160"/>
-          <w:tab w:val="left" w:pos="10076"/>
-          <w:tab w:val="left" w:pos="10992"/>
-          <w:tab w:val="left" w:pos="11908"/>
-          <w:tab w:val="left" w:pos="12824"/>
-          <w:tab w:val="left" w:pos="13740"/>
-          <w:tab w:val="left" w:pos="14656"/>
-        </w:tabs>
-        <w:spacing w:before="20" w:after="20" w:line="360" w:lineRule="atLeast"/>
-        <w:rPr>
-          <w:rFonts w:ascii="Segoe UI" w:hAnsi="Segoe UI" w:cs="Segoe UI"/>
-          <w:color w:val="000000"/>
-          <w:sz w:val="24"/>
-          <w:szCs w:val="24"/>
-        </w:rPr>
-      </w:pPr>
-      <w:r>
-        <w:rPr>
-          <w:rFonts w:ascii="Segoe UI" w:hAnsi="Segoe UI" w:cs="Segoe UI"/>
-          <w:color w:val="000000"/>
-          <w:sz w:val="24"/>
-          <w:szCs w:val="24"/>
-        </w:rPr>
-        <w:lastRenderedPageBreak/>
-        <w:t>Constructor with no arguments</w:t>
+        <w:t>This capability is called </w:t>
+      </w:r>
+      <w:r>
+        <w:rPr>
+          <w:i/>
+          <w:iCs/>
+          <w:sz w:val="24"/>
+          <w:szCs w:val="24"/>
+        </w:rPr>
+        <w:t>overloading</w:t>
+      </w:r>
+      <w:r>
+        <w:rPr>
+          <w:rFonts w:ascii="Segoe UI" w:hAnsi="Segoe UI" w:cs="Segoe UI"/>
+          <w:color w:val="000000"/>
+          <w:sz w:val="24"/>
+          <w:szCs w:val="24"/>
+        </w:rPr>
+        <w:t>. Overloading occurs if several methods have the same name (in this case, the </w:t>
+      </w:r>
+      <w:r>
+        <w:rPr>
+          <w:rFonts w:ascii="Segoe UI" w:hAnsi="Segoe UI" w:cs="Segoe UI"/>
+          <w:sz w:val="24"/>
+          <w:szCs w:val="24"/>
+        </w:rPr>
+        <w:t>StringBuilder</w:t>
+      </w:r>
+      <w:r>
+        <w:rPr>
+          <w:rFonts w:ascii="Segoe UI" w:hAnsi="Segoe UI" w:cs="Segoe UI"/>
+          <w:color w:val="000000"/>
+          <w:sz w:val="24"/>
+          <w:szCs w:val="24"/>
+        </w:rPr>
+        <w:t> constructor method) but different parameters.</w:t>
+      </w:r>
+    </w:p>
+    <w:p>
+      <w:pPr>
+        <w:tabs>
+          <w:tab w:val="left" w:pos="916"/>
+          <w:tab w:val="left" w:pos="1832"/>
+          <w:tab w:val="left" w:pos="2748"/>
+          <w:tab w:val="left" w:pos="3664"/>
+          <w:tab w:val="left" w:pos="4580"/>
+          <w:tab w:val="left" w:pos="5496"/>
+          <w:tab w:val="left" w:pos="6412"/>
+          <w:tab w:val="left" w:pos="7328"/>
+          <w:tab w:val="left" w:pos="8244"/>
+          <w:tab w:val="left" w:pos="9160"/>
+          <w:tab w:val="left" w:pos="10076"/>
+          <w:tab w:val="left" w:pos="10992"/>
+          <w:tab w:val="left" w:pos="11908"/>
+          <w:tab w:val="left" w:pos="12824"/>
+          <w:tab w:val="left" w:pos="13740"/>
+          <w:tab w:val="left" w:pos="14656"/>
+        </w:tabs>
+        <w:spacing w:before="20" w:after="20" w:line="360" w:lineRule="atLeast"/>
+        <w:rPr>
+          <w:rFonts w:ascii="Segoe UI" w:hAnsi="Segoe UI" w:cs="Segoe UI"/>
+          <w:color w:val="000000"/>
+          <w:sz w:val="24"/>
+          <w:szCs w:val="24"/>
+        </w:rPr>
+      </w:pPr>
+      <w:r>
+        <w:rPr>
+          <w:rFonts w:ascii="Segoe UI" w:hAnsi="Segoe UI" w:cs="Segoe UI"/>
+          <w:color w:val="000000"/>
+          <w:sz w:val="24"/>
+          <w:szCs w:val="24"/>
+        </w:rPr>
+        <w:t>Default field initialization</w:t>
       </w:r>
     </w:p>
     <w:p>
@@ -9775,7 +11061,77 @@
           <w:sz w:val="24"/>
           <w:szCs w:val="24"/>
         </w:rPr>
-        <w:t xml:space="preserve">If you write a class with no constructors whatsoever, then a no-argument constructor is provided for you. </w:t>
+        <w:t>If you don’t set a field explicitly in a constructor, it is automatically set to a default value: numbers to </w:t>
+      </w:r>
+      <w:r>
+        <w:rPr>
+          <w:rFonts w:ascii="Segoe UI" w:hAnsi="Segoe UI" w:cs="Segoe UI"/>
+          <w:sz w:val="24"/>
+          <w:szCs w:val="24"/>
+        </w:rPr>
+        <w:t>0</w:t>
+      </w:r>
+      <w:r>
+        <w:rPr>
+          <w:rFonts w:ascii="Segoe UI" w:hAnsi="Segoe UI" w:cs="Segoe UI"/>
+          <w:color w:val="000000"/>
+          <w:sz w:val="24"/>
+          <w:szCs w:val="24"/>
+        </w:rPr>
+        <w:t>, </w:t>
+      </w:r>
+      <w:proofErr w:type="spellStart"/>
+      <w:r>
+        <w:rPr>
+          <w:rFonts w:ascii="Segoe UI" w:hAnsi="Segoe UI" w:cs="Segoe UI"/>
+          <w:sz w:val="24"/>
+          <w:szCs w:val="24"/>
+        </w:rPr>
+        <w:t>boolean</w:t>
+      </w:r>
+      <w:proofErr w:type="spellEnd"/>
+      <w:r>
+        <w:rPr>
+          <w:rFonts w:ascii="Segoe UI" w:hAnsi="Segoe UI" w:cs="Segoe UI"/>
+          <w:color w:val="000000"/>
+          <w:sz w:val="24"/>
+          <w:szCs w:val="24"/>
+        </w:rPr>
+        <w:t> values to </w:t>
+      </w:r>
+      <w:r>
+        <w:rPr>
+          <w:rFonts w:ascii="Segoe UI" w:hAnsi="Segoe UI" w:cs="Segoe UI"/>
+          <w:sz w:val="24"/>
+          <w:szCs w:val="24"/>
+        </w:rPr>
+        <w:t>false</w:t>
+      </w:r>
+      <w:r>
+        <w:rPr>
+          <w:rFonts w:ascii="Segoe UI" w:hAnsi="Segoe UI" w:cs="Segoe UI"/>
+          <w:color w:val="000000"/>
+          <w:sz w:val="24"/>
+          <w:szCs w:val="24"/>
+        </w:rPr>
+        <w:t>, and object references to </w:t>
+      </w:r>
+      <w:r>
+        <w:rPr>
+          <w:rFonts w:ascii="Segoe UI" w:hAnsi="Segoe UI" w:cs="Segoe UI"/>
+          <w:sz w:val="24"/>
+          <w:szCs w:val="24"/>
+        </w:rPr>
+        <w:t>null</w:t>
+      </w:r>
+      <w:r>
+        <w:rPr>
+          <w:rFonts w:ascii="Segoe UI" w:hAnsi="Segoe UI" w:cs="Segoe UI"/>
+          <w:color w:val="000000"/>
+          <w:sz w:val="24"/>
+          <w:szCs w:val="24"/>
+        </w:rPr>
+        <w:t>. </w:t>
       </w:r>
     </w:p>
     <w:p>
@@ -9818,6 +11174,234 @@
           <w:sz w:val="24"/>
           <w:szCs w:val="24"/>
         </w:rPr>
+        <w:lastRenderedPageBreak/>
+        <w:t xml:space="preserve">Some people consider it poor programming practice to rely on the defaults. </w:t>
+      </w:r>
+    </w:p>
+    <w:p>
+      <w:pPr>
+        <w:pStyle w:val="ListParagraph"/>
+        <w:numPr>
+          <w:ilvl w:val="0"/>
+          <w:numId w:val="1"/>
+        </w:numPr>
+        <w:tabs>
+          <w:tab w:val="left" w:pos="916"/>
+          <w:tab w:val="left" w:pos="1832"/>
+          <w:tab w:val="left" w:pos="2748"/>
+          <w:tab w:val="left" w:pos="3664"/>
+          <w:tab w:val="left" w:pos="4580"/>
+          <w:tab w:val="left" w:pos="5496"/>
+          <w:tab w:val="left" w:pos="6412"/>
+          <w:tab w:val="left" w:pos="7328"/>
+          <w:tab w:val="left" w:pos="8244"/>
+          <w:tab w:val="left" w:pos="9160"/>
+          <w:tab w:val="left" w:pos="10076"/>
+          <w:tab w:val="left" w:pos="10992"/>
+          <w:tab w:val="left" w:pos="11908"/>
+          <w:tab w:val="left" w:pos="12824"/>
+          <w:tab w:val="left" w:pos="13740"/>
+          <w:tab w:val="left" w:pos="14656"/>
+        </w:tabs>
+        <w:spacing w:before="20" w:after="20" w:line="360" w:lineRule="atLeast"/>
+        <w:rPr>
+          <w:rFonts w:ascii="Segoe UI" w:hAnsi="Segoe UI" w:cs="Segoe UI"/>
+          <w:color w:val="000000"/>
+          <w:sz w:val="24"/>
+          <w:szCs w:val="24"/>
+        </w:rPr>
+      </w:pPr>
+      <w:r>
+        <w:rPr>
+          <w:rFonts w:ascii="Segoe UI" w:hAnsi="Segoe UI" w:cs="Segoe UI"/>
+          <w:color w:val="000000"/>
+          <w:sz w:val="24"/>
+          <w:szCs w:val="24"/>
+        </w:rPr>
+        <w:t>Certainly, it makes it harder for someone to understand your code if fields are being initialized invisibly.</w:t>
+      </w:r>
+    </w:p>
+    <w:p>
+      <w:pPr>
+        <w:pStyle w:val="ListParagraph"/>
+        <w:tabs>
+          <w:tab w:val="left" w:pos="916"/>
+          <w:tab w:val="left" w:pos="1832"/>
+          <w:tab w:val="left" w:pos="2748"/>
+          <w:tab w:val="left" w:pos="3664"/>
+          <w:tab w:val="left" w:pos="4580"/>
+          <w:tab w:val="left" w:pos="5496"/>
+          <w:tab w:val="left" w:pos="6412"/>
+          <w:tab w:val="left" w:pos="7328"/>
+          <w:tab w:val="left" w:pos="8244"/>
+          <w:tab w:val="left" w:pos="9160"/>
+          <w:tab w:val="left" w:pos="10076"/>
+          <w:tab w:val="left" w:pos="10992"/>
+          <w:tab w:val="left" w:pos="11908"/>
+          <w:tab w:val="left" w:pos="12824"/>
+          <w:tab w:val="left" w:pos="13740"/>
+          <w:tab w:val="left" w:pos="14656"/>
+        </w:tabs>
+        <w:spacing w:before="20" w:after="20" w:line="360" w:lineRule="atLeast"/>
+        <w:rPr>
+          <w:rFonts w:ascii="Segoe UI" w:hAnsi="Segoe UI" w:cs="Segoe UI"/>
+          <w:color w:val="000000"/>
+          <w:sz w:val="24"/>
+          <w:szCs w:val="24"/>
+        </w:rPr>
+      </w:pPr>
+    </w:p>
+    <w:p>
+      <w:pPr>
+        <w:pStyle w:val="ListParagraph"/>
+        <w:tabs>
+          <w:tab w:val="left" w:pos="916"/>
+          <w:tab w:val="left" w:pos="1832"/>
+          <w:tab w:val="left" w:pos="2748"/>
+          <w:tab w:val="left" w:pos="3664"/>
+          <w:tab w:val="left" w:pos="4580"/>
+          <w:tab w:val="left" w:pos="5496"/>
+          <w:tab w:val="left" w:pos="6412"/>
+          <w:tab w:val="left" w:pos="7328"/>
+          <w:tab w:val="left" w:pos="8244"/>
+          <w:tab w:val="left" w:pos="9160"/>
+          <w:tab w:val="left" w:pos="10076"/>
+          <w:tab w:val="left" w:pos="10992"/>
+          <w:tab w:val="left" w:pos="11908"/>
+          <w:tab w:val="left" w:pos="12824"/>
+          <w:tab w:val="left" w:pos="13740"/>
+          <w:tab w:val="left" w:pos="14656"/>
+        </w:tabs>
+        <w:spacing w:before="20" w:after="20" w:line="360" w:lineRule="atLeast"/>
+        <w:rPr>
+          <w:rFonts w:ascii="Segoe UI" w:hAnsi="Segoe UI" w:cs="Segoe UI"/>
+          <w:color w:val="000000"/>
+          <w:sz w:val="24"/>
+          <w:szCs w:val="24"/>
+        </w:rPr>
+      </w:pPr>
+    </w:p>
+    <w:p>
+      <w:pPr>
+        <w:tabs>
+          <w:tab w:val="left" w:pos="916"/>
+          <w:tab w:val="left" w:pos="1832"/>
+          <w:tab w:val="left" w:pos="2748"/>
+          <w:tab w:val="left" w:pos="3664"/>
+          <w:tab w:val="left" w:pos="4580"/>
+          <w:tab w:val="left" w:pos="5496"/>
+          <w:tab w:val="left" w:pos="6412"/>
+          <w:tab w:val="left" w:pos="7328"/>
+          <w:tab w:val="left" w:pos="8244"/>
+          <w:tab w:val="left" w:pos="9160"/>
+          <w:tab w:val="left" w:pos="10076"/>
+          <w:tab w:val="left" w:pos="10992"/>
+          <w:tab w:val="left" w:pos="11908"/>
+          <w:tab w:val="left" w:pos="12824"/>
+          <w:tab w:val="left" w:pos="13740"/>
+          <w:tab w:val="left" w:pos="14656"/>
+        </w:tabs>
+        <w:spacing w:before="20" w:after="20" w:line="360" w:lineRule="atLeast"/>
+        <w:rPr>
+          <w:rFonts w:ascii="Segoe UI" w:hAnsi="Segoe UI" w:cs="Segoe UI"/>
+          <w:color w:val="000000"/>
+          <w:sz w:val="24"/>
+          <w:szCs w:val="24"/>
+        </w:rPr>
+      </w:pPr>
+      <w:r>
+        <w:rPr>
+          <w:rFonts w:ascii="Segoe UI" w:hAnsi="Segoe UI" w:cs="Segoe UI"/>
+          <w:color w:val="000000"/>
+          <w:sz w:val="24"/>
+          <w:szCs w:val="24"/>
+        </w:rPr>
+        <w:t>Constructor with no arguments</w:t>
+      </w:r>
+    </w:p>
+    <w:p>
+      <w:pPr>
+        <w:pStyle w:val="ListParagraph"/>
+        <w:numPr>
+          <w:ilvl w:val="0"/>
+          <w:numId w:val="1"/>
+        </w:numPr>
+        <w:tabs>
+          <w:tab w:val="left" w:pos="916"/>
+          <w:tab w:val="left" w:pos="1832"/>
+          <w:tab w:val="left" w:pos="2748"/>
+          <w:tab w:val="left" w:pos="3664"/>
+          <w:tab w:val="left" w:pos="4580"/>
+          <w:tab w:val="left" w:pos="5496"/>
+          <w:tab w:val="left" w:pos="6412"/>
+          <w:tab w:val="left" w:pos="7328"/>
+          <w:tab w:val="left" w:pos="8244"/>
+          <w:tab w:val="left" w:pos="9160"/>
+          <w:tab w:val="left" w:pos="10076"/>
+          <w:tab w:val="left" w:pos="10992"/>
+          <w:tab w:val="left" w:pos="11908"/>
+          <w:tab w:val="left" w:pos="12824"/>
+          <w:tab w:val="left" w:pos="13740"/>
+          <w:tab w:val="left" w:pos="14656"/>
+        </w:tabs>
+        <w:spacing w:before="20" w:after="20" w:line="360" w:lineRule="atLeast"/>
+        <w:rPr>
+          <w:rFonts w:ascii="Segoe UI" w:hAnsi="Segoe UI" w:cs="Segoe UI"/>
+          <w:color w:val="000000"/>
+          <w:sz w:val="24"/>
+          <w:szCs w:val="24"/>
+        </w:rPr>
+      </w:pPr>
+      <w:r>
+        <w:rPr>
+          <w:rFonts w:ascii="Segoe UI" w:hAnsi="Segoe UI" w:cs="Segoe UI"/>
+          <w:color w:val="000000"/>
+          <w:sz w:val="24"/>
+          <w:szCs w:val="24"/>
+        </w:rPr>
+        <w:t xml:space="preserve">If you write a class with no constructors whatsoever, then a no-argument constructor is provided for you. </w:t>
+      </w:r>
+    </w:p>
+    <w:p>
+      <w:pPr>
+        <w:pStyle w:val="ListParagraph"/>
+        <w:numPr>
+          <w:ilvl w:val="0"/>
+          <w:numId w:val="1"/>
+        </w:numPr>
+        <w:tabs>
+          <w:tab w:val="left" w:pos="916"/>
+          <w:tab w:val="left" w:pos="1832"/>
+          <w:tab w:val="left" w:pos="2748"/>
+          <w:tab w:val="left" w:pos="3664"/>
+          <w:tab w:val="left" w:pos="4580"/>
+          <w:tab w:val="left" w:pos="5496"/>
+          <w:tab w:val="left" w:pos="6412"/>
+          <w:tab w:val="left" w:pos="7328"/>
+          <w:tab w:val="left" w:pos="8244"/>
+          <w:tab w:val="left" w:pos="9160"/>
+          <w:tab w:val="left" w:pos="10076"/>
+          <w:tab w:val="left" w:pos="10992"/>
+          <w:tab w:val="left" w:pos="11908"/>
+          <w:tab w:val="left" w:pos="12824"/>
+          <w:tab w:val="left" w:pos="13740"/>
+          <w:tab w:val="left" w:pos="14656"/>
+        </w:tabs>
+        <w:spacing w:before="20" w:after="20" w:line="360" w:lineRule="atLeast"/>
+        <w:rPr>
+          <w:rFonts w:ascii="Segoe UI" w:hAnsi="Segoe UI" w:cs="Segoe UI"/>
+          <w:color w:val="000000"/>
+          <w:sz w:val="24"/>
+          <w:szCs w:val="24"/>
+        </w:rPr>
+      </w:pPr>
+      <w:r>
+        <w:rPr>
+          <w:rFonts w:ascii="Segoe UI" w:hAnsi="Segoe UI" w:cs="Segoe UI"/>
+          <w:color w:val="000000"/>
+          <w:sz w:val="24"/>
+          <w:szCs w:val="24"/>
+        </w:rPr>
         <w:t>This constructor sets </w:t>
       </w:r>
       <w:r>
@@ -10896,6 +12480,7 @@
           <w:sz w:val="24"/>
           <w:szCs w:val="24"/>
         </w:rPr>
+        <w:lastRenderedPageBreak/>
         <w:t xml:space="preserve">chan.com -&gt; </w:t>
       </w:r>
       <w:proofErr w:type="spellStart"/>
@@ -11170,7 +12755,6 @@
           <w:sz w:val="24"/>
           <w:szCs w:val="24"/>
         </w:rPr>
-        <w:lastRenderedPageBreak/>
         <w:t>exit(</w:t>
       </w:r>
       <w:proofErr w:type="gramEnd"/>
@@ -12417,6 +14001,7 @@
           <w:sz w:val="24"/>
           <w:szCs w:val="24"/>
         </w:rPr>
+        <w:lastRenderedPageBreak/>
         <w:t xml:space="preserve"> * Raises the salary of an employee.</w:t>
       </w:r>
     </w:p>
@@ -12624,7 +14209,6 @@
           <w:sz w:val="24"/>
           <w:szCs w:val="24"/>
         </w:rPr>
-        <w:lastRenderedPageBreak/>
         <w:t xml:space="preserve">public double </w:t>
       </w:r>
       <w:proofErr w:type="spellStart"/>
@@ -13558,6 +15142,7 @@
           <w:szCs w:val="24"/>
           <w:lang w:eastAsia="en-ID"/>
         </w:rPr>
+        <w:lastRenderedPageBreak/>
         <w:t>private String state;</w:t>
       </w:r>
     </w:p>
@@ -13698,7 +15283,6 @@
           <w:szCs w:val="24"/>
           <w:lang w:eastAsia="en-ID"/>
         </w:rPr>
-        <w:lastRenderedPageBreak/>
         <w:t>You may need to get and set an employee’s salary. You certainly won’t need to change the hiring date once the object is constructed. And, quite often, objects have instance fields that you don’t want others to get or set, such as an array of state abbreviations in an </w:t>
       </w:r>
       <w:r>
@@ -14989,6 +16573,7 @@
           <w:szCs w:val="24"/>
           <w:lang w:eastAsia="en-ID"/>
         </w:rPr>
+        <w:lastRenderedPageBreak/>
         <w:t xml:space="preserve">   public void </w:t>
       </w:r>
       <w:proofErr w:type="gramStart"/>
@@ -15263,7 +16848,6 @@
           <w:szCs w:val="24"/>
           <w:lang w:eastAsia="en-ID"/>
         </w:rPr>
-        <w:lastRenderedPageBreak/>
         <w:t xml:space="preserve">   public </w:t>
       </w:r>
       <w:proofErr w:type="gramStart"/>
@@ -16117,7 +17701,7 @@
 </file>
 
 <file path=word/numbering.xml><?xml version="1.0" encoding="utf-8"?>
-<w:numbering xmlns:wpc="http://schemas.microsoft.com/office/word/2010/wordprocessingCanvas" xmlns:cx="http://schemas.microsoft.com/office/drawing/2014/chartex" xmlns:cx1="http://schemas.microsoft.com/office/drawing/2015/9/8/chartex" xmlns:cx2="http://schemas.microsoft.com/office/drawing/2015/10/21/chartex" xmlns:cx3="http://schemas.microsoft.com/office/drawing/2016/5/9/chartex" xmlns:cx4="http://schemas.microsoft.com/office/drawing/2016/5/10/chartex" xmlns:cx5="http://schemas.microsoft.com/office/drawing/2016/5/11/chartex" xmlns:cx6="http://schemas.microsoft.com/office/drawing/2016/5/12/chartex" xmlns:cx7="http://schemas.microsoft.com/office/drawing/2016/5/13/chartex" xmlns:cx8="http://schemas.microsoft.com/office/drawing/2016/5/14/chartex" xmlns:mc="http://schemas.openxmlformats.org/markup-compatibility/2006" xmlns:aink="http://schemas.microsoft.com/office/drawing/2016/ink" xmlns:am3d="http://schemas.microsoft.com/office/drawing/2017/model3d" xmlns:o="urn:schemas-microsoft-com:office:office" xmlns:r="http://schemas.openxmlformats.org/officeDocument/2006/relationships" xmlns:m="http://schemas.openxmlformats.org/officeDocument/2006/math" xmlns:v="urn:schemas-microsoft-com:vml" xmlns:wp14="http://schemas.microsoft.com/office/word/2010/wordprocessingDrawing" xmlns:wp="http://schemas.openxmlformats.org/drawingml/2006/wordprocessingDrawing" xmlns:w10="urn:schemas-microsoft-com:office:word" xmlns:w="http://schemas.openxmlformats.org/wordprocessingml/2006/main" xmlns:w14="http://schemas.microsoft.com/office/word/2010/wordml" xmlns:w15="http://schemas.microsoft.com/office/word/2012/wordml" xmlns:w16cex="http://schemas.microsoft.com/office/word/2018/wordml/cex" xmlns:w16cid="http://schemas.microsoft.com/office/word/2016/wordml/cid" xmlns:w16="http://schemas.microsoft.com/office/word/2018/wordml" xmlns:w16sdtdh="http://schemas.microsoft.com/office/word/2020/wordml/sdtdatahash" xmlns:w16se="http://schemas.microsoft.com/office/word/2015/wordml/symex" xmlns:wpg="http://schemas.microsoft.com/office/word/2010/wordprocessingGroup" xmlns:wpi="http://schemas.microsoft.com/office/word/2010/wordprocessingInk" xmlns:wne="http://schemas.microsoft.com/office/word/2006/wordml" xmlns:wps="http://schemas.microsoft.com/office/word/2010/wordprocessingShape" mc:Ignorable="w14 w15 w16se w16cid w16 w16cex w16sdtdh wp14">
+<w:numbering xmlns:wpc="http://schemas.microsoft.com/office/word/2010/wordprocessingCanvas" xmlns:cx="http://schemas.microsoft.com/office/drawing/2014/chartex" xmlns:cx1="http://schemas.microsoft.com/office/drawing/2015/9/8/chartex" xmlns:cx2="http://schemas.microsoft.com/office/drawing/2015/10/21/chartex" xmlns:cx3="http://schemas.microsoft.com/office/drawing/2016/5/9/chartex" xmlns:cx4="http://schemas.microsoft.com/office/drawing/2016/5/10/chartex" xmlns:cx5="http://schemas.microsoft.com/office/drawing/2016/5/11/chartex" xmlns:cx6="http://schemas.microsoft.com/office/drawing/2016/5/12/chartex" xmlns:cx7="http://schemas.microsoft.com/office/drawing/2016/5/13/chartex" xmlns:cx8="http://schemas.microsoft.com/office/drawing/2016/5/14/chartex" xmlns:mc="http://schemas.openxmlformats.org/markup-compatibility/2006" xmlns:aink="http://schemas.microsoft.com/office/drawing/2016/ink" xmlns:am3d="http://schemas.microsoft.com/office/drawing/2017/model3d" xmlns:o="urn:schemas-microsoft-com:office:office" xmlns:oel="http://schemas.microsoft.com/office/2019/extlst" xmlns:r="http://schemas.openxmlformats.org/officeDocument/2006/relationships" xmlns:m="http://schemas.openxmlformats.org/officeDocument/2006/math" xmlns:v="urn:schemas-microsoft-com:vml" xmlns:wp14="http://schemas.microsoft.com/office/word/2010/wordprocessingDrawing" xmlns:wp="http://schemas.openxmlformats.org/drawingml/2006/wordprocessingDrawing" xmlns:w10="urn:schemas-microsoft-com:office:word" xmlns:w="http://schemas.openxmlformats.org/wordprocessingml/2006/main" xmlns:w14="http://schemas.microsoft.com/office/word/2010/wordml" xmlns:w15="http://schemas.microsoft.com/office/word/2012/wordml" xmlns:w16cex="http://schemas.microsoft.com/office/word/2018/wordml/cex" xmlns:w16cid="http://schemas.microsoft.com/office/word/2016/wordml/cid" xmlns:w16="http://schemas.microsoft.com/office/word/2018/wordml" xmlns:w16sdtdh="http://schemas.microsoft.com/office/word/2020/wordml/sdtdatahash" xmlns:w16se="http://schemas.microsoft.com/office/word/2015/wordml/symex" xmlns:wpg="http://schemas.microsoft.com/office/word/2010/wordprocessingGroup" xmlns:wpi="http://schemas.microsoft.com/office/word/2010/wordprocessingInk" xmlns:wne="http://schemas.microsoft.com/office/word/2006/wordml" xmlns:wps="http://schemas.microsoft.com/office/word/2010/wordprocessingShape" mc:Ignorable="w14 w15 w16se w16cid w16 w16cex w16sdtdh wp14">
   <w:abstractNum w:abstractNumId="0" w15:restartNumberingAfterBreak="0">
     <w:nsid w:val="3F40492D"/>
     <w:multiLevelType w:val="hybridMultilevel"/>
@@ -16431,13 +18015,13 @@
       </w:pPr>
     </w:lvl>
   </w:abstractNum>
-  <w:num w:numId="1">
+  <w:num w:numId="1" w16cid:durableId="573127335">
     <w:abstractNumId w:val="0"/>
   </w:num>
-  <w:num w:numId="2">
+  <w:num w:numId="2" w16cid:durableId="1275746112">
     <w:abstractNumId w:val="1"/>
   </w:num>
-  <w:num w:numId="3">
+  <w:num w:numId="3" w16cid:durableId="1866091582">
     <w:abstractNumId w:val="2"/>
   </w:num>
 </w:numbering>
@@ -16845,6 +18429,7 @@
   <w:style w:type="character" w:default="1" w:styleId="DefaultParagraphFont">
     <w:name w:val="Default Paragraph Font"/>
     <w:uiPriority w:val="1"/>
+    <w:semiHidden/>
     <w:unhideWhenUsed/>
   </w:style>
   <w:style w:type="table" w:default="1" w:styleId="TableNormal">

--- a/JavaDocs_Ch2-4.docx
+++ b/JavaDocs_Ch2-4.docx
@@ -554,16 +554,7 @@
           <w:sz w:val="24"/>
           <w:szCs w:val="24"/>
         </w:rPr>
-        <w:t xml:space="preserve"> = </w:t>
-      </w:r>
-      <w:proofErr w:type="gramStart"/>
-      <w:r>
-        <w:rPr>
-          <w:rFonts w:ascii="Segoe UI" w:hAnsi="Segoe UI" w:cs="Segoe UI"/>
-          <w:sz w:val="24"/>
-          <w:szCs w:val="24"/>
-        </w:rPr>
-        <w:t>{</w:t>
+        <w:t xml:space="preserve"> = {</w:t>
       </w:r>
       <w:r>
         <w:rPr>
@@ -581,7 +572,6 @@
         </w:rPr>
         <w:t>S</w:t>
       </w:r>
-      <w:proofErr w:type="gramEnd"/>
       <w:r>
         <w:rPr>
           <w:rFonts w:ascii="Segoe UI" w:hAnsi="Segoe UI" w:cs="Segoe UI"/>
@@ -1209,29 +1199,7 @@
           <w:szCs w:val="24"/>
           <w:lang w:eastAsia="en-ID"/>
         </w:rPr>
-        <w:t xml:space="preserve">x &lt; </w:t>
-      </w:r>
-      <w:proofErr w:type="gramStart"/>
-      <w:r>
-        <w:rPr>
-          <w:rFonts w:ascii="Segoe UI" w:eastAsia="Times New Roman" w:hAnsi="Segoe UI" w:cs="Segoe UI"/>
-          <w:color w:val="000000"/>
-          <w:sz w:val="24"/>
-          <w:szCs w:val="24"/>
-          <w:lang w:eastAsia="en-ID"/>
-        </w:rPr>
-        <w:t>y ?</w:t>
-      </w:r>
-      <w:proofErr w:type="gramEnd"/>
-      <w:r>
-        <w:rPr>
-          <w:rFonts w:ascii="Segoe UI" w:eastAsia="Times New Roman" w:hAnsi="Segoe UI" w:cs="Segoe UI"/>
-          <w:color w:val="000000"/>
-          <w:sz w:val="24"/>
-          <w:szCs w:val="24"/>
-          <w:lang w:eastAsia="en-ID"/>
-        </w:rPr>
-        <w:t xml:space="preserve"> x: y</w:t>
+        <w:t>x &lt; y ? x: y</w:t>
       </w:r>
     </w:p>
     <w:p>
@@ -1680,7 +1648,6 @@
         <w:t xml:space="preserve">String s = </w:t>
       </w:r>
       <w:proofErr w:type="spellStart"/>
-      <w:proofErr w:type="gramStart"/>
       <w:r>
         <w:rPr>
           <w:rFonts w:ascii="Segoe UI" w:hAnsi="Segoe UI" w:cs="Segoe UI"/>
@@ -1691,7 +1658,6 @@
         <w:t>greet.substring</w:t>
       </w:r>
       <w:proofErr w:type="spellEnd"/>
-      <w:proofErr w:type="gramEnd"/>
       <w:r>
         <w:rPr>
           <w:rFonts w:ascii="Segoe UI" w:hAnsi="Segoe UI" w:cs="Segoe UI"/>
@@ -1851,20 +1817,9 @@
           <w:sz w:val="24"/>
           <w:szCs w:val="24"/>
         </w:rPr>
-        <w:t>hello</w:t>
-      </w:r>
-      <w:proofErr w:type="gramStart"/>
-      <w:r>
-        <w:rPr>
-          <w:rFonts w:ascii="Segoe UI" w:hAnsi="Segoe UI" w:cs="Segoe UI"/>
-          <w:color w:val="000000"/>
-          <w:sz w:val="24"/>
-          <w:szCs w:val="24"/>
-        </w:rPr>
-        <w:t>”.equals</w:t>
+        <w:t>hello”.equals</w:t>
       </w:r>
       <w:proofErr w:type="spellEnd"/>
-      <w:proofErr w:type="gramEnd"/>
       <w:r>
         <w:rPr>
           <w:rFonts w:ascii="Segoe UI" w:hAnsi="Segoe UI" w:cs="Segoe UI"/>
@@ -1971,20 +1926,9 @@
           <w:sz w:val="24"/>
           <w:szCs w:val="24"/>
         </w:rPr>
-        <w:t>jack</w:t>
-      </w:r>
-      <w:proofErr w:type="gramStart"/>
-      <w:r>
-        <w:rPr>
-          <w:rFonts w:ascii="Segoe UI" w:hAnsi="Segoe UI" w:cs="Segoe UI"/>
-          <w:color w:val="000000"/>
-          <w:sz w:val="24"/>
-          <w:szCs w:val="24"/>
-        </w:rPr>
-        <w:t>”.length</w:t>
+        <w:t>jack”.length</w:t>
       </w:r>
       <w:proofErr w:type="spellEnd"/>
-      <w:proofErr w:type="gramEnd"/>
       <w:r>
         <w:rPr>
           <w:rFonts w:ascii="Segoe UI" w:hAnsi="Segoe UI" w:cs="Segoe UI"/>
@@ -2027,20 +1971,9 @@
           <w:sz w:val="24"/>
           <w:szCs w:val="24"/>
         </w:rPr>
-        <w:t>jack</w:t>
-      </w:r>
-      <w:proofErr w:type="gramStart"/>
-      <w:r>
-        <w:rPr>
-          <w:rFonts w:ascii="Segoe UI" w:hAnsi="Segoe UI" w:cs="Segoe UI"/>
-          <w:color w:val="000000"/>
-          <w:sz w:val="24"/>
-          <w:szCs w:val="24"/>
-        </w:rPr>
-        <w:t>”.equals</w:t>
+        <w:t>jack”.equals</w:t>
       </w:r>
       <w:proofErr w:type="spellEnd"/>
-      <w:proofErr w:type="gramEnd"/>
       <w:r>
         <w:rPr>
           <w:rFonts w:ascii="Segoe UI" w:hAnsi="Segoe UI" w:cs="Segoe UI"/>
@@ -2131,7 +2064,6 @@
         <w:t xml:space="preserve"> = </w:t>
       </w:r>
       <w:proofErr w:type="spellStart"/>
-      <w:proofErr w:type="gramStart"/>
       <w:r>
         <w:rPr>
           <w:rFonts w:ascii="Segoe UI" w:hAnsi="Segoe UI" w:cs="Segoe UI"/>
@@ -2142,7 +2074,6 @@
         <w:t>greeting.codePointCount</w:t>
       </w:r>
       <w:proofErr w:type="spellEnd"/>
-      <w:proofErr w:type="gramEnd"/>
       <w:r>
         <w:rPr>
           <w:rFonts w:ascii="Segoe UI" w:hAnsi="Segoe UI" w:cs="Segoe UI"/>
@@ -2195,17 +2126,7 @@
           <w:sz w:val="24"/>
           <w:szCs w:val="24"/>
         </w:rPr>
-        <w:t>char first = “Hello</w:t>
-      </w:r>
-      <w:proofErr w:type="gramStart"/>
-      <w:r>
-        <w:rPr>
-          <w:rFonts w:ascii="Segoe UI" w:hAnsi="Segoe UI" w:cs="Segoe UI"/>
-          <w:color w:val="000000"/>
-          <w:sz w:val="24"/>
-          <w:szCs w:val="24"/>
-        </w:rPr>
-        <w:t>”.</w:t>
+        <w:t>char first = “Hello”.</w:t>
       </w:r>
       <w:proofErr w:type="spellStart"/>
       <w:r>
@@ -2218,7 +2139,6 @@
         <w:t>charAt</w:t>
       </w:r>
       <w:proofErr w:type="spellEnd"/>
-      <w:proofErr w:type="gramEnd"/>
       <w:r>
         <w:rPr>
           <w:rFonts w:ascii="Segoe UI" w:hAnsi="Segoe UI" w:cs="Segoe UI"/>
@@ -2486,7 +2406,6 @@
         <w:t xml:space="preserve">String name = </w:t>
       </w:r>
       <w:proofErr w:type="spellStart"/>
-      <w:proofErr w:type="gramStart"/>
       <w:r>
         <w:rPr>
           <w:rFonts w:ascii="Segoe UI" w:eastAsia="Times New Roman" w:hAnsi="Segoe UI" w:cs="Segoe UI"/>
@@ -2498,7 +2417,6 @@
         <w:t>in.nextLine</w:t>
       </w:r>
       <w:proofErr w:type="spellEnd"/>
-      <w:proofErr w:type="gramEnd"/>
       <w:r>
         <w:rPr>
           <w:rFonts w:ascii="Segoe UI" w:eastAsia="Times New Roman" w:hAnsi="Segoe UI" w:cs="Segoe UI"/>
@@ -3105,21 +3023,9 @@
           <w:szCs w:val="24"/>
           <w:lang w:eastAsia="en-ID"/>
         </w:rPr>
-        <w:t xml:space="preserve">Scanner in = new </w:t>
-      </w:r>
-      <w:proofErr w:type="gramStart"/>
-      <w:r>
-        <w:rPr>
-          <w:rFonts w:ascii="Segoe UI" w:eastAsia="Times New Roman" w:hAnsi="Segoe UI" w:cs="Segoe UI"/>
-          <w:color w:val="000000"/>
-          <w:sz w:val="24"/>
-          <w:szCs w:val="24"/>
-          <w:lang w:eastAsia="en-ID"/>
-        </w:rPr>
-        <w:t>Scanner(</w:t>
+        <w:t>Scanner in = new Scanner(</w:t>
       </w:r>
       <w:proofErr w:type="spellStart"/>
-      <w:proofErr w:type="gramEnd"/>
       <w:r>
         <w:rPr>
           <w:rFonts w:ascii="Segoe UI" w:eastAsia="Times New Roman" w:hAnsi="Segoe UI" w:cs="Segoe UI"/>
@@ -3266,7 +3172,6 @@
         <w:t xml:space="preserve"> out = new </w:t>
       </w:r>
       <w:proofErr w:type="spellStart"/>
-      <w:proofErr w:type="gramStart"/>
       <w:r>
         <w:rPr>
           <w:rFonts w:ascii="Segoe UI" w:eastAsia="Times New Roman" w:hAnsi="Segoe UI" w:cs="Segoe UI"/>
@@ -3286,18 +3191,7 @@
           <w:szCs w:val="24"/>
           <w:lang w:eastAsia="en-ID"/>
         </w:rPr>
-        <w:t>(</w:t>
-      </w:r>
-      <w:proofErr w:type="gramEnd"/>
-      <w:r>
-        <w:rPr>
-          <w:rFonts w:ascii="Segoe UI" w:eastAsia="Times New Roman" w:hAnsi="Segoe UI" w:cs="Segoe UI"/>
-          <w:color w:val="000000"/>
-          <w:sz w:val="24"/>
-          <w:szCs w:val="24"/>
-          <w:lang w:eastAsia="en-ID"/>
-        </w:rPr>
-        <w:t>'myfile.txt', StandardCharsets.UTF_8);</w:t>
+        <w:t>('myfile.txt', StandardCharsets.UTF_8);</w:t>
       </w:r>
     </w:p>
     <w:p>
@@ -3501,29 +3395,7 @@
           <w:szCs w:val="24"/>
           <w:lang w:eastAsia="en-ID"/>
         </w:rPr>
-        <w:t xml:space="preserve"> = new </w:t>
-      </w:r>
-      <w:proofErr w:type="gramStart"/>
-      <w:r>
-        <w:rPr>
-          <w:rFonts w:ascii="Segoe UI" w:eastAsia="Times New Roman" w:hAnsi="Segoe UI" w:cs="Segoe UI"/>
-          <w:color w:val="000000"/>
-          <w:sz w:val="24"/>
-          <w:szCs w:val="24"/>
-          <w:lang w:eastAsia="en-ID"/>
-        </w:rPr>
-        <w:t>int[</w:t>
-      </w:r>
-      <w:proofErr w:type="gramEnd"/>
-      <w:r>
-        <w:rPr>
-          <w:rFonts w:ascii="Segoe UI" w:eastAsia="Times New Roman" w:hAnsi="Segoe UI" w:cs="Segoe UI"/>
-          <w:color w:val="000000"/>
-          <w:sz w:val="24"/>
-          <w:szCs w:val="24"/>
-          <w:lang w:eastAsia="en-ID"/>
-        </w:rPr>
-        <w:t>] { 17, 19, 23, 29, 31, 37 };</w:t>
+        <w:t xml:space="preserve"> = new int[] { 17, 19, 23, 29, 31, 37 };</w:t>
       </w:r>
     </w:p>
     <w:p>
@@ -3560,27 +3432,15 @@
           <w:lang w:eastAsia="en-ID"/>
         </w:rPr>
       </w:pPr>
-      <w:proofErr w:type="gramStart"/>
-      <w:r>
-        <w:rPr>
-          <w:rFonts w:ascii="Segoe UI" w:eastAsia="Times New Roman" w:hAnsi="Segoe UI" w:cs="Segoe UI"/>
-          <w:color w:val="000000"/>
-          <w:sz w:val="24"/>
-          <w:szCs w:val="24"/>
-          <w:lang w:eastAsia="en-ID"/>
-        </w:rPr>
-        <w:t>int[</w:t>
-      </w:r>
-      <w:proofErr w:type="gramEnd"/>
-      <w:r>
-        <w:rPr>
-          <w:rFonts w:ascii="Segoe UI" w:eastAsia="Times New Roman" w:hAnsi="Segoe UI" w:cs="Segoe UI"/>
-          <w:color w:val="000000"/>
-          <w:sz w:val="24"/>
-          <w:szCs w:val="24"/>
-          <w:lang w:eastAsia="en-ID"/>
-        </w:rPr>
-        <w:t>] a = new int[100];</w:t>
+      <w:r>
+        <w:rPr>
+          <w:rFonts w:ascii="Segoe UI" w:eastAsia="Times New Roman" w:hAnsi="Segoe UI" w:cs="Segoe UI"/>
+          <w:color w:val="000000"/>
+          <w:sz w:val="24"/>
+          <w:szCs w:val="24"/>
+          <w:lang w:eastAsia="en-ID"/>
+        </w:rPr>
+        <w:t>int[] a = new int[100];</w:t>
       </w:r>
     </w:p>
     <w:p>
@@ -3691,18 +3551,7 @@
           <w:szCs w:val="24"/>
           <w:lang w:eastAsia="en-ID"/>
         </w:rPr>
-        <w:t>+</w:t>
-      </w:r>
-      <w:proofErr w:type="gramStart"/>
-      <w:r>
-        <w:rPr>
-          <w:rFonts w:ascii="Segoe UI" w:eastAsia="Times New Roman" w:hAnsi="Segoe UI" w:cs="Segoe UI"/>
-          <w:color w:val="000000"/>
-          <w:sz w:val="24"/>
-          <w:szCs w:val="24"/>
-          <w:lang w:eastAsia="en-ID"/>
-        </w:rPr>
-        <w:t>+)</w:t>
+        <w:t>++)</w:t>
       </w:r>
       <w:r>
         <w:rPr>
@@ -3714,7 +3563,6 @@
         </w:rPr>
         <w:t>{</w:t>
       </w:r>
-      <w:proofErr w:type="gramEnd"/>
     </w:p>
     <w:p>
       <w:pPr>
@@ -4003,29 +3851,7 @@
           <w:szCs w:val="24"/>
           <w:lang w:eastAsia="en-ID"/>
         </w:rPr>
-        <w:t xml:space="preserve">for (int </w:t>
-      </w:r>
-      <w:proofErr w:type="gramStart"/>
-      <w:r>
-        <w:rPr>
-          <w:rFonts w:ascii="Segoe UI" w:eastAsia="Times New Roman" w:hAnsi="Segoe UI" w:cs="Segoe UI"/>
-          <w:color w:val="000000"/>
-          <w:sz w:val="24"/>
-          <w:szCs w:val="24"/>
-          <w:lang w:eastAsia="en-ID"/>
-        </w:rPr>
-        <w:t>element :</w:t>
-      </w:r>
-      <w:proofErr w:type="gramEnd"/>
-      <w:r>
-        <w:rPr>
-          <w:rFonts w:ascii="Segoe UI" w:eastAsia="Times New Roman" w:hAnsi="Segoe UI" w:cs="Segoe UI"/>
-          <w:color w:val="000000"/>
-          <w:sz w:val="24"/>
-          <w:szCs w:val="24"/>
-          <w:lang w:eastAsia="en-ID"/>
-        </w:rPr>
-        <w:t xml:space="preserve"> a)</w:t>
+        <w:t>for (int element : a)</w:t>
       </w:r>
       <w:r>
         <w:rPr>
@@ -4259,27 +4085,15 @@
           <w:lang w:eastAsia="en-ID"/>
         </w:rPr>
       </w:pPr>
-      <w:proofErr w:type="gramStart"/>
-      <w:r>
-        <w:rPr>
-          <w:rFonts w:ascii="Segoe UI" w:eastAsia="Times New Roman" w:hAnsi="Segoe UI" w:cs="Segoe UI"/>
-          <w:color w:val="000000"/>
-          <w:sz w:val="24"/>
-          <w:szCs w:val="24"/>
-          <w:lang w:eastAsia="en-ID"/>
-        </w:rPr>
-        <w:t>int[</w:t>
-      </w:r>
-      <w:proofErr w:type="gramEnd"/>
-      <w:r>
-        <w:rPr>
-          <w:rFonts w:ascii="Segoe UI" w:eastAsia="Times New Roman" w:hAnsi="Segoe UI" w:cs="Segoe UI"/>
-          <w:color w:val="000000"/>
-          <w:sz w:val="24"/>
-          <w:szCs w:val="24"/>
-          <w:lang w:eastAsia="en-ID"/>
-        </w:rPr>
-        <w:t xml:space="preserve">] </w:t>
+      <w:r>
+        <w:rPr>
+          <w:rFonts w:ascii="Segoe UI" w:eastAsia="Times New Roman" w:hAnsi="Segoe UI" w:cs="Segoe UI"/>
+          <w:color w:val="000000"/>
+          <w:sz w:val="24"/>
+          <w:szCs w:val="24"/>
+          <w:lang w:eastAsia="en-ID"/>
+        </w:rPr>
+        <w:t xml:space="preserve">int[] </w:t>
       </w:r>
       <w:proofErr w:type="spellStart"/>
       <w:r>
@@ -4362,7 +4176,6 @@
         </w:rPr>
       </w:pPr>
       <w:proofErr w:type="spellStart"/>
-      <w:proofErr w:type="gramStart"/>
       <w:r>
         <w:rPr>
           <w:rFonts w:ascii="Segoe UI" w:eastAsia="Times New Roman" w:hAnsi="Segoe UI" w:cs="Segoe UI"/>
@@ -4382,18 +4195,7 @@
           <w:szCs w:val="24"/>
           <w:lang w:eastAsia="en-ID"/>
         </w:rPr>
-        <w:t>[</w:t>
-      </w:r>
-      <w:proofErr w:type="gramEnd"/>
-      <w:r>
-        <w:rPr>
-          <w:rFonts w:ascii="Segoe UI" w:eastAsia="Times New Roman" w:hAnsi="Segoe UI" w:cs="Segoe UI"/>
-          <w:color w:val="000000"/>
-          <w:sz w:val="24"/>
-          <w:szCs w:val="24"/>
-          <w:lang w:eastAsia="en-ID"/>
-        </w:rPr>
-        <w:t xml:space="preserve">5] = 12; // now </w:t>
+        <w:t xml:space="preserve">[5] = 12; // now </w:t>
       </w:r>
       <w:proofErr w:type="spellStart"/>
       <w:r>
@@ -4520,27 +4322,15 @@
           <w:lang w:eastAsia="en-ID"/>
         </w:rPr>
       </w:pPr>
-      <w:proofErr w:type="gramStart"/>
-      <w:r>
-        <w:rPr>
-          <w:rFonts w:ascii="Segoe UI" w:eastAsia="Times New Roman" w:hAnsi="Segoe UI" w:cs="Segoe UI"/>
-          <w:color w:val="000000"/>
-          <w:sz w:val="24"/>
-          <w:szCs w:val="24"/>
-          <w:lang w:eastAsia="en-ID"/>
-        </w:rPr>
-        <w:t>int[</w:t>
-      </w:r>
-      <w:proofErr w:type="gramEnd"/>
-      <w:r>
-        <w:rPr>
-          <w:rFonts w:ascii="Segoe UI" w:eastAsia="Times New Roman" w:hAnsi="Segoe UI" w:cs="Segoe UI"/>
-          <w:color w:val="000000"/>
-          <w:sz w:val="24"/>
-          <w:szCs w:val="24"/>
-          <w:lang w:eastAsia="en-ID"/>
-        </w:rPr>
-        <w:t xml:space="preserve">] </w:t>
+      <w:r>
+        <w:rPr>
+          <w:rFonts w:ascii="Segoe UI" w:eastAsia="Times New Roman" w:hAnsi="Segoe UI" w:cs="Segoe UI"/>
+          <w:color w:val="000000"/>
+          <w:sz w:val="24"/>
+          <w:szCs w:val="24"/>
+          <w:lang w:eastAsia="en-ID"/>
+        </w:rPr>
+        <w:t xml:space="preserve">int[] </w:t>
       </w:r>
       <w:proofErr w:type="spellStart"/>
       <w:r>
@@ -4802,27 +4592,15 @@
           <w:lang w:eastAsia="en-ID"/>
         </w:rPr>
       </w:pPr>
-      <w:proofErr w:type="gramStart"/>
-      <w:r>
-        <w:rPr>
-          <w:rFonts w:ascii="Segoe UI" w:eastAsia="Times New Roman" w:hAnsi="Segoe UI" w:cs="Segoe UI"/>
-          <w:color w:val="000000"/>
-          <w:sz w:val="24"/>
-          <w:szCs w:val="24"/>
-          <w:lang w:eastAsia="en-ID"/>
-        </w:rPr>
-        <w:t>Int[</w:t>
-      </w:r>
-      <w:proofErr w:type="gramEnd"/>
-      <w:r>
-        <w:rPr>
-          <w:rFonts w:ascii="Segoe UI" w:eastAsia="Times New Roman" w:hAnsi="Segoe UI" w:cs="Segoe UI"/>
-          <w:color w:val="000000"/>
-          <w:sz w:val="24"/>
-          <w:szCs w:val="24"/>
-          <w:lang w:eastAsia="en-ID"/>
-        </w:rPr>
-        <w:t xml:space="preserve">][] </w:t>
+      <w:r>
+        <w:rPr>
+          <w:rFonts w:ascii="Segoe UI" w:eastAsia="Times New Roman" w:hAnsi="Segoe UI" w:cs="Segoe UI"/>
+          <w:color w:val="000000"/>
+          <w:sz w:val="24"/>
+          <w:szCs w:val="24"/>
+          <w:lang w:eastAsia="en-ID"/>
+        </w:rPr>
+        <w:t xml:space="preserve">Int[][] </w:t>
       </w:r>
       <w:proofErr w:type="spellStart"/>
       <w:r>
@@ -6064,27 +5842,7 @@
           <w:sz w:val="24"/>
           <w:szCs w:val="24"/>
         </w:rPr>
-        <w:t xml:space="preserve">new </w:t>
-      </w:r>
-      <w:proofErr w:type="gramStart"/>
-      <w:r>
-        <w:rPr>
-          <w:rFonts w:ascii="Segoe UI" w:hAnsi="Segoe UI" w:cs="Segoe UI"/>
-          <w:color w:val="000000"/>
-          <w:sz w:val="24"/>
-          <w:szCs w:val="24"/>
-        </w:rPr>
-        <w:t>Date(</w:t>
-      </w:r>
-      <w:proofErr w:type="gramEnd"/>
-      <w:r>
-        <w:rPr>
-          <w:rFonts w:ascii="Segoe UI" w:hAnsi="Segoe UI" w:cs="Segoe UI"/>
-          <w:color w:val="000000"/>
-          <w:sz w:val="24"/>
-          <w:szCs w:val="24"/>
-        </w:rPr>
-        <w:t>)</w:t>
+        <w:t>new Date()</w:t>
       </w:r>
     </w:p>
     <w:p>
@@ -6170,17 +5928,7 @@
           <w:sz w:val="24"/>
           <w:szCs w:val="24"/>
         </w:rPr>
-        <w:t>String s = new Date(</w:t>
-      </w:r>
-      <w:proofErr w:type="gramStart"/>
-      <w:r>
-        <w:rPr>
-          <w:rFonts w:ascii="Segoe UI" w:hAnsi="Segoe UI" w:cs="Segoe UI"/>
-          <w:color w:val="000000"/>
-          <w:sz w:val="24"/>
-          <w:szCs w:val="24"/>
-        </w:rPr>
-        <w:t>).</w:t>
+        <w:t>String s = new Date().</w:t>
       </w:r>
       <w:proofErr w:type="spellStart"/>
       <w:r>
@@ -6193,7 +5941,6 @@
         <w:t>toString</w:t>
       </w:r>
       <w:proofErr w:type="spellEnd"/>
-      <w:proofErr w:type="gramEnd"/>
       <w:r>
         <w:rPr>
           <w:rFonts w:ascii="Segoe UI" w:hAnsi="Segoe UI" w:cs="Segoe UI"/>
@@ -7226,7 +6973,6 @@
         <w:t xml:space="preserve">public void </w:t>
       </w:r>
       <w:proofErr w:type="spellStart"/>
-      <w:proofErr w:type="gramStart"/>
       <w:r>
         <w:rPr>
           <w:rFonts w:ascii="Segoe UI" w:eastAsia="Times New Roman" w:hAnsi="Segoe UI" w:cs="Segoe UI"/>
@@ -7246,18 +6992,7 @@
           <w:szCs w:val="24"/>
           <w:lang w:eastAsia="en-ID"/>
         </w:rPr>
-        <w:t>(</w:t>
-      </w:r>
-      <w:proofErr w:type="gramEnd"/>
-      <w:r>
-        <w:rPr>
-          <w:rFonts w:ascii="Segoe UI" w:eastAsia="Times New Roman" w:hAnsi="Segoe UI" w:cs="Segoe UI"/>
-          <w:color w:val="000000"/>
-          <w:sz w:val="24"/>
-          <w:szCs w:val="24"/>
-          <w:lang w:eastAsia="en-ID"/>
-        </w:rPr>
-        <w:t xml:space="preserve">double </w:t>
+        <w:t xml:space="preserve">(double </w:t>
       </w:r>
       <w:proofErr w:type="spellStart"/>
       <w:r>
@@ -7823,7 +7558,6 @@
         <w:t xml:space="preserve">public void </w:t>
       </w:r>
       <w:proofErr w:type="spellStart"/>
-      <w:proofErr w:type="gramStart"/>
       <w:r>
         <w:rPr>
           <w:rFonts w:ascii="Segoe UI" w:eastAsia="Times New Roman" w:hAnsi="Segoe UI" w:cs="Segoe UI"/>
@@ -7843,18 +7577,7 @@
           <w:szCs w:val="24"/>
           <w:lang w:eastAsia="en-ID"/>
         </w:rPr>
-        <w:t>(</w:t>
-      </w:r>
-      <w:proofErr w:type="gramEnd"/>
-      <w:r>
-        <w:rPr>
-          <w:rFonts w:ascii="Segoe UI" w:eastAsia="Times New Roman" w:hAnsi="Segoe UI" w:cs="Segoe UI"/>
-          <w:color w:val="000000"/>
-          <w:sz w:val="24"/>
-          <w:szCs w:val="24"/>
-          <w:lang w:eastAsia="en-ID"/>
-        </w:rPr>
-        <w:t xml:space="preserve">double </w:t>
+        <w:t xml:space="preserve">(double </w:t>
       </w:r>
       <w:proofErr w:type="spellStart"/>
       <w:r>
@@ -7963,7 +7686,6 @@
         <w:t xml:space="preserve">   double raise = </w:t>
       </w:r>
       <w:proofErr w:type="spellStart"/>
-      <w:proofErr w:type="gramStart"/>
       <w:r>
         <w:rPr>
           <w:rFonts w:ascii="Segoe UI" w:eastAsia="Times New Roman" w:hAnsi="Segoe UI" w:cs="Segoe UI"/>
@@ -7987,7 +7709,6 @@
         <w:t>.salary</w:t>
       </w:r>
       <w:proofErr w:type="spellEnd"/>
-      <w:proofErr w:type="gramEnd"/>
       <w:r>
         <w:rPr>
           <w:rFonts w:ascii="Segoe UI" w:eastAsia="Times New Roman" w:hAnsi="Segoe UI" w:cs="Segoe UI"/>
@@ -8063,7 +7784,6 @@
         <w:t>   </w:t>
       </w:r>
       <w:proofErr w:type="spellStart"/>
-      <w:proofErr w:type="gramStart"/>
       <w:r>
         <w:rPr>
           <w:rFonts w:ascii="Segoe UI" w:eastAsia="Times New Roman" w:hAnsi="Segoe UI" w:cs="Segoe UI"/>
@@ -8087,7 +7807,6 @@
         <w:t>.salary</w:t>
       </w:r>
       <w:proofErr w:type="spellEnd"/>
-      <w:proofErr w:type="gramEnd"/>
       <w:r>
         <w:rPr>
           <w:rFonts w:ascii="Segoe UI" w:eastAsia="Times New Roman" w:hAnsi="Segoe UI" w:cs="Segoe UI"/>
@@ -8728,7 +8447,6 @@
         <w:t xml:space="preserve"> </w:t>
       </w:r>
       <w:proofErr w:type="spellStart"/>
-      <w:proofErr w:type="gramStart"/>
       <w:r>
         <w:rPr>
           <w:rFonts w:ascii="Segoe UI" w:eastAsia="Times New Roman" w:hAnsi="Segoe UI" w:cs="Segoe UI"/>
@@ -8748,18 +8466,7 @@
           <w:szCs w:val="24"/>
           <w:lang w:eastAsia="en-ID"/>
         </w:rPr>
-        <w:t>(</w:t>
-      </w:r>
-      <w:proofErr w:type="gramEnd"/>
-      <w:r>
-        <w:rPr>
-          <w:rFonts w:ascii="Segoe UI" w:eastAsia="Times New Roman" w:hAnsi="Segoe UI" w:cs="Segoe UI"/>
-          <w:color w:val="000000"/>
-          <w:sz w:val="24"/>
-          <w:szCs w:val="24"/>
-          <w:lang w:eastAsia="en-ID"/>
-        </w:rPr>
-        <w:t>)</w:t>
+        <w:t>()</w:t>
       </w:r>
     </w:p>
     <w:p>
@@ -9600,27 +9307,7 @@
           <w:sz w:val="26"/>
           <w:szCs w:val="26"/>
         </w:rPr>
-        <w:t xml:space="preserve">As </w:t>
-      </w:r>
-      <w:proofErr w:type="gramStart"/>
-      <w:r>
-        <w:rPr>
-          <w:rFonts w:ascii="Segoe UI" w:hAnsi="Segoe UI" w:cs="Segoe UI"/>
-          <w:color w:val="000000"/>
-          <w:sz w:val="26"/>
-          <w:szCs w:val="26"/>
-        </w:rPr>
-        <w:t>mentioned</w:t>
-      </w:r>
-      <w:proofErr w:type="gramEnd"/>
-      <w:r>
-        <w:rPr>
-          <w:rFonts w:ascii="Segoe UI" w:hAnsi="Segoe UI" w:cs="Segoe UI"/>
-          <w:color w:val="000000"/>
-          <w:sz w:val="26"/>
-          <w:szCs w:val="26"/>
-        </w:rPr>
-        <w:t xml:space="preserve"> several times, it is never a good idea to have public fields, because everyone can modify them. However, public constants (that is, </w:t>
+        <w:t>As mentioned several times, it is never a good idea to have public fields, because everyone can modify them. However, public constants (that is, </w:t>
       </w:r>
       <w:r>
         <w:rPr>
@@ -9971,40 +9658,26 @@
     </w:p>
     <w:p>
       <w:pPr>
-        <w:tabs>
-          <w:tab w:val="left" w:pos="916"/>
-          <w:tab w:val="left" w:pos="1832"/>
-          <w:tab w:val="left" w:pos="2748"/>
-          <w:tab w:val="left" w:pos="3664"/>
-          <w:tab w:val="left" w:pos="4580"/>
-          <w:tab w:val="left" w:pos="5496"/>
-          <w:tab w:val="left" w:pos="6412"/>
-          <w:tab w:val="left" w:pos="7328"/>
-          <w:tab w:val="left" w:pos="8244"/>
-          <w:tab w:val="left" w:pos="9160"/>
-          <w:tab w:val="left" w:pos="10076"/>
-          <w:tab w:val="left" w:pos="10992"/>
-          <w:tab w:val="left" w:pos="11908"/>
-          <w:tab w:val="left" w:pos="12824"/>
-          <w:tab w:val="left" w:pos="13740"/>
-          <w:tab w:val="left" w:pos="14656"/>
-        </w:tabs>
-        <w:spacing w:before="20" w:after="20" w:line="360" w:lineRule="atLeast"/>
-        <w:rPr>
-          <w:rFonts w:ascii="Segoe UI" w:hAnsi="Segoe UI" w:cs="Segoe UI"/>
-          <w:color w:val="000000"/>
-          <w:sz w:val="24"/>
-          <w:szCs w:val="24"/>
-        </w:rPr>
-      </w:pPr>
-      <w:r>
-        <w:rPr>
-          <w:rFonts w:ascii="Segoe UI" w:hAnsi="Segoe UI" w:cs="Segoe UI"/>
-          <w:color w:val="000000"/>
-          <w:sz w:val="24"/>
-          <w:szCs w:val="24"/>
-        </w:rPr>
-        <w:t>Factory methods</w:t>
+        <w:shd w:val="clear" w:color="auto" w:fill="FFFFFF"/>
+        <w:spacing w:after="0" w:line="240" w:lineRule="auto"/>
+        <w:textAlignment w:val="baseline"/>
+        <w:rPr>
+          <w:rFonts w:ascii="Segoe UI" w:eastAsia="Times New Roman" w:hAnsi="Segoe UI" w:cs="Segoe UI"/>
+          <w:color w:val="232629"/>
+          <w:sz w:val="24"/>
+          <w:szCs w:val="24"/>
+          <w:lang w:eastAsia="en-ID"/>
+        </w:rPr>
+      </w:pPr>
+      <w:r>
+        <w:rPr>
+          <w:rFonts w:ascii="Segoe UI" w:eastAsia="Times New Roman" w:hAnsi="Segoe UI" w:cs="Segoe UI"/>
+          <w:color w:val="232629"/>
+          <w:sz w:val="24"/>
+          <w:szCs w:val="24"/>
+          <w:lang w:eastAsia="en-ID"/>
+        </w:rPr>
+        <w:t>Define static methods in the following scenarios only</w:t>
       </w:r>
     </w:p>
     <w:p>
@@ -10040,43 +9713,14 @@
           <w:szCs w:val="24"/>
         </w:rPr>
       </w:pPr>
-    </w:p>
-    <w:p>
-      <w:pPr>
-        <w:tabs>
-          <w:tab w:val="left" w:pos="916"/>
-          <w:tab w:val="left" w:pos="1832"/>
-          <w:tab w:val="left" w:pos="2748"/>
-          <w:tab w:val="left" w:pos="3664"/>
-          <w:tab w:val="left" w:pos="4580"/>
-          <w:tab w:val="left" w:pos="5496"/>
-          <w:tab w:val="left" w:pos="6412"/>
-          <w:tab w:val="left" w:pos="7328"/>
-          <w:tab w:val="left" w:pos="8244"/>
-          <w:tab w:val="left" w:pos="9160"/>
-          <w:tab w:val="left" w:pos="10076"/>
-          <w:tab w:val="left" w:pos="10992"/>
-          <w:tab w:val="left" w:pos="11908"/>
-          <w:tab w:val="left" w:pos="12824"/>
-          <w:tab w:val="left" w:pos="13740"/>
-          <w:tab w:val="left" w:pos="14656"/>
-        </w:tabs>
-        <w:spacing w:before="20" w:after="20" w:line="360" w:lineRule="atLeast"/>
-        <w:rPr>
-          <w:rFonts w:ascii="Segoe UI" w:hAnsi="Segoe UI" w:cs="Segoe UI"/>
-          <w:color w:val="000000"/>
-          <w:sz w:val="24"/>
-          <w:szCs w:val="24"/>
-        </w:rPr>
-      </w:pPr>
-      <w:r>
-        <w:rPr>
-          <w:rFonts w:ascii="Segoe UI" w:hAnsi="Segoe UI" w:cs="Segoe UI"/>
-          <w:color w:val="000000"/>
-          <w:sz w:val="24"/>
-          <w:szCs w:val="24"/>
-        </w:rPr>
-        <w:t>Main methods</w:t>
+      <w:r>
+        <w:rPr>
+          <w:rFonts w:ascii="Segoe UI" w:hAnsi="Segoe UI" w:cs="Segoe UI"/>
+          <w:color w:val="000000"/>
+          <w:sz w:val="24"/>
+          <w:szCs w:val="24"/>
+        </w:rPr>
+        <w:t>If you are writing utility classes and they are not supposed to be changed.</w:t>
       </w:r>
     </w:p>
     <w:p>
@@ -10112,43 +9756,14 @@
           <w:szCs w:val="24"/>
         </w:rPr>
       </w:pPr>
-    </w:p>
-    <w:p>
-      <w:pPr>
-        <w:tabs>
-          <w:tab w:val="left" w:pos="916"/>
-          <w:tab w:val="left" w:pos="1832"/>
-          <w:tab w:val="left" w:pos="2748"/>
-          <w:tab w:val="left" w:pos="3664"/>
-          <w:tab w:val="left" w:pos="4580"/>
-          <w:tab w:val="left" w:pos="5496"/>
-          <w:tab w:val="left" w:pos="6412"/>
-          <w:tab w:val="left" w:pos="7328"/>
-          <w:tab w:val="left" w:pos="8244"/>
-          <w:tab w:val="left" w:pos="9160"/>
-          <w:tab w:val="left" w:pos="10076"/>
-          <w:tab w:val="left" w:pos="10992"/>
-          <w:tab w:val="left" w:pos="11908"/>
-          <w:tab w:val="left" w:pos="12824"/>
-          <w:tab w:val="left" w:pos="13740"/>
-          <w:tab w:val="left" w:pos="14656"/>
-        </w:tabs>
-        <w:spacing w:before="20" w:after="20" w:line="360" w:lineRule="atLeast"/>
-        <w:rPr>
-          <w:rFonts w:ascii="Segoe UI" w:hAnsi="Segoe UI" w:cs="Segoe UI"/>
-          <w:color w:val="000000"/>
-          <w:sz w:val="24"/>
-          <w:szCs w:val="24"/>
-        </w:rPr>
-      </w:pPr>
-      <w:r>
-        <w:rPr>
-          <w:rFonts w:ascii="Segoe UI" w:hAnsi="Segoe UI" w:cs="Segoe UI"/>
-          <w:color w:val="000000"/>
-          <w:sz w:val="24"/>
-          <w:szCs w:val="24"/>
-        </w:rPr>
-        <w:t>Method parameters</w:t>
+      <w:r>
+        <w:rPr>
+          <w:rFonts w:ascii="Segoe UI" w:hAnsi="Segoe UI" w:cs="Segoe UI"/>
+          <w:color w:val="000000"/>
+          <w:sz w:val="24"/>
+          <w:szCs w:val="24"/>
+        </w:rPr>
+        <w:t>If the method is not using any instance variable.</w:t>
       </w:r>
     </w:p>
     <w:p>
@@ -10191,7 +9806,7 @@
           <w:sz w:val="24"/>
           <w:szCs w:val="24"/>
         </w:rPr>
-        <w:t>Two kind of method parameter: primitive types and object references</w:t>
+        <w:t>If any operation is not dependent on instance creation.</w:t>
       </w:r>
     </w:p>
     <w:p>
@@ -10234,16 +9849,7 @@
           <w:sz w:val="24"/>
           <w:szCs w:val="24"/>
         </w:rPr>
-        <w:t>This demonstrates that the Java programming language does not use call by reference for objects. Instead, </w:t>
-      </w:r>
-      <w:r>
-        <w:rPr>
-          <w:i/>
-          <w:iCs/>
-          <w:sz w:val="24"/>
-          <w:szCs w:val="24"/>
-        </w:rPr>
-        <w:t>object references are passed by value.</w:t>
+        <w:t>If there is some code that can easily be shared by all the instance methods, extract that code into a static method.</w:t>
       </w:r>
     </w:p>
     <w:p>
@@ -10286,26 +9892,45 @@
           <w:sz w:val="24"/>
           <w:szCs w:val="24"/>
         </w:rPr>
-        <w:t>A method cannot modify a parameter of a primitive type (that is, numbers or </w:t>
-      </w:r>
-      <w:proofErr w:type="spellStart"/>
-      <w:r>
-        <w:rPr>
-          <w:rFonts w:ascii="Segoe UI" w:hAnsi="Segoe UI" w:cs="Segoe UI"/>
-          <w:sz w:val="24"/>
-          <w:szCs w:val="24"/>
-        </w:rPr>
-        <w:t>boolean</w:t>
-      </w:r>
-      <w:proofErr w:type="spellEnd"/>
-      <w:r>
-        <w:rPr>
-          <w:rFonts w:ascii="Segoe UI" w:hAnsi="Segoe UI" w:cs="Segoe UI"/>
-          <w:color w:val="000000"/>
-          <w:sz w:val="24"/>
-          <w:szCs w:val="24"/>
-        </w:rPr>
-        <w:t> values).</w:t>
+        <w:t>If you are sure that the definition of the method will never be changed or overridden. As static methods cannot be overridden.</w:t>
+      </w:r>
+    </w:p>
+    <w:p>
+      <w:pPr>
+        <w:tabs>
+          <w:tab w:val="left" w:pos="916"/>
+          <w:tab w:val="left" w:pos="1832"/>
+          <w:tab w:val="left" w:pos="2748"/>
+          <w:tab w:val="left" w:pos="3664"/>
+          <w:tab w:val="left" w:pos="4580"/>
+          <w:tab w:val="left" w:pos="5496"/>
+          <w:tab w:val="left" w:pos="6412"/>
+          <w:tab w:val="left" w:pos="7328"/>
+          <w:tab w:val="left" w:pos="8244"/>
+          <w:tab w:val="left" w:pos="9160"/>
+          <w:tab w:val="left" w:pos="10076"/>
+          <w:tab w:val="left" w:pos="10992"/>
+          <w:tab w:val="left" w:pos="11908"/>
+          <w:tab w:val="left" w:pos="12824"/>
+          <w:tab w:val="left" w:pos="13740"/>
+          <w:tab w:val="left" w:pos="14656"/>
+        </w:tabs>
+        <w:spacing w:before="20" w:after="20" w:line="360" w:lineRule="atLeast"/>
+        <w:rPr>
+          <w:rFonts w:ascii="Segoe UI" w:hAnsi="Segoe UI" w:cs="Segoe UI"/>
+          <w:color w:val="000000"/>
+          <w:sz w:val="24"/>
+          <w:szCs w:val="24"/>
+        </w:rPr>
+      </w:pPr>
+      <w:r>
+        <w:rPr>
+          <w:rFonts w:ascii="Segoe UI" w:hAnsi="Segoe UI" w:cs="Segoe UI"/>
+          <w:color w:val="000000"/>
+          <w:sz w:val="24"/>
+          <w:szCs w:val="24"/>
+        </w:rPr>
+        <w:t>Factory methods</w:t>
       </w:r>
     </w:p>
     <w:p>
@@ -10335,38 +9960,78 @@
         </w:tabs>
         <w:spacing w:before="20" w:after="20" w:line="360" w:lineRule="atLeast"/>
         <w:rPr>
-          <w:rFonts w:ascii="Segoe UI" w:hAnsi="Segoe UI" w:cs="Segoe UI"/>
-          <w:color w:val="000000"/>
-          <w:sz w:val="24"/>
-          <w:szCs w:val="24"/>
-        </w:rPr>
-      </w:pPr>
-      <w:r>
-        <w:rPr>
-          <w:rFonts w:ascii="Segoe UI" w:hAnsi="Segoe UI" w:cs="Segoe UI"/>
-          <w:color w:val="000000"/>
-          <w:sz w:val="24"/>
-          <w:szCs w:val="24"/>
-        </w:rPr>
-        <w:t>A method can change the </w:t>
-      </w:r>
-      <w:r>
-        <w:rPr>
-          <w:i/>
-          <w:iCs/>
-          <w:sz w:val="24"/>
-          <w:szCs w:val="24"/>
-        </w:rPr>
-        <w:t>state</w:t>
-      </w:r>
-      <w:r>
-        <w:rPr>
-          <w:rFonts w:ascii="Segoe UI" w:hAnsi="Segoe UI" w:cs="Segoe UI"/>
-          <w:color w:val="000000"/>
-          <w:sz w:val="24"/>
-          <w:szCs w:val="24"/>
-        </w:rPr>
-        <w:t> of an object parameter.</w:t>
+          <w:rFonts w:ascii="Courier" w:eastAsia="Times New Roman" w:hAnsi="Courier" w:cs="Courier New"/>
+          <w:color w:val="000000"/>
+          <w:sz w:val="26"/>
+          <w:szCs w:val="26"/>
+          <w:lang w:eastAsia="en-ID"/>
+        </w:rPr>
+      </w:pPr>
+      <w:proofErr w:type="spellStart"/>
+      <w:r>
+        <w:rPr>
+          <w:rFonts w:ascii="Courier" w:eastAsia="Times New Roman" w:hAnsi="Courier" w:cs="Courier New"/>
+          <w:color w:val="000000"/>
+          <w:sz w:val="26"/>
+          <w:szCs w:val="26"/>
+          <w:lang w:eastAsia="en-ID"/>
+        </w:rPr>
+        <w:t>NumberFormat</w:t>
+      </w:r>
+      <w:proofErr w:type="spellEnd"/>
+      <w:r>
+        <w:rPr>
+          <w:rFonts w:ascii="Courier" w:eastAsia="Times New Roman" w:hAnsi="Courier" w:cs="Courier New"/>
+          <w:color w:val="000000"/>
+          <w:sz w:val="26"/>
+          <w:szCs w:val="26"/>
+          <w:lang w:eastAsia="en-ID"/>
+        </w:rPr>
+        <w:t xml:space="preserve"> </w:t>
+      </w:r>
+      <w:proofErr w:type="spellStart"/>
+      <w:r>
+        <w:rPr>
+          <w:rFonts w:ascii="Courier" w:eastAsia="Times New Roman" w:hAnsi="Courier" w:cs="Courier New"/>
+          <w:color w:val="000000"/>
+          <w:sz w:val="26"/>
+          <w:szCs w:val="26"/>
+          <w:lang w:eastAsia="en-ID"/>
+        </w:rPr>
+        <w:t>currencyFormatter</w:t>
+      </w:r>
+      <w:proofErr w:type="spellEnd"/>
+      <w:r>
+        <w:rPr>
+          <w:rFonts w:ascii="Courier" w:eastAsia="Times New Roman" w:hAnsi="Courier" w:cs="Courier New"/>
+          <w:color w:val="000000"/>
+          <w:sz w:val="26"/>
+          <w:szCs w:val="26"/>
+          <w:lang w:eastAsia="en-ID"/>
+        </w:rPr>
+        <w:t xml:space="preserve"> = </w:t>
+      </w:r>
+      <w:proofErr w:type="spellStart"/>
+      <w:r>
+        <w:rPr>
+          <w:rFonts w:ascii="Courier" w:eastAsia="Times New Roman" w:hAnsi="Courier" w:cs="Courier New"/>
+          <w:color w:val="000000"/>
+          <w:sz w:val="26"/>
+          <w:szCs w:val="26"/>
+          <w:lang w:eastAsia="en-ID"/>
+        </w:rPr>
+        <w:t>NumberFormat.getCurrencyInstance</w:t>
+      </w:r>
+      <w:proofErr w:type="spellEnd"/>
+      <w:r>
+        <w:rPr>
+          <w:rFonts w:ascii="Courier" w:eastAsia="Times New Roman" w:hAnsi="Courier" w:cs="Courier New"/>
+          <w:color w:val="000000"/>
+          <w:sz w:val="26"/>
+          <w:szCs w:val="26"/>
+          <w:lang w:eastAsia="en-ID"/>
+        </w:rPr>
+        <w:t>();</w:t>
       </w:r>
     </w:p>
     <w:p>
@@ -10396,59 +10061,78 @@
         </w:tabs>
         <w:spacing w:before="20" w:after="20" w:line="360" w:lineRule="atLeast"/>
         <w:rPr>
-          <w:rFonts w:ascii="Segoe UI" w:hAnsi="Segoe UI" w:cs="Segoe UI"/>
-          <w:color w:val="000000"/>
-          <w:sz w:val="24"/>
-          <w:szCs w:val="24"/>
-        </w:rPr>
-      </w:pPr>
-      <w:r>
-        <w:rPr>
-          <w:rFonts w:ascii="Segoe UI" w:hAnsi="Segoe UI" w:cs="Segoe UI"/>
-          <w:color w:val="000000"/>
-          <w:sz w:val="24"/>
-          <w:szCs w:val="24"/>
-        </w:rPr>
-        <w:t>A method cannot make an object parameter refer to a new object.</w:t>
-      </w:r>
-    </w:p>
-    <w:p>
-      <w:pPr>
-        <w:pStyle w:val="ListParagraph"/>
-        <w:tabs>
-          <w:tab w:val="left" w:pos="916"/>
-          <w:tab w:val="left" w:pos="1832"/>
-          <w:tab w:val="left" w:pos="2748"/>
-          <w:tab w:val="left" w:pos="3664"/>
-          <w:tab w:val="left" w:pos="4580"/>
-          <w:tab w:val="left" w:pos="5496"/>
-          <w:tab w:val="left" w:pos="6412"/>
-          <w:tab w:val="left" w:pos="7328"/>
-          <w:tab w:val="left" w:pos="8244"/>
-          <w:tab w:val="left" w:pos="9160"/>
-          <w:tab w:val="left" w:pos="10076"/>
-          <w:tab w:val="left" w:pos="10992"/>
-          <w:tab w:val="left" w:pos="11908"/>
-          <w:tab w:val="left" w:pos="12824"/>
-          <w:tab w:val="left" w:pos="13740"/>
-          <w:tab w:val="left" w:pos="14656"/>
-        </w:tabs>
-        <w:spacing w:before="20" w:after="20" w:line="360" w:lineRule="atLeast"/>
-        <w:rPr>
-          <w:rFonts w:ascii="Segoe UI" w:hAnsi="Segoe UI" w:cs="Segoe UI"/>
-          <w:color w:val="000000"/>
-          <w:sz w:val="24"/>
-          <w:szCs w:val="24"/>
-        </w:rPr>
-      </w:pPr>
-      <w:r>
-        <w:rPr>
-          <w:rFonts w:ascii="Segoe UI" w:hAnsi="Segoe UI" w:cs="Segoe UI"/>
-          <w:color w:val="000000"/>
-          <w:sz w:val="24"/>
-          <w:szCs w:val="24"/>
-        </w:rPr>
-        <w:t xml:space="preserve">You have seen that it is impossible for a method to change a primitive type parameter.  The situation is different for object parameters. </w:t>
+          <w:rFonts w:ascii="Courier" w:eastAsia="Times New Roman" w:hAnsi="Courier" w:cs="Courier New"/>
+          <w:color w:val="000000"/>
+          <w:sz w:val="26"/>
+          <w:szCs w:val="26"/>
+          <w:lang w:eastAsia="en-ID"/>
+        </w:rPr>
+      </w:pPr>
+      <w:proofErr w:type="spellStart"/>
+      <w:r>
+        <w:rPr>
+          <w:rFonts w:ascii="Courier" w:eastAsia="Times New Roman" w:hAnsi="Courier" w:cs="Courier New"/>
+          <w:color w:val="000000"/>
+          <w:sz w:val="26"/>
+          <w:szCs w:val="26"/>
+          <w:lang w:eastAsia="en-ID"/>
+        </w:rPr>
+        <w:t>NumberFormat</w:t>
+      </w:r>
+      <w:proofErr w:type="spellEnd"/>
+      <w:r>
+        <w:rPr>
+          <w:rFonts w:ascii="Courier" w:eastAsia="Times New Roman" w:hAnsi="Courier" w:cs="Courier New"/>
+          <w:color w:val="000000"/>
+          <w:sz w:val="26"/>
+          <w:szCs w:val="26"/>
+          <w:lang w:eastAsia="en-ID"/>
+        </w:rPr>
+        <w:t xml:space="preserve"> </w:t>
+      </w:r>
+      <w:proofErr w:type="spellStart"/>
+      <w:r>
+        <w:rPr>
+          <w:rFonts w:ascii="Courier" w:eastAsia="Times New Roman" w:hAnsi="Courier" w:cs="Courier New"/>
+          <w:color w:val="000000"/>
+          <w:sz w:val="26"/>
+          <w:szCs w:val="26"/>
+          <w:lang w:eastAsia="en-ID"/>
+        </w:rPr>
+        <w:t>percentFormatter</w:t>
+      </w:r>
+      <w:proofErr w:type="spellEnd"/>
+      <w:r>
+        <w:rPr>
+          <w:rFonts w:ascii="Courier" w:eastAsia="Times New Roman" w:hAnsi="Courier" w:cs="Courier New"/>
+          <w:color w:val="000000"/>
+          <w:sz w:val="26"/>
+          <w:szCs w:val="26"/>
+          <w:lang w:eastAsia="en-ID"/>
+        </w:rPr>
+        <w:t xml:space="preserve"> = </w:t>
+      </w:r>
+      <w:proofErr w:type="spellStart"/>
+      <w:r>
+        <w:rPr>
+          <w:rFonts w:ascii="Courier" w:eastAsia="Times New Roman" w:hAnsi="Courier" w:cs="Courier New"/>
+          <w:color w:val="000000"/>
+          <w:sz w:val="26"/>
+          <w:szCs w:val="26"/>
+          <w:lang w:eastAsia="en-ID"/>
+        </w:rPr>
+        <w:t>NumberFormat.getPercentInstance</w:t>
+      </w:r>
+      <w:proofErr w:type="spellEnd"/>
+      <w:r>
+        <w:rPr>
+          <w:rFonts w:ascii="Courier" w:eastAsia="Times New Roman" w:hAnsi="Courier" w:cs="Courier New"/>
+          <w:color w:val="000000"/>
+          <w:sz w:val="26"/>
+          <w:szCs w:val="26"/>
+          <w:lang w:eastAsia="en-ID"/>
+        </w:rPr>
+        <w:t>();</w:t>
       </w:r>
     </w:p>
     <w:p>
@@ -10478,285 +10162,44 @@
         </w:tabs>
         <w:spacing w:before="20" w:after="20" w:line="360" w:lineRule="atLeast"/>
         <w:rPr>
-          <w:rFonts w:ascii="Segoe UI" w:hAnsi="Segoe UI" w:cs="Segoe UI"/>
-          <w:color w:val="000000"/>
-          <w:sz w:val="24"/>
-          <w:szCs w:val="24"/>
-        </w:rPr>
-      </w:pPr>
-      <w:r>
-        <w:rPr>
-          <w:rFonts w:ascii="Segoe UI" w:hAnsi="Segoe UI" w:cs="Segoe UI"/>
-          <w:color w:val="000000"/>
-          <w:sz w:val="24"/>
-          <w:szCs w:val="24"/>
-        </w:rPr>
-        <w:t>You can easily implement a method that triples the salary of an employee:</w:t>
-      </w:r>
-    </w:p>
-    <w:p>
-      <w:pPr>
-        <w:pStyle w:val="ListParagraph"/>
-        <w:tabs>
-          <w:tab w:val="left" w:pos="916"/>
-          <w:tab w:val="left" w:pos="1832"/>
-          <w:tab w:val="left" w:pos="2748"/>
-          <w:tab w:val="left" w:pos="3664"/>
-          <w:tab w:val="left" w:pos="4580"/>
-          <w:tab w:val="left" w:pos="5496"/>
-          <w:tab w:val="left" w:pos="6412"/>
-          <w:tab w:val="left" w:pos="7328"/>
-          <w:tab w:val="left" w:pos="8244"/>
-          <w:tab w:val="left" w:pos="9160"/>
-          <w:tab w:val="left" w:pos="10076"/>
-          <w:tab w:val="left" w:pos="10992"/>
-          <w:tab w:val="left" w:pos="11908"/>
-          <w:tab w:val="left" w:pos="12824"/>
-          <w:tab w:val="left" w:pos="13740"/>
-          <w:tab w:val="left" w:pos="14656"/>
-        </w:tabs>
-        <w:spacing w:before="20" w:after="20" w:line="360" w:lineRule="atLeast"/>
-        <w:rPr>
-          <w:rFonts w:ascii="Segoe UI" w:hAnsi="Segoe UI" w:cs="Segoe UI"/>
-          <w:color w:val="000000"/>
-          <w:sz w:val="24"/>
-          <w:szCs w:val="24"/>
-        </w:rPr>
-      </w:pPr>
-      <w:r>
-        <w:rPr>
-          <w:rFonts w:ascii="Segoe UI" w:hAnsi="Segoe UI" w:cs="Segoe UI"/>
-          <w:color w:val="000000"/>
-          <w:sz w:val="24"/>
-          <w:szCs w:val="24"/>
-        </w:rPr>
-        <w:t xml:space="preserve">public static void </w:t>
+          <w:rFonts w:ascii="Courier" w:eastAsia="Times New Roman" w:hAnsi="Courier" w:cs="Courier New"/>
+          <w:color w:val="000000"/>
+          <w:sz w:val="26"/>
+          <w:szCs w:val="26"/>
+          <w:lang w:eastAsia="en-ID"/>
+        </w:rPr>
+      </w:pPr>
+      <w:r>
+        <w:rPr>
+          <w:rFonts w:ascii="Courier" w:eastAsia="Times New Roman" w:hAnsi="Courier" w:cs="Courier New"/>
+          <w:color w:val="000000"/>
+          <w:sz w:val="26"/>
+          <w:szCs w:val="26"/>
+          <w:lang w:eastAsia="en-ID"/>
+        </w:rPr>
+        <w:t>double x = 0.1;System.out.println(</w:t>
       </w:r>
       <w:proofErr w:type="spellStart"/>
-      <w:proofErr w:type="gramStart"/>
-      <w:r>
-        <w:rPr>
-          <w:rFonts w:ascii="Segoe UI" w:hAnsi="Segoe UI" w:cs="Segoe UI"/>
-          <w:color w:val="000000"/>
-          <w:sz w:val="24"/>
-          <w:szCs w:val="24"/>
-        </w:rPr>
-        <w:t>tripleSalary</w:t>
+      <w:r>
+        <w:rPr>
+          <w:rFonts w:ascii="Courier" w:eastAsia="Times New Roman" w:hAnsi="Courier" w:cs="Courier New"/>
+          <w:color w:val="000000"/>
+          <w:sz w:val="26"/>
+          <w:szCs w:val="26"/>
+          <w:lang w:eastAsia="en-ID"/>
+        </w:rPr>
+        <w:t>currencyFormatter.format</w:t>
       </w:r>
       <w:proofErr w:type="spellEnd"/>
       <w:r>
         <w:rPr>
-          <w:rFonts w:ascii="Segoe UI" w:hAnsi="Segoe UI" w:cs="Segoe UI"/>
-          <w:color w:val="000000"/>
-          <w:sz w:val="24"/>
-          <w:szCs w:val="24"/>
-        </w:rPr>
-        <w:t>(</w:t>
-      </w:r>
-      <w:proofErr w:type="gramEnd"/>
-      <w:r>
-        <w:rPr>
-          <w:rFonts w:ascii="Segoe UI" w:hAnsi="Segoe UI" w:cs="Segoe UI"/>
-          <w:color w:val="000000"/>
-          <w:sz w:val="24"/>
-          <w:szCs w:val="24"/>
-        </w:rPr>
-        <w:t>Employee x) // works</w:t>
-      </w:r>
-    </w:p>
-    <w:p>
-      <w:pPr>
-        <w:pStyle w:val="ListParagraph"/>
-        <w:tabs>
-          <w:tab w:val="left" w:pos="916"/>
-          <w:tab w:val="left" w:pos="1832"/>
-          <w:tab w:val="left" w:pos="2748"/>
-          <w:tab w:val="left" w:pos="3664"/>
-          <w:tab w:val="left" w:pos="4580"/>
-          <w:tab w:val="left" w:pos="5496"/>
-          <w:tab w:val="left" w:pos="6412"/>
-          <w:tab w:val="left" w:pos="7328"/>
-          <w:tab w:val="left" w:pos="8244"/>
-          <w:tab w:val="left" w:pos="9160"/>
-          <w:tab w:val="left" w:pos="10076"/>
-          <w:tab w:val="left" w:pos="10992"/>
-          <w:tab w:val="left" w:pos="11908"/>
-          <w:tab w:val="left" w:pos="12824"/>
-          <w:tab w:val="left" w:pos="13740"/>
-          <w:tab w:val="left" w:pos="14656"/>
-        </w:tabs>
-        <w:spacing w:before="20" w:after="20" w:line="360" w:lineRule="atLeast"/>
-        <w:rPr>
-          <w:rFonts w:ascii="Segoe UI" w:hAnsi="Segoe UI" w:cs="Segoe UI"/>
-          <w:color w:val="000000"/>
-          <w:sz w:val="24"/>
-          <w:szCs w:val="24"/>
-        </w:rPr>
-      </w:pPr>
-      <w:r>
-        <w:rPr>
-          <w:rFonts w:ascii="Segoe UI" w:hAnsi="Segoe UI" w:cs="Segoe UI"/>
-          <w:color w:val="000000"/>
-          <w:sz w:val="24"/>
-          <w:szCs w:val="24"/>
-        </w:rPr>
-        <w:t xml:space="preserve"> {</w:t>
-      </w:r>
-    </w:p>
-    <w:p>
-      <w:pPr>
-        <w:pStyle w:val="ListParagraph"/>
-        <w:tabs>
-          <w:tab w:val="left" w:pos="916"/>
-          <w:tab w:val="left" w:pos="1832"/>
-          <w:tab w:val="left" w:pos="2748"/>
-          <w:tab w:val="left" w:pos="3664"/>
-          <w:tab w:val="left" w:pos="4580"/>
-          <w:tab w:val="left" w:pos="5496"/>
-          <w:tab w:val="left" w:pos="6412"/>
-          <w:tab w:val="left" w:pos="7328"/>
-          <w:tab w:val="left" w:pos="8244"/>
-          <w:tab w:val="left" w:pos="9160"/>
-          <w:tab w:val="left" w:pos="10076"/>
-          <w:tab w:val="left" w:pos="10992"/>
-          <w:tab w:val="left" w:pos="11908"/>
-          <w:tab w:val="left" w:pos="12824"/>
-          <w:tab w:val="left" w:pos="13740"/>
-          <w:tab w:val="left" w:pos="14656"/>
-        </w:tabs>
-        <w:spacing w:before="20" w:after="20" w:line="360" w:lineRule="atLeast"/>
-        <w:rPr>
-          <w:rFonts w:ascii="Segoe UI" w:hAnsi="Segoe UI" w:cs="Segoe UI"/>
-          <w:color w:val="000000"/>
-          <w:sz w:val="24"/>
-          <w:szCs w:val="24"/>
-        </w:rPr>
-      </w:pPr>
-      <w:r>
-        <w:rPr>
-          <w:rFonts w:ascii="Segoe UI" w:hAnsi="Segoe UI" w:cs="Segoe UI"/>
-          <w:color w:val="000000"/>
-          <w:sz w:val="24"/>
-          <w:szCs w:val="24"/>
-        </w:rPr>
-        <w:t xml:space="preserve">     </w:t>
-      </w:r>
-      <w:proofErr w:type="spellStart"/>
-      <w:r>
-        <w:rPr>
-          <w:rFonts w:ascii="Segoe UI" w:hAnsi="Segoe UI" w:cs="Segoe UI"/>
-          <w:color w:val="000000"/>
-          <w:sz w:val="24"/>
-          <w:szCs w:val="24"/>
-        </w:rPr>
-        <w:t>x.</w:t>
-      </w:r>
-      <w:proofErr w:type="gramStart"/>
-      <w:r>
-        <w:rPr>
-          <w:rFonts w:ascii="Segoe UI" w:hAnsi="Segoe UI" w:cs="Segoe UI"/>
-          <w:color w:val="000000"/>
-          <w:sz w:val="24"/>
-          <w:szCs w:val="24"/>
-        </w:rPr>
-        <w:t>raiseSalary</w:t>
-      </w:r>
-      <w:proofErr w:type="spellEnd"/>
-      <w:r>
-        <w:rPr>
-          <w:rFonts w:ascii="Segoe UI" w:hAnsi="Segoe UI" w:cs="Segoe UI"/>
-          <w:color w:val="000000"/>
-          <w:sz w:val="24"/>
-          <w:szCs w:val="24"/>
-        </w:rPr>
-        <w:t>(</w:t>
-      </w:r>
-      <w:proofErr w:type="gramEnd"/>
-      <w:r>
-        <w:rPr>
-          <w:rFonts w:ascii="Segoe UI" w:hAnsi="Segoe UI" w:cs="Segoe UI"/>
-          <w:color w:val="000000"/>
-          <w:sz w:val="24"/>
-          <w:szCs w:val="24"/>
-        </w:rPr>
-        <w:t>200);</w:t>
-      </w:r>
-    </w:p>
-    <w:p>
-      <w:pPr>
-        <w:pStyle w:val="ListParagraph"/>
-        <w:tabs>
-          <w:tab w:val="left" w:pos="916"/>
-          <w:tab w:val="left" w:pos="1832"/>
-          <w:tab w:val="left" w:pos="2748"/>
-          <w:tab w:val="left" w:pos="3664"/>
-          <w:tab w:val="left" w:pos="4580"/>
-          <w:tab w:val="left" w:pos="5496"/>
-          <w:tab w:val="left" w:pos="6412"/>
-          <w:tab w:val="left" w:pos="7328"/>
-          <w:tab w:val="left" w:pos="8244"/>
-          <w:tab w:val="left" w:pos="9160"/>
-          <w:tab w:val="left" w:pos="10076"/>
-          <w:tab w:val="left" w:pos="10992"/>
-          <w:tab w:val="left" w:pos="11908"/>
-          <w:tab w:val="left" w:pos="12824"/>
-          <w:tab w:val="left" w:pos="13740"/>
-          <w:tab w:val="left" w:pos="14656"/>
-        </w:tabs>
-        <w:spacing w:before="20" w:after="20" w:line="360" w:lineRule="atLeast"/>
-        <w:rPr>
-          <w:rFonts w:ascii="Segoe UI" w:hAnsi="Segoe UI" w:cs="Segoe UI"/>
-          <w:color w:val="000000"/>
-          <w:sz w:val="24"/>
-          <w:szCs w:val="24"/>
-        </w:rPr>
-      </w:pPr>
-      <w:r>
-        <w:rPr>
-          <w:rFonts w:ascii="Segoe UI" w:hAnsi="Segoe UI" w:cs="Segoe UI"/>
-          <w:color w:val="000000"/>
-          <w:sz w:val="24"/>
-          <w:szCs w:val="24"/>
-        </w:rPr>
-        <w:t xml:space="preserve"> }</w:t>
-      </w:r>
-    </w:p>
-    <w:p>
-      <w:pPr>
-        <w:tabs>
-          <w:tab w:val="left" w:pos="916"/>
-          <w:tab w:val="left" w:pos="1832"/>
-          <w:tab w:val="left" w:pos="2748"/>
-          <w:tab w:val="left" w:pos="3664"/>
-          <w:tab w:val="left" w:pos="4580"/>
-          <w:tab w:val="left" w:pos="5496"/>
-          <w:tab w:val="left" w:pos="6412"/>
-          <w:tab w:val="left" w:pos="7328"/>
-          <w:tab w:val="left" w:pos="8244"/>
-          <w:tab w:val="left" w:pos="9160"/>
-          <w:tab w:val="left" w:pos="10076"/>
-          <w:tab w:val="left" w:pos="10992"/>
-          <w:tab w:val="left" w:pos="11908"/>
-          <w:tab w:val="left" w:pos="12824"/>
-          <w:tab w:val="left" w:pos="13740"/>
-          <w:tab w:val="left" w:pos="14656"/>
-        </w:tabs>
-        <w:spacing w:before="20" w:after="20" w:line="360" w:lineRule="atLeast"/>
-        <w:rPr>
-          <w:rFonts w:ascii="Segoe UI" w:hAnsi="Segoe UI" w:cs="Segoe UI"/>
-          <w:color w:val="000000"/>
-          <w:sz w:val="24"/>
-          <w:szCs w:val="24"/>
-        </w:rPr>
-      </w:pPr>
-      <w:r>
-        <w:rPr>
-          <w:rFonts w:ascii="Segoe UI" w:hAnsi="Segoe UI" w:cs="Segoe UI"/>
-          <w:color w:val="000000"/>
-          <w:sz w:val="24"/>
-          <w:szCs w:val="24"/>
-        </w:rPr>
-        <w:t>Overloading</w:t>
+          <w:rFonts w:ascii="Courier" w:eastAsia="Times New Roman" w:hAnsi="Courier" w:cs="Courier New"/>
+          <w:color w:val="000000"/>
+          <w:sz w:val="26"/>
+          <w:szCs w:val="26"/>
+          <w:lang w:eastAsia="en-ID"/>
+        </w:rPr>
+        <w:t>(x)); // prints $0.10</w:t>
       </w:r>
     </w:p>
     <w:p>
@@ -10786,40 +10229,94 @@
         </w:tabs>
         <w:spacing w:before="20" w:after="20" w:line="360" w:lineRule="atLeast"/>
         <w:rPr>
-          <w:rFonts w:ascii="Segoe UI" w:hAnsi="Segoe UI" w:cs="Segoe UI"/>
-          <w:color w:val="000000"/>
-          <w:sz w:val="24"/>
-          <w:szCs w:val="24"/>
-        </w:rPr>
-      </w:pPr>
-      <w:r>
-        <w:rPr>
-          <w:rFonts w:ascii="Segoe UI" w:hAnsi="Segoe UI" w:cs="Segoe UI"/>
-          <w:color w:val="000000"/>
-          <w:sz w:val="24"/>
-          <w:szCs w:val="24"/>
-        </w:rPr>
-        <w:t xml:space="preserve">var messages = new </w:t>
-      </w:r>
-      <w:proofErr w:type="gramStart"/>
-      <w:r>
-        <w:rPr>
-          <w:rFonts w:ascii="Segoe UI" w:hAnsi="Segoe UI" w:cs="Segoe UI"/>
-          <w:color w:val="000000"/>
-          <w:sz w:val="24"/>
-          <w:szCs w:val="24"/>
-        </w:rPr>
-        <w:t>StringBuilder(</w:t>
-      </w:r>
-      <w:proofErr w:type="gramEnd"/>
-      <w:r>
-        <w:rPr>
-          <w:rFonts w:ascii="Segoe UI" w:hAnsi="Segoe UI" w:cs="Segoe UI"/>
-          <w:color w:val="000000"/>
-          <w:sz w:val="24"/>
-          <w:szCs w:val="24"/>
-        </w:rPr>
-        <w:t>);</w:t>
+          <w:rFonts w:ascii="Courier" w:eastAsia="Times New Roman" w:hAnsi="Courier" w:cs="Courier New"/>
+          <w:color w:val="000000"/>
+          <w:sz w:val="26"/>
+          <w:szCs w:val="26"/>
+          <w:lang w:eastAsia="en-ID"/>
+        </w:rPr>
+      </w:pPr>
+      <w:proofErr w:type="spellStart"/>
+      <w:r>
+        <w:rPr>
+          <w:rFonts w:ascii="Courier" w:eastAsia="Times New Roman" w:hAnsi="Courier" w:cs="Courier New"/>
+          <w:color w:val="000000"/>
+          <w:sz w:val="26"/>
+          <w:szCs w:val="26"/>
+          <w:lang w:eastAsia="en-ID"/>
+        </w:rPr>
+        <w:t>System.out.println</w:t>
+      </w:r>
+      <w:proofErr w:type="spellEnd"/>
+      <w:r>
+        <w:rPr>
+          <w:rFonts w:ascii="Courier" w:eastAsia="Times New Roman" w:hAnsi="Courier" w:cs="Courier New"/>
+          <w:color w:val="000000"/>
+          <w:sz w:val="26"/>
+          <w:szCs w:val="26"/>
+          <w:lang w:eastAsia="en-ID"/>
+        </w:rPr>
+        <w:t>(</w:t>
+      </w:r>
+      <w:proofErr w:type="spellStart"/>
+      <w:r>
+        <w:rPr>
+          <w:rFonts w:ascii="Courier" w:eastAsia="Times New Roman" w:hAnsi="Courier" w:cs="Courier New"/>
+          <w:color w:val="000000"/>
+          <w:sz w:val="26"/>
+          <w:szCs w:val="26"/>
+          <w:lang w:eastAsia="en-ID"/>
+        </w:rPr>
+        <w:t>percentFormatter.format</w:t>
+      </w:r>
+      <w:proofErr w:type="spellEnd"/>
+      <w:r>
+        <w:rPr>
+          <w:rFonts w:ascii="Courier" w:eastAsia="Times New Roman" w:hAnsi="Courier" w:cs="Courier New"/>
+          <w:color w:val="000000"/>
+          <w:sz w:val="26"/>
+          <w:szCs w:val="26"/>
+          <w:lang w:eastAsia="en-ID"/>
+        </w:rPr>
+        <w:t>(x)); // prints 10%</w:t>
+      </w:r>
+    </w:p>
+    <w:p>
+      <w:pPr>
+        <w:tabs>
+          <w:tab w:val="left" w:pos="916"/>
+          <w:tab w:val="left" w:pos="1832"/>
+          <w:tab w:val="left" w:pos="2748"/>
+          <w:tab w:val="left" w:pos="3664"/>
+          <w:tab w:val="left" w:pos="4580"/>
+          <w:tab w:val="left" w:pos="5496"/>
+          <w:tab w:val="left" w:pos="6412"/>
+          <w:tab w:val="left" w:pos="7328"/>
+          <w:tab w:val="left" w:pos="8244"/>
+          <w:tab w:val="left" w:pos="9160"/>
+          <w:tab w:val="left" w:pos="10076"/>
+          <w:tab w:val="left" w:pos="10992"/>
+          <w:tab w:val="left" w:pos="11908"/>
+          <w:tab w:val="left" w:pos="12824"/>
+          <w:tab w:val="left" w:pos="13740"/>
+          <w:tab w:val="left" w:pos="14656"/>
+        </w:tabs>
+        <w:spacing w:before="20" w:after="20" w:line="360" w:lineRule="atLeast"/>
+        <w:rPr>
+          <w:rFonts w:ascii="Segoe UI" w:hAnsi="Segoe UI" w:cs="Segoe UI"/>
+          <w:color w:val="000000"/>
+          <w:sz w:val="24"/>
+          <w:szCs w:val="24"/>
+        </w:rPr>
+      </w:pPr>
+      <w:r>
+        <w:rPr>
+          <w:rFonts w:ascii="Segoe UI" w:hAnsi="Segoe UI" w:cs="Segoe UI"/>
+          <w:color w:val="000000"/>
+          <w:sz w:val="24"/>
+          <w:szCs w:val="24"/>
+        </w:rPr>
+        <w:t>Main methods</w:t>
       </w:r>
     </w:p>
     <w:p>
@@ -10855,54 +10352,43 @@
           <w:szCs w:val="24"/>
         </w:rPr>
       </w:pPr>
-      <w:r>
-        <w:rPr>
-          <w:rFonts w:ascii="Segoe UI" w:hAnsi="Segoe UI" w:cs="Segoe UI"/>
-          <w:color w:val="000000"/>
-          <w:sz w:val="24"/>
-          <w:szCs w:val="24"/>
-        </w:rPr>
-        <w:t xml:space="preserve">var </w:t>
-      </w:r>
-      <w:proofErr w:type="spellStart"/>
-      <w:r>
-        <w:rPr>
-          <w:rFonts w:ascii="Segoe UI" w:hAnsi="Segoe UI" w:cs="Segoe UI"/>
-          <w:color w:val="000000"/>
-          <w:sz w:val="24"/>
-          <w:szCs w:val="24"/>
-        </w:rPr>
-        <w:t>todoList</w:t>
-      </w:r>
-      <w:proofErr w:type="spellEnd"/>
-      <w:r>
-        <w:rPr>
-          <w:rFonts w:ascii="Segoe UI" w:hAnsi="Segoe UI" w:cs="Segoe UI"/>
-          <w:color w:val="000000"/>
-          <w:sz w:val="24"/>
-          <w:szCs w:val="24"/>
-        </w:rPr>
-        <w:t xml:space="preserve"> = new </w:t>
-      </w:r>
-      <w:proofErr w:type="gramStart"/>
-      <w:r>
-        <w:rPr>
-          <w:rFonts w:ascii="Segoe UI" w:hAnsi="Segoe UI" w:cs="Segoe UI"/>
-          <w:color w:val="000000"/>
-          <w:sz w:val="24"/>
-          <w:szCs w:val="24"/>
-        </w:rPr>
-        <w:t>StringBuilder(</w:t>
-      </w:r>
-      <w:proofErr w:type="gramEnd"/>
-      <w:r>
-        <w:rPr>
-          <w:rFonts w:ascii="Segoe UI" w:hAnsi="Segoe UI" w:cs="Segoe UI"/>
-          <w:color w:val="000000"/>
-          <w:sz w:val="24"/>
-          <w:szCs w:val="24"/>
-        </w:rPr>
-        <w:t>'To do:\n');</w:t>
+    </w:p>
+    <w:p>
+      <w:pPr>
+        <w:tabs>
+          <w:tab w:val="left" w:pos="916"/>
+          <w:tab w:val="left" w:pos="1832"/>
+          <w:tab w:val="left" w:pos="2748"/>
+          <w:tab w:val="left" w:pos="3664"/>
+          <w:tab w:val="left" w:pos="4580"/>
+          <w:tab w:val="left" w:pos="5496"/>
+          <w:tab w:val="left" w:pos="6412"/>
+          <w:tab w:val="left" w:pos="7328"/>
+          <w:tab w:val="left" w:pos="8244"/>
+          <w:tab w:val="left" w:pos="9160"/>
+          <w:tab w:val="left" w:pos="10076"/>
+          <w:tab w:val="left" w:pos="10992"/>
+          <w:tab w:val="left" w:pos="11908"/>
+          <w:tab w:val="left" w:pos="12824"/>
+          <w:tab w:val="left" w:pos="13740"/>
+          <w:tab w:val="left" w:pos="14656"/>
+        </w:tabs>
+        <w:spacing w:before="20" w:after="20" w:line="360" w:lineRule="atLeast"/>
+        <w:rPr>
+          <w:rFonts w:ascii="Segoe UI" w:hAnsi="Segoe UI" w:cs="Segoe UI"/>
+          <w:color w:val="000000"/>
+          <w:sz w:val="24"/>
+          <w:szCs w:val="24"/>
+        </w:rPr>
+      </w:pPr>
+      <w:r>
+        <w:rPr>
+          <w:rFonts w:ascii="Segoe UI" w:hAnsi="Segoe UI" w:cs="Segoe UI"/>
+          <w:color w:val="000000"/>
+          <w:sz w:val="24"/>
+          <w:szCs w:val="24"/>
+        </w:rPr>
+        <w:t>Method parameters</w:t>
       </w:r>
     </w:p>
     <w:p>
@@ -10945,80 +10431,7 @@
           <w:sz w:val="24"/>
           <w:szCs w:val="24"/>
         </w:rPr>
-        <w:t>This capability is called </w:t>
-      </w:r>
-      <w:r>
-        <w:rPr>
-          <w:i/>
-          <w:iCs/>
-          <w:sz w:val="24"/>
-          <w:szCs w:val="24"/>
-        </w:rPr>
-        <w:t>overloading</w:t>
-      </w:r>
-      <w:r>
-        <w:rPr>
-          <w:rFonts w:ascii="Segoe UI" w:hAnsi="Segoe UI" w:cs="Segoe UI"/>
-          <w:color w:val="000000"/>
-          <w:sz w:val="24"/>
-          <w:szCs w:val="24"/>
-        </w:rPr>
-        <w:t>. Overloading occurs if several methods have the same name (in this case, the </w:t>
-      </w:r>
-      <w:r>
-        <w:rPr>
-          <w:rFonts w:ascii="Segoe UI" w:hAnsi="Segoe UI" w:cs="Segoe UI"/>
-          <w:sz w:val="24"/>
-          <w:szCs w:val="24"/>
-        </w:rPr>
-        <w:t>StringBuilder</w:t>
-      </w:r>
-      <w:r>
-        <w:rPr>
-          <w:rFonts w:ascii="Segoe UI" w:hAnsi="Segoe UI" w:cs="Segoe UI"/>
-          <w:color w:val="000000"/>
-          <w:sz w:val="24"/>
-          <w:szCs w:val="24"/>
-        </w:rPr>
-        <w:t> constructor method) but different parameters.</w:t>
-      </w:r>
-    </w:p>
-    <w:p>
-      <w:pPr>
-        <w:tabs>
-          <w:tab w:val="left" w:pos="916"/>
-          <w:tab w:val="left" w:pos="1832"/>
-          <w:tab w:val="left" w:pos="2748"/>
-          <w:tab w:val="left" w:pos="3664"/>
-          <w:tab w:val="left" w:pos="4580"/>
-          <w:tab w:val="left" w:pos="5496"/>
-          <w:tab w:val="left" w:pos="6412"/>
-          <w:tab w:val="left" w:pos="7328"/>
-          <w:tab w:val="left" w:pos="8244"/>
-          <w:tab w:val="left" w:pos="9160"/>
-          <w:tab w:val="left" w:pos="10076"/>
-          <w:tab w:val="left" w:pos="10992"/>
-          <w:tab w:val="left" w:pos="11908"/>
-          <w:tab w:val="left" w:pos="12824"/>
-          <w:tab w:val="left" w:pos="13740"/>
-          <w:tab w:val="left" w:pos="14656"/>
-        </w:tabs>
-        <w:spacing w:before="20" w:after="20" w:line="360" w:lineRule="atLeast"/>
-        <w:rPr>
-          <w:rFonts w:ascii="Segoe UI" w:hAnsi="Segoe UI" w:cs="Segoe UI"/>
-          <w:color w:val="000000"/>
-          <w:sz w:val="24"/>
-          <w:szCs w:val="24"/>
-        </w:rPr>
-      </w:pPr>
-      <w:r>
-        <w:rPr>
-          <w:rFonts w:ascii="Segoe UI" w:hAnsi="Segoe UI" w:cs="Segoe UI"/>
-          <w:color w:val="000000"/>
-          <w:sz w:val="24"/>
-          <w:szCs w:val="24"/>
-        </w:rPr>
-        <w:t>Default field initialization</w:t>
+        <w:t>Two kind of method parameter: primitive types and object references</w:t>
       </w:r>
     </w:p>
     <w:p>
@@ -11061,77 +10474,16 @@
           <w:sz w:val="24"/>
           <w:szCs w:val="24"/>
         </w:rPr>
-        <w:t>If you don’t set a field explicitly in a constructor, it is automatically set to a default value: numbers to </w:t>
-      </w:r>
-      <w:r>
-        <w:rPr>
-          <w:rFonts w:ascii="Segoe UI" w:hAnsi="Segoe UI" w:cs="Segoe UI"/>
-          <w:sz w:val="24"/>
-          <w:szCs w:val="24"/>
-        </w:rPr>
-        <w:t>0</w:t>
-      </w:r>
-      <w:r>
-        <w:rPr>
-          <w:rFonts w:ascii="Segoe UI" w:hAnsi="Segoe UI" w:cs="Segoe UI"/>
-          <w:color w:val="000000"/>
-          <w:sz w:val="24"/>
-          <w:szCs w:val="24"/>
-        </w:rPr>
-        <w:t>, </w:t>
-      </w:r>
-      <w:proofErr w:type="spellStart"/>
-      <w:r>
-        <w:rPr>
-          <w:rFonts w:ascii="Segoe UI" w:hAnsi="Segoe UI" w:cs="Segoe UI"/>
-          <w:sz w:val="24"/>
-          <w:szCs w:val="24"/>
-        </w:rPr>
-        <w:t>boolean</w:t>
-      </w:r>
-      <w:proofErr w:type="spellEnd"/>
-      <w:r>
-        <w:rPr>
-          <w:rFonts w:ascii="Segoe UI" w:hAnsi="Segoe UI" w:cs="Segoe UI"/>
-          <w:color w:val="000000"/>
-          <w:sz w:val="24"/>
-          <w:szCs w:val="24"/>
-        </w:rPr>
-        <w:t> values to </w:t>
-      </w:r>
-      <w:r>
-        <w:rPr>
-          <w:rFonts w:ascii="Segoe UI" w:hAnsi="Segoe UI" w:cs="Segoe UI"/>
-          <w:sz w:val="24"/>
-          <w:szCs w:val="24"/>
-        </w:rPr>
-        <w:t>false</w:t>
-      </w:r>
-      <w:r>
-        <w:rPr>
-          <w:rFonts w:ascii="Segoe UI" w:hAnsi="Segoe UI" w:cs="Segoe UI"/>
-          <w:color w:val="000000"/>
-          <w:sz w:val="24"/>
-          <w:szCs w:val="24"/>
-        </w:rPr>
-        <w:t>, and object references to </w:t>
-      </w:r>
-      <w:r>
-        <w:rPr>
-          <w:rFonts w:ascii="Segoe UI" w:hAnsi="Segoe UI" w:cs="Segoe UI"/>
-          <w:sz w:val="24"/>
-          <w:szCs w:val="24"/>
-        </w:rPr>
-        <w:t>null</w:t>
-      </w:r>
-      <w:r>
-        <w:rPr>
-          <w:rFonts w:ascii="Segoe UI" w:hAnsi="Segoe UI" w:cs="Segoe UI"/>
-          <w:color w:val="000000"/>
-          <w:sz w:val="24"/>
-          <w:szCs w:val="24"/>
-        </w:rPr>
-        <w:t>. </w:t>
+        <w:t>This demonstrates that the Java programming language does not use call by reference for objects. Instead, </w:t>
+      </w:r>
+      <w:r>
+        <w:rPr>
+          <w:i/>
+          <w:iCs/>
+          <w:sz w:val="24"/>
+          <w:szCs w:val="24"/>
+        </w:rPr>
+        <w:t>object references are passed by value.</w:t>
       </w:r>
     </w:p>
     <w:p>
@@ -11174,8 +10526,26 @@
           <w:sz w:val="24"/>
           <w:szCs w:val="24"/>
         </w:rPr>
-        <w:lastRenderedPageBreak/>
-        <w:t xml:space="preserve">Some people consider it poor programming practice to rely on the defaults. </w:t>
+        <w:t>A method cannot modify a parameter of a primitive type (that is, numbers or </w:t>
+      </w:r>
+      <w:proofErr w:type="spellStart"/>
+      <w:r>
+        <w:rPr>
+          <w:rFonts w:ascii="Segoe UI" w:hAnsi="Segoe UI" w:cs="Segoe UI"/>
+          <w:sz w:val="24"/>
+          <w:szCs w:val="24"/>
+        </w:rPr>
+        <w:t>boolean</w:t>
+      </w:r>
+      <w:proofErr w:type="spellEnd"/>
+      <w:r>
+        <w:rPr>
+          <w:rFonts w:ascii="Segoe UI" w:hAnsi="Segoe UI" w:cs="Segoe UI"/>
+          <w:color w:val="000000"/>
+          <w:sz w:val="24"/>
+          <w:szCs w:val="24"/>
+        </w:rPr>
+        <w:t> values).</w:t>
       </w:r>
     </w:p>
     <w:p>
@@ -11218,105 +10588,25 @@
           <w:sz w:val="24"/>
           <w:szCs w:val="24"/>
         </w:rPr>
-        <w:t>Certainly, it makes it harder for someone to understand your code if fields are being initialized invisibly.</w:t>
-      </w:r>
-    </w:p>
-    <w:p>
-      <w:pPr>
-        <w:pStyle w:val="ListParagraph"/>
-        <w:tabs>
-          <w:tab w:val="left" w:pos="916"/>
-          <w:tab w:val="left" w:pos="1832"/>
-          <w:tab w:val="left" w:pos="2748"/>
-          <w:tab w:val="left" w:pos="3664"/>
-          <w:tab w:val="left" w:pos="4580"/>
-          <w:tab w:val="left" w:pos="5496"/>
-          <w:tab w:val="left" w:pos="6412"/>
-          <w:tab w:val="left" w:pos="7328"/>
-          <w:tab w:val="left" w:pos="8244"/>
-          <w:tab w:val="left" w:pos="9160"/>
-          <w:tab w:val="left" w:pos="10076"/>
-          <w:tab w:val="left" w:pos="10992"/>
-          <w:tab w:val="left" w:pos="11908"/>
-          <w:tab w:val="left" w:pos="12824"/>
-          <w:tab w:val="left" w:pos="13740"/>
-          <w:tab w:val="left" w:pos="14656"/>
-        </w:tabs>
-        <w:spacing w:before="20" w:after="20" w:line="360" w:lineRule="atLeast"/>
-        <w:rPr>
-          <w:rFonts w:ascii="Segoe UI" w:hAnsi="Segoe UI" w:cs="Segoe UI"/>
-          <w:color w:val="000000"/>
-          <w:sz w:val="24"/>
-          <w:szCs w:val="24"/>
-        </w:rPr>
-      </w:pPr>
-    </w:p>
-    <w:p>
-      <w:pPr>
-        <w:pStyle w:val="ListParagraph"/>
-        <w:tabs>
-          <w:tab w:val="left" w:pos="916"/>
-          <w:tab w:val="left" w:pos="1832"/>
-          <w:tab w:val="left" w:pos="2748"/>
-          <w:tab w:val="left" w:pos="3664"/>
-          <w:tab w:val="left" w:pos="4580"/>
-          <w:tab w:val="left" w:pos="5496"/>
-          <w:tab w:val="left" w:pos="6412"/>
-          <w:tab w:val="left" w:pos="7328"/>
-          <w:tab w:val="left" w:pos="8244"/>
-          <w:tab w:val="left" w:pos="9160"/>
-          <w:tab w:val="left" w:pos="10076"/>
-          <w:tab w:val="left" w:pos="10992"/>
-          <w:tab w:val="left" w:pos="11908"/>
-          <w:tab w:val="left" w:pos="12824"/>
-          <w:tab w:val="left" w:pos="13740"/>
-          <w:tab w:val="left" w:pos="14656"/>
-        </w:tabs>
-        <w:spacing w:before="20" w:after="20" w:line="360" w:lineRule="atLeast"/>
-        <w:rPr>
-          <w:rFonts w:ascii="Segoe UI" w:hAnsi="Segoe UI" w:cs="Segoe UI"/>
-          <w:color w:val="000000"/>
-          <w:sz w:val="24"/>
-          <w:szCs w:val="24"/>
-        </w:rPr>
-      </w:pPr>
-    </w:p>
-    <w:p>
-      <w:pPr>
-        <w:tabs>
-          <w:tab w:val="left" w:pos="916"/>
-          <w:tab w:val="left" w:pos="1832"/>
-          <w:tab w:val="left" w:pos="2748"/>
-          <w:tab w:val="left" w:pos="3664"/>
-          <w:tab w:val="left" w:pos="4580"/>
-          <w:tab w:val="left" w:pos="5496"/>
-          <w:tab w:val="left" w:pos="6412"/>
-          <w:tab w:val="left" w:pos="7328"/>
-          <w:tab w:val="left" w:pos="8244"/>
-          <w:tab w:val="left" w:pos="9160"/>
-          <w:tab w:val="left" w:pos="10076"/>
-          <w:tab w:val="left" w:pos="10992"/>
-          <w:tab w:val="left" w:pos="11908"/>
-          <w:tab w:val="left" w:pos="12824"/>
-          <w:tab w:val="left" w:pos="13740"/>
-          <w:tab w:val="left" w:pos="14656"/>
-        </w:tabs>
-        <w:spacing w:before="20" w:after="20" w:line="360" w:lineRule="atLeast"/>
-        <w:rPr>
-          <w:rFonts w:ascii="Segoe UI" w:hAnsi="Segoe UI" w:cs="Segoe UI"/>
-          <w:color w:val="000000"/>
-          <w:sz w:val="24"/>
-          <w:szCs w:val="24"/>
-        </w:rPr>
-      </w:pPr>
-      <w:r>
-        <w:rPr>
-          <w:rFonts w:ascii="Segoe UI" w:hAnsi="Segoe UI" w:cs="Segoe UI"/>
-          <w:color w:val="000000"/>
-          <w:sz w:val="24"/>
-          <w:szCs w:val="24"/>
-        </w:rPr>
-        <w:t>Constructor with no arguments</w:t>
+        <w:t>A method can change the </w:t>
+      </w:r>
+      <w:r>
+        <w:rPr>
+          <w:i/>
+          <w:iCs/>
+          <w:sz w:val="24"/>
+          <w:szCs w:val="24"/>
+        </w:rPr>
+        <w:t>state</w:t>
+      </w:r>
+      <w:r>
+        <w:rPr>
+          <w:rFonts w:ascii="Segoe UI" w:hAnsi="Segoe UI" w:cs="Segoe UI"/>
+          <w:color w:val="000000"/>
+          <w:sz w:val="24"/>
+          <w:szCs w:val="24"/>
+        </w:rPr>
+        <w:t> of an object parameter.</w:t>
       </w:r>
     </w:p>
     <w:p>
@@ -11359,7 +10649,47 @@
           <w:sz w:val="24"/>
           <w:szCs w:val="24"/>
         </w:rPr>
-        <w:t xml:space="preserve">If you write a class with no constructors whatsoever, then a no-argument constructor is provided for you. </w:t>
+        <w:t>A method cannot make an object parameter refer to a new object.</w:t>
+      </w:r>
+    </w:p>
+    <w:p>
+      <w:pPr>
+        <w:pStyle w:val="ListParagraph"/>
+        <w:tabs>
+          <w:tab w:val="left" w:pos="916"/>
+          <w:tab w:val="left" w:pos="1832"/>
+          <w:tab w:val="left" w:pos="2748"/>
+          <w:tab w:val="left" w:pos="3664"/>
+          <w:tab w:val="left" w:pos="4580"/>
+          <w:tab w:val="left" w:pos="5496"/>
+          <w:tab w:val="left" w:pos="6412"/>
+          <w:tab w:val="left" w:pos="7328"/>
+          <w:tab w:val="left" w:pos="8244"/>
+          <w:tab w:val="left" w:pos="9160"/>
+          <w:tab w:val="left" w:pos="10076"/>
+          <w:tab w:val="left" w:pos="10992"/>
+          <w:tab w:val="left" w:pos="11908"/>
+          <w:tab w:val="left" w:pos="12824"/>
+          <w:tab w:val="left" w:pos="13740"/>
+          <w:tab w:val="left" w:pos="14656"/>
+        </w:tabs>
+        <w:spacing w:before="20" w:after="20" w:line="360" w:lineRule="atLeast"/>
+        <w:rPr>
+          <w:rFonts w:ascii="Segoe UI" w:hAnsi="Segoe UI" w:cs="Segoe UI"/>
+          <w:color w:val="000000"/>
+          <w:sz w:val="24"/>
+          <w:szCs w:val="24"/>
+        </w:rPr>
+      </w:pPr>
+      <w:r>
+        <w:rPr>
+          <w:rFonts w:ascii="Segoe UI" w:hAnsi="Segoe UI" w:cs="Segoe UI"/>
+          <w:color w:val="000000"/>
+          <w:sz w:val="24"/>
+          <w:szCs w:val="24"/>
+        </w:rPr>
+        <w:lastRenderedPageBreak/>
+        <w:t xml:space="preserve">You have seen that it is impossible for a method to change a primitive type parameter.  The situation is different for object parameters. </w:t>
       </w:r>
     </w:p>
     <w:p>
@@ -11402,6 +10732,845 @@
           <w:sz w:val="24"/>
           <w:szCs w:val="24"/>
         </w:rPr>
+        <w:t>You can easily implement a method that triples the salary of an employee:</w:t>
+      </w:r>
+    </w:p>
+    <w:p>
+      <w:pPr>
+        <w:pStyle w:val="ListParagraph"/>
+        <w:tabs>
+          <w:tab w:val="left" w:pos="916"/>
+          <w:tab w:val="left" w:pos="1832"/>
+          <w:tab w:val="left" w:pos="2748"/>
+          <w:tab w:val="left" w:pos="3664"/>
+          <w:tab w:val="left" w:pos="4580"/>
+          <w:tab w:val="left" w:pos="5496"/>
+          <w:tab w:val="left" w:pos="6412"/>
+          <w:tab w:val="left" w:pos="7328"/>
+          <w:tab w:val="left" w:pos="8244"/>
+          <w:tab w:val="left" w:pos="9160"/>
+          <w:tab w:val="left" w:pos="10076"/>
+          <w:tab w:val="left" w:pos="10992"/>
+          <w:tab w:val="left" w:pos="11908"/>
+          <w:tab w:val="left" w:pos="12824"/>
+          <w:tab w:val="left" w:pos="13740"/>
+          <w:tab w:val="left" w:pos="14656"/>
+        </w:tabs>
+        <w:spacing w:before="20" w:after="20" w:line="360" w:lineRule="atLeast"/>
+        <w:rPr>
+          <w:rFonts w:ascii="Segoe UI" w:hAnsi="Segoe UI" w:cs="Segoe UI"/>
+          <w:color w:val="000000"/>
+          <w:sz w:val="24"/>
+          <w:szCs w:val="24"/>
+        </w:rPr>
+      </w:pPr>
+      <w:r>
+        <w:rPr>
+          <w:rFonts w:ascii="Segoe UI" w:hAnsi="Segoe UI" w:cs="Segoe UI"/>
+          <w:color w:val="000000"/>
+          <w:sz w:val="24"/>
+          <w:szCs w:val="24"/>
+        </w:rPr>
+        <w:t xml:space="preserve">public static void </w:t>
+      </w:r>
+      <w:proofErr w:type="spellStart"/>
+      <w:r>
+        <w:rPr>
+          <w:rFonts w:ascii="Segoe UI" w:hAnsi="Segoe UI" w:cs="Segoe UI"/>
+          <w:color w:val="000000"/>
+          <w:sz w:val="24"/>
+          <w:szCs w:val="24"/>
+        </w:rPr>
+        <w:t>tripleSalary</w:t>
+      </w:r>
+      <w:proofErr w:type="spellEnd"/>
+      <w:r>
+        <w:rPr>
+          <w:rFonts w:ascii="Segoe UI" w:hAnsi="Segoe UI" w:cs="Segoe UI"/>
+          <w:color w:val="000000"/>
+          <w:sz w:val="24"/>
+          <w:szCs w:val="24"/>
+        </w:rPr>
+        <w:t>(Employee x) // works</w:t>
+      </w:r>
+    </w:p>
+    <w:p>
+      <w:pPr>
+        <w:pStyle w:val="ListParagraph"/>
+        <w:tabs>
+          <w:tab w:val="left" w:pos="916"/>
+          <w:tab w:val="left" w:pos="1832"/>
+          <w:tab w:val="left" w:pos="2748"/>
+          <w:tab w:val="left" w:pos="3664"/>
+          <w:tab w:val="left" w:pos="4580"/>
+          <w:tab w:val="left" w:pos="5496"/>
+          <w:tab w:val="left" w:pos="6412"/>
+          <w:tab w:val="left" w:pos="7328"/>
+          <w:tab w:val="left" w:pos="8244"/>
+          <w:tab w:val="left" w:pos="9160"/>
+          <w:tab w:val="left" w:pos="10076"/>
+          <w:tab w:val="left" w:pos="10992"/>
+          <w:tab w:val="left" w:pos="11908"/>
+          <w:tab w:val="left" w:pos="12824"/>
+          <w:tab w:val="left" w:pos="13740"/>
+          <w:tab w:val="left" w:pos="14656"/>
+        </w:tabs>
+        <w:spacing w:before="20" w:after="20" w:line="360" w:lineRule="atLeast"/>
+        <w:rPr>
+          <w:rFonts w:ascii="Segoe UI" w:hAnsi="Segoe UI" w:cs="Segoe UI"/>
+          <w:color w:val="000000"/>
+          <w:sz w:val="24"/>
+          <w:szCs w:val="24"/>
+        </w:rPr>
+      </w:pPr>
+      <w:r>
+        <w:rPr>
+          <w:rFonts w:ascii="Segoe UI" w:hAnsi="Segoe UI" w:cs="Segoe UI"/>
+          <w:color w:val="000000"/>
+          <w:sz w:val="24"/>
+          <w:szCs w:val="24"/>
+        </w:rPr>
+        <w:t xml:space="preserve"> {</w:t>
+      </w:r>
+    </w:p>
+    <w:p>
+      <w:pPr>
+        <w:pStyle w:val="ListParagraph"/>
+        <w:tabs>
+          <w:tab w:val="left" w:pos="916"/>
+          <w:tab w:val="left" w:pos="1832"/>
+          <w:tab w:val="left" w:pos="2748"/>
+          <w:tab w:val="left" w:pos="3664"/>
+          <w:tab w:val="left" w:pos="4580"/>
+          <w:tab w:val="left" w:pos="5496"/>
+          <w:tab w:val="left" w:pos="6412"/>
+          <w:tab w:val="left" w:pos="7328"/>
+          <w:tab w:val="left" w:pos="8244"/>
+          <w:tab w:val="left" w:pos="9160"/>
+          <w:tab w:val="left" w:pos="10076"/>
+          <w:tab w:val="left" w:pos="10992"/>
+          <w:tab w:val="left" w:pos="11908"/>
+          <w:tab w:val="left" w:pos="12824"/>
+          <w:tab w:val="left" w:pos="13740"/>
+          <w:tab w:val="left" w:pos="14656"/>
+        </w:tabs>
+        <w:spacing w:before="20" w:after="20" w:line="360" w:lineRule="atLeast"/>
+        <w:rPr>
+          <w:rFonts w:ascii="Segoe UI" w:hAnsi="Segoe UI" w:cs="Segoe UI"/>
+          <w:color w:val="000000"/>
+          <w:sz w:val="24"/>
+          <w:szCs w:val="24"/>
+        </w:rPr>
+      </w:pPr>
+      <w:r>
+        <w:rPr>
+          <w:rFonts w:ascii="Segoe UI" w:hAnsi="Segoe UI" w:cs="Segoe UI"/>
+          <w:color w:val="000000"/>
+          <w:sz w:val="24"/>
+          <w:szCs w:val="24"/>
+        </w:rPr>
+        <w:t xml:space="preserve">     </w:t>
+      </w:r>
+      <w:proofErr w:type="spellStart"/>
+      <w:r>
+        <w:rPr>
+          <w:rFonts w:ascii="Segoe UI" w:hAnsi="Segoe UI" w:cs="Segoe UI"/>
+          <w:color w:val="000000"/>
+          <w:sz w:val="24"/>
+          <w:szCs w:val="24"/>
+        </w:rPr>
+        <w:t>x.raiseSalary</w:t>
+      </w:r>
+      <w:proofErr w:type="spellEnd"/>
+      <w:r>
+        <w:rPr>
+          <w:rFonts w:ascii="Segoe UI" w:hAnsi="Segoe UI" w:cs="Segoe UI"/>
+          <w:color w:val="000000"/>
+          <w:sz w:val="24"/>
+          <w:szCs w:val="24"/>
+        </w:rPr>
+        <w:t>(200);</w:t>
+      </w:r>
+    </w:p>
+    <w:p>
+      <w:pPr>
+        <w:pStyle w:val="ListParagraph"/>
+        <w:tabs>
+          <w:tab w:val="left" w:pos="916"/>
+          <w:tab w:val="left" w:pos="1832"/>
+          <w:tab w:val="left" w:pos="2748"/>
+          <w:tab w:val="left" w:pos="3664"/>
+          <w:tab w:val="left" w:pos="4580"/>
+          <w:tab w:val="left" w:pos="5496"/>
+          <w:tab w:val="left" w:pos="6412"/>
+          <w:tab w:val="left" w:pos="7328"/>
+          <w:tab w:val="left" w:pos="8244"/>
+          <w:tab w:val="left" w:pos="9160"/>
+          <w:tab w:val="left" w:pos="10076"/>
+          <w:tab w:val="left" w:pos="10992"/>
+          <w:tab w:val="left" w:pos="11908"/>
+          <w:tab w:val="left" w:pos="12824"/>
+          <w:tab w:val="left" w:pos="13740"/>
+          <w:tab w:val="left" w:pos="14656"/>
+        </w:tabs>
+        <w:spacing w:before="20" w:after="20" w:line="360" w:lineRule="atLeast"/>
+        <w:rPr>
+          <w:rFonts w:ascii="Segoe UI" w:hAnsi="Segoe UI" w:cs="Segoe UI"/>
+          <w:color w:val="000000"/>
+          <w:sz w:val="24"/>
+          <w:szCs w:val="24"/>
+        </w:rPr>
+      </w:pPr>
+      <w:r>
+        <w:rPr>
+          <w:rFonts w:ascii="Segoe UI" w:hAnsi="Segoe UI" w:cs="Segoe UI"/>
+          <w:color w:val="000000"/>
+          <w:sz w:val="24"/>
+          <w:szCs w:val="24"/>
+        </w:rPr>
+        <w:t xml:space="preserve"> }</w:t>
+      </w:r>
+    </w:p>
+    <w:p>
+      <w:pPr>
+        <w:tabs>
+          <w:tab w:val="left" w:pos="916"/>
+          <w:tab w:val="left" w:pos="1832"/>
+          <w:tab w:val="left" w:pos="2748"/>
+          <w:tab w:val="left" w:pos="3664"/>
+          <w:tab w:val="left" w:pos="4580"/>
+          <w:tab w:val="left" w:pos="5496"/>
+          <w:tab w:val="left" w:pos="6412"/>
+          <w:tab w:val="left" w:pos="7328"/>
+          <w:tab w:val="left" w:pos="8244"/>
+          <w:tab w:val="left" w:pos="9160"/>
+          <w:tab w:val="left" w:pos="10076"/>
+          <w:tab w:val="left" w:pos="10992"/>
+          <w:tab w:val="left" w:pos="11908"/>
+          <w:tab w:val="left" w:pos="12824"/>
+          <w:tab w:val="left" w:pos="13740"/>
+          <w:tab w:val="left" w:pos="14656"/>
+        </w:tabs>
+        <w:spacing w:before="20" w:after="20" w:line="360" w:lineRule="atLeast"/>
+        <w:rPr>
+          <w:rFonts w:ascii="Segoe UI" w:hAnsi="Segoe UI" w:cs="Segoe UI"/>
+          <w:color w:val="000000"/>
+          <w:sz w:val="24"/>
+          <w:szCs w:val="24"/>
+        </w:rPr>
+      </w:pPr>
+      <w:r>
+        <w:rPr>
+          <w:rFonts w:ascii="Segoe UI" w:hAnsi="Segoe UI" w:cs="Segoe UI"/>
+          <w:color w:val="000000"/>
+          <w:sz w:val="24"/>
+          <w:szCs w:val="24"/>
+        </w:rPr>
+        <w:t>Overloading</w:t>
+      </w:r>
+    </w:p>
+    <w:p>
+      <w:pPr>
+        <w:pStyle w:val="ListParagraph"/>
+        <w:numPr>
+          <w:ilvl w:val="0"/>
+          <w:numId w:val="1"/>
+        </w:numPr>
+        <w:tabs>
+          <w:tab w:val="left" w:pos="916"/>
+          <w:tab w:val="left" w:pos="1832"/>
+          <w:tab w:val="left" w:pos="2748"/>
+          <w:tab w:val="left" w:pos="3664"/>
+          <w:tab w:val="left" w:pos="4580"/>
+          <w:tab w:val="left" w:pos="5496"/>
+          <w:tab w:val="left" w:pos="6412"/>
+          <w:tab w:val="left" w:pos="7328"/>
+          <w:tab w:val="left" w:pos="8244"/>
+          <w:tab w:val="left" w:pos="9160"/>
+          <w:tab w:val="left" w:pos="10076"/>
+          <w:tab w:val="left" w:pos="10992"/>
+          <w:tab w:val="left" w:pos="11908"/>
+          <w:tab w:val="left" w:pos="12824"/>
+          <w:tab w:val="left" w:pos="13740"/>
+          <w:tab w:val="left" w:pos="14656"/>
+        </w:tabs>
+        <w:spacing w:before="20" w:after="20" w:line="360" w:lineRule="atLeast"/>
+        <w:rPr>
+          <w:rFonts w:ascii="Segoe UI" w:hAnsi="Segoe UI" w:cs="Segoe UI"/>
+          <w:color w:val="000000"/>
+          <w:sz w:val="24"/>
+          <w:szCs w:val="24"/>
+        </w:rPr>
+      </w:pPr>
+      <w:r>
+        <w:rPr>
+          <w:rFonts w:ascii="Segoe UI" w:hAnsi="Segoe UI" w:cs="Segoe UI"/>
+          <w:color w:val="000000"/>
+          <w:sz w:val="24"/>
+          <w:szCs w:val="24"/>
+        </w:rPr>
+        <w:t>var messages = new StringBuilder();</w:t>
+      </w:r>
+    </w:p>
+    <w:p>
+      <w:pPr>
+        <w:pStyle w:val="ListParagraph"/>
+        <w:numPr>
+          <w:ilvl w:val="0"/>
+          <w:numId w:val="1"/>
+        </w:numPr>
+        <w:tabs>
+          <w:tab w:val="left" w:pos="916"/>
+          <w:tab w:val="left" w:pos="1832"/>
+          <w:tab w:val="left" w:pos="2748"/>
+          <w:tab w:val="left" w:pos="3664"/>
+          <w:tab w:val="left" w:pos="4580"/>
+          <w:tab w:val="left" w:pos="5496"/>
+          <w:tab w:val="left" w:pos="6412"/>
+          <w:tab w:val="left" w:pos="7328"/>
+          <w:tab w:val="left" w:pos="8244"/>
+          <w:tab w:val="left" w:pos="9160"/>
+          <w:tab w:val="left" w:pos="10076"/>
+          <w:tab w:val="left" w:pos="10992"/>
+          <w:tab w:val="left" w:pos="11908"/>
+          <w:tab w:val="left" w:pos="12824"/>
+          <w:tab w:val="left" w:pos="13740"/>
+          <w:tab w:val="left" w:pos="14656"/>
+        </w:tabs>
+        <w:spacing w:before="20" w:after="20" w:line="360" w:lineRule="atLeast"/>
+        <w:rPr>
+          <w:rFonts w:ascii="Segoe UI" w:hAnsi="Segoe UI" w:cs="Segoe UI"/>
+          <w:color w:val="000000"/>
+          <w:sz w:val="24"/>
+          <w:szCs w:val="24"/>
+        </w:rPr>
+      </w:pPr>
+      <w:r>
+        <w:rPr>
+          <w:rFonts w:ascii="Segoe UI" w:hAnsi="Segoe UI" w:cs="Segoe UI"/>
+          <w:color w:val="000000"/>
+          <w:sz w:val="24"/>
+          <w:szCs w:val="24"/>
+        </w:rPr>
+        <w:t xml:space="preserve">var </w:t>
+      </w:r>
+      <w:proofErr w:type="spellStart"/>
+      <w:r>
+        <w:rPr>
+          <w:rFonts w:ascii="Segoe UI" w:hAnsi="Segoe UI" w:cs="Segoe UI"/>
+          <w:color w:val="000000"/>
+          <w:sz w:val="24"/>
+          <w:szCs w:val="24"/>
+        </w:rPr>
+        <w:t>todoList</w:t>
+      </w:r>
+      <w:proofErr w:type="spellEnd"/>
+      <w:r>
+        <w:rPr>
+          <w:rFonts w:ascii="Segoe UI" w:hAnsi="Segoe UI" w:cs="Segoe UI"/>
+          <w:color w:val="000000"/>
+          <w:sz w:val="24"/>
+          <w:szCs w:val="24"/>
+        </w:rPr>
+        <w:t xml:space="preserve"> = new StringBuilder('To do:\n');</w:t>
+      </w:r>
+    </w:p>
+    <w:p>
+      <w:pPr>
+        <w:pStyle w:val="ListParagraph"/>
+        <w:numPr>
+          <w:ilvl w:val="0"/>
+          <w:numId w:val="1"/>
+        </w:numPr>
+        <w:tabs>
+          <w:tab w:val="left" w:pos="916"/>
+          <w:tab w:val="left" w:pos="1832"/>
+          <w:tab w:val="left" w:pos="2748"/>
+          <w:tab w:val="left" w:pos="3664"/>
+          <w:tab w:val="left" w:pos="4580"/>
+          <w:tab w:val="left" w:pos="5496"/>
+          <w:tab w:val="left" w:pos="6412"/>
+          <w:tab w:val="left" w:pos="7328"/>
+          <w:tab w:val="left" w:pos="8244"/>
+          <w:tab w:val="left" w:pos="9160"/>
+          <w:tab w:val="left" w:pos="10076"/>
+          <w:tab w:val="left" w:pos="10992"/>
+          <w:tab w:val="left" w:pos="11908"/>
+          <w:tab w:val="left" w:pos="12824"/>
+          <w:tab w:val="left" w:pos="13740"/>
+          <w:tab w:val="left" w:pos="14656"/>
+        </w:tabs>
+        <w:spacing w:before="20" w:after="20" w:line="360" w:lineRule="atLeast"/>
+        <w:rPr>
+          <w:rFonts w:ascii="Segoe UI" w:hAnsi="Segoe UI" w:cs="Segoe UI"/>
+          <w:color w:val="000000"/>
+          <w:sz w:val="24"/>
+          <w:szCs w:val="24"/>
+        </w:rPr>
+      </w:pPr>
+      <w:r>
+        <w:rPr>
+          <w:rFonts w:ascii="Segoe UI" w:hAnsi="Segoe UI" w:cs="Segoe UI"/>
+          <w:color w:val="000000"/>
+          <w:sz w:val="24"/>
+          <w:szCs w:val="24"/>
+        </w:rPr>
+        <w:t>This capability is called </w:t>
+      </w:r>
+      <w:r>
+        <w:rPr>
+          <w:i/>
+          <w:iCs/>
+          <w:sz w:val="24"/>
+          <w:szCs w:val="24"/>
+        </w:rPr>
+        <w:t>overloading</w:t>
+      </w:r>
+      <w:r>
+        <w:rPr>
+          <w:rFonts w:ascii="Segoe UI" w:hAnsi="Segoe UI" w:cs="Segoe UI"/>
+          <w:color w:val="000000"/>
+          <w:sz w:val="24"/>
+          <w:szCs w:val="24"/>
+        </w:rPr>
+        <w:t>. Overloading occurs if several methods have the same name (in this case, the </w:t>
+      </w:r>
+      <w:r>
+        <w:rPr>
+          <w:rFonts w:ascii="Segoe UI" w:hAnsi="Segoe UI" w:cs="Segoe UI"/>
+          <w:sz w:val="24"/>
+          <w:szCs w:val="24"/>
+        </w:rPr>
+        <w:t>StringBuilder</w:t>
+      </w:r>
+      <w:r>
+        <w:rPr>
+          <w:rFonts w:ascii="Segoe UI" w:hAnsi="Segoe UI" w:cs="Segoe UI"/>
+          <w:color w:val="000000"/>
+          <w:sz w:val="24"/>
+          <w:szCs w:val="24"/>
+        </w:rPr>
+        <w:t> constructor method) but different parameters.</w:t>
+      </w:r>
+    </w:p>
+    <w:p>
+      <w:pPr>
+        <w:tabs>
+          <w:tab w:val="left" w:pos="916"/>
+          <w:tab w:val="left" w:pos="1832"/>
+          <w:tab w:val="left" w:pos="2748"/>
+          <w:tab w:val="left" w:pos="3664"/>
+          <w:tab w:val="left" w:pos="4580"/>
+          <w:tab w:val="left" w:pos="5496"/>
+          <w:tab w:val="left" w:pos="6412"/>
+          <w:tab w:val="left" w:pos="7328"/>
+          <w:tab w:val="left" w:pos="8244"/>
+          <w:tab w:val="left" w:pos="9160"/>
+          <w:tab w:val="left" w:pos="10076"/>
+          <w:tab w:val="left" w:pos="10992"/>
+          <w:tab w:val="left" w:pos="11908"/>
+          <w:tab w:val="left" w:pos="12824"/>
+          <w:tab w:val="left" w:pos="13740"/>
+          <w:tab w:val="left" w:pos="14656"/>
+        </w:tabs>
+        <w:spacing w:before="20" w:after="20" w:line="360" w:lineRule="atLeast"/>
+        <w:rPr>
+          <w:rFonts w:ascii="Segoe UI" w:hAnsi="Segoe UI" w:cs="Segoe UI"/>
+          <w:color w:val="000000"/>
+          <w:sz w:val="24"/>
+          <w:szCs w:val="24"/>
+        </w:rPr>
+      </w:pPr>
+      <w:r>
+        <w:rPr>
+          <w:rFonts w:ascii="Segoe UI" w:hAnsi="Segoe UI" w:cs="Segoe UI"/>
+          <w:color w:val="000000"/>
+          <w:sz w:val="24"/>
+          <w:szCs w:val="24"/>
+        </w:rPr>
+        <w:t>Default field initialization</w:t>
+      </w:r>
+    </w:p>
+    <w:p>
+      <w:pPr>
+        <w:pStyle w:val="ListParagraph"/>
+        <w:numPr>
+          <w:ilvl w:val="0"/>
+          <w:numId w:val="1"/>
+        </w:numPr>
+        <w:tabs>
+          <w:tab w:val="left" w:pos="916"/>
+          <w:tab w:val="left" w:pos="1832"/>
+          <w:tab w:val="left" w:pos="2748"/>
+          <w:tab w:val="left" w:pos="3664"/>
+          <w:tab w:val="left" w:pos="4580"/>
+          <w:tab w:val="left" w:pos="5496"/>
+          <w:tab w:val="left" w:pos="6412"/>
+          <w:tab w:val="left" w:pos="7328"/>
+          <w:tab w:val="left" w:pos="8244"/>
+          <w:tab w:val="left" w:pos="9160"/>
+          <w:tab w:val="left" w:pos="10076"/>
+          <w:tab w:val="left" w:pos="10992"/>
+          <w:tab w:val="left" w:pos="11908"/>
+          <w:tab w:val="left" w:pos="12824"/>
+          <w:tab w:val="left" w:pos="13740"/>
+          <w:tab w:val="left" w:pos="14656"/>
+        </w:tabs>
+        <w:spacing w:before="20" w:after="20" w:line="360" w:lineRule="atLeast"/>
+        <w:rPr>
+          <w:rFonts w:ascii="Segoe UI" w:hAnsi="Segoe UI" w:cs="Segoe UI"/>
+          <w:color w:val="000000"/>
+          <w:sz w:val="24"/>
+          <w:szCs w:val="24"/>
+        </w:rPr>
+      </w:pPr>
+      <w:r>
+        <w:rPr>
+          <w:rFonts w:ascii="Segoe UI" w:hAnsi="Segoe UI" w:cs="Segoe UI"/>
+          <w:color w:val="000000"/>
+          <w:sz w:val="24"/>
+          <w:szCs w:val="24"/>
+        </w:rPr>
+        <w:t>If you don’t set a field explicitly in a constructor, it is automatically set to a default value: numbers to </w:t>
+      </w:r>
+      <w:r>
+        <w:rPr>
+          <w:rFonts w:ascii="Segoe UI" w:hAnsi="Segoe UI" w:cs="Segoe UI"/>
+          <w:sz w:val="24"/>
+          <w:szCs w:val="24"/>
+        </w:rPr>
+        <w:t>0</w:t>
+      </w:r>
+      <w:r>
+        <w:rPr>
+          <w:rFonts w:ascii="Segoe UI" w:hAnsi="Segoe UI" w:cs="Segoe UI"/>
+          <w:color w:val="000000"/>
+          <w:sz w:val="24"/>
+          <w:szCs w:val="24"/>
+        </w:rPr>
+        <w:t>, </w:t>
+      </w:r>
+      <w:proofErr w:type="spellStart"/>
+      <w:r>
+        <w:rPr>
+          <w:rFonts w:ascii="Segoe UI" w:hAnsi="Segoe UI" w:cs="Segoe UI"/>
+          <w:sz w:val="24"/>
+          <w:szCs w:val="24"/>
+        </w:rPr>
+        <w:t>boolean</w:t>
+      </w:r>
+      <w:proofErr w:type="spellEnd"/>
+      <w:r>
+        <w:rPr>
+          <w:rFonts w:ascii="Segoe UI" w:hAnsi="Segoe UI" w:cs="Segoe UI"/>
+          <w:color w:val="000000"/>
+          <w:sz w:val="24"/>
+          <w:szCs w:val="24"/>
+        </w:rPr>
+        <w:t> values to </w:t>
+      </w:r>
+      <w:r>
+        <w:rPr>
+          <w:rFonts w:ascii="Segoe UI" w:hAnsi="Segoe UI" w:cs="Segoe UI"/>
+          <w:sz w:val="24"/>
+          <w:szCs w:val="24"/>
+        </w:rPr>
+        <w:t>false</w:t>
+      </w:r>
+      <w:r>
+        <w:rPr>
+          <w:rFonts w:ascii="Segoe UI" w:hAnsi="Segoe UI" w:cs="Segoe UI"/>
+          <w:color w:val="000000"/>
+          <w:sz w:val="24"/>
+          <w:szCs w:val="24"/>
+        </w:rPr>
+        <w:t>, and object references to </w:t>
+      </w:r>
+      <w:r>
+        <w:rPr>
+          <w:rFonts w:ascii="Segoe UI" w:hAnsi="Segoe UI" w:cs="Segoe UI"/>
+          <w:sz w:val="24"/>
+          <w:szCs w:val="24"/>
+        </w:rPr>
+        <w:t>null</w:t>
+      </w:r>
+      <w:r>
+        <w:rPr>
+          <w:rFonts w:ascii="Segoe UI" w:hAnsi="Segoe UI" w:cs="Segoe UI"/>
+          <w:color w:val="000000"/>
+          <w:sz w:val="24"/>
+          <w:szCs w:val="24"/>
+        </w:rPr>
+        <w:t>. </w:t>
+      </w:r>
+    </w:p>
+    <w:p>
+      <w:pPr>
+        <w:pStyle w:val="ListParagraph"/>
+        <w:numPr>
+          <w:ilvl w:val="0"/>
+          <w:numId w:val="1"/>
+        </w:numPr>
+        <w:tabs>
+          <w:tab w:val="left" w:pos="916"/>
+          <w:tab w:val="left" w:pos="1832"/>
+          <w:tab w:val="left" w:pos="2748"/>
+          <w:tab w:val="left" w:pos="3664"/>
+          <w:tab w:val="left" w:pos="4580"/>
+          <w:tab w:val="left" w:pos="5496"/>
+          <w:tab w:val="left" w:pos="6412"/>
+          <w:tab w:val="left" w:pos="7328"/>
+          <w:tab w:val="left" w:pos="8244"/>
+          <w:tab w:val="left" w:pos="9160"/>
+          <w:tab w:val="left" w:pos="10076"/>
+          <w:tab w:val="left" w:pos="10992"/>
+          <w:tab w:val="left" w:pos="11908"/>
+          <w:tab w:val="left" w:pos="12824"/>
+          <w:tab w:val="left" w:pos="13740"/>
+          <w:tab w:val="left" w:pos="14656"/>
+        </w:tabs>
+        <w:spacing w:before="20" w:after="20" w:line="360" w:lineRule="atLeast"/>
+        <w:rPr>
+          <w:rFonts w:ascii="Segoe UI" w:hAnsi="Segoe UI" w:cs="Segoe UI"/>
+          <w:color w:val="000000"/>
+          <w:sz w:val="24"/>
+          <w:szCs w:val="24"/>
+        </w:rPr>
+      </w:pPr>
+      <w:r>
+        <w:rPr>
+          <w:rFonts w:ascii="Segoe UI" w:hAnsi="Segoe UI" w:cs="Segoe UI"/>
+          <w:color w:val="000000"/>
+          <w:sz w:val="24"/>
+          <w:szCs w:val="24"/>
+        </w:rPr>
+        <w:t xml:space="preserve">Some people consider it poor programming practice to rely on the defaults. </w:t>
+      </w:r>
+    </w:p>
+    <w:p>
+      <w:pPr>
+        <w:pStyle w:val="ListParagraph"/>
+        <w:numPr>
+          <w:ilvl w:val="0"/>
+          <w:numId w:val="1"/>
+        </w:numPr>
+        <w:tabs>
+          <w:tab w:val="left" w:pos="916"/>
+          <w:tab w:val="left" w:pos="1832"/>
+          <w:tab w:val="left" w:pos="2748"/>
+          <w:tab w:val="left" w:pos="3664"/>
+          <w:tab w:val="left" w:pos="4580"/>
+          <w:tab w:val="left" w:pos="5496"/>
+          <w:tab w:val="left" w:pos="6412"/>
+          <w:tab w:val="left" w:pos="7328"/>
+          <w:tab w:val="left" w:pos="8244"/>
+          <w:tab w:val="left" w:pos="9160"/>
+          <w:tab w:val="left" w:pos="10076"/>
+          <w:tab w:val="left" w:pos="10992"/>
+          <w:tab w:val="left" w:pos="11908"/>
+          <w:tab w:val="left" w:pos="12824"/>
+          <w:tab w:val="left" w:pos="13740"/>
+          <w:tab w:val="left" w:pos="14656"/>
+        </w:tabs>
+        <w:spacing w:before="20" w:after="20" w:line="360" w:lineRule="atLeast"/>
+        <w:rPr>
+          <w:rFonts w:ascii="Segoe UI" w:hAnsi="Segoe UI" w:cs="Segoe UI"/>
+          <w:color w:val="000000"/>
+          <w:sz w:val="24"/>
+          <w:szCs w:val="24"/>
+        </w:rPr>
+      </w:pPr>
+      <w:r>
+        <w:rPr>
+          <w:rFonts w:ascii="Segoe UI" w:hAnsi="Segoe UI" w:cs="Segoe UI"/>
+          <w:color w:val="000000"/>
+          <w:sz w:val="24"/>
+          <w:szCs w:val="24"/>
+        </w:rPr>
+        <w:t>Certainly, it makes it harder for someone to understand your code if fields are being initialized invisibly.</w:t>
+      </w:r>
+    </w:p>
+    <w:p>
+      <w:pPr>
+        <w:pStyle w:val="ListParagraph"/>
+        <w:tabs>
+          <w:tab w:val="left" w:pos="916"/>
+          <w:tab w:val="left" w:pos="1832"/>
+          <w:tab w:val="left" w:pos="2748"/>
+          <w:tab w:val="left" w:pos="3664"/>
+          <w:tab w:val="left" w:pos="4580"/>
+          <w:tab w:val="left" w:pos="5496"/>
+          <w:tab w:val="left" w:pos="6412"/>
+          <w:tab w:val="left" w:pos="7328"/>
+          <w:tab w:val="left" w:pos="8244"/>
+          <w:tab w:val="left" w:pos="9160"/>
+          <w:tab w:val="left" w:pos="10076"/>
+          <w:tab w:val="left" w:pos="10992"/>
+          <w:tab w:val="left" w:pos="11908"/>
+          <w:tab w:val="left" w:pos="12824"/>
+          <w:tab w:val="left" w:pos="13740"/>
+          <w:tab w:val="left" w:pos="14656"/>
+        </w:tabs>
+        <w:spacing w:before="20" w:after="20" w:line="360" w:lineRule="atLeast"/>
+        <w:rPr>
+          <w:rFonts w:ascii="Segoe UI" w:hAnsi="Segoe UI" w:cs="Segoe UI"/>
+          <w:color w:val="000000"/>
+          <w:sz w:val="24"/>
+          <w:szCs w:val="24"/>
+        </w:rPr>
+      </w:pPr>
+    </w:p>
+    <w:p>
+      <w:pPr>
+        <w:pStyle w:val="ListParagraph"/>
+        <w:tabs>
+          <w:tab w:val="left" w:pos="916"/>
+          <w:tab w:val="left" w:pos="1832"/>
+          <w:tab w:val="left" w:pos="2748"/>
+          <w:tab w:val="left" w:pos="3664"/>
+          <w:tab w:val="left" w:pos="4580"/>
+          <w:tab w:val="left" w:pos="5496"/>
+          <w:tab w:val="left" w:pos="6412"/>
+          <w:tab w:val="left" w:pos="7328"/>
+          <w:tab w:val="left" w:pos="8244"/>
+          <w:tab w:val="left" w:pos="9160"/>
+          <w:tab w:val="left" w:pos="10076"/>
+          <w:tab w:val="left" w:pos="10992"/>
+          <w:tab w:val="left" w:pos="11908"/>
+          <w:tab w:val="left" w:pos="12824"/>
+          <w:tab w:val="left" w:pos="13740"/>
+          <w:tab w:val="left" w:pos="14656"/>
+        </w:tabs>
+        <w:spacing w:before="20" w:after="20" w:line="360" w:lineRule="atLeast"/>
+        <w:rPr>
+          <w:rFonts w:ascii="Segoe UI" w:hAnsi="Segoe UI" w:cs="Segoe UI"/>
+          <w:color w:val="000000"/>
+          <w:sz w:val="24"/>
+          <w:szCs w:val="24"/>
+        </w:rPr>
+      </w:pPr>
+    </w:p>
+    <w:p>
+      <w:pPr>
+        <w:tabs>
+          <w:tab w:val="left" w:pos="916"/>
+          <w:tab w:val="left" w:pos="1832"/>
+          <w:tab w:val="left" w:pos="2748"/>
+          <w:tab w:val="left" w:pos="3664"/>
+          <w:tab w:val="left" w:pos="4580"/>
+          <w:tab w:val="left" w:pos="5496"/>
+          <w:tab w:val="left" w:pos="6412"/>
+          <w:tab w:val="left" w:pos="7328"/>
+          <w:tab w:val="left" w:pos="8244"/>
+          <w:tab w:val="left" w:pos="9160"/>
+          <w:tab w:val="left" w:pos="10076"/>
+          <w:tab w:val="left" w:pos="10992"/>
+          <w:tab w:val="left" w:pos="11908"/>
+          <w:tab w:val="left" w:pos="12824"/>
+          <w:tab w:val="left" w:pos="13740"/>
+          <w:tab w:val="left" w:pos="14656"/>
+        </w:tabs>
+        <w:spacing w:before="20" w:after="20" w:line="360" w:lineRule="atLeast"/>
+        <w:rPr>
+          <w:rFonts w:ascii="Segoe UI" w:hAnsi="Segoe UI" w:cs="Segoe UI"/>
+          <w:color w:val="000000"/>
+          <w:sz w:val="24"/>
+          <w:szCs w:val="24"/>
+        </w:rPr>
+      </w:pPr>
+      <w:r>
+        <w:rPr>
+          <w:rFonts w:ascii="Segoe UI" w:hAnsi="Segoe UI" w:cs="Segoe UI"/>
+          <w:color w:val="000000"/>
+          <w:sz w:val="24"/>
+          <w:szCs w:val="24"/>
+        </w:rPr>
+        <w:t>Constructor with no arguments</w:t>
+      </w:r>
+    </w:p>
+    <w:p>
+      <w:pPr>
+        <w:pStyle w:val="ListParagraph"/>
+        <w:numPr>
+          <w:ilvl w:val="0"/>
+          <w:numId w:val="1"/>
+        </w:numPr>
+        <w:tabs>
+          <w:tab w:val="left" w:pos="916"/>
+          <w:tab w:val="left" w:pos="1832"/>
+          <w:tab w:val="left" w:pos="2748"/>
+          <w:tab w:val="left" w:pos="3664"/>
+          <w:tab w:val="left" w:pos="4580"/>
+          <w:tab w:val="left" w:pos="5496"/>
+          <w:tab w:val="left" w:pos="6412"/>
+          <w:tab w:val="left" w:pos="7328"/>
+          <w:tab w:val="left" w:pos="8244"/>
+          <w:tab w:val="left" w:pos="9160"/>
+          <w:tab w:val="left" w:pos="10076"/>
+          <w:tab w:val="left" w:pos="10992"/>
+          <w:tab w:val="left" w:pos="11908"/>
+          <w:tab w:val="left" w:pos="12824"/>
+          <w:tab w:val="left" w:pos="13740"/>
+          <w:tab w:val="left" w:pos="14656"/>
+        </w:tabs>
+        <w:spacing w:before="20" w:after="20" w:line="360" w:lineRule="atLeast"/>
+        <w:rPr>
+          <w:rFonts w:ascii="Segoe UI" w:hAnsi="Segoe UI" w:cs="Segoe UI"/>
+          <w:color w:val="000000"/>
+          <w:sz w:val="24"/>
+          <w:szCs w:val="24"/>
+        </w:rPr>
+      </w:pPr>
+      <w:r>
+        <w:rPr>
+          <w:rFonts w:ascii="Segoe UI" w:hAnsi="Segoe UI" w:cs="Segoe UI"/>
+          <w:color w:val="000000"/>
+          <w:sz w:val="24"/>
+          <w:szCs w:val="24"/>
+        </w:rPr>
+        <w:t xml:space="preserve">If you write a class with no constructors whatsoever, then a no-argument constructor is provided for you. </w:t>
+      </w:r>
+    </w:p>
+    <w:p>
+      <w:pPr>
+        <w:pStyle w:val="ListParagraph"/>
+        <w:numPr>
+          <w:ilvl w:val="0"/>
+          <w:numId w:val="1"/>
+        </w:numPr>
+        <w:tabs>
+          <w:tab w:val="left" w:pos="916"/>
+          <w:tab w:val="left" w:pos="1832"/>
+          <w:tab w:val="left" w:pos="2748"/>
+          <w:tab w:val="left" w:pos="3664"/>
+          <w:tab w:val="left" w:pos="4580"/>
+          <w:tab w:val="left" w:pos="5496"/>
+          <w:tab w:val="left" w:pos="6412"/>
+          <w:tab w:val="left" w:pos="7328"/>
+          <w:tab w:val="left" w:pos="8244"/>
+          <w:tab w:val="left" w:pos="9160"/>
+          <w:tab w:val="left" w:pos="10076"/>
+          <w:tab w:val="left" w:pos="10992"/>
+          <w:tab w:val="left" w:pos="11908"/>
+          <w:tab w:val="left" w:pos="12824"/>
+          <w:tab w:val="left" w:pos="13740"/>
+          <w:tab w:val="left" w:pos="14656"/>
+        </w:tabs>
+        <w:spacing w:before="20" w:after="20" w:line="360" w:lineRule="atLeast"/>
+        <w:rPr>
+          <w:rFonts w:ascii="Segoe UI" w:hAnsi="Segoe UI" w:cs="Segoe UI"/>
+          <w:color w:val="000000"/>
+          <w:sz w:val="24"/>
+          <w:szCs w:val="24"/>
+        </w:rPr>
+      </w:pPr>
+      <w:r>
+        <w:rPr>
+          <w:rFonts w:ascii="Segoe UI" w:hAnsi="Segoe UI" w:cs="Segoe UI"/>
+          <w:color w:val="000000"/>
+          <w:sz w:val="24"/>
+          <w:szCs w:val="24"/>
+        </w:rPr>
         <w:t>This constructor sets </w:t>
       </w:r>
       <w:r>
@@ -11839,6 +12008,7 @@
           <w:sz w:val="24"/>
           <w:szCs w:val="24"/>
         </w:rPr>
+        <w:lastRenderedPageBreak/>
         <w:t>The initialization block runs first, and then the body of the constructor is executed.</w:t>
       </w:r>
     </w:p>
@@ -11919,16 +12089,7 @@
           <w:sz w:val="24"/>
           <w:szCs w:val="24"/>
         </w:rPr>
-        <w:t xml:space="preserve">static </w:t>
-      </w:r>
-      <w:proofErr w:type="gramStart"/>
-      <w:r>
-        <w:rPr>
-          <w:rFonts w:ascii="Segoe UI" w:hAnsi="Segoe UI" w:cs="Segoe UI"/>
-          <w:sz w:val="24"/>
-          <w:szCs w:val="24"/>
-        </w:rPr>
-        <w:t xml:space="preserve">{ </w:t>
+        <w:t xml:space="preserve">static { </w:t>
       </w:r>
       <w:proofErr w:type="spellStart"/>
       <w:r>
@@ -11941,7 +12102,6 @@
         <w:t>nextId</w:t>
       </w:r>
       <w:proofErr w:type="spellEnd"/>
-      <w:proofErr w:type="gramEnd"/>
       <w:r>
         <w:rPr>
           <w:rFonts w:ascii="Segoe UI" w:hAnsi="Segoe UI" w:cs="Segoe UI"/>
@@ -12480,11 +12640,9 @@
           <w:sz w:val="24"/>
           <w:szCs w:val="24"/>
         </w:rPr>
-        <w:lastRenderedPageBreak/>
         <w:t xml:space="preserve">chan.com -&gt; </w:t>
       </w:r>
       <w:proofErr w:type="spellStart"/>
-      <w:proofErr w:type="gramStart"/>
       <w:r>
         <w:rPr>
           <w:rFonts w:ascii="Segoe UI" w:hAnsi="Segoe UI" w:cs="Segoe UI"/>
@@ -12495,7 +12653,6 @@
         <w:t>com.chan</w:t>
       </w:r>
       <w:proofErr w:type="spellEnd"/>
-      <w:proofErr w:type="gramEnd"/>
     </w:p>
     <w:p>
       <w:pPr>
@@ -12616,25 +12773,14 @@
         <w:t xml:space="preserve">import static </w:t>
       </w:r>
       <w:proofErr w:type="spellStart"/>
-      <w:proofErr w:type="gramStart"/>
-      <w:r>
-        <w:rPr>
-          <w:rFonts w:ascii="Segoe UI" w:hAnsi="Segoe UI" w:cs="Segoe UI"/>
-          <w:color w:val="000000"/>
-          <w:sz w:val="24"/>
-          <w:szCs w:val="24"/>
-        </w:rPr>
-        <w:t>java.lang</w:t>
-      </w:r>
-      <w:proofErr w:type="gramEnd"/>
-      <w:r>
-        <w:rPr>
-          <w:rFonts w:ascii="Segoe UI" w:hAnsi="Segoe UI" w:cs="Segoe UI"/>
-          <w:color w:val="000000"/>
-          <w:sz w:val="24"/>
-          <w:szCs w:val="24"/>
-        </w:rPr>
-        <w:t>.System</w:t>
+      <w:r>
+        <w:rPr>
+          <w:rFonts w:ascii="Segoe UI" w:hAnsi="Segoe UI" w:cs="Segoe UI"/>
+          <w:color w:val="000000"/>
+          <w:sz w:val="24"/>
+          <w:szCs w:val="24"/>
+        </w:rPr>
+        <w:t>java.lang.System</w:t>
       </w:r>
       <w:proofErr w:type="spellEnd"/>
       <w:r>
@@ -12681,7 +12827,6 @@
         </w:rPr>
       </w:pPr>
       <w:proofErr w:type="spellStart"/>
-      <w:proofErr w:type="gramStart"/>
       <w:r>
         <w:rPr>
           <w:rFonts w:ascii="Segoe UI" w:hAnsi="Segoe UI" w:cs="Segoe UI"/>
@@ -12692,7 +12837,6 @@
         <w:t>out.println</w:t>
       </w:r>
       <w:proofErr w:type="spellEnd"/>
-      <w:proofErr w:type="gramEnd"/>
       <w:r>
         <w:rPr>
           <w:rFonts w:ascii="Segoe UI" w:hAnsi="Segoe UI" w:cs="Segoe UI"/>
@@ -12747,25 +12891,14 @@
           <w:szCs w:val="24"/>
         </w:rPr>
       </w:pPr>
-      <w:proofErr w:type="gramStart"/>
-      <w:r>
-        <w:rPr>
-          <w:rFonts w:ascii="Segoe UI" w:hAnsi="Segoe UI" w:cs="Segoe UI"/>
-          <w:color w:val="000000"/>
-          <w:sz w:val="24"/>
-          <w:szCs w:val="24"/>
-        </w:rPr>
-        <w:t>exit(</w:t>
-      </w:r>
-      <w:proofErr w:type="gramEnd"/>
-      <w:r>
-        <w:rPr>
-          <w:rFonts w:ascii="Segoe UI" w:hAnsi="Segoe UI" w:cs="Segoe UI"/>
-          <w:color w:val="000000"/>
-          <w:sz w:val="24"/>
-          <w:szCs w:val="24"/>
-        </w:rPr>
-        <w:t xml:space="preserve">0); // i.e., </w:t>
+      <w:r>
+        <w:rPr>
+          <w:rFonts w:ascii="Segoe UI" w:hAnsi="Segoe UI" w:cs="Segoe UI"/>
+          <w:color w:val="000000"/>
+          <w:sz w:val="24"/>
+          <w:szCs w:val="24"/>
+        </w:rPr>
+        <w:t xml:space="preserve">exit(0); // i.e., </w:t>
       </w:r>
       <w:proofErr w:type="spellStart"/>
       <w:r>
@@ -12857,19 +12990,11 @@
         <w:t xml:space="preserve">package </w:t>
       </w:r>
       <w:proofErr w:type="spellStart"/>
-      <w:proofErr w:type="gramStart"/>
-      <w:r>
-        <w:rPr>
-          <w:rFonts w:ascii="Segoe UI" w:hAnsi="Segoe UI" w:cs="Segoe UI"/>
-        </w:rPr>
-        <w:t>com.horstmann</w:t>
-      </w:r>
-      <w:proofErr w:type="gramEnd"/>
-      <w:r>
-        <w:rPr>
-          <w:rFonts w:ascii="Segoe UI" w:hAnsi="Segoe UI" w:cs="Segoe UI"/>
-        </w:rPr>
-        <w:t>.corejava</w:t>
+      <w:r>
+        <w:rPr>
+          <w:rFonts w:ascii="Segoe UI" w:hAnsi="Segoe UI" w:cs="Segoe UI"/>
+        </w:rPr>
+        <w:t>com.horstmann.corejava</w:t>
       </w:r>
       <w:proofErr w:type="spellEnd"/>
       <w:r>
@@ -13310,6 +13435,7 @@
           <w:sz w:val="24"/>
           <w:szCs w:val="24"/>
         </w:rPr>
+        <w:lastRenderedPageBreak/>
         <w:t>JAR files</w:t>
       </w:r>
     </w:p>
@@ -13558,7 +13684,6 @@
         <w:t xml:space="preserve"> * A {@code Card} object represents a playing </w:t>
       </w:r>
       <w:proofErr w:type="spellStart"/>
-      <w:proofErr w:type="gramStart"/>
       <w:r>
         <w:rPr>
           <w:rFonts w:ascii="Segoe UI" w:hAnsi="Segoe UI" w:cs="Segoe UI"/>
@@ -13569,7 +13694,6 @@
         <w:t>card,such</w:t>
       </w:r>
       <w:proofErr w:type="spellEnd"/>
-      <w:proofErr w:type="gramEnd"/>
     </w:p>
     <w:p>
       <w:pPr>
@@ -14001,7 +14125,6 @@
           <w:sz w:val="24"/>
           <w:szCs w:val="24"/>
         </w:rPr>
-        <w:lastRenderedPageBreak/>
         <w:t xml:space="preserve"> * Raises the salary of an employee.</w:t>
       </w:r>
     </w:p>
@@ -14041,17 +14164,7 @@
           <w:sz w:val="24"/>
           <w:szCs w:val="24"/>
         </w:rPr>
-        <w:t xml:space="preserve"> * @</w:t>
-      </w:r>
-      <w:proofErr w:type="gramStart"/>
-      <w:r>
-        <w:rPr>
-          <w:rFonts w:ascii="Segoe UI" w:hAnsi="Segoe UI" w:cs="Segoe UI"/>
-          <w:color w:val="000000"/>
-          <w:sz w:val="24"/>
-          <w:szCs w:val="24"/>
-        </w:rPr>
-        <w:t>param  </w:t>
+        <w:t xml:space="preserve"> * @param  </w:t>
       </w:r>
       <w:proofErr w:type="spellStart"/>
       <w:r>
@@ -14064,7 +14177,6 @@
         <w:t>byPercent</w:t>
       </w:r>
       <w:proofErr w:type="spellEnd"/>
-      <w:proofErr w:type="gramEnd"/>
       <w:r>
         <w:rPr>
           <w:rFonts w:ascii="Segoe UI" w:hAnsi="Segoe UI" w:cs="Segoe UI"/>
@@ -14111,27 +14223,7 @@
           <w:sz w:val="24"/>
           <w:szCs w:val="24"/>
         </w:rPr>
-        <w:t xml:space="preserve"> * @</w:t>
-      </w:r>
-      <w:proofErr w:type="gramStart"/>
-      <w:r>
-        <w:rPr>
-          <w:rFonts w:ascii="Segoe UI" w:hAnsi="Segoe UI" w:cs="Segoe UI"/>
-          <w:color w:val="000000"/>
-          <w:sz w:val="24"/>
-          <w:szCs w:val="24"/>
-        </w:rPr>
-        <w:t>return  the</w:t>
-      </w:r>
-      <w:proofErr w:type="gramEnd"/>
-      <w:r>
-        <w:rPr>
-          <w:rFonts w:ascii="Segoe UI" w:hAnsi="Segoe UI" w:cs="Segoe UI"/>
-          <w:color w:val="000000"/>
-          <w:sz w:val="24"/>
-          <w:szCs w:val="24"/>
-        </w:rPr>
-        <w:t xml:space="preserve"> amount of the raise</w:t>
+        <w:t xml:space="preserve"> * @return  the amount of the raise</w:t>
       </w:r>
     </w:p>
     <w:p>
@@ -14212,7 +14304,6 @@
         <w:t xml:space="preserve">public double </w:t>
       </w:r>
       <w:proofErr w:type="spellStart"/>
-      <w:proofErr w:type="gramStart"/>
       <w:r>
         <w:rPr>
           <w:rFonts w:ascii="Segoe UI" w:hAnsi="Segoe UI" w:cs="Segoe UI"/>
@@ -14230,17 +14321,7 @@
           <w:sz w:val="24"/>
           <w:szCs w:val="24"/>
         </w:rPr>
-        <w:t>(</w:t>
-      </w:r>
-      <w:proofErr w:type="gramEnd"/>
-      <w:r>
-        <w:rPr>
-          <w:rFonts w:ascii="Segoe UI" w:hAnsi="Segoe UI" w:cs="Segoe UI"/>
-          <w:color w:val="000000"/>
-          <w:sz w:val="24"/>
-          <w:szCs w:val="24"/>
-        </w:rPr>
-        <w:t xml:space="preserve">double </w:t>
+        <w:t xml:space="preserve">(double </w:t>
       </w:r>
       <w:proofErr w:type="spellStart"/>
       <w:r>
@@ -14816,29 +14897,8 @@
           <w:szCs w:val="24"/>
           <w:lang w:eastAsia="en-ID"/>
         </w:rPr>
-        <w:t xml:space="preserve">This is first and foremost; doing anything else violates encapsulation. You may need to write an accessor or mutator method occasionally, but you are still better off keeping the instance fields private. Bitter experience shows that the data representation may change, but how this data </w:t>
-      </w:r>
-      <w:proofErr w:type="gramStart"/>
-      <w:r>
-        <w:rPr>
-          <w:rFonts w:ascii="Segoe UI" w:eastAsia="Times New Roman" w:hAnsi="Segoe UI" w:cs="Segoe UI"/>
-          <w:color w:val="000000"/>
-          <w:sz w:val="24"/>
-          <w:szCs w:val="24"/>
-          <w:lang w:eastAsia="en-ID"/>
-        </w:rPr>
-        <w:t>are</w:t>
-      </w:r>
-      <w:proofErr w:type="gramEnd"/>
-      <w:r>
-        <w:rPr>
-          <w:rFonts w:ascii="Segoe UI" w:eastAsia="Times New Roman" w:hAnsi="Segoe UI" w:cs="Segoe UI"/>
-          <w:color w:val="000000"/>
-          <w:sz w:val="24"/>
-          <w:szCs w:val="24"/>
-          <w:lang w:eastAsia="en-ID"/>
-        </w:rPr>
-        <w:t xml:space="preserve"> used will change much less frequently. When data are kept private, changes in their representation will not affect the users of the class, and bugs are easier to detect.</w:t>
+        <w:lastRenderedPageBreak/>
+        <w:t>This is first and foremost; doing anything else violates encapsulation. You may need to write an accessor or mutator method occasionally, but you are still better off keeping the instance fields private. Bitter experience shows that the data representation may change, but how this data are used will change much less frequently. When data are kept private, changes in their representation will not affect the users of the class, and bugs are easier to detect.</w:t>
       </w:r>
     </w:p>
     <w:p>
@@ -15142,7 +15202,6 @@
           <w:szCs w:val="24"/>
           <w:lang w:eastAsia="en-ID"/>
         </w:rPr>
-        <w:lastRenderedPageBreak/>
         <w:t>private String state;</w:t>
       </w:r>
     </w:p>
@@ -15543,29 +15602,7 @@
           <w:szCs w:val="24"/>
           <w:lang w:eastAsia="en-ID"/>
         </w:rPr>
-        <w:t xml:space="preserve">   private </w:t>
-      </w:r>
-      <w:proofErr w:type="gramStart"/>
-      <w:r>
-        <w:rPr>
-          <w:rFonts w:ascii="Courier" w:eastAsia="Times New Roman" w:hAnsi="Courier" w:cs="Courier New"/>
-          <w:color w:val="000000"/>
-          <w:sz w:val="24"/>
-          <w:szCs w:val="24"/>
-          <w:lang w:eastAsia="en-ID"/>
-        </w:rPr>
-        <w:t>int[</w:t>
-      </w:r>
-      <w:proofErr w:type="gramEnd"/>
-      <w:r>
-        <w:rPr>
-          <w:rFonts w:ascii="Courier" w:eastAsia="Times New Roman" w:hAnsi="Courier" w:cs="Courier New"/>
-          <w:color w:val="000000"/>
-          <w:sz w:val="24"/>
-          <w:szCs w:val="24"/>
-          <w:lang w:eastAsia="en-ID"/>
-        </w:rPr>
-        <w:t>] value;</w:t>
+        <w:t>   private int[] value;</w:t>
       </w:r>
     </w:p>
     <w:p>
@@ -15607,29 +15644,8 @@
           <w:szCs w:val="24"/>
           <w:lang w:eastAsia="en-ID"/>
         </w:rPr>
-        <w:t xml:space="preserve">   private </w:t>
-      </w:r>
-      <w:proofErr w:type="gramStart"/>
-      <w:r>
-        <w:rPr>
-          <w:rFonts w:ascii="Courier" w:eastAsia="Times New Roman" w:hAnsi="Courier" w:cs="Courier New"/>
-          <w:color w:val="000000"/>
-          <w:sz w:val="24"/>
-          <w:szCs w:val="24"/>
-          <w:lang w:eastAsia="en-ID"/>
-        </w:rPr>
-        <w:t>int[</w:t>
-      </w:r>
-      <w:proofErr w:type="gramEnd"/>
-      <w:r>
-        <w:rPr>
-          <w:rFonts w:ascii="Courier" w:eastAsia="Times New Roman" w:hAnsi="Courier" w:cs="Courier New"/>
-          <w:color w:val="000000"/>
-          <w:sz w:val="24"/>
-          <w:szCs w:val="24"/>
-          <w:lang w:eastAsia="en-ID"/>
-        </w:rPr>
-        <w:t>] suit;</w:t>
+        <w:lastRenderedPageBreak/>
+        <w:t>   private int[] suit;</w:t>
       </w:r>
     </w:p>
     <w:p>
@@ -15674,7 +15690,6 @@
         <w:t xml:space="preserve">   public </w:t>
       </w:r>
       <w:proofErr w:type="spellStart"/>
-      <w:proofErr w:type="gramStart"/>
       <w:r>
         <w:rPr>
           <w:rFonts w:ascii="Courier" w:eastAsia="Times New Roman" w:hAnsi="Courier" w:cs="Courier New"/>
@@ -15694,18 +15709,7 @@
           <w:szCs w:val="24"/>
           <w:lang w:eastAsia="en-ID"/>
         </w:rPr>
-        <w:t>(</w:t>
-      </w:r>
-      <w:proofErr w:type="gramEnd"/>
-      <w:r>
-        <w:rPr>
-          <w:rFonts w:ascii="Courier" w:eastAsia="Times New Roman" w:hAnsi="Courier" w:cs="Courier New"/>
-          <w:color w:val="000000"/>
-          <w:sz w:val="24"/>
-          <w:szCs w:val="24"/>
-          <w:lang w:eastAsia="en-ID"/>
-        </w:rPr>
-        <w:t>) { . . . }</w:t>
+        <w:t>() { . . . }</w:t>
       </w:r>
     </w:p>
     <w:p>
@@ -15747,29 +15751,7 @@
           <w:szCs w:val="24"/>
           <w:lang w:eastAsia="en-ID"/>
         </w:rPr>
-        <w:t xml:space="preserve">   public void </w:t>
-      </w:r>
-      <w:proofErr w:type="gramStart"/>
-      <w:r>
-        <w:rPr>
-          <w:rFonts w:ascii="Courier" w:eastAsia="Times New Roman" w:hAnsi="Courier" w:cs="Courier New"/>
-          <w:color w:val="000000"/>
-          <w:sz w:val="24"/>
-          <w:szCs w:val="24"/>
-          <w:lang w:eastAsia="en-ID"/>
-        </w:rPr>
-        <w:t>shuffle(</w:t>
-      </w:r>
-      <w:proofErr w:type="gramEnd"/>
-      <w:r>
-        <w:rPr>
-          <w:rFonts w:ascii="Courier" w:eastAsia="Times New Roman" w:hAnsi="Courier" w:cs="Courier New"/>
-          <w:color w:val="000000"/>
-          <w:sz w:val="24"/>
-          <w:szCs w:val="24"/>
-          <w:lang w:eastAsia="en-ID"/>
-        </w:rPr>
-        <w:t>) { . . . }</w:t>
+        <w:t>   public void shuffle() { . . . }</w:t>
       </w:r>
     </w:p>
     <w:p>
@@ -15814,7 +15796,6 @@
         <w:t xml:space="preserve">   public int </w:t>
       </w:r>
       <w:proofErr w:type="spellStart"/>
-      <w:proofErr w:type="gramStart"/>
       <w:r>
         <w:rPr>
           <w:rFonts w:ascii="Courier" w:eastAsia="Times New Roman" w:hAnsi="Courier" w:cs="Courier New"/>
@@ -15834,18 +15815,7 @@
           <w:szCs w:val="24"/>
           <w:lang w:eastAsia="en-ID"/>
         </w:rPr>
-        <w:t>(</w:t>
-      </w:r>
-      <w:proofErr w:type="gramEnd"/>
-      <w:r>
-        <w:rPr>
-          <w:rFonts w:ascii="Courier" w:eastAsia="Times New Roman" w:hAnsi="Courier" w:cs="Courier New"/>
-          <w:color w:val="000000"/>
-          <w:sz w:val="24"/>
-          <w:szCs w:val="24"/>
-          <w:lang w:eastAsia="en-ID"/>
-        </w:rPr>
-        <w:t>) { . . . }</w:t>
+        <w:t>() { . . . }</w:t>
       </w:r>
     </w:p>
     <w:p>
@@ -15890,7 +15860,6 @@
         <w:t xml:space="preserve">   public int </w:t>
       </w:r>
       <w:proofErr w:type="spellStart"/>
-      <w:proofErr w:type="gramStart"/>
       <w:r>
         <w:rPr>
           <w:rFonts w:ascii="Courier" w:eastAsia="Times New Roman" w:hAnsi="Courier" w:cs="Courier New"/>
@@ -15910,18 +15879,7 @@
           <w:szCs w:val="24"/>
           <w:lang w:eastAsia="en-ID"/>
         </w:rPr>
-        <w:t>(</w:t>
-      </w:r>
-      <w:proofErr w:type="gramEnd"/>
-      <w:r>
-        <w:rPr>
-          <w:rFonts w:ascii="Courier" w:eastAsia="Times New Roman" w:hAnsi="Courier" w:cs="Courier New"/>
-          <w:color w:val="000000"/>
-          <w:sz w:val="24"/>
-          <w:szCs w:val="24"/>
-          <w:lang w:eastAsia="en-ID"/>
-        </w:rPr>
-        <w:t>) { . . . }</w:t>
+        <w:t>() { . . . }</w:t>
       </w:r>
     </w:p>
     <w:p>
@@ -15963,29 +15921,7 @@
           <w:szCs w:val="24"/>
           <w:lang w:eastAsia="en-ID"/>
         </w:rPr>
-        <w:t xml:space="preserve">   public void </w:t>
-      </w:r>
-      <w:proofErr w:type="gramStart"/>
-      <w:r>
-        <w:rPr>
-          <w:rFonts w:ascii="Courier" w:eastAsia="Times New Roman" w:hAnsi="Courier" w:cs="Courier New"/>
-          <w:color w:val="000000"/>
-          <w:sz w:val="24"/>
-          <w:szCs w:val="24"/>
-          <w:lang w:eastAsia="en-ID"/>
-        </w:rPr>
-        <w:t>draw(</w:t>
-      </w:r>
-      <w:proofErr w:type="gramEnd"/>
-      <w:r>
-        <w:rPr>
-          <w:rFonts w:ascii="Courier" w:eastAsia="Times New Roman" w:hAnsi="Courier" w:cs="Courier New"/>
-          <w:color w:val="000000"/>
-          <w:sz w:val="24"/>
-          <w:szCs w:val="24"/>
-          <w:lang w:eastAsia="en-ID"/>
-        </w:rPr>
-        <w:t>) { . . . }</w:t>
+        <w:t>   public void draw() { . . . }</w:t>
       </w:r>
     </w:p>
     <w:p>
@@ -16293,29 +16229,7 @@
           <w:szCs w:val="24"/>
           <w:lang w:eastAsia="en-ID"/>
         </w:rPr>
-        <w:t xml:space="preserve">   private </w:t>
-      </w:r>
-      <w:proofErr w:type="gramStart"/>
-      <w:r>
-        <w:rPr>
-          <w:rFonts w:ascii="Courier" w:eastAsia="Times New Roman" w:hAnsi="Courier" w:cs="Courier New"/>
-          <w:color w:val="000000"/>
-          <w:sz w:val="24"/>
-          <w:szCs w:val="24"/>
-          <w:lang w:eastAsia="en-ID"/>
-        </w:rPr>
-        <w:t>Card[</w:t>
-      </w:r>
-      <w:proofErr w:type="gramEnd"/>
-      <w:r>
-        <w:rPr>
-          <w:rFonts w:ascii="Courier" w:eastAsia="Times New Roman" w:hAnsi="Courier" w:cs="Courier New"/>
-          <w:color w:val="000000"/>
-          <w:sz w:val="24"/>
-          <w:szCs w:val="24"/>
-          <w:lang w:eastAsia="en-ID"/>
-        </w:rPr>
-        <w:t>] cards;</w:t>
+        <w:t>   private Card[] cards;</w:t>
       </w:r>
     </w:p>
     <w:p>
@@ -16360,7 +16274,6 @@
         <w:t xml:space="preserve">   public </w:t>
       </w:r>
       <w:proofErr w:type="spellStart"/>
-      <w:proofErr w:type="gramStart"/>
       <w:r>
         <w:rPr>
           <w:rFonts w:ascii="Courier" w:eastAsia="Times New Roman" w:hAnsi="Courier" w:cs="Courier New"/>
@@ -16380,18 +16293,7 @@
           <w:szCs w:val="24"/>
           <w:lang w:eastAsia="en-ID"/>
         </w:rPr>
-        <w:t>(</w:t>
-      </w:r>
-      <w:proofErr w:type="gramEnd"/>
-      <w:r>
-        <w:rPr>
-          <w:rFonts w:ascii="Courier" w:eastAsia="Times New Roman" w:hAnsi="Courier" w:cs="Courier New"/>
-          <w:color w:val="000000"/>
-          <w:sz w:val="24"/>
-          <w:szCs w:val="24"/>
-          <w:lang w:eastAsia="en-ID"/>
-        </w:rPr>
-        <w:t>) { . . . }</w:t>
+        <w:t>() { . . . }</w:t>
       </w:r>
     </w:p>
     <w:p>
@@ -16433,29 +16335,7 @@
           <w:szCs w:val="24"/>
           <w:lang w:eastAsia="en-ID"/>
         </w:rPr>
-        <w:t xml:space="preserve">   public void </w:t>
-      </w:r>
-      <w:proofErr w:type="gramStart"/>
-      <w:r>
-        <w:rPr>
-          <w:rFonts w:ascii="Courier" w:eastAsia="Times New Roman" w:hAnsi="Courier" w:cs="Courier New"/>
-          <w:color w:val="000000"/>
-          <w:sz w:val="24"/>
-          <w:szCs w:val="24"/>
-          <w:lang w:eastAsia="en-ID"/>
-        </w:rPr>
-        <w:t>shuffle(</w:t>
-      </w:r>
-      <w:proofErr w:type="gramEnd"/>
-      <w:r>
-        <w:rPr>
-          <w:rFonts w:ascii="Courier" w:eastAsia="Times New Roman" w:hAnsi="Courier" w:cs="Courier New"/>
-          <w:color w:val="000000"/>
-          <w:sz w:val="24"/>
-          <w:szCs w:val="24"/>
-          <w:lang w:eastAsia="en-ID"/>
-        </w:rPr>
-        <w:t>) { . . . }</w:t>
+        <w:t>   public void shuffle() { . . . }</w:t>
       </w:r>
     </w:p>
     <w:p>
@@ -16500,7 +16380,6 @@
         <w:t xml:space="preserve">   public Card </w:t>
       </w:r>
       <w:proofErr w:type="spellStart"/>
-      <w:proofErr w:type="gramStart"/>
       <w:r>
         <w:rPr>
           <w:rFonts w:ascii="Courier" w:eastAsia="Times New Roman" w:hAnsi="Courier" w:cs="Courier New"/>
@@ -16520,18 +16399,7 @@
           <w:szCs w:val="24"/>
           <w:lang w:eastAsia="en-ID"/>
         </w:rPr>
-        <w:t>(</w:t>
-      </w:r>
-      <w:proofErr w:type="gramEnd"/>
-      <w:r>
-        <w:rPr>
-          <w:rFonts w:ascii="Courier" w:eastAsia="Times New Roman" w:hAnsi="Courier" w:cs="Courier New"/>
-          <w:color w:val="000000"/>
-          <w:sz w:val="24"/>
-          <w:szCs w:val="24"/>
-          <w:lang w:eastAsia="en-ID"/>
-        </w:rPr>
-        <w:t>) { . . . }</w:t>
+        <w:t>() { . . . }</w:t>
       </w:r>
     </w:p>
     <w:p>
@@ -16573,30 +16441,7 @@
           <w:szCs w:val="24"/>
           <w:lang w:eastAsia="en-ID"/>
         </w:rPr>
-        <w:lastRenderedPageBreak/>
-        <w:t xml:space="preserve">   public void </w:t>
-      </w:r>
-      <w:proofErr w:type="gramStart"/>
-      <w:r>
-        <w:rPr>
-          <w:rFonts w:ascii="Courier" w:eastAsia="Times New Roman" w:hAnsi="Courier" w:cs="Courier New"/>
-          <w:color w:val="000000"/>
-          <w:sz w:val="24"/>
-          <w:szCs w:val="24"/>
-          <w:lang w:eastAsia="en-ID"/>
-        </w:rPr>
-        <w:t>draw(</w:t>
-      </w:r>
-      <w:proofErr w:type="gramEnd"/>
-      <w:r>
-        <w:rPr>
-          <w:rFonts w:ascii="Courier" w:eastAsia="Times New Roman" w:hAnsi="Courier" w:cs="Courier New"/>
-          <w:color w:val="000000"/>
-          <w:sz w:val="24"/>
-          <w:szCs w:val="24"/>
-          <w:lang w:eastAsia="en-ID"/>
-        </w:rPr>
-        <w:t>) { . . . }</w:t>
+        <w:t>   public void draw() { . . . }</w:t>
       </w:r>
     </w:p>
     <w:p>
@@ -16848,29 +16693,7 @@
           <w:szCs w:val="24"/>
           <w:lang w:eastAsia="en-ID"/>
         </w:rPr>
-        <w:t xml:space="preserve">   public </w:t>
-      </w:r>
-      <w:proofErr w:type="gramStart"/>
-      <w:r>
-        <w:rPr>
-          <w:rFonts w:ascii="Courier" w:eastAsia="Times New Roman" w:hAnsi="Courier" w:cs="Courier New"/>
-          <w:color w:val="000000"/>
-          <w:sz w:val="24"/>
-          <w:szCs w:val="24"/>
-          <w:lang w:eastAsia="en-ID"/>
-        </w:rPr>
-        <w:t>Card(</w:t>
-      </w:r>
-      <w:proofErr w:type="gramEnd"/>
-      <w:r>
-        <w:rPr>
-          <w:rFonts w:ascii="Courier" w:eastAsia="Times New Roman" w:hAnsi="Courier" w:cs="Courier New"/>
-          <w:color w:val="000000"/>
-          <w:sz w:val="24"/>
-          <w:szCs w:val="24"/>
-          <w:lang w:eastAsia="en-ID"/>
-        </w:rPr>
-        <w:t xml:space="preserve">int </w:t>
+        <w:t xml:space="preserve">   public Card(int </w:t>
       </w:r>
       <w:proofErr w:type="spellStart"/>
       <w:r>
@@ -16959,7 +16782,6 @@
         <w:t xml:space="preserve">   public int </w:t>
       </w:r>
       <w:proofErr w:type="spellStart"/>
-      <w:proofErr w:type="gramStart"/>
       <w:r>
         <w:rPr>
           <w:rFonts w:ascii="Courier" w:eastAsia="Times New Roman" w:hAnsi="Courier" w:cs="Courier New"/>
@@ -16979,18 +16801,7 @@
           <w:szCs w:val="24"/>
           <w:lang w:eastAsia="en-ID"/>
         </w:rPr>
-        <w:t>(</w:t>
-      </w:r>
-      <w:proofErr w:type="gramEnd"/>
-      <w:r>
-        <w:rPr>
-          <w:rFonts w:ascii="Courier" w:eastAsia="Times New Roman" w:hAnsi="Courier" w:cs="Courier New"/>
-          <w:color w:val="000000"/>
-          <w:sz w:val="24"/>
-          <w:szCs w:val="24"/>
-          <w:lang w:eastAsia="en-ID"/>
-        </w:rPr>
-        <w:t>) { . . . }</w:t>
+        <w:t>() { . . . }</w:t>
       </w:r>
     </w:p>
     <w:p>
@@ -17035,7 +16846,6 @@
         <w:t xml:space="preserve">   public int </w:t>
       </w:r>
       <w:proofErr w:type="spellStart"/>
-      <w:proofErr w:type="gramStart"/>
       <w:r>
         <w:rPr>
           <w:rFonts w:ascii="Courier" w:eastAsia="Times New Roman" w:hAnsi="Courier" w:cs="Courier New"/>
@@ -17055,18 +16865,7 @@
           <w:szCs w:val="24"/>
           <w:lang w:eastAsia="en-ID"/>
         </w:rPr>
-        <w:t>(</w:t>
-      </w:r>
-      <w:proofErr w:type="gramEnd"/>
-      <w:r>
-        <w:rPr>
-          <w:rFonts w:ascii="Courier" w:eastAsia="Times New Roman" w:hAnsi="Courier" w:cs="Courier New"/>
-          <w:color w:val="000000"/>
-          <w:sz w:val="24"/>
-          <w:szCs w:val="24"/>
-          <w:lang w:eastAsia="en-ID"/>
-        </w:rPr>
-        <w:t>) { . . . }</w:t>
+        <w:t>() { . . . }</w:t>
       </w:r>
     </w:p>
     <w:p>
@@ -17420,6 +17219,7 @@
           <w:szCs w:val="24"/>
           <w:lang w:eastAsia="en-ID"/>
         </w:rPr>
+        <w:lastRenderedPageBreak/>
         <w:t>Prefer immutable classes.</w:t>
       </w:r>
     </w:p>
@@ -17469,7 +17269,6 @@
         <w:t> class, and other classes from the </w:t>
       </w:r>
       <w:proofErr w:type="spellStart"/>
-      <w:proofErr w:type="gramStart"/>
       <w:r>
         <w:rPr>
           <w:rFonts w:ascii="Courier" w:eastAsia="Times New Roman" w:hAnsi="Courier" w:cs="Courier New"/>
@@ -17481,7 +17280,6 @@
         <w:t>java.time</w:t>
       </w:r>
       <w:proofErr w:type="spellEnd"/>
-      <w:proofErr w:type="gramEnd"/>
       <w:r>
         <w:rPr>
           <w:rFonts w:ascii="Segoe UI" w:eastAsia="Times New Roman" w:hAnsi="Segoe UI" w:cs="Segoe UI"/>
@@ -18015,6 +17813,111 @@
       </w:pPr>
     </w:lvl>
   </w:abstractNum>
+  <w:abstractNum w:abstractNumId="3" w15:restartNumberingAfterBreak="0">
+    <w:nsid w:val="6D57633E"/>
+    <w:multiLevelType w:val="multilevel"/>
+    <w:tmpl w:val="31C851DE"/>
+    <w:lvl w:ilvl="0">
+      <w:start w:val="1"/>
+      <w:numFmt w:val="decimal"/>
+      <w:lvlText w:val="%1."/>
+      <w:lvlJc w:val="left"/>
+      <w:pPr>
+        <w:tabs>
+          <w:tab w:val="num" w:pos="720"/>
+        </w:tabs>
+        <w:ind w:left="720" w:hanging="360"/>
+      </w:pPr>
+    </w:lvl>
+    <w:lvl w:ilvl="1" w:tentative="1">
+      <w:numFmt w:val="decimal"/>
+      <w:lvlText w:val="%2."/>
+      <w:lvlJc w:val="left"/>
+      <w:pPr>
+        <w:tabs>
+          <w:tab w:val="num" w:pos="1440"/>
+        </w:tabs>
+        <w:ind w:left="1440" w:hanging="360"/>
+      </w:pPr>
+    </w:lvl>
+    <w:lvl w:ilvl="2" w:tentative="1">
+      <w:numFmt w:val="decimal"/>
+      <w:lvlText w:val="%3."/>
+      <w:lvlJc w:val="left"/>
+      <w:pPr>
+        <w:tabs>
+          <w:tab w:val="num" w:pos="2160"/>
+        </w:tabs>
+        <w:ind w:left="2160" w:hanging="360"/>
+      </w:pPr>
+    </w:lvl>
+    <w:lvl w:ilvl="3" w:tentative="1">
+      <w:numFmt w:val="decimal"/>
+      <w:lvlText w:val="%4."/>
+      <w:lvlJc w:val="left"/>
+      <w:pPr>
+        <w:tabs>
+          <w:tab w:val="num" w:pos="2880"/>
+        </w:tabs>
+        <w:ind w:left="2880" w:hanging="360"/>
+      </w:pPr>
+    </w:lvl>
+    <w:lvl w:ilvl="4" w:tentative="1">
+      <w:numFmt w:val="decimal"/>
+      <w:lvlText w:val="%5."/>
+      <w:lvlJc w:val="left"/>
+      <w:pPr>
+        <w:tabs>
+          <w:tab w:val="num" w:pos="3600"/>
+        </w:tabs>
+        <w:ind w:left="3600" w:hanging="360"/>
+      </w:pPr>
+    </w:lvl>
+    <w:lvl w:ilvl="5" w:tentative="1">
+      <w:numFmt w:val="decimal"/>
+      <w:lvlText w:val="%6."/>
+      <w:lvlJc w:val="left"/>
+      <w:pPr>
+        <w:tabs>
+          <w:tab w:val="num" w:pos="4320"/>
+        </w:tabs>
+        <w:ind w:left="4320" w:hanging="360"/>
+      </w:pPr>
+    </w:lvl>
+    <w:lvl w:ilvl="6" w:tentative="1">
+      <w:numFmt w:val="decimal"/>
+      <w:lvlText w:val="%7."/>
+      <w:lvlJc w:val="left"/>
+      <w:pPr>
+        <w:tabs>
+          <w:tab w:val="num" w:pos="5040"/>
+        </w:tabs>
+        <w:ind w:left="5040" w:hanging="360"/>
+      </w:pPr>
+    </w:lvl>
+    <w:lvl w:ilvl="7" w:tentative="1">
+      <w:numFmt w:val="decimal"/>
+      <w:lvlText w:val="%8."/>
+      <w:lvlJc w:val="left"/>
+      <w:pPr>
+        <w:tabs>
+          <w:tab w:val="num" w:pos="5760"/>
+        </w:tabs>
+        <w:ind w:left="5760" w:hanging="360"/>
+      </w:pPr>
+    </w:lvl>
+    <w:lvl w:ilvl="8" w:tentative="1">
+      <w:numFmt w:val="decimal"/>
+      <w:lvlText w:val="%9."/>
+      <w:lvlJc w:val="left"/>
+      <w:pPr>
+        <w:tabs>
+          <w:tab w:val="num" w:pos="6480"/>
+        </w:tabs>
+        <w:ind w:left="6480" w:hanging="360"/>
+      </w:pPr>
+    </w:lvl>
+  </w:abstractNum>
   <w:num w:numId="1" w16cid:durableId="573127335">
     <w:abstractNumId w:val="0"/>
   </w:num>
@@ -18023,6 +17926,9 @@
   </w:num>
   <w:num w:numId="3" w16cid:durableId="1866091582">
     <w:abstractNumId w:val="2"/>
+  </w:num>
+  <w:num w:numId="4" w16cid:durableId="199367790">
+    <w:abstractNumId w:val="3"/>
   </w:num>
 </w:numbering>
 </file>

--- a/JavaDocs_Ch2-4.docx
+++ b/JavaDocs_Ch2-4.docx
@@ -554,7 +554,16 @@
           <w:sz w:val="24"/>
           <w:szCs w:val="24"/>
         </w:rPr>
-        <w:t xml:space="preserve"> = {</w:t>
+        <w:t xml:space="preserve"> = </w:t>
+      </w:r>
+      <w:proofErr w:type="gramStart"/>
+      <w:r>
+        <w:rPr>
+          <w:rFonts w:ascii="Segoe UI" w:hAnsi="Segoe UI" w:cs="Segoe UI"/>
+          <w:sz w:val="24"/>
+          <w:szCs w:val="24"/>
+        </w:rPr>
+        <w:t>{</w:t>
       </w:r>
       <w:r>
         <w:rPr>
@@ -572,6 +581,7 @@
         </w:rPr>
         <w:t>S</w:t>
       </w:r>
+      <w:proofErr w:type="gramEnd"/>
       <w:r>
         <w:rPr>
           <w:rFonts w:ascii="Segoe UI" w:hAnsi="Segoe UI" w:cs="Segoe UI"/>
@@ -1199,7 +1209,29 @@
           <w:szCs w:val="24"/>
           <w:lang w:eastAsia="en-ID"/>
         </w:rPr>
-        <w:t>x &lt; y ? x: y</w:t>
+        <w:t xml:space="preserve">x &lt; </w:t>
+      </w:r>
+      <w:proofErr w:type="gramStart"/>
+      <w:r>
+        <w:rPr>
+          <w:rFonts w:ascii="Segoe UI" w:eastAsia="Times New Roman" w:hAnsi="Segoe UI" w:cs="Segoe UI"/>
+          <w:color w:val="000000"/>
+          <w:sz w:val="24"/>
+          <w:szCs w:val="24"/>
+          <w:lang w:eastAsia="en-ID"/>
+        </w:rPr>
+        <w:t>y ?</w:t>
+      </w:r>
+      <w:proofErr w:type="gramEnd"/>
+      <w:r>
+        <w:rPr>
+          <w:rFonts w:ascii="Segoe UI" w:eastAsia="Times New Roman" w:hAnsi="Segoe UI" w:cs="Segoe UI"/>
+          <w:color w:val="000000"/>
+          <w:sz w:val="24"/>
+          <w:szCs w:val="24"/>
+          <w:lang w:eastAsia="en-ID"/>
+        </w:rPr>
+        <w:t xml:space="preserve"> x: y</w:t>
       </w:r>
     </w:p>
     <w:p>
@@ -1648,6 +1680,7 @@
         <w:t xml:space="preserve">String s = </w:t>
       </w:r>
       <w:proofErr w:type="spellStart"/>
+      <w:proofErr w:type="gramStart"/>
       <w:r>
         <w:rPr>
           <w:rFonts w:ascii="Segoe UI" w:hAnsi="Segoe UI" w:cs="Segoe UI"/>
@@ -1658,6 +1691,7 @@
         <w:t>greet.substring</w:t>
       </w:r>
       <w:proofErr w:type="spellEnd"/>
+      <w:proofErr w:type="gramEnd"/>
       <w:r>
         <w:rPr>
           <w:rFonts w:ascii="Segoe UI" w:hAnsi="Segoe UI" w:cs="Segoe UI"/>
@@ -1817,9 +1851,20 @@
           <w:sz w:val="24"/>
           <w:szCs w:val="24"/>
         </w:rPr>
-        <w:t>hello”.equals</w:t>
+        <w:t>hello</w:t>
+      </w:r>
+      <w:proofErr w:type="gramStart"/>
+      <w:r>
+        <w:rPr>
+          <w:rFonts w:ascii="Segoe UI" w:hAnsi="Segoe UI" w:cs="Segoe UI"/>
+          <w:color w:val="000000"/>
+          <w:sz w:val="24"/>
+          <w:szCs w:val="24"/>
+        </w:rPr>
+        <w:t>”.equals</w:t>
       </w:r>
       <w:proofErr w:type="spellEnd"/>
+      <w:proofErr w:type="gramEnd"/>
       <w:r>
         <w:rPr>
           <w:rFonts w:ascii="Segoe UI" w:hAnsi="Segoe UI" w:cs="Segoe UI"/>
@@ -1926,9 +1971,20 @@
           <w:sz w:val="24"/>
           <w:szCs w:val="24"/>
         </w:rPr>
-        <w:t>jack”.length</w:t>
+        <w:t>jack</w:t>
+      </w:r>
+      <w:proofErr w:type="gramStart"/>
+      <w:r>
+        <w:rPr>
+          <w:rFonts w:ascii="Segoe UI" w:hAnsi="Segoe UI" w:cs="Segoe UI"/>
+          <w:color w:val="000000"/>
+          <w:sz w:val="24"/>
+          <w:szCs w:val="24"/>
+        </w:rPr>
+        <w:t>”.length</w:t>
       </w:r>
       <w:proofErr w:type="spellEnd"/>
+      <w:proofErr w:type="gramEnd"/>
       <w:r>
         <w:rPr>
           <w:rFonts w:ascii="Segoe UI" w:hAnsi="Segoe UI" w:cs="Segoe UI"/>
@@ -1971,9 +2027,20 @@
           <w:sz w:val="24"/>
           <w:szCs w:val="24"/>
         </w:rPr>
-        <w:t>jack”.equals</w:t>
+        <w:t>jack</w:t>
+      </w:r>
+      <w:proofErr w:type="gramStart"/>
+      <w:r>
+        <w:rPr>
+          <w:rFonts w:ascii="Segoe UI" w:hAnsi="Segoe UI" w:cs="Segoe UI"/>
+          <w:color w:val="000000"/>
+          <w:sz w:val="24"/>
+          <w:szCs w:val="24"/>
+        </w:rPr>
+        <w:t>”.equals</w:t>
       </w:r>
       <w:proofErr w:type="spellEnd"/>
+      <w:proofErr w:type="gramEnd"/>
       <w:r>
         <w:rPr>
           <w:rFonts w:ascii="Segoe UI" w:hAnsi="Segoe UI" w:cs="Segoe UI"/>
@@ -2064,6 +2131,7 @@
         <w:t xml:space="preserve"> = </w:t>
       </w:r>
       <w:proofErr w:type="spellStart"/>
+      <w:proofErr w:type="gramStart"/>
       <w:r>
         <w:rPr>
           <w:rFonts w:ascii="Segoe UI" w:hAnsi="Segoe UI" w:cs="Segoe UI"/>
@@ -2074,6 +2142,7 @@
         <w:t>greeting.codePointCount</w:t>
       </w:r>
       <w:proofErr w:type="spellEnd"/>
+      <w:proofErr w:type="gramEnd"/>
       <w:r>
         <w:rPr>
           <w:rFonts w:ascii="Segoe UI" w:hAnsi="Segoe UI" w:cs="Segoe UI"/>
@@ -2126,7 +2195,17 @@
           <w:sz w:val="24"/>
           <w:szCs w:val="24"/>
         </w:rPr>
-        <w:t>char first = “Hello”.</w:t>
+        <w:t>char first = “Hello</w:t>
+      </w:r>
+      <w:proofErr w:type="gramStart"/>
+      <w:r>
+        <w:rPr>
+          <w:rFonts w:ascii="Segoe UI" w:hAnsi="Segoe UI" w:cs="Segoe UI"/>
+          <w:color w:val="000000"/>
+          <w:sz w:val="24"/>
+          <w:szCs w:val="24"/>
+        </w:rPr>
+        <w:t>”.</w:t>
       </w:r>
       <w:proofErr w:type="spellStart"/>
       <w:r>
@@ -2139,6 +2218,7 @@
         <w:t>charAt</w:t>
       </w:r>
       <w:proofErr w:type="spellEnd"/>
+      <w:proofErr w:type="gramEnd"/>
       <w:r>
         <w:rPr>
           <w:rFonts w:ascii="Segoe UI" w:hAnsi="Segoe UI" w:cs="Segoe UI"/>
@@ -2406,6 +2486,7 @@
         <w:t xml:space="preserve">String name = </w:t>
       </w:r>
       <w:proofErr w:type="spellStart"/>
+      <w:proofErr w:type="gramStart"/>
       <w:r>
         <w:rPr>
           <w:rFonts w:ascii="Segoe UI" w:eastAsia="Times New Roman" w:hAnsi="Segoe UI" w:cs="Segoe UI"/>
@@ -2417,6 +2498,7 @@
         <w:t>in.nextLine</w:t>
       </w:r>
       <w:proofErr w:type="spellEnd"/>
+      <w:proofErr w:type="gramEnd"/>
       <w:r>
         <w:rPr>
           <w:rFonts w:ascii="Segoe UI" w:eastAsia="Times New Roman" w:hAnsi="Segoe UI" w:cs="Segoe UI"/>
@@ -3023,9 +3105,21 @@
           <w:szCs w:val="24"/>
           <w:lang w:eastAsia="en-ID"/>
         </w:rPr>
-        <w:t>Scanner in = new Scanner(</w:t>
+        <w:t xml:space="preserve">Scanner in = new </w:t>
+      </w:r>
+      <w:proofErr w:type="gramStart"/>
+      <w:r>
+        <w:rPr>
+          <w:rFonts w:ascii="Segoe UI" w:eastAsia="Times New Roman" w:hAnsi="Segoe UI" w:cs="Segoe UI"/>
+          <w:color w:val="000000"/>
+          <w:sz w:val="24"/>
+          <w:szCs w:val="24"/>
+          <w:lang w:eastAsia="en-ID"/>
+        </w:rPr>
+        <w:t>Scanner(</w:t>
       </w:r>
       <w:proofErr w:type="spellStart"/>
+      <w:proofErr w:type="gramEnd"/>
       <w:r>
         <w:rPr>
           <w:rFonts w:ascii="Segoe UI" w:eastAsia="Times New Roman" w:hAnsi="Segoe UI" w:cs="Segoe UI"/>
@@ -3172,6 +3266,7 @@
         <w:t xml:space="preserve"> out = new </w:t>
       </w:r>
       <w:proofErr w:type="spellStart"/>
+      <w:proofErr w:type="gramStart"/>
       <w:r>
         <w:rPr>
           <w:rFonts w:ascii="Segoe UI" w:eastAsia="Times New Roman" w:hAnsi="Segoe UI" w:cs="Segoe UI"/>
@@ -3191,7 +3286,18 @@
           <w:szCs w:val="24"/>
           <w:lang w:eastAsia="en-ID"/>
         </w:rPr>
-        <w:t>('myfile.txt', StandardCharsets.UTF_8);</w:t>
+        <w:t>(</w:t>
+      </w:r>
+      <w:proofErr w:type="gramEnd"/>
+      <w:r>
+        <w:rPr>
+          <w:rFonts w:ascii="Segoe UI" w:eastAsia="Times New Roman" w:hAnsi="Segoe UI" w:cs="Segoe UI"/>
+          <w:color w:val="000000"/>
+          <w:sz w:val="24"/>
+          <w:szCs w:val="24"/>
+          <w:lang w:eastAsia="en-ID"/>
+        </w:rPr>
+        <w:t>'myfile.txt', StandardCharsets.UTF_8);</w:t>
       </w:r>
     </w:p>
     <w:p>
@@ -3395,7 +3501,29 @@
           <w:szCs w:val="24"/>
           <w:lang w:eastAsia="en-ID"/>
         </w:rPr>
-        <w:t xml:space="preserve"> = new int[] { 17, 19, 23, 29, 31, 37 };</w:t>
+        <w:t xml:space="preserve"> = new </w:t>
+      </w:r>
+      <w:proofErr w:type="gramStart"/>
+      <w:r>
+        <w:rPr>
+          <w:rFonts w:ascii="Segoe UI" w:eastAsia="Times New Roman" w:hAnsi="Segoe UI" w:cs="Segoe UI"/>
+          <w:color w:val="000000"/>
+          <w:sz w:val="24"/>
+          <w:szCs w:val="24"/>
+          <w:lang w:eastAsia="en-ID"/>
+        </w:rPr>
+        <w:t>int[</w:t>
+      </w:r>
+      <w:proofErr w:type="gramEnd"/>
+      <w:r>
+        <w:rPr>
+          <w:rFonts w:ascii="Segoe UI" w:eastAsia="Times New Roman" w:hAnsi="Segoe UI" w:cs="Segoe UI"/>
+          <w:color w:val="000000"/>
+          <w:sz w:val="24"/>
+          <w:szCs w:val="24"/>
+          <w:lang w:eastAsia="en-ID"/>
+        </w:rPr>
+        <w:t>] { 17, 19, 23, 29, 31, 37 };</w:t>
       </w:r>
     </w:p>
     <w:p>
@@ -3432,15 +3560,27 @@
           <w:lang w:eastAsia="en-ID"/>
         </w:rPr>
       </w:pPr>
-      <w:r>
-        <w:rPr>
-          <w:rFonts w:ascii="Segoe UI" w:eastAsia="Times New Roman" w:hAnsi="Segoe UI" w:cs="Segoe UI"/>
-          <w:color w:val="000000"/>
-          <w:sz w:val="24"/>
-          <w:szCs w:val="24"/>
-          <w:lang w:eastAsia="en-ID"/>
-        </w:rPr>
-        <w:t>int[] a = new int[100];</w:t>
+      <w:proofErr w:type="gramStart"/>
+      <w:r>
+        <w:rPr>
+          <w:rFonts w:ascii="Segoe UI" w:eastAsia="Times New Roman" w:hAnsi="Segoe UI" w:cs="Segoe UI"/>
+          <w:color w:val="000000"/>
+          <w:sz w:val="24"/>
+          <w:szCs w:val="24"/>
+          <w:lang w:eastAsia="en-ID"/>
+        </w:rPr>
+        <w:t>int[</w:t>
+      </w:r>
+      <w:proofErr w:type="gramEnd"/>
+      <w:r>
+        <w:rPr>
+          <w:rFonts w:ascii="Segoe UI" w:eastAsia="Times New Roman" w:hAnsi="Segoe UI" w:cs="Segoe UI"/>
+          <w:color w:val="000000"/>
+          <w:sz w:val="24"/>
+          <w:szCs w:val="24"/>
+          <w:lang w:eastAsia="en-ID"/>
+        </w:rPr>
+        <w:t>] a = new int[100];</w:t>
       </w:r>
     </w:p>
     <w:p>
@@ -3551,7 +3691,18 @@
           <w:szCs w:val="24"/>
           <w:lang w:eastAsia="en-ID"/>
         </w:rPr>
-        <w:t>++)</w:t>
+        <w:t>+</w:t>
+      </w:r>
+      <w:proofErr w:type="gramStart"/>
+      <w:r>
+        <w:rPr>
+          <w:rFonts w:ascii="Segoe UI" w:eastAsia="Times New Roman" w:hAnsi="Segoe UI" w:cs="Segoe UI"/>
+          <w:color w:val="000000"/>
+          <w:sz w:val="24"/>
+          <w:szCs w:val="24"/>
+          <w:lang w:eastAsia="en-ID"/>
+        </w:rPr>
+        <w:t>+)</w:t>
       </w:r>
       <w:r>
         <w:rPr>
@@ -3563,6 +3714,7 @@
         </w:rPr>
         <w:t>{</w:t>
       </w:r>
+      <w:proofErr w:type="gramEnd"/>
     </w:p>
     <w:p>
       <w:pPr>
@@ -3851,7 +4003,29 @@
           <w:szCs w:val="24"/>
           <w:lang w:eastAsia="en-ID"/>
         </w:rPr>
-        <w:t>for (int element : a)</w:t>
+        <w:t xml:space="preserve">for (int </w:t>
+      </w:r>
+      <w:proofErr w:type="gramStart"/>
+      <w:r>
+        <w:rPr>
+          <w:rFonts w:ascii="Segoe UI" w:eastAsia="Times New Roman" w:hAnsi="Segoe UI" w:cs="Segoe UI"/>
+          <w:color w:val="000000"/>
+          <w:sz w:val="24"/>
+          <w:szCs w:val="24"/>
+          <w:lang w:eastAsia="en-ID"/>
+        </w:rPr>
+        <w:t>element :</w:t>
+      </w:r>
+      <w:proofErr w:type="gramEnd"/>
+      <w:r>
+        <w:rPr>
+          <w:rFonts w:ascii="Segoe UI" w:eastAsia="Times New Roman" w:hAnsi="Segoe UI" w:cs="Segoe UI"/>
+          <w:color w:val="000000"/>
+          <w:sz w:val="24"/>
+          <w:szCs w:val="24"/>
+          <w:lang w:eastAsia="en-ID"/>
+        </w:rPr>
+        <w:t xml:space="preserve"> a)</w:t>
       </w:r>
       <w:r>
         <w:rPr>
@@ -4085,15 +4259,27 @@
           <w:lang w:eastAsia="en-ID"/>
         </w:rPr>
       </w:pPr>
-      <w:r>
-        <w:rPr>
-          <w:rFonts w:ascii="Segoe UI" w:eastAsia="Times New Roman" w:hAnsi="Segoe UI" w:cs="Segoe UI"/>
-          <w:color w:val="000000"/>
-          <w:sz w:val="24"/>
-          <w:szCs w:val="24"/>
-          <w:lang w:eastAsia="en-ID"/>
-        </w:rPr>
-        <w:t xml:space="preserve">int[] </w:t>
+      <w:proofErr w:type="gramStart"/>
+      <w:r>
+        <w:rPr>
+          <w:rFonts w:ascii="Segoe UI" w:eastAsia="Times New Roman" w:hAnsi="Segoe UI" w:cs="Segoe UI"/>
+          <w:color w:val="000000"/>
+          <w:sz w:val="24"/>
+          <w:szCs w:val="24"/>
+          <w:lang w:eastAsia="en-ID"/>
+        </w:rPr>
+        <w:t>int[</w:t>
+      </w:r>
+      <w:proofErr w:type="gramEnd"/>
+      <w:r>
+        <w:rPr>
+          <w:rFonts w:ascii="Segoe UI" w:eastAsia="Times New Roman" w:hAnsi="Segoe UI" w:cs="Segoe UI"/>
+          <w:color w:val="000000"/>
+          <w:sz w:val="24"/>
+          <w:szCs w:val="24"/>
+          <w:lang w:eastAsia="en-ID"/>
+        </w:rPr>
+        <w:t xml:space="preserve">] </w:t>
       </w:r>
       <w:proofErr w:type="spellStart"/>
       <w:r>
@@ -4176,6 +4362,7 @@
         </w:rPr>
       </w:pPr>
       <w:proofErr w:type="spellStart"/>
+      <w:proofErr w:type="gramStart"/>
       <w:r>
         <w:rPr>
           <w:rFonts w:ascii="Segoe UI" w:eastAsia="Times New Roman" w:hAnsi="Segoe UI" w:cs="Segoe UI"/>
@@ -4195,7 +4382,18 @@
           <w:szCs w:val="24"/>
           <w:lang w:eastAsia="en-ID"/>
         </w:rPr>
-        <w:t xml:space="preserve">[5] = 12; // now </w:t>
+        <w:t>[</w:t>
+      </w:r>
+      <w:proofErr w:type="gramEnd"/>
+      <w:r>
+        <w:rPr>
+          <w:rFonts w:ascii="Segoe UI" w:eastAsia="Times New Roman" w:hAnsi="Segoe UI" w:cs="Segoe UI"/>
+          <w:color w:val="000000"/>
+          <w:sz w:val="24"/>
+          <w:szCs w:val="24"/>
+          <w:lang w:eastAsia="en-ID"/>
+        </w:rPr>
+        <w:t xml:space="preserve">5] = 12; // now </w:t>
       </w:r>
       <w:proofErr w:type="spellStart"/>
       <w:r>
@@ -4322,15 +4520,27 @@
           <w:lang w:eastAsia="en-ID"/>
         </w:rPr>
       </w:pPr>
-      <w:r>
-        <w:rPr>
-          <w:rFonts w:ascii="Segoe UI" w:eastAsia="Times New Roman" w:hAnsi="Segoe UI" w:cs="Segoe UI"/>
-          <w:color w:val="000000"/>
-          <w:sz w:val="24"/>
-          <w:szCs w:val="24"/>
-          <w:lang w:eastAsia="en-ID"/>
-        </w:rPr>
-        <w:t xml:space="preserve">int[] </w:t>
+      <w:proofErr w:type="gramStart"/>
+      <w:r>
+        <w:rPr>
+          <w:rFonts w:ascii="Segoe UI" w:eastAsia="Times New Roman" w:hAnsi="Segoe UI" w:cs="Segoe UI"/>
+          <w:color w:val="000000"/>
+          <w:sz w:val="24"/>
+          <w:szCs w:val="24"/>
+          <w:lang w:eastAsia="en-ID"/>
+        </w:rPr>
+        <w:t>int[</w:t>
+      </w:r>
+      <w:proofErr w:type="gramEnd"/>
+      <w:r>
+        <w:rPr>
+          <w:rFonts w:ascii="Segoe UI" w:eastAsia="Times New Roman" w:hAnsi="Segoe UI" w:cs="Segoe UI"/>
+          <w:color w:val="000000"/>
+          <w:sz w:val="24"/>
+          <w:szCs w:val="24"/>
+          <w:lang w:eastAsia="en-ID"/>
+        </w:rPr>
+        <w:t xml:space="preserve">] </w:t>
       </w:r>
       <w:proofErr w:type="spellStart"/>
       <w:r>
@@ -4592,15 +4802,27 @@
           <w:lang w:eastAsia="en-ID"/>
         </w:rPr>
       </w:pPr>
-      <w:r>
-        <w:rPr>
-          <w:rFonts w:ascii="Segoe UI" w:eastAsia="Times New Roman" w:hAnsi="Segoe UI" w:cs="Segoe UI"/>
-          <w:color w:val="000000"/>
-          <w:sz w:val="24"/>
-          <w:szCs w:val="24"/>
-          <w:lang w:eastAsia="en-ID"/>
-        </w:rPr>
-        <w:t xml:space="preserve">Int[][] </w:t>
+      <w:proofErr w:type="gramStart"/>
+      <w:r>
+        <w:rPr>
+          <w:rFonts w:ascii="Segoe UI" w:eastAsia="Times New Roman" w:hAnsi="Segoe UI" w:cs="Segoe UI"/>
+          <w:color w:val="000000"/>
+          <w:sz w:val="24"/>
+          <w:szCs w:val="24"/>
+          <w:lang w:eastAsia="en-ID"/>
+        </w:rPr>
+        <w:t>Int[</w:t>
+      </w:r>
+      <w:proofErr w:type="gramEnd"/>
+      <w:r>
+        <w:rPr>
+          <w:rFonts w:ascii="Segoe UI" w:eastAsia="Times New Roman" w:hAnsi="Segoe UI" w:cs="Segoe UI"/>
+          <w:color w:val="000000"/>
+          <w:sz w:val="24"/>
+          <w:szCs w:val="24"/>
+          <w:lang w:eastAsia="en-ID"/>
+        </w:rPr>
+        <w:t xml:space="preserve">][] </w:t>
       </w:r>
       <w:proofErr w:type="spellStart"/>
       <w:r>
@@ -5842,7 +6064,27 @@
           <w:sz w:val="24"/>
           <w:szCs w:val="24"/>
         </w:rPr>
-        <w:t>new Date()</w:t>
+        <w:t xml:space="preserve">new </w:t>
+      </w:r>
+      <w:proofErr w:type="gramStart"/>
+      <w:r>
+        <w:rPr>
+          <w:rFonts w:ascii="Segoe UI" w:hAnsi="Segoe UI" w:cs="Segoe UI"/>
+          <w:color w:val="000000"/>
+          <w:sz w:val="24"/>
+          <w:szCs w:val="24"/>
+        </w:rPr>
+        <w:t>Date(</w:t>
+      </w:r>
+      <w:proofErr w:type="gramEnd"/>
+      <w:r>
+        <w:rPr>
+          <w:rFonts w:ascii="Segoe UI" w:hAnsi="Segoe UI" w:cs="Segoe UI"/>
+          <w:color w:val="000000"/>
+          <w:sz w:val="24"/>
+          <w:szCs w:val="24"/>
+        </w:rPr>
+        <w:t>)</w:t>
       </w:r>
     </w:p>
     <w:p>
@@ -5928,7 +6170,17 @@
           <w:sz w:val="24"/>
           <w:szCs w:val="24"/>
         </w:rPr>
-        <w:t>String s = new Date().</w:t>
+        <w:t>String s = new Date(</w:t>
+      </w:r>
+      <w:proofErr w:type="gramStart"/>
+      <w:r>
+        <w:rPr>
+          <w:rFonts w:ascii="Segoe UI" w:hAnsi="Segoe UI" w:cs="Segoe UI"/>
+          <w:color w:val="000000"/>
+          <w:sz w:val="24"/>
+          <w:szCs w:val="24"/>
+        </w:rPr>
+        <w:t>).</w:t>
       </w:r>
       <w:proofErr w:type="spellStart"/>
       <w:r>
@@ -5941,6 +6193,7 @@
         <w:t>toString</w:t>
       </w:r>
       <w:proofErr w:type="spellEnd"/>
+      <w:proofErr w:type="gramEnd"/>
       <w:r>
         <w:rPr>
           <w:rFonts w:ascii="Segoe UI" w:hAnsi="Segoe UI" w:cs="Segoe UI"/>
@@ -6973,6 +7226,7 @@
         <w:t xml:space="preserve">public void </w:t>
       </w:r>
       <w:proofErr w:type="spellStart"/>
+      <w:proofErr w:type="gramStart"/>
       <w:r>
         <w:rPr>
           <w:rFonts w:ascii="Segoe UI" w:eastAsia="Times New Roman" w:hAnsi="Segoe UI" w:cs="Segoe UI"/>
@@ -6992,7 +7246,18 @@
           <w:szCs w:val="24"/>
           <w:lang w:eastAsia="en-ID"/>
         </w:rPr>
-        <w:t xml:space="preserve">(double </w:t>
+        <w:t>(</w:t>
+      </w:r>
+      <w:proofErr w:type="gramEnd"/>
+      <w:r>
+        <w:rPr>
+          <w:rFonts w:ascii="Segoe UI" w:eastAsia="Times New Roman" w:hAnsi="Segoe UI" w:cs="Segoe UI"/>
+          <w:color w:val="000000"/>
+          <w:sz w:val="24"/>
+          <w:szCs w:val="24"/>
+          <w:lang w:eastAsia="en-ID"/>
+        </w:rPr>
+        <w:t xml:space="preserve">double </w:t>
       </w:r>
       <w:proofErr w:type="spellStart"/>
       <w:r>
@@ -7558,6 +7823,7 @@
         <w:t xml:space="preserve">public void </w:t>
       </w:r>
       <w:proofErr w:type="spellStart"/>
+      <w:proofErr w:type="gramStart"/>
       <w:r>
         <w:rPr>
           <w:rFonts w:ascii="Segoe UI" w:eastAsia="Times New Roman" w:hAnsi="Segoe UI" w:cs="Segoe UI"/>
@@ -7577,7 +7843,18 @@
           <w:szCs w:val="24"/>
           <w:lang w:eastAsia="en-ID"/>
         </w:rPr>
-        <w:t xml:space="preserve">(double </w:t>
+        <w:t>(</w:t>
+      </w:r>
+      <w:proofErr w:type="gramEnd"/>
+      <w:r>
+        <w:rPr>
+          <w:rFonts w:ascii="Segoe UI" w:eastAsia="Times New Roman" w:hAnsi="Segoe UI" w:cs="Segoe UI"/>
+          <w:color w:val="000000"/>
+          <w:sz w:val="24"/>
+          <w:szCs w:val="24"/>
+          <w:lang w:eastAsia="en-ID"/>
+        </w:rPr>
+        <w:t xml:space="preserve">double </w:t>
       </w:r>
       <w:proofErr w:type="spellStart"/>
       <w:r>
@@ -7686,6 +7963,7 @@
         <w:t xml:space="preserve">   double raise = </w:t>
       </w:r>
       <w:proofErr w:type="spellStart"/>
+      <w:proofErr w:type="gramStart"/>
       <w:r>
         <w:rPr>
           <w:rFonts w:ascii="Segoe UI" w:eastAsia="Times New Roman" w:hAnsi="Segoe UI" w:cs="Segoe UI"/>
@@ -7709,6 +7987,7 @@
         <w:t>.salary</w:t>
       </w:r>
       <w:proofErr w:type="spellEnd"/>
+      <w:proofErr w:type="gramEnd"/>
       <w:r>
         <w:rPr>
           <w:rFonts w:ascii="Segoe UI" w:eastAsia="Times New Roman" w:hAnsi="Segoe UI" w:cs="Segoe UI"/>
@@ -7784,6 +8063,7 @@
         <w:t>   </w:t>
       </w:r>
       <w:proofErr w:type="spellStart"/>
+      <w:proofErr w:type="gramStart"/>
       <w:r>
         <w:rPr>
           <w:rFonts w:ascii="Segoe UI" w:eastAsia="Times New Roman" w:hAnsi="Segoe UI" w:cs="Segoe UI"/>
@@ -7807,6 +8087,7 @@
         <w:t>.salary</w:t>
       </w:r>
       <w:proofErr w:type="spellEnd"/>
+      <w:proofErr w:type="gramEnd"/>
       <w:r>
         <w:rPr>
           <w:rFonts w:ascii="Segoe UI" w:eastAsia="Times New Roman" w:hAnsi="Segoe UI" w:cs="Segoe UI"/>
@@ -8447,6 +8728,7 @@
         <w:t xml:space="preserve"> </w:t>
       </w:r>
       <w:proofErr w:type="spellStart"/>
+      <w:proofErr w:type="gramStart"/>
       <w:r>
         <w:rPr>
           <w:rFonts w:ascii="Segoe UI" w:eastAsia="Times New Roman" w:hAnsi="Segoe UI" w:cs="Segoe UI"/>
@@ -8466,7 +8748,18 @@
           <w:szCs w:val="24"/>
           <w:lang w:eastAsia="en-ID"/>
         </w:rPr>
-        <w:t>()</w:t>
+        <w:t>(</w:t>
+      </w:r>
+      <w:proofErr w:type="gramEnd"/>
+      <w:r>
+        <w:rPr>
+          <w:rFonts w:ascii="Segoe UI" w:eastAsia="Times New Roman" w:hAnsi="Segoe UI" w:cs="Segoe UI"/>
+          <w:color w:val="000000"/>
+          <w:sz w:val="24"/>
+          <w:szCs w:val="24"/>
+          <w:lang w:eastAsia="en-ID"/>
+        </w:rPr>
+        <w:t>)</w:t>
       </w:r>
     </w:p>
     <w:p>
@@ -9307,7 +9600,27 @@
           <w:sz w:val="26"/>
           <w:szCs w:val="26"/>
         </w:rPr>
-        <w:t>As mentioned several times, it is never a good idea to have public fields, because everyone can modify them. However, public constants (that is, </w:t>
+        <w:t xml:space="preserve">As </w:t>
+      </w:r>
+      <w:proofErr w:type="gramStart"/>
+      <w:r>
+        <w:rPr>
+          <w:rFonts w:ascii="Segoe UI" w:hAnsi="Segoe UI" w:cs="Segoe UI"/>
+          <w:color w:val="000000"/>
+          <w:sz w:val="26"/>
+          <w:szCs w:val="26"/>
+        </w:rPr>
+        <w:t>mentioned</w:t>
+      </w:r>
+      <w:proofErr w:type="gramEnd"/>
+      <w:r>
+        <w:rPr>
+          <w:rFonts w:ascii="Segoe UI" w:hAnsi="Segoe UI" w:cs="Segoe UI"/>
+          <w:color w:val="000000"/>
+          <w:sz w:val="26"/>
+          <w:szCs w:val="26"/>
+        </w:rPr>
+        <w:t xml:space="preserve"> several times, it is never a good idea to have public fields, because everyone can modify them. However, public constants (that is, </w:t>
       </w:r>
       <w:r>
         <w:rPr>
@@ -10177,7 +10490,29 @@
           <w:szCs w:val="26"/>
           <w:lang w:eastAsia="en-ID"/>
         </w:rPr>
-        <w:t>double x = 0.1;System.out.println(</w:t>
+        <w:t>double x = 0.</w:t>
+      </w:r>
+      <w:proofErr w:type="gramStart"/>
+      <w:r>
+        <w:rPr>
+          <w:rFonts w:ascii="Courier" w:eastAsia="Times New Roman" w:hAnsi="Courier" w:cs="Courier New"/>
+          <w:color w:val="000000"/>
+          <w:sz w:val="26"/>
+          <w:szCs w:val="26"/>
+          <w:lang w:eastAsia="en-ID"/>
+        </w:rPr>
+        <w:t>1;System.out.println</w:t>
+      </w:r>
+      <w:proofErr w:type="gramEnd"/>
+      <w:r>
+        <w:rPr>
+          <w:rFonts w:ascii="Courier" w:eastAsia="Times New Roman" w:hAnsi="Courier" w:cs="Courier New"/>
+          <w:color w:val="000000"/>
+          <w:sz w:val="26"/>
+          <w:szCs w:val="26"/>
+          <w:lang w:eastAsia="en-ID"/>
+        </w:rPr>
+        <w:t>(</w:t>
       </w:r>
       <w:proofErr w:type="spellStart"/>
       <w:r>
@@ -10478,6 +10813,7 @@
       </w:r>
       <w:r>
         <w:rPr>
+          <w:rFonts w:ascii="Segoe UI" w:hAnsi="Segoe UI" w:cs="Segoe UI"/>
           <w:i/>
           <w:iCs/>
           <w:sz w:val="24"/>
@@ -10592,6 +10928,7 @@
       </w:r>
       <w:r>
         <w:rPr>
+          <w:rFonts w:ascii="Segoe UI" w:hAnsi="Segoe UI" w:cs="Segoe UI"/>
           <w:i/>
           <w:iCs/>
           <w:sz w:val="24"/>
@@ -10774,6 +11111,7 @@
         <w:t xml:space="preserve">public static void </w:t>
       </w:r>
       <w:proofErr w:type="spellStart"/>
+      <w:proofErr w:type="gramStart"/>
       <w:r>
         <w:rPr>
           <w:rFonts w:ascii="Segoe UI" w:hAnsi="Segoe UI" w:cs="Segoe UI"/>
@@ -10791,7 +11129,17 @@
           <w:sz w:val="24"/>
           <w:szCs w:val="24"/>
         </w:rPr>
-        <w:t>(Employee x) // works</w:t>
+        <w:t>(</w:t>
+      </w:r>
+      <w:proofErr w:type="gramEnd"/>
+      <w:r>
+        <w:rPr>
+          <w:rFonts w:ascii="Segoe UI" w:hAnsi="Segoe UI" w:cs="Segoe UI"/>
+          <w:color w:val="000000"/>
+          <w:sz w:val="24"/>
+          <w:szCs w:val="24"/>
+        </w:rPr>
+        <w:t>Employee x) // works</w:t>
       </w:r>
     </w:p>
     <w:p>
@@ -10879,7 +11227,17 @@
           <w:sz w:val="24"/>
           <w:szCs w:val="24"/>
         </w:rPr>
-        <w:t>x.raiseSalary</w:t>
+        <w:t>x.</w:t>
+      </w:r>
+      <w:proofErr w:type="gramStart"/>
+      <w:r>
+        <w:rPr>
+          <w:rFonts w:ascii="Segoe UI" w:hAnsi="Segoe UI" w:cs="Segoe UI"/>
+          <w:color w:val="000000"/>
+          <w:sz w:val="24"/>
+          <w:szCs w:val="24"/>
+        </w:rPr>
+        <w:t>raiseSalary</w:t>
       </w:r>
       <w:proofErr w:type="spellEnd"/>
       <w:r>
@@ -10889,7 +11247,17 @@
           <w:sz w:val="24"/>
           <w:szCs w:val="24"/>
         </w:rPr>
-        <w:t>(200);</w:t>
+        <w:t>(</w:t>
+      </w:r>
+      <w:proofErr w:type="gramEnd"/>
+      <w:r>
+        <w:rPr>
+          <w:rFonts w:ascii="Segoe UI" w:hAnsi="Segoe UI" w:cs="Segoe UI"/>
+          <w:color w:val="000000"/>
+          <w:sz w:val="24"/>
+          <w:szCs w:val="24"/>
+        </w:rPr>
+        <w:t>200);</w:t>
       </w:r>
     </w:p>
     <w:p>
@@ -11009,7 +11377,27 @@
           <w:sz w:val="24"/>
           <w:szCs w:val="24"/>
         </w:rPr>
-        <w:t>var messages = new StringBuilder();</w:t>
+        <w:t xml:space="preserve">var messages = new </w:t>
+      </w:r>
+      <w:proofErr w:type="gramStart"/>
+      <w:r>
+        <w:rPr>
+          <w:rFonts w:ascii="Segoe UI" w:hAnsi="Segoe UI" w:cs="Segoe UI"/>
+          <w:color w:val="000000"/>
+          <w:sz w:val="24"/>
+          <w:szCs w:val="24"/>
+        </w:rPr>
+        <w:t>StringBuilder(</w:t>
+      </w:r>
+      <w:proofErr w:type="gramEnd"/>
+      <w:r>
+        <w:rPr>
+          <w:rFonts w:ascii="Segoe UI" w:hAnsi="Segoe UI" w:cs="Segoe UI"/>
+          <w:color w:val="000000"/>
+          <w:sz w:val="24"/>
+          <w:szCs w:val="24"/>
+        </w:rPr>
+        <w:t>);</w:t>
       </w:r>
     </w:p>
     <w:p>
@@ -11072,7 +11460,27 @@
           <w:sz w:val="24"/>
           <w:szCs w:val="24"/>
         </w:rPr>
-        <w:t xml:space="preserve"> = new StringBuilder('To do:\n');</w:t>
+        <w:t xml:space="preserve"> = new </w:t>
+      </w:r>
+      <w:proofErr w:type="gramStart"/>
+      <w:r>
+        <w:rPr>
+          <w:rFonts w:ascii="Segoe UI" w:hAnsi="Segoe UI" w:cs="Segoe UI"/>
+          <w:color w:val="000000"/>
+          <w:sz w:val="24"/>
+          <w:szCs w:val="24"/>
+        </w:rPr>
+        <w:t>StringBuilder(</w:t>
+      </w:r>
+      <w:proofErr w:type="gramEnd"/>
+      <w:r>
+        <w:rPr>
+          <w:rFonts w:ascii="Segoe UI" w:hAnsi="Segoe UI" w:cs="Segoe UI"/>
+          <w:color w:val="000000"/>
+          <w:sz w:val="24"/>
+          <w:szCs w:val="24"/>
+        </w:rPr>
+        <w:t>'To do:\n');</w:t>
       </w:r>
     </w:p>
     <w:p>
@@ -11392,66 +11800,6 @@
     </w:p>
     <w:p>
       <w:pPr>
-        <w:pStyle w:val="ListParagraph"/>
-        <w:tabs>
-          <w:tab w:val="left" w:pos="916"/>
-          <w:tab w:val="left" w:pos="1832"/>
-          <w:tab w:val="left" w:pos="2748"/>
-          <w:tab w:val="left" w:pos="3664"/>
-          <w:tab w:val="left" w:pos="4580"/>
-          <w:tab w:val="left" w:pos="5496"/>
-          <w:tab w:val="left" w:pos="6412"/>
-          <w:tab w:val="left" w:pos="7328"/>
-          <w:tab w:val="left" w:pos="8244"/>
-          <w:tab w:val="left" w:pos="9160"/>
-          <w:tab w:val="left" w:pos="10076"/>
-          <w:tab w:val="left" w:pos="10992"/>
-          <w:tab w:val="left" w:pos="11908"/>
-          <w:tab w:val="left" w:pos="12824"/>
-          <w:tab w:val="left" w:pos="13740"/>
-          <w:tab w:val="left" w:pos="14656"/>
-        </w:tabs>
-        <w:spacing w:before="20" w:after="20" w:line="360" w:lineRule="atLeast"/>
-        <w:rPr>
-          <w:rFonts w:ascii="Segoe UI" w:hAnsi="Segoe UI" w:cs="Segoe UI"/>
-          <w:color w:val="000000"/>
-          <w:sz w:val="24"/>
-          <w:szCs w:val="24"/>
-        </w:rPr>
-      </w:pPr>
-    </w:p>
-    <w:p>
-      <w:pPr>
-        <w:pStyle w:val="ListParagraph"/>
-        <w:tabs>
-          <w:tab w:val="left" w:pos="916"/>
-          <w:tab w:val="left" w:pos="1832"/>
-          <w:tab w:val="left" w:pos="2748"/>
-          <w:tab w:val="left" w:pos="3664"/>
-          <w:tab w:val="left" w:pos="4580"/>
-          <w:tab w:val="left" w:pos="5496"/>
-          <w:tab w:val="left" w:pos="6412"/>
-          <w:tab w:val="left" w:pos="7328"/>
-          <w:tab w:val="left" w:pos="8244"/>
-          <w:tab w:val="left" w:pos="9160"/>
-          <w:tab w:val="left" w:pos="10076"/>
-          <w:tab w:val="left" w:pos="10992"/>
-          <w:tab w:val="left" w:pos="11908"/>
-          <w:tab w:val="left" w:pos="12824"/>
-          <w:tab w:val="left" w:pos="13740"/>
-          <w:tab w:val="left" w:pos="14656"/>
-        </w:tabs>
-        <w:spacing w:before="20" w:after="20" w:line="360" w:lineRule="atLeast"/>
-        <w:rPr>
-          <w:rFonts w:ascii="Segoe UI" w:hAnsi="Segoe UI" w:cs="Segoe UI"/>
-          <w:color w:val="000000"/>
-          <w:sz w:val="24"/>
-          <w:szCs w:val="24"/>
-        </w:rPr>
-      </w:pPr>
-    </w:p>
-    <w:p>
-      <w:pPr>
         <w:tabs>
           <w:tab w:val="left" w:pos="916"/>
           <w:tab w:val="left" w:pos="1832"/>
@@ -12008,7 +12356,6 @@
           <w:sz w:val="24"/>
           <w:szCs w:val="24"/>
         </w:rPr>
-        <w:lastRenderedPageBreak/>
         <w:t>The initialization block runs first, and then the body of the constructor is executed.</w:t>
       </w:r>
     </w:p>
@@ -12052,6 +12399,7 @@
           <w:sz w:val="24"/>
           <w:szCs w:val="24"/>
         </w:rPr>
+        <w:lastRenderedPageBreak/>
         <w:t>// static initialization block</w:t>
       </w:r>
     </w:p>
@@ -12089,7 +12437,16 @@
           <w:sz w:val="24"/>
           <w:szCs w:val="24"/>
         </w:rPr>
-        <w:t xml:space="preserve">static { </w:t>
+        <w:t xml:space="preserve">static </w:t>
+      </w:r>
+      <w:proofErr w:type="gramStart"/>
+      <w:r>
+        <w:rPr>
+          <w:rFonts w:ascii="Segoe UI" w:hAnsi="Segoe UI" w:cs="Segoe UI"/>
+          <w:sz w:val="24"/>
+          <w:szCs w:val="24"/>
+        </w:rPr>
+        <w:t xml:space="preserve">{ </w:t>
       </w:r>
       <w:proofErr w:type="spellStart"/>
       <w:r>
@@ -12102,6 +12459,7 @@
         <w:t>nextId</w:t>
       </w:r>
       <w:proofErr w:type="spellEnd"/>
+      <w:proofErr w:type="gramEnd"/>
       <w:r>
         <w:rPr>
           <w:rFonts w:ascii="Segoe UI" w:hAnsi="Segoe UI" w:cs="Segoe UI"/>
@@ -12643,6 +13001,7 @@
         <w:t xml:space="preserve">chan.com -&gt; </w:t>
       </w:r>
       <w:proofErr w:type="spellStart"/>
+      <w:proofErr w:type="gramStart"/>
       <w:r>
         <w:rPr>
           <w:rFonts w:ascii="Segoe UI" w:hAnsi="Segoe UI" w:cs="Segoe UI"/>
@@ -12653,6 +13012,7 @@
         <w:t>com.chan</w:t>
       </w:r>
       <w:proofErr w:type="spellEnd"/>
+      <w:proofErr w:type="gramEnd"/>
     </w:p>
     <w:p>
       <w:pPr>
@@ -12773,14 +13133,25 @@
         <w:t xml:space="preserve">import static </w:t>
       </w:r>
       <w:proofErr w:type="spellStart"/>
-      <w:r>
-        <w:rPr>
-          <w:rFonts w:ascii="Segoe UI" w:hAnsi="Segoe UI" w:cs="Segoe UI"/>
-          <w:color w:val="000000"/>
-          <w:sz w:val="24"/>
-          <w:szCs w:val="24"/>
-        </w:rPr>
-        <w:t>java.lang.System</w:t>
+      <w:proofErr w:type="gramStart"/>
+      <w:r>
+        <w:rPr>
+          <w:rFonts w:ascii="Segoe UI" w:hAnsi="Segoe UI" w:cs="Segoe UI"/>
+          <w:color w:val="000000"/>
+          <w:sz w:val="24"/>
+          <w:szCs w:val="24"/>
+        </w:rPr>
+        <w:t>java.lang</w:t>
+      </w:r>
+      <w:proofErr w:type="gramEnd"/>
+      <w:r>
+        <w:rPr>
+          <w:rFonts w:ascii="Segoe UI" w:hAnsi="Segoe UI" w:cs="Segoe UI"/>
+          <w:color w:val="000000"/>
+          <w:sz w:val="24"/>
+          <w:szCs w:val="24"/>
+        </w:rPr>
+        <w:t>.System</w:t>
       </w:r>
       <w:proofErr w:type="spellEnd"/>
       <w:r>
@@ -12827,6 +13198,7 @@
         </w:rPr>
       </w:pPr>
       <w:proofErr w:type="spellStart"/>
+      <w:proofErr w:type="gramStart"/>
       <w:r>
         <w:rPr>
           <w:rFonts w:ascii="Segoe UI" w:hAnsi="Segoe UI" w:cs="Segoe UI"/>
@@ -12837,6 +13209,7 @@
         <w:t>out.println</w:t>
       </w:r>
       <w:proofErr w:type="spellEnd"/>
+      <w:proofErr w:type="gramEnd"/>
       <w:r>
         <w:rPr>
           <w:rFonts w:ascii="Segoe UI" w:hAnsi="Segoe UI" w:cs="Segoe UI"/>
@@ -12891,14 +13264,25 @@
           <w:szCs w:val="24"/>
         </w:rPr>
       </w:pPr>
-      <w:r>
-        <w:rPr>
-          <w:rFonts w:ascii="Segoe UI" w:hAnsi="Segoe UI" w:cs="Segoe UI"/>
-          <w:color w:val="000000"/>
-          <w:sz w:val="24"/>
-          <w:szCs w:val="24"/>
-        </w:rPr>
-        <w:t xml:space="preserve">exit(0); // i.e., </w:t>
+      <w:proofErr w:type="gramStart"/>
+      <w:r>
+        <w:rPr>
+          <w:rFonts w:ascii="Segoe UI" w:hAnsi="Segoe UI" w:cs="Segoe UI"/>
+          <w:color w:val="000000"/>
+          <w:sz w:val="24"/>
+          <w:szCs w:val="24"/>
+        </w:rPr>
+        <w:t>exit(</w:t>
+      </w:r>
+      <w:proofErr w:type="gramEnd"/>
+      <w:r>
+        <w:rPr>
+          <w:rFonts w:ascii="Segoe UI" w:hAnsi="Segoe UI" w:cs="Segoe UI"/>
+          <w:color w:val="000000"/>
+          <w:sz w:val="24"/>
+          <w:szCs w:val="24"/>
+        </w:rPr>
+        <w:t xml:space="preserve">0); // i.e., </w:t>
       </w:r>
       <w:proofErr w:type="spellStart"/>
       <w:r>
@@ -12990,11 +13374,19 @@
         <w:t xml:space="preserve">package </w:t>
       </w:r>
       <w:proofErr w:type="spellStart"/>
-      <w:r>
-        <w:rPr>
-          <w:rFonts w:ascii="Segoe UI" w:hAnsi="Segoe UI" w:cs="Segoe UI"/>
-        </w:rPr>
-        <w:t>com.horstmann.corejava</w:t>
+      <w:proofErr w:type="gramStart"/>
+      <w:r>
+        <w:rPr>
+          <w:rFonts w:ascii="Segoe UI" w:hAnsi="Segoe UI" w:cs="Segoe UI"/>
+        </w:rPr>
+        <w:t>com.horstmann</w:t>
+      </w:r>
+      <w:proofErr w:type="gramEnd"/>
+      <w:r>
+        <w:rPr>
+          <w:rFonts w:ascii="Segoe UI" w:hAnsi="Segoe UI" w:cs="Segoe UI"/>
+        </w:rPr>
+        <w:t>.corejava</w:t>
       </w:r>
       <w:proofErr w:type="spellEnd"/>
       <w:r>
@@ -13435,7 +13827,6 @@
           <w:sz w:val="24"/>
           <w:szCs w:val="24"/>
         </w:rPr>
-        <w:lastRenderedPageBreak/>
         <w:t>JAR files</w:t>
       </w:r>
     </w:p>
@@ -13522,6 +13913,7 @@
           <w:sz w:val="24"/>
           <w:szCs w:val="24"/>
         </w:rPr>
+        <w:lastRenderedPageBreak/>
         <w:t>Creating jar files</w:t>
       </w:r>
     </w:p>
@@ -13684,6 +14076,7 @@
         <w:t xml:space="preserve"> * A {@code Card} object represents a playing </w:t>
       </w:r>
       <w:proofErr w:type="spellStart"/>
+      <w:proofErr w:type="gramStart"/>
       <w:r>
         <w:rPr>
           <w:rFonts w:ascii="Segoe UI" w:hAnsi="Segoe UI" w:cs="Segoe UI"/>
@@ -13694,6 +14087,7 @@
         <w:t>card,such</w:t>
       </w:r>
       <w:proofErr w:type="spellEnd"/>
+      <w:proofErr w:type="gramEnd"/>
     </w:p>
     <w:p>
       <w:pPr>
@@ -14164,7 +14558,17 @@
           <w:sz w:val="24"/>
           <w:szCs w:val="24"/>
         </w:rPr>
-        <w:t xml:space="preserve"> * @param  </w:t>
+        <w:t xml:space="preserve"> * @</w:t>
+      </w:r>
+      <w:proofErr w:type="gramStart"/>
+      <w:r>
+        <w:rPr>
+          <w:rFonts w:ascii="Segoe UI" w:hAnsi="Segoe UI" w:cs="Segoe UI"/>
+          <w:color w:val="000000"/>
+          <w:sz w:val="24"/>
+          <w:szCs w:val="24"/>
+        </w:rPr>
+        <w:t>param  </w:t>
       </w:r>
       <w:proofErr w:type="spellStart"/>
       <w:r>
@@ -14177,6 +14581,7 @@
         <w:t>byPercent</w:t>
       </w:r>
       <w:proofErr w:type="spellEnd"/>
+      <w:proofErr w:type="gramEnd"/>
       <w:r>
         <w:rPr>
           <w:rFonts w:ascii="Segoe UI" w:hAnsi="Segoe UI" w:cs="Segoe UI"/>
@@ -14223,7 +14628,27 @@
           <w:sz w:val="24"/>
           <w:szCs w:val="24"/>
         </w:rPr>
-        <w:t xml:space="preserve"> * @return  the amount of the raise</w:t>
+        <w:t xml:space="preserve"> * @</w:t>
+      </w:r>
+      <w:proofErr w:type="gramStart"/>
+      <w:r>
+        <w:rPr>
+          <w:rFonts w:ascii="Segoe UI" w:hAnsi="Segoe UI" w:cs="Segoe UI"/>
+          <w:color w:val="000000"/>
+          <w:sz w:val="24"/>
+          <w:szCs w:val="24"/>
+        </w:rPr>
+        <w:t>return  the</w:t>
+      </w:r>
+      <w:proofErr w:type="gramEnd"/>
+      <w:r>
+        <w:rPr>
+          <w:rFonts w:ascii="Segoe UI" w:hAnsi="Segoe UI" w:cs="Segoe UI"/>
+          <w:color w:val="000000"/>
+          <w:sz w:val="24"/>
+          <w:szCs w:val="24"/>
+        </w:rPr>
+        <w:t xml:space="preserve"> amount of the raise</w:t>
       </w:r>
     </w:p>
     <w:p>
@@ -14304,6 +14729,7 @@
         <w:t xml:space="preserve">public double </w:t>
       </w:r>
       <w:proofErr w:type="spellStart"/>
+      <w:proofErr w:type="gramStart"/>
       <w:r>
         <w:rPr>
           <w:rFonts w:ascii="Segoe UI" w:hAnsi="Segoe UI" w:cs="Segoe UI"/>
@@ -14321,7 +14747,17 @@
           <w:sz w:val="24"/>
           <w:szCs w:val="24"/>
         </w:rPr>
-        <w:t xml:space="preserve">(double </w:t>
+        <w:t>(</w:t>
+      </w:r>
+      <w:proofErr w:type="gramEnd"/>
+      <w:r>
+        <w:rPr>
+          <w:rFonts w:ascii="Segoe UI" w:hAnsi="Segoe UI" w:cs="Segoe UI"/>
+          <w:color w:val="000000"/>
+          <w:sz w:val="24"/>
+          <w:szCs w:val="24"/>
+        </w:rPr>
+        <w:t xml:space="preserve">double </w:t>
       </w:r>
       <w:proofErr w:type="spellStart"/>
       <w:r>
@@ -14897,8 +15333,40 @@
           <w:szCs w:val="24"/>
           <w:lang w:eastAsia="en-ID"/>
         </w:rPr>
+        <w:t xml:space="preserve">This is first and foremost; doing anything else violates encapsulation. You may need to write an accessor or mutator method occasionally, but you are still better off keeping the instance fields private. Bitter experience shows that the data </w:t>
+      </w:r>
+      <w:r>
+        <w:rPr>
+          <w:rFonts w:ascii="Segoe UI" w:eastAsia="Times New Roman" w:hAnsi="Segoe UI" w:cs="Segoe UI"/>
+          <w:color w:val="000000"/>
+          <w:sz w:val="24"/>
+          <w:szCs w:val="24"/>
+          <w:lang w:eastAsia="en-ID"/>
+        </w:rPr>
         <w:lastRenderedPageBreak/>
-        <w:t>This is first and foremost; doing anything else violates encapsulation. You may need to write an accessor or mutator method occasionally, but you are still better off keeping the instance fields private. Bitter experience shows that the data representation may change, but how this data are used will change much less frequently. When data are kept private, changes in their representation will not affect the users of the class, and bugs are easier to detect.</w:t>
+        <w:t xml:space="preserve">representation may change, but how this data </w:t>
+      </w:r>
+      <w:proofErr w:type="gramStart"/>
+      <w:r>
+        <w:rPr>
+          <w:rFonts w:ascii="Segoe UI" w:eastAsia="Times New Roman" w:hAnsi="Segoe UI" w:cs="Segoe UI"/>
+          <w:color w:val="000000"/>
+          <w:sz w:val="24"/>
+          <w:szCs w:val="24"/>
+          <w:lang w:eastAsia="en-ID"/>
+        </w:rPr>
+        <w:t>are</w:t>
+      </w:r>
+      <w:proofErr w:type="gramEnd"/>
+      <w:r>
+        <w:rPr>
+          <w:rFonts w:ascii="Segoe UI" w:eastAsia="Times New Roman" w:hAnsi="Segoe UI" w:cs="Segoe UI"/>
+          <w:color w:val="000000"/>
+          <w:sz w:val="24"/>
+          <w:szCs w:val="24"/>
+          <w:lang w:eastAsia="en-ID"/>
+        </w:rPr>
+        <w:t xml:space="preserve"> used will change much less frequently. When data are kept private, changes in their representation will not affect the users of the class, and bugs are easier to detect.</w:t>
       </w:r>
     </w:p>
     <w:p>
@@ -15602,7 +16070,29 @@
           <w:szCs w:val="24"/>
           <w:lang w:eastAsia="en-ID"/>
         </w:rPr>
-        <w:t>   private int[] value;</w:t>
+        <w:t xml:space="preserve">   private </w:t>
+      </w:r>
+      <w:proofErr w:type="gramStart"/>
+      <w:r>
+        <w:rPr>
+          <w:rFonts w:ascii="Courier" w:eastAsia="Times New Roman" w:hAnsi="Courier" w:cs="Courier New"/>
+          <w:color w:val="000000"/>
+          <w:sz w:val="24"/>
+          <w:szCs w:val="24"/>
+          <w:lang w:eastAsia="en-ID"/>
+        </w:rPr>
+        <w:t>int[</w:t>
+      </w:r>
+      <w:proofErr w:type="gramEnd"/>
+      <w:r>
+        <w:rPr>
+          <w:rFonts w:ascii="Courier" w:eastAsia="Times New Roman" w:hAnsi="Courier" w:cs="Courier New"/>
+          <w:color w:val="000000"/>
+          <w:sz w:val="24"/>
+          <w:szCs w:val="24"/>
+          <w:lang w:eastAsia="en-ID"/>
+        </w:rPr>
+        <w:t>] value;</w:t>
       </w:r>
     </w:p>
     <w:p>
@@ -15644,8 +16134,29 @@
           <w:szCs w:val="24"/>
           <w:lang w:eastAsia="en-ID"/>
         </w:rPr>
-        <w:lastRenderedPageBreak/>
-        <w:t>   private int[] suit;</w:t>
+        <w:t xml:space="preserve">   private </w:t>
+      </w:r>
+      <w:proofErr w:type="gramStart"/>
+      <w:r>
+        <w:rPr>
+          <w:rFonts w:ascii="Courier" w:eastAsia="Times New Roman" w:hAnsi="Courier" w:cs="Courier New"/>
+          <w:color w:val="000000"/>
+          <w:sz w:val="24"/>
+          <w:szCs w:val="24"/>
+          <w:lang w:eastAsia="en-ID"/>
+        </w:rPr>
+        <w:t>int[</w:t>
+      </w:r>
+      <w:proofErr w:type="gramEnd"/>
+      <w:r>
+        <w:rPr>
+          <w:rFonts w:ascii="Courier" w:eastAsia="Times New Roman" w:hAnsi="Courier" w:cs="Courier New"/>
+          <w:color w:val="000000"/>
+          <w:sz w:val="24"/>
+          <w:szCs w:val="24"/>
+          <w:lang w:eastAsia="en-ID"/>
+        </w:rPr>
+        <w:t>] suit;</w:t>
       </w:r>
     </w:p>
     <w:p>
@@ -15690,6 +16201,7 @@
         <w:t xml:space="preserve">   public </w:t>
       </w:r>
       <w:proofErr w:type="spellStart"/>
+      <w:proofErr w:type="gramStart"/>
       <w:r>
         <w:rPr>
           <w:rFonts w:ascii="Courier" w:eastAsia="Times New Roman" w:hAnsi="Courier" w:cs="Courier New"/>
@@ -15709,7 +16221,18 @@
           <w:szCs w:val="24"/>
           <w:lang w:eastAsia="en-ID"/>
         </w:rPr>
-        <w:t>() { . . . }</w:t>
+        <w:t>(</w:t>
+      </w:r>
+      <w:proofErr w:type="gramEnd"/>
+      <w:r>
+        <w:rPr>
+          <w:rFonts w:ascii="Courier" w:eastAsia="Times New Roman" w:hAnsi="Courier" w:cs="Courier New"/>
+          <w:color w:val="000000"/>
+          <w:sz w:val="24"/>
+          <w:szCs w:val="24"/>
+          <w:lang w:eastAsia="en-ID"/>
+        </w:rPr>
+        <w:t>) { . . . }</w:t>
       </w:r>
     </w:p>
     <w:p>
@@ -15751,7 +16274,29 @@
           <w:szCs w:val="24"/>
           <w:lang w:eastAsia="en-ID"/>
         </w:rPr>
-        <w:t>   public void shuffle() { . . . }</w:t>
+        <w:t xml:space="preserve">   public void </w:t>
+      </w:r>
+      <w:proofErr w:type="gramStart"/>
+      <w:r>
+        <w:rPr>
+          <w:rFonts w:ascii="Courier" w:eastAsia="Times New Roman" w:hAnsi="Courier" w:cs="Courier New"/>
+          <w:color w:val="000000"/>
+          <w:sz w:val="24"/>
+          <w:szCs w:val="24"/>
+          <w:lang w:eastAsia="en-ID"/>
+        </w:rPr>
+        <w:t>shuffle(</w:t>
+      </w:r>
+      <w:proofErr w:type="gramEnd"/>
+      <w:r>
+        <w:rPr>
+          <w:rFonts w:ascii="Courier" w:eastAsia="Times New Roman" w:hAnsi="Courier" w:cs="Courier New"/>
+          <w:color w:val="000000"/>
+          <w:sz w:val="24"/>
+          <w:szCs w:val="24"/>
+          <w:lang w:eastAsia="en-ID"/>
+        </w:rPr>
+        <w:t>) { . . . }</w:t>
       </w:r>
     </w:p>
     <w:p>
@@ -15793,9 +16338,11 @@
           <w:szCs w:val="24"/>
           <w:lang w:eastAsia="en-ID"/>
         </w:rPr>
+        <w:lastRenderedPageBreak/>
         <w:t xml:space="preserve">   public int </w:t>
       </w:r>
       <w:proofErr w:type="spellStart"/>
+      <w:proofErr w:type="gramStart"/>
       <w:r>
         <w:rPr>
           <w:rFonts w:ascii="Courier" w:eastAsia="Times New Roman" w:hAnsi="Courier" w:cs="Courier New"/>
@@ -15815,7 +16362,18 @@
           <w:szCs w:val="24"/>
           <w:lang w:eastAsia="en-ID"/>
         </w:rPr>
-        <w:t>() { . . . }</w:t>
+        <w:t>(</w:t>
+      </w:r>
+      <w:proofErr w:type="gramEnd"/>
+      <w:r>
+        <w:rPr>
+          <w:rFonts w:ascii="Courier" w:eastAsia="Times New Roman" w:hAnsi="Courier" w:cs="Courier New"/>
+          <w:color w:val="000000"/>
+          <w:sz w:val="24"/>
+          <w:szCs w:val="24"/>
+          <w:lang w:eastAsia="en-ID"/>
+        </w:rPr>
+        <w:t>) { . . . }</w:t>
       </w:r>
     </w:p>
     <w:p>
@@ -15860,6 +16418,7 @@
         <w:t xml:space="preserve">   public int </w:t>
       </w:r>
       <w:proofErr w:type="spellStart"/>
+      <w:proofErr w:type="gramStart"/>
       <w:r>
         <w:rPr>
           <w:rFonts w:ascii="Courier" w:eastAsia="Times New Roman" w:hAnsi="Courier" w:cs="Courier New"/>
@@ -15879,7 +16438,18 @@
           <w:szCs w:val="24"/>
           <w:lang w:eastAsia="en-ID"/>
         </w:rPr>
-        <w:t>() { . . . }</w:t>
+        <w:t>(</w:t>
+      </w:r>
+      <w:proofErr w:type="gramEnd"/>
+      <w:r>
+        <w:rPr>
+          <w:rFonts w:ascii="Courier" w:eastAsia="Times New Roman" w:hAnsi="Courier" w:cs="Courier New"/>
+          <w:color w:val="000000"/>
+          <w:sz w:val="24"/>
+          <w:szCs w:val="24"/>
+          <w:lang w:eastAsia="en-ID"/>
+        </w:rPr>
+        <w:t>) { . . . }</w:t>
       </w:r>
     </w:p>
     <w:p>
@@ -15921,7 +16491,29 @@
           <w:szCs w:val="24"/>
           <w:lang w:eastAsia="en-ID"/>
         </w:rPr>
-        <w:t>   public void draw() { . . . }</w:t>
+        <w:t xml:space="preserve">   public void </w:t>
+      </w:r>
+      <w:proofErr w:type="gramStart"/>
+      <w:r>
+        <w:rPr>
+          <w:rFonts w:ascii="Courier" w:eastAsia="Times New Roman" w:hAnsi="Courier" w:cs="Courier New"/>
+          <w:color w:val="000000"/>
+          <w:sz w:val="24"/>
+          <w:szCs w:val="24"/>
+          <w:lang w:eastAsia="en-ID"/>
+        </w:rPr>
+        <w:t>draw(</w:t>
+      </w:r>
+      <w:proofErr w:type="gramEnd"/>
+      <w:r>
+        <w:rPr>
+          <w:rFonts w:ascii="Courier" w:eastAsia="Times New Roman" w:hAnsi="Courier" w:cs="Courier New"/>
+          <w:color w:val="000000"/>
+          <w:sz w:val="24"/>
+          <w:szCs w:val="24"/>
+          <w:lang w:eastAsia="en-ID"/>
+        </w:rPr>
+        <w:t>) { . . . }</w:t>
       </w:r>
     </w:p>
     <w:p>
@@ -16229,7 +16821,29 @@
           <w:szCs w:val="24"/>
           <w:lang w:eastAsia="en-ID"/>
         </w:rPr>
-        <w:t>   private Card[] cards;</w:t>
+        <w:t xml:space="preserve">   private </w:t>
+      </w:r>
+      <w:proofErr w:type="gramStart"/>
+      <w:r>
+        <w:rPr>
+          <w:rFonts w:ascii="Courier" w:eastAsia="Times New Roman" w:hAnsi="Courier" w:cs="Courier New"/>
+          <w:color w:val="000000"/>
+          <w:sz w:val="24"/>
+          <w:szCs w:val="24"/>
+          <w:lang w:eastAsia="en-ID"/>
+        </w:rPr>
+        <w:t>Card[</w:t>
+      </w:r>
+      <w:proofErr w:type="gramEnd"/>
+      <w:r>
+        <w:rPr>
+          <w:rFonts w:ascii="Courier" w:eastAsia="Times New Roman" w:hAnsi="Courier" w:cs="Courier New"/>
+          <w:color w:val="000000"/>
+          <w:sz w:val="24"/>
+          <w:szCs w:val="24"/>
+          <w:lang w:eastAsia="en-ID"/>
+        </w:rPr>
+        <w:t>] cards;</w:t>
       </w:r>
     </w:p>
     <w:p>
@@ -16274,6 +16888,7 @@
         <w:t xml:space="preserve">   public </w:t>
       </w:r>
       <w:proofErr w:type="spellStart"/>
+      <w:proofErr w:type="gramStart"/>
       <w:r>
         <w:rPr>
           <w:rFonts w:ascii="Courier" w:eastAsia="Times New Roman" w:hAnsi="Courier" w:cs="Courier New"/>
@@ -16293,7 +16908,18 @@
           <w:szCs w:val="24"/>
           <w:lang w:eastAsia="en-ID"/>
         </w:rPr>
-        <w:t>() { . . . }</w:t>
+        <w:t>(</w:t>
+      </w:r>
+      <w:proofErr w:type="gramEnd"/>
+      <w:r>
+        <w:rPr>
+          <w:rFonts w:ascii="Courier" w:eastAsia="Times New Roman" w:hAnsi="Courier" w:cs="Courier New"/>
+          <w:color w:val="000000"/>
+          <w:sz w:val="24"/>
+          <w:szCs w:val="24"/>
+          <w:lang w:eastAsia="en-ID"/>
+        </w:rPr>
+        <w:t>) { . . . }</w:t>
       </w:r>
     </w:p>
     <w:p>
@@ -16335,7 +16961,29 @@
           <w:szCs w:val="24"/>
           <w:lang w:eastAsia="en-ID"/>
         </w:rPr>
-        <w:t>   public void shuffle() { . . . }</w:t>
+        <w:t xml:space="preserve">   public void </w:t>
+      </w:r>
+      <w:proofErr w:type="gramStart"/>
+      <w:r>
+        <w:rPr>
+          <w:rFonts w:ascii="Courier" w:eastAsia="Times New Roman" w:hAnsi="Courier" w:cs="Courier New"/>
+          <w:color w:val="000000"/>
+          <w:sz w:val="24"/>
+          <w:szCs w:val="24"/>
+          <w:lang w:eastAsia="en-ID"/>
+        </w:rPr>
+        <w:t>shuffle(</w:t>
+      </w:r>
+      <w:proofErr w:type="gramEnd"/>
+      <w:r>
+        <w:rPr>
+          <w:rFonts w:ascii="Courier" w:eastAsia="Times New Roman" w:hAnsi="Courier" w:cs="Courier New"/>
+          <w:color w:val="000000"/>
+          <w:sz w:val="24"/>
+          <w:szCs w:val="24"/>
+          <w:lang w:eastAsia="en-ID"/>
+        </w:rPr>
+        <w:t>) { . . . }</w:t>
       </w:r>
     </w:p>
     <w:p>
@@ -16380,6 +17028,7 @@
         <w:t xml:space="preserve">   public Card </w:t>
       </w:r>
       <w:proofErr w:type="spellStart"/>
+      <w:proofErr w:type="gramStart"/>
       <w:r>
         <w:rPr>
           <w:rFonts w:ascii="Courier" w:eastAsia="Times New Roman" w:hAnsi="Courier" w:cs="Courier New"/>
@@ -16399,7 +17048,18 @@
           <w:szCs w:val="24"/>
           <w:lang w:eastAsia="en-ID"/>
         </w:rPr>
-        <w:t>() { . . . }</w:t>
+        <w:t>(</w:t>
+      </w:r>
+      <w:proofErr w:type="gramEnd"/>
+      <w:r>
+        <w:rPr>
+          <w:rFonts w:ascii="Courier" w:eastAsia="Times New Roman" w:hAnsi="Courier" w:cs="Courier New"/>
+          <w:color w:val="000000"/>
+          <w:sz w:val="24"/>
+          <w:szCs w:val="24"/>
+          <w:lang w:eastAsia="en-ID"/>
+        </w:rPr>
+        <w:t>) { . . . }</w:t>
       </w:r>
     </w:p>
     <w:p>
@@ -16441,7 +17101,29 @@
           <w:szCs w:val="24"/>
           <w:lang w:eastAsia="en-ID"/>
         </w:rPr>
-        <w:t>   public void draw() { . . . }</w:t>
+        <w:t xml:space="preserve">   public void </w:t>
+      </w:r>
+      <w:proofErr w:type="gramStart"/>
+      <w:r>
+        <w:rPr>
+          <w:rFonts w:ascii="Courier" w:eastAsia="Times New Roman" w:hAnsi="Courier" w:cs="Courier New"/>
+          <w:color w:val="000000"/>
+          <w:sz w:val="24"/>
+          <w:szCs w:val="24"/>
+          <w:lang w:eastAsia="en-ID"/>
+        </w:rPr>
+        <w:t>draw(</w:t>
+      </w:r>
+      <w:proofErr w:type="gramEnd"/>
+      <w:r>
+        <w:rPr>
+          <w:rFonts w:ascii="Courier" w:eastAsia="Times New Roman" w:hAnsi="Courier" w:cs="Courier New"/>
+          <w:color w:val="000000"/>
+          <w:sz w:val="24"/>
+          <w:szCs w:val="24"/>
+          <w:lang w:eastAsia="en-ID"/>
+        </w:rPr>
+        <w:t>) { . . . }</w:t>
       </w:r>
     </w:p>
     <w:p>
@@ -16693,7 +17375,29 @@
           <w:szCs w:val="24"/>
           <w:lang w:eastAsia="en-ID"/>
         </w:rPr>
-        <w:t xml:space="preserve">   public Card(int </w:t>
+        <w:t xml:space="preserve">   public </w:t>
+      </w:r>
+      <w:proofErr w:type="gramStart"/>
+      <w:r>
+        <w:rPr>
+          <w:rFonts w:ascii="Courier" w:eastAsia="Times New Roman" w:hAnsi="Courier" w:cs="Courier New"/>
+          <w:color w:val="000000"/>
+          <w:sz w:val="24"/>
+          <w:szCs w:val="24"/>
+          <w:lang w:eastAsia="en-ID"/>
+        </w:rPr>
+        <w:t>Card(</w:t>
+      </w:r>
+      <w:proofErr w:type="gramEnd"/>
+      <w:r>
+        <w:rPr>
+          <w:rFonts w:ascii="Courier" w:eastAsia="Times New Roman" w:hAnsi="Courier" w:cs="Courier New"/>
+          <w:color w:val="000000"/>
+          <w:sz w:val="24"/>
+          <w:szCs w:val="24"/>
+          <w:lang w:eastAsia="en-ID"/>
+        </w:rPr>
+        <w:t xml:space="preserve">int </w:t>
       </w:r>
       <w:proofErr w:type="spellStart"/>
       <w:r>
@@ -16782,6 +17486,7 @@
         <w:t xml:space="preserve">   public int </w:t>
       </w:r>
       <w:proofErr w:type="spellStart"/>
+      <w:proofErr w:type="gramStart"/>
       <w:r>
         <w:rPr>
           <w:rFonts w:ascii="Courier" w:eastAsia="Times New Roman" w:hAnsi="Courier" w:cs="Courier New"/>
@@ -16801,7 +17506,18 @@
           <w:szCs w:val="24"/>
           <w:lang w:eastAsia="en-ID"/>
         </w:rPr>
-        <w:t>() { . . . }</w:t>
+        <w:t>(</w:t>
+      </w:r>
+      <w:proofErr w:type="gramEnd"/>
+      <w:r>
+        <w:rPr>
+          <w:rFonts w:ascii="Courier" w:eastAsia="Times New Roman" w:hAnsi="Courier" w:cs="Courier New"/>
+          <w:color w:val="000000"/>
+          <w:sz w:val="24"/>
+          <w:szCs w:val="24"/>
+          <w:lang w:eastAsia="en-ID"/>
+        </w:rPr>
+        <w:t>) { . . . }</w:t>
       </w:r>
     </w:p>
     <w:p>
@@ -16846,6 +17562,7 @@
         <w:t xml:space="preserve">   public int </w:t>
       </w:r>
       <w:proofErr w:type="spellStart"/>
+      <w:proofErr w:type="gramStart"/>
       <w:r>
         <w:rPr>
           <w:rFonts w:ascii="Courier" w:eastAsia="Times New Roman" w:hAnsi="Courier" w:cs="Courier New"/>
@@ -16865,7 +17582,18 @@
           <w:szCs w:val="24"/>
           <w:lang w:eastAsia="en-ID"/>
         </w:rPr>
-        <w:t>() { . . . }</w:t>
+        <w:t>(</w:t>
+      </w:r>
+      <w:proofErr w:type="gramEnd"/>
+      <w:r>
+        <w:rPr>
+          <w:rFonts w:ascii="Courier" w:eastAsia="Times New Roman" w:hAnsi="Courier" w:cs="Courier New"/>
+          <w:color w:val="000000"/>
+          <w:sz w:val="24"/>
+          <w:szCs w:val="24"/>
+          <w:lang w:eastAsia="en-ID"/>
+        </w:rPr>
+        <w:t>) { . . . }</w:t>
       </w:r>
     </w:p>
     <w:p>
@@ -17219,7 +17947,6 @@
           <w:szCs w:val="24"/>
           <w:lang w:eastAsia="en-ID"/>
         </w:rPr>
-        <w:lastRenderedPageBreak/>
         <w:t>Prefer immutable classes.</w:t>
       </w:r>
     </w:p>
@@ -17244,6 +17971,7 @@
           <w:szCs w:val="24"/>
           <w:lang w:eastAsia="en-ID"/>
         </w:rPr>
+        <w:lastRenderedPageBreak/>
         <w:t>The </w:t>
       </w:r>
       <w:proofErr w:type="spellStart"/>
@@ -17269,6 +17997,7 @@
         <w:t> class, and other classes from the </w:t>
       </w:r>
       <w:proofErr w:type="spellStart"/>
+      <w:proofErr w:type="gramStart"/>
       <w:r>
         <w:rPr>
           <w:rFonts w:ascii="Courier" w:eastAsia="Times New Roman" w:hAnsi="Courier" w:cs="Courier New"/>
@@ -17280,6 +18009,7 @@
         <w:t>java.time</w:t>
       </w:r>
       <w:proofErr w:type="spellEnd"/>
+      <w:proofErr w:type="gramEnd"/>
       <w:r>
         <w:rPr>
           <w:rFonts w:ascii="Segoe UI" w:eastAsia="Times New Roman" w:hAnsi="Segoe UI" w:cs="Segoe UI"/>

--- a/JavaDocs_Ch2-4.docx
+++ b/JavaDocs_Ch2-4.docx
@@ -6,17 +6,580 @@
       <w:pPr>
         <w:rPr>
           <w:rFonts w:ascii="Segoe UI" w:hAnsi="Segoe UI" w:cs="Segoe UI"/>
-          <w:sz w:val="24"/>
-          <w:szCs w:val="24"/>
-        </w:rPr>
-      </w:pPr>
-      <w:r>
-        <w:rPr>
-          <w:rFonts w:ascii="Segoe UI" w:hAnsi="Segoe UI" w:cs="Segoe UI"/>
           <w:noProof/>
           <w:sz w:val="24"/>
           <w:szCs w:val="24"/>
         </w:rPr>
+      </w:pPr>
+      <w:r>
+        <w:rPr>
+          <w:rFonts w:ascii="Segoe UI" w:hAnsi="Segoe UI" w:cs="Segoe UI"/>
+          <w:noProof/>
+          <w:sz w:val="24"/>
+          <w:szCs w:val="24"/>
+        </w:rPr>
+        <w:t>Type of variables:</w:t>
+      </w:r>
+    </w:p>
+    <w:p>
+      <w:pPr>
+        <w:pStyle w:val="ListParagraph"/>
+        <w:numPr>
+          <w:ilvl w:val="0"/>
+          <w:numId w:val="5"/>
+        </w:numPr>
+        <w:rPr>
+          <w:rFonts w:ascii="Segoe UI" w:hAnsi="Segoe UI" w:cs="Segoe UI"/>
+          <w:noProof/>
+          <w:sz w:val="24"/>
+          <w:szCs w:val="24"/>
+        </w:rPr>
+      </w:pPr>
+      <w:r>
+        <w:rPr>
+          <w:rFonts w:ascii="Segoe UI" w:hAnsi="Segoe UI" w:cs="Segoe UI"/>
+          <w:noProof/>
+          <w:sz w:val="24"/>
+          <w:szCs w:val="24"/>
+        </w:rPr>
+        <w:t>Instance variables (non-static fields)</w:t>
+      </w:r>
+    </w:p>
+    <w:p>
+      <w:pPr>
+        <w:pStyle w:val="ListParagraph"/>
+        <w:rPr>
+          <w:rFonts w:ascii="Segoe UI" w:hAnsi="Segoe UI" w:cs="Segoe UI"/>
+          <w:sz w:val="24"/>
+          <w:szCs w:val="24"/>
+        </w:rPr>
+      </w:pPr>
+      <w:r>
+        <w:rPr>
+          <w:rFonts w:ascii="Segoe UI" w:hAnsi="Segoe UI" w:cs="Segoe UI"/>
+          <w:sz w:val="24"/>
+          <w:szCs w:val="24"/>
+        </w:rPr>
+        <w:t>Technically speaking, objects store their individual states in “non-static fields”, that is, fields declared without the</w:t>
+      </w:r>
+      <w:r>
+        <w:rPr>
+          <w:rFonts w:ascii="Segoe UI" w:hAnsi="Segoe UI" w:cs="Segoe UI"/>
+          <w:sz w:val="24"/>
+          <w:szCs w:val="24"/>
+        </w:rPr>
+        <w:t xml:space="preserve"> </w:t>
+      </w:r>
+      <w:r>
+        <w:rPr>
+          <w:rFonts w:ascii="Segoe UI" w:hAnsi="Segoe UI" w:cs="Segoe UI"/>
+          <w:b/>
+          <w:bCs/>
+          <w:sz w:val="24"/>
+          <w:szCs w:val="24"/>
+        </w:rPr>
+        <w:t>Static</w:t>
+      </w:r>
+      <w:r>
+        <w:rPr>
+          <w:rFonts w:ascii="Segoe UI" w:hAnsi="Segoe UI" w:cs="Segoe UI"/>
+          <w:sz w:val="24"/>
+          <w:szCs w:val="24"/>
+        </w:rPr>
+        <w:t xml:space="preserve"> keyword. Non-static fields are also known as instance variables because their values are unique to each instance of a class (to each object, in other words); for example, the</w:t>
+      </w:r>
+      <w:r>
+        <w:rPr>
+          <w:rFonts w:ascii="Segoe UI" w:hAnsi="Segoe UI" w:cs="Segoe UI"/>
+          <w:sz w:val="24"/>
+          <w:szCs w:val="24"/>
+        </w:rPr>
+        <w:t xml:space="preserve"> </w:t>
+      </w:r>
+      <w:proofErr w:type="spellStart"/>
+      <w:r>
+        <w:rPr>
+          <w:rFonts w:ascii="Segoe UI" w:hAnsi="Segoe UI" w:cs="Segoe UI"/>
+          <w:b/>
+          <w:bCs/>
+          <w:sz w:val="24"/>
+          <w:szCs w:val="24"/>
+        </w:rPr>
+        <w:t>currentSpeed</w:t>
+      </w:r>
+      <w:proofErr w:type="spellEnd"/>
+      <w:r>
+        <w:rPr>
+          <w:rFonts w:ascii="Segoe UI" w:hAnsi="Segoe UI" w:cs="Segoe UI"/>
+          <w:sz w:val="24"/>
+          <w:szCs w:val="24"/>
+        </w:rPr>
+        <w:t xml:space="preserve"> of one bicycle is independent from the</w:t>
+      </w:r>
+      <w:r>
+        <w:rPr>
+          <w:rFonts w:ascii="Segoe UI" w:hAnsi="Segoe UI" w:cs="Segoe UI"/>
+          <w:sz w:val="24"/>
+          <w:szCs w:val="24"/>
+        </w:rPr>
+        <w:t xml:space="preserve"> </w:t>
+      </w:r>
+      <w:proofErr w:type="spellStart"/>
+      <w:r>
+        <w:rPr>
+          <w:rFonts w:ascii="Segoe UI" w:hAnsi="Segoe UI" w:cs="Segoe UI"/>
+          <w:b/>
+          <w:bCs/>
+          <w:sz w:val="24"/>
+          <w:szCs w:val="24"/>
+        </w:rPr>
+        <w:t>currentSpeed</w:t>
+      </w:r>
+      <w:proofErr w:type="spellEnd"/>
+      <w:r>
+        <w:rPr>
+          <w:rFonts w:ascii="Segoe UI" w:hAnsi="Segoe UI" w:cs="Segoe UI"/>
+          <w:sz w:val="24"/>
+          <w:szCs w:val="24"/>
+        </w:rPr>
+        <w:t xml:space="preserve"> of another.</w:t>
+      </w:r>
+    </w:p>
+    <w:p>
+      <w:pPr>
+        <w:pStyle w:val="ListParagraph"/>
+        <w:numPr>
+          <w:ilvl w:val="0"/>
+          <w:numId w:val="5"/>
+        </w:numPr>
+        <w:rPr>
+          <w:rFonts w:ascii="Segoe UI" w:hAnsi="Segoe UI" w:cs="Segoe UI"/>
+          <w:noProof/>
+          <w:sz w:val="24"/>
+          <w:szCs w:val="24"/>
+        </w:rPr>
+      </w:pPr>
+      <w:r>
+        <w:rPr>
+          <w:rFonts w:ascii="Segoe UI" w:hAnsi="Segoe UI" w:cs="Segoe UI"/>
+          <w:noProof/>
+          <w:sz w:val="24"/>
+          <w:szCs w:val="24"/>
+        </w:rPr>
+        <w:t>Class variables (Static fields)</w:t>
+      </w:r>
+    </w:p>
+    <w:p>
+      <w:pPr>
+        <w:pStyle w:val="ListParagraph"/>
+        <w:rPr>
+          <w:rFonts w:ascii="Segoe UI" w:hAnsi="Segoe UI" w:cs="Segoe UI"/>
+          <w:sz w:val="24"/>
+          <w:szCs w:val="24"/>
+        </w:rPr>
+      </w:pPr>
+      <w:r>
+        <w:rPr>
+          <w:rFonts w:ascii="Segoe UI" w:hAnsi="Segoe UI" w:cs="Segoe UI"/>
+          <w:sz w:val="24"/>
+          <w:szCs w:val="24"/>
+        </w:rPr>
+        <w:t>A class variable is any field declared with the</w:t>
+      </w:r>
+      <w:r>
+        <w:rPr>
+          <w:rFonts w:ascii="Segoe UI" w:hAnsi="Segoe UI" w:cs="Segoe UI"/>
+          <w:sz w:val="24"/>
+          <w:szCs w:val="24"/>
+        </w:rPr>
+        <w:t xml:space="preserve"> </w:t>
+      </w:r>
+      <w:r>
+        <w:rPr>
+          <w:rFonts w:ascii="Segoe UI" w:hAnsi="Segoe UI" w:cs="Segoe UI"/>
+          <w:b/>
+          <w:bCs/>
+          <w:sz w:val="24"/>
+          <w:szCs w:val="24"/>
+        </w:rPr>
+        <w:t>static</w:t>
+      </w:r>
+      <w:r>
+        <w:rPr>
+          <w:rFonts w:ascii="Segoe UI" w:hAnsi="Segoe UI" w:cs="Segoe UI"/>
+          <w:sz w:val="24"/>
+          <w:szCs w:val="24"/>
+        </w:rPr>
+        <w:t xml:space="preserve"> modifier; this tells the compiler that there is exactly one copy of this variable in existence, regardless of how many times the class has been instantiated. For example, a field defining the number of gears for a particular kind of bicycle could be marked as</w:t>
+      </w:r>
+      <w:r>
+        <w:rPr>
+          <w:rFonts w:ascii="Segoe UI" w:hAnsi="Segoe UI" w:cs="Segoe UI"/>
+          <w:sz w:val="24"/>
+          <w:szCs w:val="24"/>
+        </w:rPr>
+        <w:t xml:space="preserve"> </w:t>
+      </w:r>
+      <w:r>
+        <w:rPr>
+          <w:rFonts w:ascii="Segoe UI" w:hAnsi="Segoe UI" w:cs="Segoe UI"/>
+          <w:b/>
+          <w:bCs/>
+          <w:sz w:val="24"/>
+          <w:szCs w:val="24"/>
+        </w:rPr>
+        <w:t>Static</w:t>
+      </w:r>
+      <w:r>
+        <w:rPr>
+          <w:rFonts w:ascii="Segoe UI" w:hAnsi="Segoe UI" w:cs="Segoe UI"/>
+          <w:sz w:val="24"/>
+          <w:szCs w:val="24"/>
+        </w:rPr>
+        <w:t xml:space="preserve"> since conceptually the same number of gears will apply to all instances. </w:t>
+      </w:r>
+      <w:r>
+        <w:rPr>
+          <w:rFonts w:ascii="Segoe UI" w:hAnsi="Segoe UI" w:cs="Segoe UI"/>
+          <w:b/>
+          <w:bCs/>
+          <w:sz w:val="24"/>
+          <w:szCs w:val="24"/>
+        </w:rPr>
+        <w:t xml:space="preserve">The code </w:t>
+      </w:r>
+      <w:r>
+        <w:rPr>
+          <w:rFonts w:ascii="Segoe UI" w:hAnsi="Segoe UI" w:cs="Segoe UI"/>
+          <w:b/>
+          <w:bCs/>
+          <w:sz w:val="24"/>
+          <w:szCs w:val="24"/>
+        </w:rPr>
+        <w:t xml:space="preserve">Static int </w:t>
+      </w:r>
+      <w:proofErr w:type="spellStart"/>
+      <w:r>
+        <w:rPr>
+          <w:rFonts w:ascii="Segoe UI" w:hAnsi="Segoe UI" w:cs="Segoe UI"/>
+          <w:b/>
+          <w:bCs/>
+          <w:sz w:val="24"/>
+          <w:szCs w:val="24"/>
+        </w:rPr>
+        <w:t>numGears</w:t>
+      </w:r>
+      <w:proofErr w:type="spellEnd"/>
+      <w:r>
+        <w:rPr>
+          <w:rFonts w:ascii="Segoe UI" w:hAnsi="Segoe UI" w:cs="Segoe UI"/>
+          <w:b/>
+          <w:bCs/>
+          <w:sz w:val="24"/>
+          <w:szCs w:val="24"/>
+        </w:rPr>
+        <w:t xml:space="preserve"> = 6;</w:t>
+      </w:r>
+      <w:r>
+        <w:rPr>
+          <w:rFonts w:ascii="Segoe UI" w:hAnsi="Segoe UI" w:cs="Segoe UI"/>
+          <w:sz w:val="24"/>
+          <w:szCs w:val="24"/>
+        </w:rPr>
+        <w:t xml:space="preserve"> </w:t>
+      </w:r>
+      <w:r>
+        <w:rPr>
+          <w:rFonts w:ascii="Segoe UI" w:hAnsi="Segoe UI" w:cs="Segoe UI"/>
+          <w:sz w:val="24"/>
+          <w:szCs w:val="24"/>
+        </w:rPr>
+        <w:t>would create such a static field. Addi</w:t>
+      </w:r>
+      <w:r>
+        <w:rPr>
+          <w:rFonts w:ascii="Segoe UI" w:hAnsi="Segoe UI" w:cs="Segoe UI"/>
+          <w:sz w:val="24"/>
+          <w:szCs w:val="24"/>
+        </w:rPr>
+        <w:t xml:space="preserve">tionally, the keyword </w:t>
+      </w:r>
+      <w:r>
+        <w:rPr>
+          <w:rFonts w:ascii="Segoe UI" w:hAnsi="Segoe UI" w:cs="Segoe UI"/>
+          <w:b/>
+          <w:bCs/>
+          <w:sz w:val="24"/>
+          <w:szCs w:val="24"/>
+        </w:rPr>
+        <w:t>final</w:t>
+      </w:r>
+      <w:r>
+        <w:rPr>
+          <w:rFonts w:ascii="Segoe UI" w:hAnsi="Segoe UI" w:cs="Segoe UI"/>
+          <w:sz w:val="24"/>
+          <w:szCs w:val="24"/>
+        </w:rPr>
+        <w:t xml:space="preserve"> could be added to indicate that the number of gears will never change.</w:t>
+      </w:r>
+    </w:p>
+    <w:p>
+      <w:pPr>
+        <w:pStyle w:val="ListParagraph"/>
+        <w:numPr>
+          <w:ilvl w:val="0"/>
+          <w:numId w:val="5"/>
+        </w:numPr>
+        <w:rPr>
+          <w:rFonts w:ascii="Segoe UI" w:hAnsi="Segoe UI" w:cs="Segoe UI"/>
+          <w:noProof/>
+          <w:sz w:val="24"/>
+          <w:szCs w:val="24"/>
+        </w:rPr>
+      </w:pPr>
+      <w:r>
+        <w:rPr>
+          <w:rFonts w:ascii="Segoe UI" w:hAnsi="Segoe UI" w:cs="Segoe UI"/>
+          <w:sz w:val="24"/>
+          <w:szCs w:val="24"/>
+        </w:rPr>
+        <w:t>Local variables</w:t>
+      </w:r>
+    </w:p>
+    <w:p>
+      <w:pPr>
+        <w:pStyle w:val="ListParagraph"/>
+        <w:rPr>
+          <w:rFonts w:ascii="Segoe UI" w:hAnsi="Segoe UI" w:cs="Segoe UI"/>
+          <w:sz w:val="24"/>
+          <w:szCs w:val="24"/>
+        </w:rPr>
+      </w:pPr>
+      <w:r>
+        <w:rPr>
+          <w:rFonts w:ascii="Segoe UI" w:hAnsi="Segoe UI" w:cs="Segoe UI"/>
+          <w:sz w:val="24"/>
+          <w:szCs w:val="24"/>
+        </w:rPr>
+        <w:t xml:space="preserve">Similar to how an object stores its state in fields, a method will often store its temporary state in local variables. The syntax for declaring a local variable is similar to declaring a field (for example, </w:t>
+      </w:r>
+      <w:r>
+        <w:rPr>
+          <w:rFonts w:ascii="Segoe UI" w:hAnsi="Segoe UI" w:cs="Segoe UI"/>
+          <w:b/>
+          <w:bCs/>
+          <w:sz w:val="24"/>
+          <w:szCs w:val="24"/>
+        </w:rPr>
+        <w:t>int count = 0</w:t>
+      </w:r>
+      <w:r>
+        <w:rPr>
+          <w:rFonts w:ascii="Segoe UI" w:hAnsi="Segoe UI" w:cs="Segoe UI"/>
+          <w:sz w:val="24"/>
+          <w:szCs w:val="24"/>
+        </w:rPr>
+        <w:t>). There is no special keyword designating a variable as local; that determination comes entirely from the location in which the variable is declared—which is between the opening and closing braces of a method. As such, local variables are only visible to the methods in which they are declared; they are not accessible from the rest of the class.</w:t>
+      </w:r>
+    </w:p>
+    <w:p>
+      <w:pPr>
+        <w:pStyle w:val="ListParagraph"/>
+        <w:numPr>
+          <w:ilvl w:val="0"/>
+          <w:numId w:val="5"/>
+        </w:numPr>
+        <w:rPr>
+          <w:rFonts w:ascii="Segoe UI" w:hAnsi="Segoe UI" w:cs="Segoe UI"/>
+          <w:noProof/>
+          <w:sz w:val="24"/>
+          <w:szCs w:val="24"/>
+        </w:rPr>
+      </w:pPr>
+      <w:r>
+        <w:rPr>
+          <w:rFonts w:ascii="Segoe UI" w:hAnsi="Segoe UI" w:cs="Segoe UI"/>
+          <w:sz w:val="24"/>
+          <w:szCs w:val="24"/>
+        </w:rPr>
+        <w:t>Parameters</w:t>
+      </w:r>
+    </w:p>
+    <w:p>
+      <w:pPr>
+        <w:pStyle w:val="ListParagraph"/>
+        <w:rPr>
+          <w:rFonts w:ascii="Segoe UI" w:hAnsi="Segoe UI" w:cs="Segoe UI"/>
+          <w:noProof/>
+          <w:sz w:val="24"/>
+          <w:szCs w:val="24"/>
+        </w:rPr>
+      </w:pPr>
+      <w:r>
+        <w:rPr>
+          <w:rFonts w:ascii="Segoe UI" w:hAnsi="Segoe UI" w:cs="Segoe UI"/>
+          <w:sz w:val="24"/>
+          <w:szCs w:val="24"/>
+        </w:rPr>
+        <w:t>You’ve already seen examples of parameters, both in</w:t>
+      </w:r>
+      <w:r>
+        <w:rPr>
+          <w:rFonts w:ascii="Segoe UI" w:hAnsi="Segoe UI" w:cs="Segoe UI"/>
+          <w:sz w:val="24"/>
+          <w:szCs w:val="24"/>
+        </w:rPr>
+        <w:t xml:space="preserve"> </w:t>
+      </w:r>
+      <w:r>
+        <w:rPr>
+          <w:rFonts w:ascii="Segoe UI" w:hAnsi="Segoe UI" w:cs="Segoe UI"/>
+          <w:b/>
+          <w:bCs/>
+          <w:sz w:val="24"/>
+          <w:szCs w:val="24"/>
+        </w:rPr>
+        <w:t>Bicycle</w:t>
+      </w:r>
+      <w:r>
+        <w:rPr>
+          <w:rFonts w:ascii="Segoe UI" w:hAnsi="Segoe UI" w:cs="Segoe UI"/>
+          <w:sz w:val="24"/>
+          <w:szCs w:val="24"/>
+        </w:rPr>
+        <w:t xml:space="preserve"> the class and in the </w:t>
+      </w:r>
+      <w:r>
+        <w:rPr>
+          <w:rFonts w:ascii="Segoe UI" w:hAnsi="Segoe UI" w:cs="Segoe UI"/>
+          <w:b/>
+          <w:bCs/>
+          <w:sz w:val="24"/>
+          <w:szCs w:val="24"/>
+        </w:rPr>
+        <w:t xml:space="preserve">main </w:t>
+      </w:r>
+      <w:r>
+        <w:rPr>
+          <w:rFonts w:ascii="Segoe UI" w:hAnsi="Segoe UI" w:cs="Segoe UI"/>
+          <w:sz w:val="24"/>
+          <w:szCs w:val="24"/>
+        </w:rPr>
+        <w:t xml:space="preserve">method of the “Hello World!” application. Recall that the signature for the </w:t>
+      </w:r>
+      <w:r>
+        <w:rPr>
+          <w:rFonts w:ascii="Segoe UI" w:hAnsi="Segoe UI" w:cs="Segoe UI"/>
+          <w:sz w:val="24"/>
+          <w:szCs w:val="24"/>
+        </w:rPr>
+        <w:t xml:space="preserve">main method is </w:t>
+      </w:r>
+      <w:r>
+        <w:rPr>
+          <w:rFonts w:ascii="Segoe UI" w:hAnsi="Segoe UI" w:cs="Segoe UI"/>
+          <w:b/>
+          <w:bCs/>
+          <w:sz w:val="24"/>
+          <w:szCs w:val="24"/>
+        </w:rPr>
+        <w:t xml:space="preserve">public static void main(String[] </w:t>
+      </w:r>
+      <w:proofErr w:type="spellStart"/>
+      <w:r>
+        <w:rPr>
+          <w:rFonts w:ascii="Segoe UI" w:hAnsi="Segoe UI" w:cs="Segoe UI"/>
+          <w:b/>
+          <w:bCs/>
+          <w:sz w:val="24"/>
+          <w:szCs w:val="24"/>
+        </w:rPr>
+        <w:t>args</w:t>
+      </w:r>
+      <w:proofErr w:type="spellEnd"/>
+      <w:r>
+        <w:rPr>
+          <w:rFonts w:ascii="Segoe UI" w:hAnsi="Segoe UI" w:cs="Segoe UI"/>
+          <w:b/>
+          <w:bCs/>
+          <w:sz w:val="24"/>
+          <w:szCs w:val="24"/>
+        </w:rPr>
+        <w:t>)</w:t>
+      </w:r>
+      <w:r>
+        <w:rPr>
+          <w:rFonts w:ascii="Segoe UI" w:hAnsi="Segoe UI" w:cs="Segoe UI"/>
+          <w:sz w:val="24"/>
+          <w:szCs w:val="24"/>
+        </w:rPr>
+        <w:t xml:space="preserve">. Here, the </w:t>
+      </w:r>
+      <w:proofErr w:type="spellStart"/>
+      <w:r>
+        <w:rPr>
+          <w:rFonts w:ascii="Segoe UI" w:hAnsi="Segoe UI" w:cs="Segoe UI"/>
+          <w:b/>
+          <w:bCs/>
+          <w:sz w:val="24"/>
+          <w:szCs w:val="24"/>
+        </w:rPr>
+        <w:t>args</w:t>
+      </w:r>
+      <w:proofErr w:type="spellEnd"/>
+      <w:r>
+        <w:rPr>
+          <w:rFonts w:ascii="Segoe UI" w:hAnsi="Segoe UI" w:cs="Segoe UI"/>
+          <w:b/>
+          <w:bCs/>
+          <w:sz w:val="24"/>
+          <w:szCs w:val="24"/>
+        </w:rPr>
+        <w:t xml:space="preserve"> </w:t>
+      </w:r>
+      <w:r>
+        <w:rPr>
+          <w:rFonts w:ascii="Segoe UI" w:hAnsi="Segoe UI" w:cs="Segoe UI"/>
+          <w:sz w:val="24"/>
+          <w:szCs w:val="24"/>
+        </w:rPr>
+        <w:t>variable is the parameter to this method. The important thing to remember is that parameters are always classified as “variables,” not “fields”. This applies to other parameter-accepting constructs as well (such as constructors and exception handlers) that you’ll learn about later in the tutorial.</w:t>
+      </w:r>
+    </w:p>
+    <w:p>
+      <w:pPr>
+        <w:rPr>
+          <w:rFonts w:ascii="Segoe UI" w:hAnsi="Segoe UI" w:cs="Segoe UI"/>
+          <w:sz w:val="24"/>
+          <w:szCs w:val="24"/>
+        </w:rPr>
+      </w:pPr>
+      <w:r>
+        <w:rPr>
+          <w:rFonts w:ascii="Segoe UI" w:hAnsi="Segoe UI" w:cs="Segoe UI"/>
+          <w:noProof/>
+          <w:sz w:val="24"/>
+          <w:szCs w:val="24"/>
+        </w:rPr>
+        <w:t xml:space="preserve">       </w:t>
+      </w:r>
+    </w:p>
+    <w:p>
+      <w:pPr>
+        <w:rPr>
+          <w:rFonts w:ascii="Segoe UI" w:hAnsi="Segoe UI" w:cs="Segoe UI"/>
+          <w:sz w:val="24"/>
+          <w:szCs w:val="24"/>
+        </w:rPr>
+      </w:pPr>
+      <w:r>
+        <w:rPr>
+          <w:rFonts w:ascii="Segoe UI" w:hAnsi="Segoe UI" w:cs="Segoe UI"/>
+          <w:noProof/>
+          <w:sz w:val="24"/>
+          <w:szCs w:val="24"/>
+        </w:rPr>
+        <w:lastRenderedPageBreak/>
         <w:drawing>
           <wp:inline distT="0" distB="0" distL="0" distR="0" wp14:anchorId="30763D19" wp14:editId="0F3E9C38">
             <wp:extent cx="5731510" cy="1891665"/>
@@ -381,6 +944,11 @@
           <w:numId w:val="2"/>
         </w:numPr>
         <w:spacing w:line="240" w:lineRule="auto"/>
+        <w:rPr>
+          <w:rFonts w:ascii="Segoe UI" w:hAnsi="Segoe UI" w:cs="Segoe UI"/>
+          <w:sz w:val="24"/>
+          <w:szCs w:val="24"/>
+        </w:rPr>
       </w:pPr>
       <w:proofErr w:type="spellStart"/>
       <w:r>
@@ -554,16 +1122,7 @@
           <w:sz w:val="24"/>
           <w:szCs w:val="24"/>
         </w:rPr>
-        <w:t xml:space="preserve"> = </w:t>
-      </w:r>
-      <w:proofErr w:type="gramStart"/>
-      <w:r>
-        <w:rPr>
-          <w:rFonts w:ascii="Segoe UI" w:hAnsi="Segoe UI" w:cs="Segoe UI"/>
-          <w:sz w:val="24"/>
-          <w:szCs w:val="24"/>
-        </w:rPr>
-        <w:t>{</w:t>
+        <w:t xml:space="preserve"> = {</w:t>
       </w:r>
       <w:r>
         <w:rPr>
@@ -581,7 +1140,6 @@
         </w:rPr>
         <w:t>S</w:t>
       </w:r>
-      <w:proofErr w:type="gramEnd"/>
       <w:r>
         <w:rPr>
           <w:rFonts w:ascii="Segoe UI" w:hAnsi="Segoe UI" w:cs="Segoe UI"/>
@@ -1209,29 +1767,7 @@
           <w:szCs w:val="24"/>
           <w:lang w:eastAsia="en-ID"/>
         </w:rPr>
-        <w:t xml:space="preserve">x &lt; </w:t>
-      </w:r>
-      <w:proofErr w:type="gramStart"/>
-      <w:r>
-        <w:rPr>
-          <w:rFonts w:ascii="Segoe UI" w:eastAsia="Times New Roman" w:hAnsi="Segoe UI" w:cs="Segoe UI"/>
-          <w:color w:val="000000"/>
-          <w:sz w:val="24"/>
-          <w:szCs w:val="24"/>
-          <w:lang w:eastAsia="en-ID"/>
-        </w:rPr>
-        <w:t>y ?</w:t>
-      </w:r>
-      <w:proofErr w:type="gramEnd"/>
-      <w:r>
-        <w:rPr>
-          <w:rFonts w:ascii="Segoe UI" w:eastAsia="Times New Roman" w:hAnsi="Segoe UI" w:cs="Segoe UI"/>
-          <w:color w:val="000000"/>
-          <w:sz w:val="24"/>
-          <w:szCs w:val="24"/>
-          <w:lang w:eastAsia="en-ID"/>
-        </w:rPr>
-        <w:t xml:space="preserve"> x: y</w:t>
+        <w:t>x &lt; y ? x: y</w:t>
       </w:r>
     </w:p>
     <w:p>
@@ -1680,7 +2216,6 @@
         <w:t xml:space="preserve">String s = </w:t>
       </w:r>
       <w:proofErr w:type="spellStart"/>
-      <w:proofErr w:type="gramStart"/>
       <w:r>
         <w:rPr>
           <w:rFonts w:ascii="Segoe UI" w:hAnsi="Segoe UI" w:cs="Segoe UI"/>
@@ -1691,7 +2226,6 @@
         <w:t>greet.substring</w:t>
       </w:r>
       <w:proofErr w:type="spellEnd"/>
-      <w:proofErr w:type="gramEnd"/>
       <w:r>
         <w:rPr>
           <w:rFonts w:ascii="Segoe UI" w:hAnsi="Segoe UI" w:cs="Segoe UI"/>
@@ -1851,20 +2385,9 @@
           <w:sz w:val="24"/>
           <w:szCs w:val="24"/>
         </w:rPr>
-        <w:t>hello</w:t>
-      </w:r>
-      <w:proofErr w:type="gramStart"/>
-      <w:r>
-        <w:rPr>
-          <w:rFonts w:ascii="Segoe UI" w:hAnsi="Segoe UI" w:cs="Segoe UI"/>
-          <w:color w:val="000000"/>
-          <w:sz w:val="24"/>
-          <w:szCs w:val="24"/>
-        </w:rPr>
-        <w:t>”.equals</w:t>
+        <w:t>hello”.equals</w:t>
       </w:r>
       <w:proofErr w:type="spellEnd"/>
-      <w:proofErr w:type="gramEnd"/>
       <w:r>
         <w:rPr>
           <w:rFonts w:ascii="Segoe UI" w:hAnsi="Segoe UI" w:cs="Segoe UI"/>
@@ -1971,20 +2494,9 @@
           <w:sz w:val="24"/>
           <w:szCs w:val="24"/>
         </w:rPr>
-        <w:t>jack</w:t>
-      </w:r>
-      <w:proofErr w:type="gramStart"/>
-      <w:r>
-        <w:rPr>
-          <w:rFonts w:ascii="Segoe UI" w:hAnsi="Segoe UI" w:cs="Segoe UI"/>
-          <w:color w:val="000000"/>
-          <w:sz w:val="24"/>
-          <w:szCs w:val="24"/>
-        </w:rPr>
-        <w:t>”.length</w:t>
+        <w:t>jack”.length</w:t>
       </w:r>
       <w:proofErr w:type="spellEnd"/>
-      <w:proofErr w:type="gramEnd"/>
       <w:r>
         <w:rPr>
           <w:rFonts w:ascii="Segoe UI" w:hAnsi="Segoe UI" w:cs="Segoe UI"/>
@@ -2027,20 +2539,9 @@
           <w:sz w:val="24"/>
           <w:szCs w:val="24"/>
         </w:rPr>
-        <w:t>jack</w:t>
-      </w:r>
-      <w:proofErr w:type="gramStart"/>
-      <w:r>
-        <w:rPr>
-          <w:rFonts w:ascii="Segoe UI" w:hAnsi="Segoe UI" w:cs="Segoe UI"/>
-          <w:color w:val="000000"/>
-          <w:sz w:val="24"/>
-          <w:szCs w:val="24"/>
-        </w:rPr>
-        <w:t>”.equals</w:t>
+        <w:t>jack”.equals</w:t>
       </w:r>
       <w:proofErr w:type="spellEnd"/>
-      <w:proofErr w:type="gramEnd"/>
       <w:r>
         <w:rPr>
           <w:rFonts w:ascii="Segoe UI" w:hAnsi="Segoe UI" w:cs="Segoe UI"/>
@@ -2131,7 +2632,6 @@
         <w:t xml:space="preserve"> = </w:t>
       </w:r>
       <w:proofErr w:type="spellStart"/>
-      <w:proofErr w:type="gramStart"/>
       <w:r>
         <w:rPr>
           <w:rFonts w:ascii="Segoe UI" w:hAnsi="Segoe UI" w:cs="Segoe UI"/>
@@ -2142,7 +2642,6 @@
         <w:t>greeting.codePointCount</w:t>
       </w:r>
       <w:proofErr w:type="spellEnd"/>
-      <w:proofErr w:type="gramEnd"/>
       <w:r>
         <w:rPr>
           <w:rFonts w:ascii="Segoe UI" w:hAnsi="Segoe UI" w:cs="Segoe UI"/>
@@ -2195,17 +2694,7 @@
           <w:sz w:val="24"/>
           <w:szCs w:val="24"/>
         </w:rPr>
-        <w:t>char first = “Hello</w:t>
-      </w:r>
-      <w:proofErr w:type="gramStart"/>
-      <w:r>
-        <w:rPr>
-          <w:rFonts w:ascii="Segoe UI" w:hAnsi="Segoe UI" w:cs="Segoe UI"/>
-          <w:color w:val="000000"/>
-          <w:sz w:val="24"/>
-          <w:szCs w:val="24"/>
-        </w:rPr>
-        <w:t>”.</w:t>
+        <w:t>char first = “Hello”.</w:t>
       </w:r>
       <w:proofErr w:type="spellStart"/>
       <w:r>
@@ -2218,7 +2707,6 @@
         <w:t>charAt</w:t>
       </w:r>
       <w:proofErr w:type="spellEnd"/>
-      <w:proofErr w:type="gramEnd"/>
       <w:r>
         <w:rPr>
           <w:rFonts w:ascii="Segoe UI" w:hAnsi="Segoe UI" w:cs="Segoe UI"/>
@@ -2486,7 +2974,6 @@
         <w:t xml:space="preserve">String name = </w:t>
       </w:r>
       <w:proofErr w:type="spellStart"/>
-      <w:proofErr w:type="gramStart"/>
       <w:r>
         <w:rPr>
           <w:rFonts w:ascii="Segoe UI" w:eastAsia="Times New Roman" w:hAnsi="Segoe UI" w:cs="Segoe UI"/>
@@ -2498,7 +2985,6 @@
         <w:t>in.nextLine</w:t>
       </w:r>
       <w:proofErr w:type="spellEnd"/>
-      <w:proofErr w:type="gramEnd"/>
       <w:r>
         <w:rPr>
           <w:rFonts w:ascii="Segoe UI" w:eastAsia="Times New Roman" w:hAnsi="Segoe UI" w:cs="Segoe UI"/>
@@ -3105,21 +3591,9 @@
           <w:szCs w:val="24"/>
           <w:lang w:eastAsia="en-ID"/>
         </w:rPr>
-        <w:t xml:space="preserve">Scanner in = new </w:t>
-      </w:r>
-      <w:proofErr w:type="gramStart"/>
-      <w:r>
-        <w:rPr>
-          <w:rFonts w:ascii="Segoe UI" w:eastAsia="Times New Roman" w:hAnsi="Segoe UI" w:cs="Segoe UI"/>
-          <w:color w:val="000000"/>
-          <w:sz w:val="24"/>
-          <w:szCs w:val="24"/>
-          <w:lang w:eastAsia="en-ID"/>
-        </w:rPr>
-        <w:t>Scanner(</w:t>
+        <w:t>Scanner in = new Scanner(</w:t>
       </w:r>
       <w:proofErr w:type="spellStart"/>
-      <w:proofErr w:type="gramEnd"/>
       <w:r>
         <w:rPr>
           <w:rFonts w:ascii="Segoe UI" w:eastAsia="Times New Roman" w:hAnsi="Segoe UI" w:cs="Segoe UI"/>
@@ -3266,7 +3740,6 @@
         <w:t xml:space="preserve"> out = new </w:t>
       </w:r>
       <w:proofErr w:type="spellStart"/>
-      <w:proofErr w:type="gramStart"/>
       <w:r>
         <w:rPr>
           <w:rFonts w:ascii="Segoe UI" w:eastAsia="Times New Roman" w:hAnsi="Segoe UI" w:cs="Segoe UI"/>
@@ -3286,18 +3759,7 @@
           <w:szCs w:val="24"/>
           <w:lang w:eastAsia="en-ID"/>
         </w:rPr>
-        <w:t>(</w:t>
-      </w:r>
-      <w:proofErr w:type="gramEnd"/>
-      <w:r>
-        <w:rPr>
-          <w:rFonts w:ascii="Segoe UI" w:eastAsia="Times New Roman" w:hAnsi="Segoe UI" w:cs="Segoe UI"/>
-          <w:color w:val="000000"/>
-          <w:sz w:val="24"/>
-          <w:szCs w:val="24"/>
-          <w:lang w:eastAsia="en-ID"/>
-        </w:rPr>
-        <w:t>'myfile.txt', StandardCharsets.UTF_8);</w:t>
+        <w:t>('myfile.txt', StandardCharsets.UTF_8);</w:t>
       </w:r>
     </w:p>
     <w:p>
@@ -3501,29 +3963,7 @@
           <w:szCs w:val="24"/>
           <w:lang w:eastAsia="en-ID"/>
         </w:rPr>
-        <w:t xml:space="preserve"> = new </w:t>
-      </w:r>
-      <w:proofErr w:type="gramStart"/>
-      <w:r>
-        <w:rPr>
-          <w:rFonts w:ascii="Segoe UI" w:eastAsia="Times New Roman" w:hAnsi="Segoe UI" w:cs="Segoe UI"/>
-          <w:color w:val="000000"/>
-          <w:sz w:val="24"/>
-          <w:szCs w:val="24"/>
-          <w:lang w:eastAsia="en-ID"/>
-        </w:rPr>
-        <w:t>int[</w:t>
-      </w:r>
-      <w:proofErr w:type="gramEnd"/>
-      <w:r>
-        <w:rPr>
-          <w:rFonts w:ascii="Segoe UI" w:eastAsia="Times New Roman" w:hAnsi="Segoe UI" w:cs="Segoe UI"/>
-          <w:color w:val="000000"/>
-          <w:sz w:val="24"/>
-          <w:szCs w:val="24"/>
-          <w:lang w:eastAsia="en-ID"/>
-        </w:rPr>
-        <w:t>] { 17, 19, 23, 29, 31, 37 };</w:t>
+        <w:t xml:space="preserve"> = new int[] { 17, 19, 23, 29, 31, 37 };</w:t>
       </w:r>
     </w:p>
     <w:p>
@@ -3560,27 +4000,15 @@
           <w:lang w:eastAsia="en-ID"/>
         </w:rPr>
       </w:pPr>
-      <w:proofErr w:type="gramStart"/>
-      <w:r>
-        <w:rPr>
-          <w:rFonts w:ascii="Segoe UI" w:eastAsia="Times New Roman" w:hAnsi="Segoe UI" w:cs="Segoe UI"/>
-          <w:color w:val="000000"/>
-          <w:sz w:val="24"/>
-          <w:szCs w:val="24"/>
-          <w:lang w:eastAsia="en-ID"/>
-        </w:rPr>
-        <w:t>int[</w:t>
-      </w:r>
-      <w:proofErr w:type="gramEnd"/>
-      <w:r>
-        <w:rPr>
-          <w:rFonts w:ascii="Segoe UI" w:eastAsia="Times New Roman" w:hAnsi="Segoe UI" w:cs="Segoe UI"/>
-          <w:color w:val="000000"/>
-          <w:sz w:val="24"/>
-          <w:szCs w:val="24"/>
-          <w:lang w:eastAsia="en-ID"/>
-        </w:rPr>
-        <w:t>] a = new int[100];</w:t>
+      <w:r>
+        <w:rPr>
+          <w:rFonts w:ascii="Segoe UI" w:eastAsia="Times New Roman" w:hAnsi="Segoe UI" w:cs="Segoe UI"/>
+          <w:color w:val="000000"/>
+          <w:sz w:val="24"/>
+          <w:szCs w:val="24"/>
+          <w:lang w:eastAsia="en-ID"/>
+        </w:rPr>
+        <w:t>int[] a = new int[100];</w:t>
       </w:r>
     </w:p>
     <w:p>
@@ -3691,18 +4119,7 @@
           <w:szCs w:val="24"/>
           <w:lang w:eastAsia="en-ID"/>
         </w:rPr>
-        <w:t>+</w:t>
-      </w:r>
-      <w:proofErr w:type="gramStart"/>
-      <w:r>
-        <w:rPr>
-          <w:rFonts w:ascii="Segoe UI" w:eastAsia="Times New Roman" w:hAnsi="Segoe UI" w:cs="Segoe UI"/>
-          <w:color w:val="000000"/>
-          <w:sz w:val="24"/>
-          <w:szCs w:val="24"/>
-          <w:lang w:eastAsia="en-ID"/>
-        </w:rPr>
-        <w:t>+)</w:t>
+        <w:t>++)</w:t>
       </w:r>
       <w:r>
         <w:rPr>
@@ -3714,7 +4131,6 @@
         </w:rPr>
         <w:t>{</w:t>
       </w:r>
-      <w:proofErr w:type="gramEnd"/>
     </w:p>
     <w:p>
       <w:pPr>
@@ -4003,29 +4419,7 @@
           <w:szCs w:val="24"/>
           <w:lang w:eastAsia="en-ID"/>
         </w:rPr>
-        <w:t xml:space="preserve">for (int </w:t>
-      </w:r>
-      <w:proofErr w:type="gramStart"/>
-      <w:r>
-        <w:rPr>
-          <w:rFonts w:ascii="Segoe UI" w:eastAsia="Times New Roman" w:hAnsi="Segoe UI" w:cs="Segoe UI"/>
-          <w:color w:val="000000"/>
-          <w:sz w:val="24"/>
-          <w:szCs w:val="24"/>
-          <w:lang w:eastAsia="en-ID"/>
-        </w:rPr>
-        <w:t>element :</w:t>
-      </w:r>
-      <w:proofErr w:type="gramEnd"/>
-      <w:r>
-        <w:rPr>
-          <w:rFonts w:ascii="Segoe UI" w:eastAsia="Times New Roman" w:hAnsi="Segoe UI" w:cs="Segoe UI"/>
-          <w:color w:val="000000"/>
-          <w:sz w:val="24"/>
-          <w:szCs w:val="24"/>
-          <w:lang w:eastAsia="en-ID"/>
-        </w:rPr>
-        <w:t xml:space="preserve"> a)</w:t>
+        <w:t>for (int element : a)</w:t>
       </w:r>
       <w:r>
         <w:rPr>
@@ -4259,27 +4653,15 @@
           <w:lang w:eastAsia="en-ID"/>
         </w:rPr>
       </w:pPr>
-      <w:proofErr w:type="gramStart"/>
-      <w:r>
-        <w:rPr>
-          <w:rFonts w:ascii="Segoe UI" w:eastAsia="Times New Roman" w:hAnsi="Segoe UI" w:cs="Segoe UI"/>
-          <w:color w:val="000000"/>
-          <w:sz w:val="24"/>
-          <w:szCs w:val="24"/>
-          <w:lang w:eastAsia="en-ID"/>
-        </w:rPr>
-        <w:t>int[</w:t>
-      </w:r>
-      <w:proofErr w:type="gramEnd"/>
-      <w:r>
-        <w:rPr>
-          <w:rFonts w:ascii="Segoe UI" w:eastAsia="Times New Roman" w:hAnsi="Segoe UI" w:cs="Segoe UI"/>
-          <w:color w:val="000000"/>
-          <w:sz w:val="24"/>
-          <w:szCs w:val="24"/>
-          <w:lang w:eastAsia="en-ID"/>
-        </w:rPr>
-        <w:t xml:space="preserve">] </w:t>
+      <w:r>
+        <w:rPr>
+          <w:rFonts w:ascii="Segoe UI" w:eastAsia="Times New Roman" w:hAnsi="Segoe UI" w:cs="Segoe UI"/>
+          <w:color w:val="000000"/>
+          <w:sz w:val="24"/>
+          <w:szCs w:val="24"/>
+          <w:lang w:eastAsia="en-ID"/>
+        </w:rPr>
+        <w:t xml:space="preserve">int[] </w:t>
       </w:r>
       <w:proofErr w:type="spellStart"/>
       <w:r>
@@ -4362,7 +4744,6 @@
         </w:rPr>
       </w:pPr>
       <w:proofErr w:type="spellStart"/>
-      <w:proofErr w:type="gramStart"/>
       <w:r>
         <w:rPr>
           <w:rFonts w:ascii="Segoe UI" w:eastAsia="Times New Roman" w:hAnsi="Segoe UI" w:cs="Segoe UI"/>
@@ -4382,18 +4763,7 @@
           <w:szCs w:val="24"/>
           <w:lang w:eastAsia="en-ID"/>
         </w:rPr>
-        <w:t>[</w:t>
-      </w:r>
-      <w:proofErr w:type="gramEnd"/>
-      <w:r>
-        <w:rPr>
-          <w:rFonts w:ascii="Segoe UI" w:eastAsia="Times New Roman" w:hAnsi="Segoe UI" w:cs="Segoe UI"/>
-          <w:color w:val="000000"/>
-          <w:sz w:val="24"/>
-          <w:szCs w:val="24"/>
-          <w:lang w:eastAsia="en-ID"/>
-        </w:rPr>
-        <w:t xml:space="preserve">5] = 12; // now </w:t>
+        <w:t xml:space="preserve">[5] = 12; // now </w:t>
       </w:r>
       <w:proofErr w:type="spellStart"/>
       <w:r>
@@ -4520,27 +4890,15 @@
           <w:lang w:eastAsia="en-ID"/>
         </w:rPr>
       </w:pPr>
-      <w:proofErr w:type="gramStart"/>
-      <w:r>
-        <w:rPr>
-          <w:rFonts w:ascii="Segoe UI" w:eastAsia="Times New Roman" w:hAnsi="Segoe UI" w:cs="Segoe UI"/>
-          <w:color w:val="000000"/>
-          <w:sz w:val="24"/>
-          <w:szCs w:val="24"/>
-          <w:lang w:eastAsia="en-ID"/>
-        </w:rPr>
-        <w:t>int[</w:t>
-      </w:r>
-      <w:proofErr w:type="gramEnd"/>
-      <w:r>
-        <w:rPr>
-          <w:rFonts w:ascii="Segoe UI" w:eastAsia="Times New Roman" w:hAnsi="Segoe UI" w:cs="Segoe UI"/>
-          <w:color w:val="000000"/>
-          <w:sz w:val="24"/>
-          <w:szCs w:val="24"/>
-          <w:lang w:eastAsia="en-ID"/>
-        </w:rPr>
-        <w:t xml:space="preserve">] </w:t>
+      <w:r>
+        <w:rPr>
+          <w:rFonts w:ascii="Segoe UI" w:eastAsia="Times New Roman" w:hAnsi="Segoe UI" w:cs="Segoe UI"/>
+          <w:color w:val="000000"/>
+          <w:sz w:val="24"/>
+          <w:szCs w:val="24"/>
+          <w:lang w:eastAsia="en-ID"/>
+        </w:rPr>
+        <w:t xml:space="preserve">int[] </w:t>
       </w:r>
       <w:proofErr w:type="spellStart"/>
       <w:r>
@@ -4802,27 +5160,15 @@
           <w:lang w:eastAsia="en-ID"/>
         </w:rPr>
       </w:pPr>
-      <w:proofErr w:type="gramStart"/>
-      <w:r>
-        <w:rPr>
-          <w:rFonts w:ascii="Segoe UI" w:eastAsia="Times New Roman" w:hAnsi="Segoe UI" w:cs="Segoe UI"/>
-          <w:color w:val="000000"/>
-          <w:sz w:val="24"/>
-          <w:szCs w:val="24"/>
-          <w:lang w:eastAsia="en-ID"/>
-        </w:rPr>
-        <w:t>Int[</w:t>
-      </w:r>
-      <w:proofErr w:type="gramEnd"/>
-      <w:r>
-        <w:rPr>
-          <w:rFonts w:ascii="Segoe UI" w:eastAsia="Times New Roman" w:hAnsi="Segoe UI" w:cs="Segoe UI"/>
-          <w:color w:val="000000"/>
-          <w:sz w:val="24"/>
-          <w:szCs w:val="24"/>
-          <w:lang w:eastAsia="en-ID"/>
-        </w:rPr>
-        <w:t xml:space="preserve">][] </w:t>
+      <w:r>
+        <w:rPr>
+          <w:rFonts w:ascii="Segoe UI" w:eastAsia="Times New Roman" w:hAnsi="Segoe UI" w:cs="Segoe UI"/>
+          <w:color w:val="000000"/>
+          <w:sz w:val="24"/>
+          <w:szCs w:val="24"/>
+          <w:lang w:eastAsia="en-ID"/>
+        </w:rPr>
+        <w:t xml:space="preserve">Int[][] </w:t>
       </w:r>
       <w:proofErr w:type="spellStart"/>
       <w:r>
@@ -5919,6 +6265,7 @@
       </w:r>
       <w:r>
         <w:rPr>
+          <w:rFonts w:ascii="Segoe UI" w:hAnsi="Segoe UI" w:cs="Segoe UI"/>
           <w:b/>
           <w:bCs/>
           <w:i/>
@@ -6064,27 +6411,7 @@
           <w:sz w:val="24"/>
           <w:szCs w:val="24"/>
         </w:rPr>
-        <w:t xml:space="preserve">new </w:t>
-      </w:r>
-      <w:proofErr w:type="gramStart"/>
-      <w:r>
-        <w:rPr>
-          <w:rFonts w:ascii="Segoe UI" w:hAnsi="Segoe UI" w:cs="Segoe UI"/>
-          <w:color w:val="000000"/>
-          <w:sz w:val="24"/>
-          <w:szCs w:val="24"/>
-        </w:rPr>
-        <w:t>Date(</w:t>
-      </w:r>
-      <w:proofErr w:type="gramEnd"/>
-      <w:r>
-        <w:rPr>
-          <w:rFonts w:ascii="Segoe UI" w:hAnsi="Segoe UI" w:cs="Segoe UI"/>
-          <w:color w:val="000000"/>
-          <w:sz w:val="24"/>
-          <w:szCs w:val="24"/>
-        </w:rPr>
-        <w:t>)</w:t>
+        <w:t>new Date()</w:t>
       </w:r>
     </w:p>
     <w:p>
@@ -6170,17 +6497,7 @@
           <w:sz w:val="24"/>
           <w:szCs w:val="24"/>
         </w:rPr>
-        <w:t>String s = new Date(</w:t>
-      </w:r>
-      <w:proofErr w:type="gramStart"/>
-      <w:r>
-        <w:rPr>
-          <w:rFonts w:ascii="Segoe UI" w:hAnsi="Segoe UI" w:cs="Segoe UI"/>
-          <w:color w:val="000000"/>
-          <w:sz w:val="24"/>
-          <w:szCs w:val="24"/>
-        </w:rPr>
-        <w:t>).</w:t>
+        <w:t>String s = new Date().</w:t>
       </w:r>
       <w:proofErr w:type="spellStart"/>
       <w:r>
@@ -6193,7 +6510,6 @@
         <w:t>toString</w:t>
       </w:r>
       <w:proofErr w:type="spellEnd"/>
-      <w:proofErr w:type="gramEnd"/>
       <w:r>
         <w:rPr>
           <w:rFonts w:ascii="Segoe UI" w:hAnsi="Segoe UI" w:cs="Segoe UI"/>
@@ -6350,6 +6666,7 @@
       </w:r>
       <w:r>
         <w:rPr>
+          <w:rFonts w:ascii="Segoe UI" w:hAnsi="Segoe UI" w:cs="Segoe UI"/>
           <w:i/>
           <w:iCs/>
           <w:sz w:val="24"/>
@@ -6411,6 +6728,7 @@
       </w:r>
       <w:r>
         <w:rPr>
+          <w:rFonts w:ascii="Segoe UI" w:hAnsi="Segoe UI" w:cs="Segoe UI"/>
           <w:i/>
           <w:iCs/>
           <w:sz w:val="24"/>
@@ -6612,17 +6930,7 @@
           <w:sz w:val="24"/>
           <w:szCs w:val="24"/>
         </w:rPr>
-        <w:t>GregorianCalendar.</w:t>
-      </w:r>
-      <w:r>
-        <w:rPr>
-          <w:rStyle w:val="HTMLCode"/>
-          <w:rFonts w:ascii="Segoe UI" w:eastAsiaTheme="minorHAnsi" w:hAnsi="Segoe UI" w:cs="Segoe UI"/>
-          <w:color w:val="000000"/>
-          <w:sz w:val="24"/>
-          <w:szCs w:val="24"/>
-        </w:rPr>
-        <w:t>add</w:t>
+        <w:t>GregorianCalendar.add</w:t>
       </w:r>
       <w:proofErr w:type="spellEnd"/>
       <w:r>
@@ -7226,7 +7534,6 @@
         <w:t xml:space="preserve">public void </w:t>
       </w:r>
       <w:proofErr w:type="spellStart"/>
-      <w:proofErr w:type="gramStart"/>
       <w:r>
         <w:rPr>
           <w:rFonts w:ascii="Segoe UI" w:eastAsia="Times New Roman" w:hAnsi="Segoe UI" w:cs="Segoe UI"/>
@@ -7246,18 +7553,7 @@
           <w:szCs w:val="24"/>
           <w:lang w:eastAsia="en-ID"/>
         </w:rPr>
-        <w:t>(</w:t>
-      </w:r>
-      <w:proofErr w:type="gramEnd"/>
-      <w:r>
-        <w:rPr>
-          <w:rFonts w:ascii="Segoe UI" w:eastAsia="Times New Roman" w:hAnsi="Segoe UI" w:cs="Segoe UI"/>
-          <w:color w:val="000000"/>
-          <w:sz w:val="24"/>
-          <w:szCs w:val="24"/>
-          <w:lang w:eastAsia="en-ID"/>
-        </w:rPr>
-        <w:t xml:space="preserve">double </w:t>
+        <w:t xml:space="preserve">(double </w:t>
       </w:r>
       <w:proofErr w:type="spellStart"/>
       <w:r>
@@ -7653,16 +7949,7 @@
           <w:sz w:val="24"/>
           <w:szCs w:val="24"/>
         </w:rPr>
-        <w:t xml:space="preserve">The second parameter, the number inside the parentheses after the method </w:t>
-      </w:r>
-      <w:r>
-        <w:rPr>
-          <w:rFonts w:ascii="Segoe UI" w:hAnsi="Segoe UI" w:cs="Segoe UI"/>
-          <w:color w:val="000000"/>
-          <w:sz w:val="24"/>
-          <w:szCs w:val="24"/>
-        </w:rPr>
-        <w:t>name, is an </w:t>
+        <w:t>The second parameter, the number inside the parentheses after the method name, is an </w:t>
       </w:r>
       <w:r>
         <w:rPr>
@@ -7823,7 +8110,6 @@
         <w:t xml:space="preserve">public void </w:t>
       </w:r>
       <w:proofErr w:type="spellStart"/>
-      <w:proofErr w:type="gramStart"/>
       <w:r>
         <w:rPr>
           <w:rFonts w:ascii="Segoe UI" w:eastAsia="Times New Roman" w:hAnsi="Segoe UI" w:cs="Segoe UI"/>
@@ -7843,18 +8129,7 @@
           <w:szCs w:val="24"/>
           <w:lang w:eastAsia="en-ID"/>
         </w:rPr>
-        <w:t>(</w:t>
-      </w:r>
-      <w:proofErr w:type="gramEnd"/>
-      <w:r>
-        <w:rPr>
-          <w:rFonts w:ascii="Segoe UI" w:eastAsia="Times New Roman" w:hAnsi="Segoe UI" w:cs="Segoe UI"/>
-          <w:color w:val="000000"/>
-          <w:sz w:val="24"/>
-          <w:szCs w:val="24"/>
-          <w:lang w:eastAsia="en-ID"/>
-        </w:rPr>
-        <w:t xml:space="preserve">double </w:t>
+        <w:t xml:space="preserve">(double </w:t>
       </w:r>
       <w:proofErr w:type="spellStart"/>
       <w:r>
@@ -7963,7 +8238,6 @@
         <w:t xml:space="preserve">   double raise = </w:t>
       </w:r>
       <w:proofErr w:type="spellStart"/>
-      <w:proofErr w:type="gramStart"/>
       <w:r>
         <w:rPr>
           <w:rFonts w:ascii="Segoe UI" w:eastAsia="Times New Roman" w:hAnsi="Segoe UI" w:cs="Segoe UI"/>
@@ -7987,7 +8261,6 @@
         <w:t>.salary</w:t>
       </w:r>
       <w:proofErr w:type="spellEnd"/>
-      <w:proofErr w:type="gramEnd"/>
       <w:r>
         <w:rPr>
           <w:rFonts w:ascii="Segoe UI" w:eastAsia="Times New Roman" w:hAnsi="Segoe UI" w:cs="Segoe UI"/>
@@ -8063,7 +8336,6 @@
         <w:t>   </w:t>
       </w:r>
       <w:proofErr w:type="spellStart"/>
-      <w:proofErr w:type="gramStart"/>
       <w:r>
         <w:rPr>
           <w:rFonts w:ascii="Segoe UI" w:eastAsia="Times New Roman" w:hAnsi="Segoe UI" w:cs="Segoe UI"/>
@@ -8087,7 +8359,6 @@
         <w:t>.salary</w:t>
       </w:r>
       <w:proofErr w:type="spellEnd"/>
-      <w:proofErr w:type="gramEnd"/>
       <w:r>
         <w:rPr>
           <w:rFonts w:ascii="Segoe UI" w:eastAsia="Times New Roman" w:hAnsi="Segoe UI" w:cs="Segoe UI"/>
@@ -8194,17 +8465,17 @@
         <w:rPr>
           <w:rFonts w:ascii="Segoe UI" w:eastAsia="Times New Roman" w:hAnsi="Segoe UI" w:cs="Segoe UI"/>
           <w:color w:val="000000"/>
-          <w:sz w:val="26"/>
-          <w:szCs w:val="26"/>
-          <w:lang w:eastAsia="en-ID"/>
-        </w:rPr>
-      </w:pPr>
-      <w:r>
-        <w:rPr>
-          <w:rFonts w:ascii="Segoe UI" w:eastAsia="Times New Roman" w:hAnsi="Segoe UI" w:cs="Segoe UI"/>
-          <w:color w:val="000000"/>
-          <w:sz w:val="26"/>
-          <w:szCs w:val="26"/>
+          <w:sz w:val="24"/>
+          <w:szCs w:val="24"/>
+          <w:lang w:eastAsia="en-ID"/>
+        </w:rPr>
+      </w:pPr>
+      <w:r>
+        <w:rPr>
+          <w:rFonts w:ascii="Segoe UI" w:eastAsia="Times New Roman" w:hAnsi="Segoe UI" w:cs="Segoe UI"/>
+          <w:color w:val="000000"/>
+          <w:sz w:val="24"/>
+          <w:szCs w:val="24"/>
           <w:lang w:eastAsia="en-ID"/>
         </w:rPr>
         <w:t>Sometimes, it happens that you want to get and set the value of an instance field. Then you need to supply </w:t>
@@ -8215,8 +8486,8 @@
           <w:i/>
           <w:iCs/>
           <w:color w:val="000000"/>
-          <w:sz w:val="26"/>
-          <w:szCs w:val="26"/>
+          <w:sz w:val="24"/>
+          <w:szCs w:val="24"/>
           <w:lang w:eastAsia="en-ID"/>
         </w:rPr>
         <w:t>three</w:t>
@@ -8225,8 +8496,8 @@
         <w:rPr>
           <w:rFonts w:ascii="Segoe UI" w:eastAsia="Times New Roman" w:hAnsi="Segoe UI" w:cs="Segoe UI"/>
           <w:color w:val="000000"/>
-          <w:sz w:val="26"/>
-          <w:szCs w:val="26"/>
+          <w:sz w:val="24"/>
+          <w:szCs w:val="24"/>
           <w:lang w:eastAsia="en-ID"/>
         </w:rPr>
         <w:t> items:</w:t>
@@ -8240,17 +8511,17 @@
         <w:rPr>
           <w:rFonts w:ascii="Segoe UI" w:eastAsia="Times New Roman" w:hAnsi="Segoe UI" w:cs="Segoe UI"/>
           <w:color w:val="000000"/>
-          <w:sz w:val="26"/>
-          <w:szCs w:val="26"/>
-          <w:lang w:eastAsia="en-ID"/>
-        </w:rPr>
-      </w:pPr>
-      <w:r>
-        <w:rPr>
-          <w:rFonts w:ascii="Segoe UI" w:eastAsia="Times New Roman" w:hAnsi="Segoe UI" w:cs="Segoe UI"/>
-          <w:color w:val="000000"/>
-          <w:sz w:val="26"/>
-          <w:szCs w:val="26"/>
+          <w:sz w:val="24"/>
+          <w:szCs w:val="24"/>
+          <w:lang w:eastAsia="en-ID"/>
+        </w:rPr>
+      </w:pPr>
+      <w:r>
+        <w:rPr>
+          <w:rFonts w:ascii="Segoe UI" w:eastAsia="Times New Roman" w:hAnsi="Segoe UI" w:cs="Segoe UI"/>
+          <w:color w:val="000000"/>
+          <w:sz w:val="24"/>
+          <w:szCs w:val="24"/>
           <w:lang w:eastAsia="en-ID"/>
         </w:rPr>
         <w:t>• A private instance field;</w:t>
@@ -8264,17 +8535,17 @@
         <w:rPr>
           <w:rFonts w:ascii="Segoe UI" w:eastAsia="Times New Roman" w:hAnsi="Segoe UI" w:cs="Segoe UI"/>
           <w:color w:val="000000"/>
-          <w:sz w:val="26"/>
-          <w:szCs w:val="26"/>
-          <w:lang w:eastAsia="en-ID"/>
-        </w:rPr>
-      </w:pPr>
-      <w:r>
-        <w:rPr>
-          <w:rFonts w:ascii="Segoe UI" w:eastAsia="Times New Roman" w:hAnsi="Segoe UI" w:cs="Segoe UI"/>
-          <w:color w:val="000000"/>
-          <w:sz w:val="26"/>
-          <w:szCs w:val="26"/>
+          <w:sz w:val="24"/>
+          <w:szCs w:val="24"/>
+          <w:lang w:eastAsia="en-ID"/>
+        </w:rPr>
+      </w:pPr>
+      <w:r>
+        <w:rPr>
+          <w:rFonts w:ascii="Segoe UI" w:eastAsia="Times New Roman" w:hAnsi="Segoe UI" w:cs="Segoe UI"/>
+          <w:color w:val="000000"/>
+          <w:sz w:val="24"/>
+          <w:szCs w:val="24"/>
           <w:lang w:eastAsia="en-ID"/>
         </w:rPr>
         <w:t>• A public field accessor method; and</w:t>
@@ -8288,17 +8559,17 @@
         <w:rPr>
           <w:rFonts w:ascii="Segoe UI" w:eastAsia="Times New Roman" w:hAnsi="Segoe UI" w:cs="Segoe UI"/>
           <w:color w:val="000000"/>
-          <w:sz w:val="26"/>
-          <w:szCs w:val="26"/>
-          <w:lang w:eastAsia="en-ID"/>
-        </w:rPr>
-      </w:pPr>
-      <w:r>
-        <w:rPr>
-          <w:rFonts w:ascii="Segoe UI" w:eastAsia="Times New Roman" w:hAnsi="Segoe UI" w:cs="Segoe UI"/>
-          <w:color w:val="000000"/>
-          <w:sz w:val="26"/>
-          <w:szCs w:val="26"/>
+          <w:sz w:val="24"/>
+          <w:szCs w:val="24"/>
+          <w:lang w:eastAsia="en-ID"/>
+        </w:rPr>
+      </w:pPr>
+      <w:r>
+        <w:rPr>
+          <w:rFonts w:ascii="Segoe UI" w:eastAsia="Times New Roman" w:hAnsi="Segoe UI" w:cs="Segoe UI"/>
+          <w:color w:val="000000"/>
+          <w:sz w:val="24"/>
+          <w:szCs w:val="24"/>
           <w:lang w:eastAsia="en-ID"/>
         </w:rPr>
         <w:t>• A public field mutator method.</w:t>
@@ -8425,7 +8696,6 @@
           <w:sz w:val="24"/>
           <w:szCs w:val="24"/>
         </w:rPr>
-        <w:lastRenderedPageBreak/>
         <w:t>As a rule of thumb, always use </w:t>
       </w:r>
       <w:r>
@@ -8476,21 +8746,22 @@
         <w:spacing w:before="20" w:after="20" w:line="360" w:lineRule="atLeast"/>
         <w:jc w:val="both"/>
         <w:rPr>
-          <w:rFonts w:ascii="Courier" w:eastAsia="Times New Roman" w:hAnsi="Courier" w:cs="Courier New"/>
-          <w:color w:val="000000"/>
-          <w:sz w:val="26"/>
-          <w:szCs w:val="26"/>
-          <w:lang w:eastAsia="en-ID"/>
-        </w:rPr>
-      </w:pPr>
-      <w:r>
-        <w:rPr>
-          <w:rFonts w:ascii="Courier" w:eastAsia="Times New Roman" w:hAnsi="Courier" w:cs="Courier New"/>
-          <w:color w:val="000000"/>
-          <w:sz w:val="26"/>
-          <w:szCs w:val="26"/>
-          <w:lang w:eastAsia="en-ID"/>
-        </w:rPr>
+          <w:rFonts w:ascii="Segoe UI" w:eastAsia="Times New Roman" w:hAnsi="Segoe UI" w:cs="Segoe UI"/>
+          <w:color w:val="000000"/>
+          <w:sz w:val="24"/>
+          <w:szCs w:val="24"/>
+          <w:lang w:eastAsia="en-ID"/>
+        </w:rPr>
+      </w:pPr>
+      <w:r>
+        <w:rPr>
+          <w:rFonts w:ascii="Segoe UI" w:eastAsia="Times New Roman" w:hAnsi="Segoe UI" w:cs="Segoe UI"/>
+          <w:color w:val="000000"/>
+          <w:sz w:val="24"/>
+          <w:szCs w:val="24"/>
+          <w:lang w:eastAsia="en-ID"/>
+        </w:rPr>
+        <w:lastRenderedPageBreak/>
         <w:t>class Employee</w:t>
       </w:r>
     </w:p>
@@ -8728,7 +8999,6 @@
         <w:t xml:space="preserve"> </w:t>
       </w:r>
       <w:proofErr w:type="spellStart"/>
-      <w:proofErr w:type="gramStart"/>
       <w:r>
         <w:rPr>
           <w:rFonts w:ascii="Segoe UI" w:eastAsia="Times New Roman" w:hAnsi="Segoe UI" w:cs="Segoe UI"/>
@@ -8748,18 +9018,7 @@
           <w:szCs w:val="24"/>
           <w:lang w:eastAsia="en-ID"/>
         </w:rPr>
-        <w:t>(</w:t>
-      </w:r>
-      <w:proofErr w:type="gramEnd"/>
-      <w:r>
-        <w:rPr>
-          <w:rFonts w:ascii="Segoe UI" w:eastAsia="Times New Roman" w:hAnsi="Segoe UI" w:cs="Segoe UI"/>
-          <w:color w:val="000000"/>
-          <w:sz w:val="24"/>
-          <w:szCs w:val="24"/>
-          <w:lang w:eastAsia="en-ID"/>
-        </w:rPr>
-        <w:t>)</w:t>
+        <w:t>()</w:t>
       </w:r>
     </w:p>
     <w:p>
@@ -9074,8 +9333,8 @@
         <w:rPr>
           <w:rFonts w:ascii="Segoe UI" w:hAnsi="Segoe UI" w:cs="Segoe UI"/>
           <w:color w:val="000000"/>
-          <w:sz w:val="26"/>
-          <w:szCs w:val="26"/>
+          <w:sz w:val="24"/>
+          <w:szCs w:val="24"/>
         </w:rPr>
         <w:t>When implementing a class, we make all instance fields private because public data are dangerous.</w:t>
       </w:r>
@@ -9362,18 +9621,18 @@
         <w:rPr>
           <w:rFonts w:ascii="Segoe UI" w:hAnsi="Segoe UI" w:cs="Segoe UI"/>
           <w:color w:val="000000"/>
-          <w:sz w:val="26"/>
-          <w:szCs w:val="26"/>
+          <w:sz w:val="24"/>
+          <w:szCs w:val="24"/>
         </w:rPr>
         <w:t>If you define a field as </w:t>
       </w:r>
       <w:r>
         <w:rPr>
           <w:rStyle w:val="HTMLCode"/>
-          <w:rFonts w:ascii="Courier" w:eastAsiaTheme="minorHAnsi" w:hAnsi="Courier"/>
-          <w:color w:val="000000"/>
-          <w:sz w:val="26"/>
-          <w:szCs w:val="26"/>
+          <w:rFonts w:ascii="Segoe UI" w:eastAsiaTheme="minorHAnsi" w:hAnsi="Segoe UI" w:cs="Segoe UI"/>
+          <w:color w:val="000000"/>
+          <w:sz w:val="24"/>
+          <w:szCs w:val="24"/>
         </w:rPr>
         <w:t>static</w:t>
       </w:r>
@@ -9381,8 +9640,8 @@
         <w:rPr>
           <w:rFonts w:ascii="Segoe UI" w:hAnsi="Segoe UI" w:cs="Segoe UI"/>
           <w:color w:val="000000"/>
-          <w:sz w:val="26"/>
-          <w:szCs w:val="26"/>
+          <w:sz w:val="24"/>
+          <w:szCs w:val="24"/>
         </w:rPr>
         <w:t>, then the field is not present in the objects of the class.</w:t>
       </w:r>
@@ -9424,8 +9683,8 @@
         <w:rPr>
           <w:rFonts w:ascii="Segoe UI" w:hAnsi="Segoe UI" w:cs="Segoe UI"/>
           <w:color w:val="000000"/>
-          <w:sz w:val="26"/>
-          <w:szCs w:val="26"/>
+          <w:sz w:val="24"/>
+          <w:szCs w:val="24"/>
         </w:rPr>
         <w:t>You can think of static fields as belonging to the class, not to the individual objects.</w:t>
       </w:r>
@@ -9597,38 +9856,18 @@
         <w:rPr>
           <w:rFonts w:ascii="Segoe UI" w:hAnsi="Segoe UI" w:cs="Segoe UI"/>
           <w:color w:val="000000"/>
-          <w:sz w:val="26"/>
-          <w:szCs w:val="26"/>
-        </w:rPr>
-        <w:t xml:space="preserve">As </w:t>
-      </w:r>
-      <w:proofErr w:type="gramStart"/>
-      <w:r>
-        <w:rPr>
-          <w:rFonts w:ascii="Segoe UI" w:hAnsi="Segoe UI" w:cs="Segoe UI"/>
-          <w:color w:val="000000"/>
-          <w:sz w:val="26"/>
-          <w:szCs w:val="26"/>
-        </w:rPr>
-        <w:t>mentioned</w:t>
-      </w:r>
-      <w:proofErr w:type="gramEnd"/>
-      <w:r>
-        <w:rPr>
-          <w:rFonts w:ascii="Segoe UI" w:hAnsi="Segoe UI" w:cs="Segoe UI"/>
-          <w:color w:val="000000"/>
-          <w:sz w:val="26"/>
-          <w:szCs w:val="26"/>
-        </w:rPr>
-        <w:t xml:space="preserve"> several times, it is never a good idea to have public fields, because everyone can modify them. However, public constants (that is, </w:t>
+          <w:sz w:val="24"/>
+          <w:szCs w:val="24"/>
+        </w:rPr>
+        <w:t>As mentioned several times, it is never a good idea to have public fields, because everyone can modify them. However, public constants (that is, </w:t>
       </w:r>
       <w:r>
         <w:rPr>
           <w:rStyle w:val="HTMLCode"/>
-          <w:rFonts w:ascii="Courier" w:eastAsiaTheme="minorHAnsi" w:hAnsi="Courier"/>
-          <w:color w:val="000000"/>
-          <w:sz w:val="26"/>
-          <w:szCs w:val="26"/>
+          <w:rFonts w:ascii="Segoe UI" w:eastAsiaTheme="minorHAnsi" w:hAnsi="Segoe UI" w:cs="Segoe UI"/>
+          <w:color w:val="000000"/>
+          <w:sz w:val="24"/>
+          <w:szCs w:val="24"/>
         </w:rPr>
         <w:t>final</w:t>
       </w:r>
@@ -9636,18 +9875,18 @@
         <w:rPr>
           <w:rFonts w:ascii="Segoe UI" w:hAnsi="Segoe UI" w:cs="Segoe UI"/>
           <w:color w:val="000000"/>
-          <w:sz w:val="26"/>
-          <w:szCs w:val="26"/>
+          <w:sz w:val="24"/>
+          <w:szCs w:val="24"/>
         </w:rPr>
         <w:t> fields) are fine. Since </w:t>
       </w:r>
       <w:r>
         <w:rPr>
           <w:rStyle w:val="HTMLCode"/>
-          <w:rFonts w:ascii="Courier" w:eastAsiaTheme="minorHAnsi" w:hAnsi="Courier"/>
-          <w:color w:val="000000"/>
-          <w:sz w:val="26"/>
-          <w:szCs w:val="26"/>
+          <w:rFonts w:ascii="Segoe UI" w:eastAsiaTheme="minorHAnsi" w:hAnsi="Segoe UI" w:cs="Segoe UI"/>
+          <w:color w:val="000000"/>
+          <w:sz w:val="24"/>
+          <w:szCs w:val="24"/>
         </w:rPr>
         <w:t>out</w:t>
       </w:r>
@@ -9655,18 +9894,18 @@
         <w:rPr>
           <w:rFonts w:ascii="Segoe UI" w:hAnsi="Segoe UI" w:cs="Segoe UI"/>
           <w:color w:val="000000"/>
-          <w:sz w:val="26"/>
-          <w:szCs w:val="26"/>
+          <w:sz w:val="24"/>
+          <w:szCs w:val="24"/>
         </w:rPr>
         <w:t> has been declared as </w:t>
       </w:r>
       <w:r>
         <w:rPr>
           <w:rStyle w:val="HTMLCode"/>
-          <w:rFonts w:ascii="Courier" w:eastAsiaTheme="minorHAnsi" w:hAnsi="Courier"/>
-          <w:color w:val="000000"/>
-          <w:sz w:val="26"/>
-          <w:szCs w:val="26"/>
+          <w:rFonts w:ascii="Segoe UI" w:eastAsiaTheme="minorHAnsi" w:hAnsi="Segoe UI" w:cs="Segoe UI"/>
+          <w:color w:val="000000"/>
+          <w:sz w:val="24"/>
+          <w:szCs w:val="24"/>
         </w:rPr>
         <w:t>final</w:t>
       </w:r>
@@ -9674,8 +9913,8 @@
         <w:rPr>
           <w:rFonts w:ascii="Segoe UI" w:hAnsi="Segoe UI" w:cs="Segoe UI"/>
           <w:color w:val="000000"/>
-          <w:sz w:val="26"/>
-          <w:szCs w:val="26"/>
+          <w:sz w:val="24"/>
+          <w:szCs w:val="24"/>
         </w:rPr>
         <w:t>, you cannot reassign another print stream to it:</w:t>
       </w:r>
@@ -9763,7 +10002,7 @@
       <w:r>
         <w:rPr>
           <w:rStyle w:val="HTMLCode"/>
-          <w:rFonts w:ascii="Courier" w:eastAsiaTheme="minorHAnsi" w:hAnsi="Courier"/>
+          <w:rFonts w:ascii="Segoe UI" w:eastAsiaTheme="minorHAnsi" w:hAnsi="Segoe UI" w:cs="Segoe UI"/>
           <w:color w:val="000000"/>
           <w:sz w:val="24"/>
           <w:szCs w:val="24"/>
@@ -9782,7 +10021,7 @@
       <w:r>
         <w:rPr>
           <w:rStyle w:val="HTMLCode"/>
-          <w:rFonts w:ascii="Courier" w:eastAsiaTheme="minorHAnsi" w:hAnsi="Courier"/>
+          <w:rFonts w:ascii="Segoe UI" w:eastAsiaTheme="minorHAnsi" w:hAnsi="Segoe UI" w:cs="Segoe UI"/>
           <w:color w:val="000000"/>
           <w:sz w:val="24"/>
           <w:szCs w:val="24"/>
@@ -9839,7 +10078,6 @@
           <w:sz w:val="24"/>
           <w:szCs w:val="24"/>
         </w:rPr>
-        <w:lastRenderedPageBreak/>
         <w:t>Static methods are the methods in Java that can be called without creating an object of class. They are referenced by the class name itself </w:t>
       </w:r>
       <w:r>
@@ -9863,17 +10101,17 @@
         <w:rPr>
           <w:rFonts w:ascii="Segoe UI" w:eastAsia="Times New Roman" w:hAnsi="Segoe UI" w:cs="Segoe UI"/>
           <w:color w:val="000000"/>
-          <w:sz w:val="26"/>
-          <w:szCs w:val="26"/>
-          <w:lang w:eastAsia="en-ID"/>
-        </w:rPr>
-      </w:pPr>
-      <w:r>
-        <w:rPr>
-          <w:rFonts w:ascii="Segoe UI" w:eastAsia="Times New Roman" w:hAnsi="Segoe UI" w:cs="Segoe UI"/>
-          <w:color w:val="000000"/>
-          <w:sz w:val="26"/>
-          <w:szCs w:val="26"/>
+          <w:sz w:val="24"/>
+          <w:szCs w:val="24"/>
+          <w:lang w:eastAsia="en-ID"/>
+        </w:rPr>
+      </w:pPr>
+      <w:r>
+        <w:rPr>
+          <w:rFonts w:ascii="Segoe UI" w:eastAsia="Times New Roman" w:hAnsi="Segoe UI" w:cs="Segoe UI"/>
+          <w:color w:val="000000"/>
+          <w:sz w:val="24"/>
+          <w:szCs w:val="24"/>
           <w:lang w:eastAsia="en-ID"/>
         </w:rPr>
         <w:t>Use static methods in two situations:</w:t>
@@ -9886,28 +10124,29 @@
         <w:rPr>
           <w:rFonts w:ascii="Segoe UI" w:eastAsia="Times New Roman" w:hAnsi="Segoe UI" w:cs="Segoe UI"/>
           <w:color w:val="000000"/>
-          <w:sz w:val="26"/>
-          <w:szCs w:val="26"/>
-          <w:lang w:eastAsia="en-ID"/>
-        </w:rPr>
-      </w:pPr>
-      <w:r>
-        <w:rPr>
-          <w:rFonts w:ascii="Segoe UI" w:eastAsia="Times New Roman" w:hAnsi="Segoe UI" w:cs="Segoe UI"/>
-          <w:color w:val="000000"/>
-          <w:sz w:val="26"/>
-          <w:szCs w:val="26"/>
-          <w:lang w:eastAsia="en-ID"/>
-        </w:rPr>
+          <w:sz w:val="24"/>
+          <w:szCs w:val="24"/>
+          <w:lang w:eastAsia="en-ID"/>
+        </w:rPr>
+      </w:pPr>
+      <w:r>
+        <w:rPr>
+          <w:rFonts w:ascii="Segoe UI" w:eastAsia="Times New Roman" w:hAnsi="Segoe UI" w:cs="Segoe UI"/>
+          <w:color w:val="000000"/>
+          <w:sz w:val="24"/>
+          <w:szCs w:val="24"/>
+          <w:lang w:eastAsia="en-ID"/>
+        </w:rPr>
+        <w:lastRenderedPageBreak/>
         <w:t>• When a method doesn’t need to access the object state because all needed parameters are supplied as explicit parameters (example: </w:t>
       </w:r>
       <w:proofErr w:type="spellStart"/>
       <w:r>
         <w:rPr>
-          <w:rFonts w:ascii="Courier" w:eastAsia="Times New Roman" w:hAnsi="Courier" w:cs="Courier New"/>
-          <w:color w:val="000000"/>
-          <w:sz w:val="23"/>
-          <w:szCs w:val="23"/>
+          <w:rFonts w:ascii="Segoe UI" w:eastAsia="Times New Roman" w:hAnsi="Segoe UI" w:cs="Segoe UI"/>
+          <w:color w:val="000000"/>
+          <w:sz w:val="24"/>
+          <w:szCs w:val="24"/>
           <w:lang w:eastAsia="en-ID"/>
         </w:rPr>
         <w:t>Math.pow</w:t>
@@ -9917,8 +10156,8 @@
         <w:rPr>
           <w:rFonts w:ascii="Segoe UI" w:eastAsia="Times New Roman" w:hAnsi="Segoe UI" w:cs="Segoe UI"/>
           <w:color w:val="000000"/>
-          <w:sz w:val="26"/>
-          <w:szCs w:val="26"/>
+          <w:sz w:val="24"/>
+          <w:szCs w:val="24"/>
           <w:lang w:eastAsia="en-ID"/>
         </w:rPr>
         <w:t>).</w:t>
@@ -9931,17 +10170,17 @@
         <w:rPr>
           <w:rFonts w:ascii="Segoe UI" w:eastAsia="Times New Roman" w:hAnsi="Segoe UI" w:cs="Segoe UI"/>
           <w:color w:val="000000"/>
-          <w:sz w:val="26"/>
-          <w:szCs w:val="26"/>
-          <w:lang w:eastAsia="en-ID"/>
-        </w:rPr>
-      </w:pPr>
-      <w:r>
-        <w:rPr>
-          <w:rFonts w:ascii="Segoe UI" w:eastAsia="Times New Roman" w:hAnsi="Segoe UI" w:cs="Segoe UI"/>
-          <w:color w:val="000000"/>
-          <w:sz w:val="26"/>
-          <w:szCs w:val="26"/>
+          <w:sz w:val="24"/>
+          <w:szCs w:val="24"/>
+          <w:lang w:eastAsia="en-ID"/>
+        </w:rPr>
+      </w:pPr>
+      <w:r>
+        <w:rPr>
+          <w:rFonts w:ascii="Segoe UI" w:eastAsia="Times New Roman" w:hAnsi="Segoe UI" w:cs="Segoe UI"/>
+          <w:color w:val="000000"/>
+          <w:sz w:val="24"/>
+          <w:szCs w:val="24"/>
           <w:lang w:eastAsia="en-ID"/>
         </w:rPr>
         <w:t>• When a method only needs to access static fields of the class (example: </w:t>
@@ -9949,10 +10188,10 @@
       <w:proofErr w:type="spellStart"/>
       <w:r>
         <w:rPr>
-          <w:rFonts w:ascii="Courier" w:eastAsia="Times New Roman" w:hAnsi="Courier" w:cs="Courier New"/>
-          <w:color w:val="000000"/>
-          <w:sz w:val="23"/>
-          <w:szCs w:val="23"/>
+          <w:rFonts w:ascii="Segoe UI" w:eastAsia="Times New Roman" w:hAnsi="Segoe UI" w:cs="Segoe UI"/>
+          <w:color w:val="000000"/>
+          <w:sz w:val="24"/>
+          <w:szCs w:val="24"/>
           <w:lang w:eastAsia="en-ID"/>
         </w:rPr>
         <w:t>Employee.advanceId</w:t>
@@ -9962,8 +10201,8 @@
         <w:rPr>
           <w:rFonts w:ascii="Segoe UI" w:eastAsia="Times New Roman" w:hAnsi="Segoe UI" w:cs="Segoe UI"/>
           <w:color w:val="000000"/>
-          <w:sz w:val="26"/>
-          <w:szCs w:val="26"/>
+          <w:sz w:val="24"/>
+          <w:szCs w:val="24"/>
           <w:lang w:eastAsia="en-ID"/>
         </w:rPr>
         <w:t>).</w:t>
@@ -10273,20 +10512,20 @@
         </w:tabs>
         <w:spacing w:before="20" w:after="20" w:line="360" w:lineRule="atLeast"/>
         <w:rPr>
-          <w:rFonts w:ascii="Courier" w:eastAsia="Times New Roman" w:hAnsi="Courier" w:cs="Courier New"/>
-          <w:color w:val="000000"/>
-          <w:sz w:val="26"/>
-          <w:szCs w:val="26"/>
+          <w:rFonts w:ascii="Segoe UI" w:eastAsia="Times New Roman" w:hAnsi="Segoe UI" w:cs="Segoe UI"/>
+          <w:color w:val="000000"/>
+          <w:sz w:val="24"/>
+          <w:szCs w:val="24"/>
           <w:lang w:eastAsia="en-ID"/>
         </w:rPr>
       </w:pPr>
       <w:proofErr w:type="spellStart"/>
       <w:r>
         <w:rPr>
-          <w:rFonts w:ascii="Courier" w:eastAsia="Times New Roman" w:hAnsi="Courier" w:cs="Courier New"/>
-          <w:color w:val="000000"/>
-          <w:sz w:val="26"/>
-          <w:szCs w:val="26"/>
+          <w:rFonts w:ascii="Segoe UI" w:eastAsia="Times New Roman" w:hAnsi="Segoe UI" w:cs="Segoe UI"/>
+          <w:color w:val="000000"/>
+          <w:sz w:val="24"/>
+          <w:szCs w:val="24"/>
           <w:lang w:eastAsia="en-ID"/>
         </w:rPr>
         <w:t>NumberFormat</w:t>
@@ -10294,10 +10533,10 @@
       <w:proofErr w:type="spellEnd"/>
       <w:r>
         <w:rPr>
-          <w:rFonts w:ascii="Courier" w:eastAsia="Times New Roman" w:hAnsi="Courier" w:cs="Courier New"/>
-          <w:color w:val="000000"/>
-          <w:sz w:val="26"/>
-          <w:szCs w:val="26"/>
+          <w:rFonts w:ascii="Segoe UI" w:eastAsia="Times New Roman" w:hAnsi="Segoe UI" w:cs="Segoe UI"/>
+          <w:color w:val="000000"/>
+          <w:sz w:val="24"/>
+          <w:szCs w:val="24"/>
           <w:lang w:eastAsia="en-ID"/>
         </w:rPr>
         <w:t xml:space="preserve"> </w:t>
@@ -10305,10 +10544,10 @@
       <w:proofErr w:type="spellStart"/>
       <w:r>
         <w:rPr>
-          <w:rFonts w:ascii="Courier" w:eastAsia="Times New Roman" w:hAnsi="Courier" w:cs="Courier New"/>
-          <w:color w:val="000000"/>
-          <w:sz w:val="26"/>
-          <w:szCs w:val="26"/>
+          <w:rFonts w:ascii="Segoe UI" w:eastAsia="Times New Roman" w:hAnsi="Segoe UI" w:cs="Segoe UI"/>
+          <w:color w:val="000000"/>
+          <w:sz w:val="24"/>
+          <w:szCs w:val="24"/>
           <w:lang w:eastAsia="en-ID"/>
         </w:rPr>
         <w:t>currencyFormatter</w:t>
@@ -10316,10 +10555,10 @@
       <w:proofErr w:type="spellEnd"/>
       <w:r>
         <w:rPr>
-          <w:rFonts w:ascii="Courier" w:eastAsia="Times New Roman" w:hAnsi="Courier" w:cs="Courier New"/>
-          <w:color w:val="000000"/>
-          <w:sz w:val="26"/>
-          <w:szCs w:val="26"/>
+          <w:rFonts w:ascii="Segoe UI" w:eastAsia="Times New Roman" w:hAnsi="Segoe UI" w:cs="Segoe UI"/>
+          <w:color w:val="000000"/>
+          <w:sz w:val="24"/>
+          <w:szCs w:val="24"/>
           <w:lang w:eastAsia="en-ID"/>
         </w:rPr>
         <w:t xml:space="preserve"> = </w:t>
@@ -10327,10 +10566,10 @@
       <w:proofErr w:type="spellStart"/>
       <w:r>
         <w:rPr>
-          <w:rFonts w:ascii="Courier" w:eastAsia="Times New Roman" w:hAnsi="Courier" w:cs="Courier New"/>
-          <w:color w:val="000000"/>
-          <w:sz w:val="26"/>
-          <w:szCs w:val="26"/>
+          <w:rFonts w:ascii="Segoe UI" w:eastAsia="Times New Roman" w:hAnsi="Segoe UI" w:cs="Segoe UI"/>
+          <w:color w:val="000000"/>
+          <w:sz w:val="24"/>
+          <w:szCs w:val="24"/>
           <w:lang w:eastAsia="en-ID"/>
         </w:rPr>
         <w:t>NumberFormat.getCurrencyInstance</w:t>
@@ -10338,10 +10577,10 @@
       <w:proofErr w:type="spellEnd"/>
       <w:r>
         <w:rPr>
-          <w:rFonts w:ascii="Courier" w:eastAsia="Times New Roman" w:hAnsi="Courier" w:cs="Courier New"/>
-          <w:color w:val="000000"/>
-          <w:sz w:val="26"/>
-          <w:szCs w:val="26"/>
+          <w:rFonts w:ascii="Segoe UI" w:eastAsia="Times New Roman" w:hAnsi="Segoe UI" w:cs="Segoe UI"/>
+          <w:color w:val="000000"/>
+          <w:sz w:val="24"/>
+          <w:szCs w:val="24"/>
           <w:lang w:eastAsia="en-ID"/>
         </w:rPr>
         <w:t>();</w:t>
@@ -10374,20 +10613,20 @@
         </w:tabs>
         <w:spacing w:before="20" w:after="20" w:line="360" w:lineRule="atLeast"/>
         <w:rPr>
-          <w:rFonts w:ascii="Courier" w:eastAsia="Times New Roman" w:hAnsi="Courier" w:cs="Courier New"/>
-          <w:color w:val="000000"/>
-          <w:sz w:val="26"/>
-          <w:szCs w:val="26"/>
+          <w:rFonts w:ascii="Segoe UI" w:eastAsia="Times New Roman" w:hAnsi="Segoe UI" w:cs="Segoe UI"/>
+          <w:color w:val="000000"/>
+          <w:sz w:val="24"/>
+          <w:szCs w:val="24"/>
           <w:lang w:eastAsia="en-ID"/>
         </w:rPr>
       </w:pPr>
       <w:proofErr w:type="spellStart"/>
       <w:r>
         <w:rPr>
-          <w:rFonts w:ascii="Courier" w:eastAsia="Times New Roman" w:hAnsi="Courier" w:cs="Courier New"/>
-          <w:color w:val="000000"/>
-          <w:sz w:val="26"/>
-          <w:szCs w:val="26"/>
+          <w:rFonts w:ascii="Segoe UI" w:eastAsia="Times New Roman" w:hAnsi="Segoe UI" w:cs="Segoe UI"/>
+          <w:color w:val="000000"/>
+          <w:sz w:val="24"/>
+          <w:szCs w:val="24"/>
           <w:lang w:eastAsia="en-ID"/>
         </w:rPr>
         <w:t>NumberFormat</w:t>
@@ -10395,10 +10634,10 @@
       <w:proofErr w:type="spellEnd"/>
       <w:r>
         <w:rPr>
-          <w:rFonts w:ascii="Courier" w:eastAsia="Times New Roman" w:hAnsi="Courier" w:cs="Courier New"/>
-          <w:color w:val="000000"/>
-          <w:sz w:val="26"/>
-          <w:szCs w:val="26"/>
+          <w:rFonts w:ascii="Segoe UI" w:eastAsia="Times New Roman" w:hAnsi="Segoe UI" w:cs="Segoe UI"/>
+          <w:color w:val="000000"/>
+          <w:sz w:val="24"/>
+          <w:szCs w:val="24"/>
           <w:lang w:eastAsia="en-ID"/>
         </w:rPr>
         <w:t xml:space="preserve"> </w:t>
@@ -10406,10 +10645,10 @@
       <w:proofErr w:type="spellStart"/>
       <w:r>
         <w:rPr>
-          <w:rFonts w:ascii="Courier" w:eastAsia="Times New Roman" w:hAnsi="Courier" w:cs="Courier New"/>
-          <w:color w:val="000000"/>
-          <w:sz w:val="26"/>
-          <w:szCs w:val="26"/>
+          <w:rFonts w:ascii="Segoe UI" w:eastAsia="Times New Roman" w:hAnsi="Segoe UI" w:cs="Segoe UI"/>
+          <w:color w:val="000000"/>
+          <w:sz w:val="24"/>
+          <w:szCs w:val="24"/>
           <w:lang w:eastAsia="en-ID"/>
         </w:rPr>
         <w:t>percentFormatter</w:t>
@@ -10417,10 +10656,10 @@
       <w:proofErr w:type="spellEnd"/>
       <w:r>
         <w:rPr>
-          <w:rFonts w:ascii="Courier" w:eastAsia="Times New Roman" w:hAnsi="Courier" w:cs="Courier New"/>
-          <w:color w:val="000000"/>
-          <w:sz w:val="26"/>
-          <w:szCs w:val="26"/>
+          <w:rFonts w:ascii="Segoe UI" w:eastAsia="Times New Roman" w:hAnsi="Segoe UI" w:cs="Segoe UI"/>
+          <w:color w:val="000000"/>
+          <w:sz w:val="24"/>
+          <w:szCs w:val="24"/>
           <w:lang w:eastAsia="en-ID"/>
         </w:rPr>
         <w:t xml:space="preserve"> = </w:t>
@@ -10428,10 +10667,10 @@
       <w:proofErr w:type="spellStart"/>
       <w:r>
         <w:rPr>
-          <w:rFonts w:ascii="Courier" w:eastAsia="Times New Roman" w:hAnsi="Courier" w:cs="Courier New"/>
-          <w:color w:val="000000"/>
-          <w:sz w:val="26"/>
-          <w:szCs w:val="26"/>
+          <w:rFonts w:ascii="Segoe UI" w:eastAsia="Times New Roman" w:hAnsi="Segoe UI" w:cs="Segoe UI"/>
+          <w:color w:val="000000"/>
+          <w:sz w:val="24"/>
+          <w:szCs w:val="24"/>
           <w:lang w:eastAsia="en-ID"/>
         </w:rPr>
         <w:t>NumberFormat.getPercentInstance</w:t>
@@ -10439,10 +10678,10 @@
       <w:proofErr w:type="spellEnd"/>
       <w:r>
         <w:rPr>
-          <w:rFonts w:ascii="Courier" w:eastAsia="Times New Roman" w:hAnsi="Courier" w:cs="Courier New"/>
-          <w:color w:val="000000"/>
-          <w:sz w:val="26"/>
-          <w:szCs w:val="26"/>
+          <w:rFonts w:ascii="Segoe UI" w:eastAsia="Times New Roman" w:hAnsi="Segoe UI" w:cs="Segoe UI"/>
+          <w:color w:val="000000"/>
+          <w:sz w:val="24"/>
+          <w:szCs w:val="24"/>
           <w:lang w:eastAsia="en-ID"/>
         </w:rPr>
         <w:t>();</w:t>
@@ -10475,52 +10714,30 @@
         </w:tabs>
         <w:spacing w:before="20" w:after="20" w:line="360" w:lineRule="atLeast"/>
         <w:rPr>
-          <w:rFonts w:ascii="Courier" w:eastAsia="Times New Roman" w:hAnsi="Courier" w:cs="Courier New"/>
-          <w:color w:val="000000"/>
-          <w:sz w:val="26"/>
-          <w:szCs w:val="26"/>
-          <w:lang w:eastAsia="en-ID"/>
-        </w:rPr>
-      </w:pPr>
-      <w:r>
-        <w:rPr>
-          <w:rFonts w:ascii="Courier" w:eastAsia="Times New Roman" w:hAnsi="Courier" w:cs="Courier New"/>
-          <w:color w:val="000000"/>
-          <w:sz w:val="26"/>
-          <w:szCs w:val="26"/>
-          <w:lang w:eastAsia="en-ID"/>
-        </w:rPr>
-        <w:t>double x = 0.</w:t>
-      </w:r>
-      <w:proofErr w:type="gramStart"/>
-      <w:r>
-        <w:rPr>
-          <w:rFonts w:ascii="Courier" w:eastAsia="Times New Roman" w:hAnsi="Courier" w:cs="Courier New"/>
-          <w:color w:val="000000"/>
-          <w:sz w:val="26"/>
-          <w:szCs w:val="26"/>
-          <w:lang w:eastAsia="en-ID"/>
-        </w:rPr>
-        <w:t>1;System.out.println</w:t>
-      </w:r>
-      <w:proofErr w:type="gramEnd"/>
-      <w:r>
-        <w:rPr>
-          <w:rFonts w:ascii="Courier" w:eastAsia="Times New Roman" w:hAnsi="Courier" w:cs="Courier New"/>
-          <w:color w:val="000000"/>
-          <w:sz w:val="26"/>
-          <w:szCs w:val="26"/>
-          <w:lang w:eastAsia="en-ID"/>
-        </w:rPr>
-        <w:t>(</w:t>
+          <w:rFonts w:ascii="Segoe UI" w:eastAsia="Times New Roman" w:hAnsi="Segoe UI" w:cs="Segoe UI"/>
+          <w:color w:val="000000"/>
+          <w:sz w:val="24"/>
+          <w:szCs w:val="24"/>
+          <w:lang w:eastAsia="en-ID"/>
+        </w:rPr>
+      </w:pPr>
+      <w:r>
+        <w:rPr>
+          <w:rFonts w:ascii="Segoe UI" w:eastAsia="Times New Roman" w:hAnsi="Segoe UI" w:cs="Segoe UI"/>
+          <w:color w:val="000000"/>
+          <w:sz w:val="24"/>
+          <w:szCs w:val="24"/>
+          <w:lang w:eastAsia="en-ID"/>
+        </w:rPr>
+        <w:t>double x = 0.1;System.out.println(</w:t>
       </w:r>
       <w:proofErr w:type="spellStart"/>
       <w:r>
         <w:rPr>
-          <w:rFonts w:ascii="Courier" w:eastAsia="Times New Roman" w:hAnsi="Courier" w:cs="Courier New"/>
-          <w:color w:val="000000"/>
-          <w:sz w:val="26"/>
-          <w:szCs w:val="26"/>
+          <w:rFonts w:ascii="Segoe UI" w:eastAsia="Times New Roman" w:hAnsi="Segoe UI" w:cs="Segoe UI"/>
+          <w:color w:val="000000"/>
+          <w:sz w:val="24"/>
+          <w:szCs w:val="24"/>
           <w:lang w:eastAsia="en-ID"/>
         </w:rPr>
         <w:t>currencyFormatter.format</w:t>
@@ -10528,10 +10745,10 @@
       <w:proofErr w:type="spellEnd"/>
       <w:r>
         <w:rPr>
-          <w:rFonts w:ascii="Courier" w:eastAsia="Times New Roman" w:hAnsi="Courier" w:cs="Courier New"/>
-          <w:color w:val="000000"/>
-          <w:sz w:val="26"/>
-          <w:szCs w:val="26"/>
+          <w:rFonts w:ascii="Segoe UI" w:eastAsia="Times New Roman" w:hAnsi="Segoe UI" w:cs="Segoe UI"/>
+          <w:color w:val="000000"/>
+          <w:sz w:val="24"/>
+          <w:szCs w:val="24"/>
           <w:lang w:eastAsia="en-ID"/>
         </w:rPr>
         <w:t>(x)); // prints $0.10</w:t>
@@ -10564,20 +10781,20 @@
         </w:tabs>
         <w:spacing w:before="20" w:after="20" w:line="360" w:lineRule="atLeast"/>
         <w:rPr>
-          <w:rFonts w:ascii="Courier" w:eastAsia="Times New Roman" w:hAnsi="Courier" w:cs="Courier New"/>
-          <w:color w:val="000000"/>
-          <w:sz w:val="26"/>
-          <w:szCs w:val="26"/>
+          <w:rFonts w:ascii="Segoe UI" w:eastAsia="Times New Roman" w:hAnsi="Segoe UI" w:cs="Segoe UI"/>
+          <w:color w:val="000000"/>
+          <w:sz w:val="24"/>
+          <w:szCs w:val="24"/>
           <w:lang w:eastAsia="en-ID"/>
         </w:rPr>
       </w:pPr>
       <w:proofErr w:type="spellStart"/>
       <w:r>
         <w:rPr>
-          <w:rFonts w:ascii="Courier" w:eastAsia="Times New Roman" w:hAnsi="Courier" w:cs="Courier New"/>
-          <w:color w:val="000000"/>
-          <w:sz w:val="26"/>
-          <w:szCs w:val="26"/>
+          <w:rFonts w:ascii="Segoe UI" w:eastAsia="Times New Roman" w:hAnsi="Segoe UI" w:cs="Segoe UI"/>
+          <w:color w:val="000000"/>
+          <w:sz w:val="24"/>
+          <w:szCs w:val="24"/>
           <w:lang w:eastAsia="en-ID"/>
         </w:rPr>
         <w:t>System.out.println</w:t>
@@ -10585,10 +10802,10 @@
       <w:proofErr w:type="spellEnd"/>
       <w:r>
         <w:rPr>
-          <w:rFonts w:ascii="Courier" w:eastAsia="Times New Roman" w:hAnsi="Courier" w:cs="Courier New"/>
-          <w:color w:val="000000"/>
-          <w:sz w:val="26"/>
-          <w:szCs w:val="26"/>
+          <w:rFonts w:ascii="Segoe UI" w:eastAsia="Times New Roman" w:hAnsi="Segoe UI" w:cs="Segoe UI"/>
+          <w:color w:val="000000"/>
+          <w:sz w:val="24"/>
+          <w:szCs w:val="24"/>
           <w:lang w:eastAsia="en-ID"/>
         </w:rPr>
         <w:t>(</w:t>
@@ -10596,10 +10813,10 @@
       <w:proofErr w:type="spellStart"/>
       <w:r>
         <w:rPr>
-          <w:rFonts w:ascii="Courier" w:eastAsia="Times New Roman" w:hAnsi="Courier" w:cs="Courier New"/>
-          <w:color w:val="000000"/>
-          <w:sz w:val="26"/>
-          <w:szCs w:val="26"/>
+          <w:rFonts w:ascii="Segoe UI" w:eastAsia="Times New Roman" w:hAnsi="Segoe UI" w:cs="Segoe UI"/>
+          <w:color w:val="000000"/>
+          <w:sz w:val="24"/>
+          <w:szCs w:val="24"/>
           <w:lang w:eastAsia="en-ID"/>
         </w:rPr>
         <w:t>percentFormatter.format</w:t>
@@ -10607,10 +10824,10 @@
       <w:proofErr w:type="spellEnd"/>
       <w:r>
         <w:rPr>
-          <w:rFonts w:ascii="Courier" w:eastAsia="Times New Roman" w:hAnsi="Courier" w:cs="Courier New"/>
-          <w:color w:val="000000"/>
-          <w:sz w:val="26"/>
-          <w:szCs w:val="26"/>
+          <w:rFonts w:ascii="Segoe UI" w:eastAsia="Times New Roman" w:hAnsi="Segoe UI" w:cs="Segoe UI"/>
+          <w:color w:val="000000"/>
+          <w:sz w:val="24"/>
+          <w:szCs w:val="24"/>
           <w:lang w:eastAsia="en-ID"/>
         </w:rPr>
         <w:t>(x)); // prints 10%</w:t>
@@ -11025,7 +11242,6 @@
           <w:sz w:val="24"/>
           <w:szCs w:val="24"/>
         </w:rPr>
-        <w:lastRenderedPageBreak/>
         <w:t xml:space="preserve">You have seen that it is impossible for a method to change a primitive type parameter.  The situation is different for object parameters. </w:t>
       </w:r>
     </w:p>
@@ -11111,7 +11327,6 @@
         <w:t xml:space="preserve">public static void </w:t>
       </w:r>
       <w:proofErr w:type="spellStart"/>
-      <w:proofErr w:type="gramStart"/>
       <w:r>
         <w:rPr>
           <w:rFonts w:ascii="Segoe UI" w:hAnsi="Segoe UI" w:cs="Segoe UI"/>
@@ -11129,17 +11344,7 @@
           <w:sz w:val="24"/>
           <w:szCs w:val="24"/>
         </w:rPr>
-        <w:t>(</w:t>
-      </w:r>
-      <w:proofErr w:type="gramEnd"/>
-      <w:r>
-        <w:rPr>
-          <w:rFonts w:ascii="Segoe UI" w:hAnsi="Segoe UI" w:cs="Segoe UI"/>
-          <w:color w:val="000000"/>
-          <w:sz w:val="24"/>
-          <w:szCs w:val="24"/>
-        </w:rPr>
-        <w:t>Employee x) // works</w:t>
+        <w:t>(Employee x) // works</w:t>
       </w:r>
     </w:p>
     <w:p>
@@ -11227,17 +11432,7 @@
           <w:sz w:val="24"/>
           <w:szCs w:val="24"/>
         </w:rPr>
-        <w:t>x.</w:t>
-      </w:r>
-      <w:proofErr w:type="gramStart"/>
-      <w:r>
-        <w:rPr>
-          <w:rFonts w:ascii="Segoe UI" w:hAnsi="Segoe UI" w:cs="Segoe UI"/>
-          <w:color w:val="000000"/>
-          <w:sz w:val="24"/>
-          <w:szCs w:val="24"/>
-        </w:rPr>
-        <w:t>raiseSalary</w:t>
+        <w:t>x.raiseSalary</w:t>
       </w:r>
       <w:proofErr w:type="spellEnd"/>
       <w:r>
@@ -11247,17 +11442,7 @@
           <w:sz w:val="24"/>
           <w:szCs w:val="24"/>
         </w:rPr>
-        <w:t>(</w:t>
-      </w:r>
-      <w:proofErr w:type="gramEnd"/>
-      <w:r>
-        <w:rPr>
-          <w:rFonts w:ascii="Segoe UI" w:hAnsi="Segoe UI" w:cs="Segoe UI"/>
-          <w:color w:val="000000"/>
-          <w:sz w:val="24"/>
-          <w:szCs w:val="24"/>
-        </w:rPr>
-        <w:t>200);</w:t>
+        <w:t>(200);</w:t>
       </w:r>
     </w:p>
     <w:p>
@@ -11377,27 +11562,7 @@
           <w:sz w:val="24"/>
           <w:szCs w:val="24"/>
         </w:rPr>
-        <w:t xml:space="preserve">var messages = new </w:t>
-      </w:r>
-      <w:proofErr w:type="gramStart"/>
-      <w:r>
-        <w:rPr>
-          <w:rFonts w:ascii="Segoe UI" w:hAnsi="Segoe UI" w:cs="Segoe UI"/>
-          <w:color w:val="000000"/>
-          <w:sz w:val="24"/>
-          <w:szCs w:val="24"/>
-        </w:rPr>
-        <w:t>StringBuilder(</w:t>
-      </w:r>
-      <w:proofErr w:type="gramEnd"/>
-      <w:r>
-        <w:rPr>
-          <w:rFonts w:ascii="Segoe UI" w:hAnsi="Segoe UI" w:cs="Segoe UI"/>
-          <w:color w:val="000000"/>
-          <w:sz w:val="24"/>
-          <w:szCs w:val="24"/>
-        </w:rPr>
-        <w:t>);</w:t>
+        <w:t>var messages = new StringBuilder();</w:t>
       </w:r>
     </w:p>
     <w:p>
@@ -11460,27 +11625,7 @@
           <w:sz w:val="24"/>
           <w:szCs w:val="24"/>
         </w:rPr>
-        <w:t xml:space="preserve"> = new </w:t>
-      </w:r>
-      <w:proofErr w:type="gramStart"/>
-      <w:r>
-        <w:rPr>
-          <w:rFonts w:ascii="Segoe UI" w:hAnsi="Segoe UI" w:cs="Segoe UI"/>
-          <w:color w:val="000000"/>
-          <w:sz w:val="24"/>
-          <w:szCs w:val="24"/>
-        </w:rPr>
-        <w:t>StringBuilder(</w:t>
-      </w:r>
-      <w:proofErr w:type="gramEnd"/>
-      <w:r>
-        <w:rPr>
-          <w:rFonts w:ascii="Segoe UI" w:hAnsi="Segoe UI" w:cs="Segoe UI"/>
-          <w:color w:val="000000"/>
-          <w:sz w:val="24"/>
-          <w:szCs w:val="24"/>
-        </w:rPr>
-        <w:t>'To do:\n');</w:t>
+        <w:t xml:space="preserve"> = new StringBuilder('To do:\n');</w:t>
       </w:r>
     </w:p>
     <w:p>
@@ -11523,10 +11668,12 @@
           <w:sz w:val="24"/>
           <w:szCs w:val="24"/>
         </w:rPr>
+        <w:lastRenderedPageBreak/>
         <w:t>This capability is called </w:t>
       </w:r>
       <w:r>
         <w:rPr>
+          <w:rFonts w:ascii="Segoe UI" w:hAnsi="Segoe UI" w:cs="Segoe UI"/>
           <w:i/>
           <w:iCs/>
           <w:sz w:val="24"/>
@@ -11923,6 +12070,7 @@
       </w:r>
       <w:r>
         <w:rPr>
+          <w:rFonts w:ascii="Segoe UI" w:hAnsi="Segoe UI" w:cs="Segoe UI"/>
           <w:i/>
           <w:iCs/>
           <w:sz w:val="24"/>
@@ -12399,7 +12547,6 @@
           <w:sz w:val="24"/>
           <w:szCs w:val="24"/>
         </w:rPr>
-        <w:lastRenderedPageBreak/>
         <w:t>// static initialization block</w:t>
       </w:r>
     </w:p>
@@ -12437,16 +12584,7 @@
           <w:sz w:val="24"/>
           <w:szCs w:val="24"/>
         </w:rPr>
-        <w:t xml:space="preserve">static </w:t>
-      </w:r>
-      <w:proofErr w:type="gramStart"/>
-      <w:r>
-        <w:rPr>
-          <w:rFonts w:ascii="Segoe UI" w:hAnsi="Segoe UI" w:cs="Segoe UI"/>
-          <w:sz w:val="24"/>
-          <w:szCs w:val="24"/>
-        </w:rPr>
-        <w:t xml:space="preserve">{ </w:t>
+        <w:t xml:space="preserve">static { </w:t>
       </w:r>
       <w:proofErr w:type="spellStart"/>
       <w:r>
@@ -12459,7 +12597,6 @@
         <w:t>nextId</w:t>
       </w:r>
       <w:proofErr w:type="spellEnd"/>
-      <w:proofErr w:type="gramEnd"/>
       <w:r>
         <w:rPr>
           <w:rFonts w:ascii="Segoe UI" w:hAnsi="Segoe UI" w:cs="Segoe UI"/>
@@ -12812,6 +12949,7 @@
           <w:sz w:val="24"/>
           <w:szCs w:val="24"/>
         </w:rPr>
+        <w:lastRenderedPageBreak/>
         <w:t>Constructors: Canonical, Custom, and Compact</w:t>
       </w:r>
     </w:p>
@@ -13001,7 +13139,6 @@
         <w:t xml:space="preserve">chan.com -&gt; </w:t>
       </w:r>
       <w:proofErr w:type="spellStart"/>
-      <w:proofErr w:type="gramStart"/>
       <w:r>
         <w:rPr>
           <w:rFonts w:ascii="Segoe UI" w:hAnsi="Segoe UI" w:cs="Segoe UI"/>
@@ -13012,7 +13149,6 @@
         <w:t>com.chan</w:t>
       </w:r>
       <w:proofErr w:type="spellEnd"/>
-      <w:proofErr w:type="gramEnd"/>
     </w:p>
     <w:p>
       <w:pPr>
@@ -13133,25 +13269,14 @@
         <w:t xml:space="preserve">import static </w:t>
       </w:r>
       <w:proofErr w:type="spellStart"/>
-      <w:proofErr w:type="gramStart"/>
-      <w:r>
-        <w:rPr>
-          <w:rFonts w:ascii="Segoe UI" w:hAnsi="Segoe UI" w:cs="Segoe UI"/>
-          <w:color w:val="000000"/>
-          <w:sz w:val="24"/>
-          <w:szCs w:val="24"/>
-        </w:rPr>
-        <w:t>java.lang</w:t>
-      </w:r>
-      <w:proofErr w:type="gramEnd"/>
-      <w:r>
-        <w:rPr>
-          <w:rFonts w:ascii="Segoe UI" w:hAnsi="Segoe UI" w:cs="Segoe UI"/>
-          <w:color w:val="000000"/>
-          <w:sz w:val="24"/>
-          <w:szCs w:val="24"/>
-        </w:rPr>
-        <w:t>.System</w:t>
+      <w:r>
+        <w:rPr>
+          <w:rFonts w:ascii="Segoe UI" w:hAnsi="Segoe UI" w:cs="Segoe UI"/>
+          <w:color w:val="000000"/>
+          <w:sz w:val="24"/>
+          <w:szCs w:val="24"/>
+        </w:rPr>
+        <w:t>java.lang.System</w:t>
       </w:r>
       <w:proofErr w:type="spellEnd"/>
       <w:r>
@@ -13198,7 +13323,6 @@
         </w:rPr>
       </w:pPr>
       <w:proofErr w:type="spellStart"/>
-      <w:proofErr w:type="gramStart"/>
       <w:r>
         <w:rPr>
           <w:rFonts w:ascii="Segoe UI" w:hAnsi="Segoe UI" w:cs="Segoe UI"/>
@@ -13209,7 +13333,6 @@
         <w:t>out.println</w:t>
       </w:r>
       <w:proofErr w:type="spellEnd"/>
-      <w:proofErr w:type="gramEnd"/>
       <w:r>
         <w:rPr>
           <w:rFonts w:ascii="Segoe UI" w:hAnsi="Segoe UI" w:cs="Segoe UI"/>
@@ -13264,25 +13387,14 @@
           <w:szCs w:val="24"/>
         </w:rPr>
       </w:pPr>
-      <w:proofErr w:type="gramStart"/>
-      <w:r>
-        <w:rPr>
-          <w:rFonts w:ascii="Segoe UI" w:hAnsi="Segoe UI" w:cs="Segoe UI"/>
-          <w:color w:val="000000"/>
-          <w:sz w:val="24"/>
-          <w:szCs w:val="24"/>
-        </w:rPr>
-        <w:t>exit(</w:t>
-      </w:r>
-      <w:proofErr w:type="gramEnd"/>
-      <w:r>
-        <w:rPr>
-          <w:rFonts w:ascii="Segoe UI" w:hAnsi="Segoe UI" w:cs="Segoe UI"/>
-          <w:color w:val="000000"/>
-          <w:sz w:val="24"/>
-          <w:szCs w:val="24"/>
-        </w:rPr>
-        <w:t xml:space="preserve">0); // i.e., </w:t>
+      <w:r>
+        <w:rPr>
+          <w:rFonts w:ascii="Segoe UI" w:hAnsi="Segoe UI" w:cs="Segoe UI"/>
+          <w:color w:val="000000"/>
+          <w:sz w:val="24"/>
+          <w:szCs w:val="24"/>
+        </w:rPr>
+        <w:t xml:space="preserve">exit(0); // i.e., </w:t>
       </w:r>
       <w:proofErr w:type="spellStart"/>
       <w:r>
@@ -13370,28 +13482,26 @@
       <w:r>
         <w:rPr>
           <w:rFonts w:ascii="Segoe UI" w:hAnsi="Segoe UI" w:cs="Segoe UI"/>
+          <w:sz w:val="24"/>
+          <w:szCs w:val="24"/>
         </w:rPr>
         <w:t xml:space="preserve">package </w:t>
       </w:r>
       <w:proofErr w:type="spellStart"/>
-      <w:proofErr w:type="gramStart"/>
-      <w:r>
-        <w:rPr>
-          <w:rFonts w:ascii="Segoe UI" w:hAnsi="Segoe UI" w:cs="Segoe UI"/>
-        </w:rPr>
-        <w:t>com.horstmann</w:t>
-      </w:r>
-      <w:proofErr w:type="gramEnd"/>
-      <w:r>
-        <w:rPr>
-          <w:rFonts w:ascii="Segoe UI" w:hAnsi="Segoe UI" w:cs="Segoe UI"/>
-        </w:rPr>
-        <w:t>.corejava</w:t>
+      <w:r>
+        <w:rPr>
+          <w:rFonts w:ascii="Segoe UI" w:hAnsi="Segoe UI" w:cs="Segoe UI"/>
+          <w:sz w:val="24"/>
+          <w:szCs w:val="24"/>
+        </w:rPr>
+        <w:t>com.horstmann.corejava</w:t>
       </w:r>
       <w:proofErr w:type="spellEnd"/>
       <w:r>
         <w:rPr>
           <w:rFonts w:ascii="Segoe UI" w:hAnsi="Segoe UI" w:cs="Segoe UI"/>
+          <w:sz w:val="24"/>
+          <w:szCs w:val="24"/>
         </w:rPr>
         <w:t>;</w:t>
       </w:r>
@@ -13913,7 +14023,6 @@
           <w:sz w:val="24"/>
           <w:szCs w:val="24"/>
         </w:rPr>
-        <w:lastRenderedPageBreak/>
         <w:t>Creating jar files</w:t>
       </w:r>
     </w:p>
@@ -14076,7 +14185,6 @@
         <w:t xml:space="preserve"> * A {@code Card} object represents a playing </w:t>
       </w:r>
       <w:proofErr w:type="spellStart"/>
-      <w:proofErr w:type="gramStart"/>
       <w:r>
         <w:rPr>
           <w:rFonts w:ascii="Segoe UI" w:hAnsi="Segoe UI" w:cs="Segoe UI"/>
@@ -14087,7 +14195,6 @@
         <w:t>card,such</w:t>
       </w:r>
       <w:proofErr w:type="spellEnd"/>
-      <w:proofErr w:type="gramEnd"/>
     </w:p>
     <w:p>
       <w:pPr>
@@ -14320,6 +14427,7 @@
           <w:sz w:val="24"/>
           <w:szCs w:val="24"/>
         </w:rPr>
+        <w:lastRenderedPageBreak/>
         <w:t>{</w:t>
       </w:r>
     </w:p>
@@ -14558,17 +14666,7 @@
           <w:sz w:val="24"/>
           <w:szCs w:val="24"/>
         </w:rPr>
-        <w:t xml:space="preserve"> * @</w:t>
-      </w:r>
-      <w:proofErr w:type="gramStart"/>
-      <w:r>
-        <w:rPr>
-          <w:rFonts w:ascii="Segoe UI" w:hAnsi="Segoe UI" w:cs="Segoe UI"/>
-          <w:color w:val="000000"/>
-          <w:sz w:val="24"/>
-          <w:szCs w:val="24"/>
-        </w:rPr>
-        <w:t>param  </w:t>
+        <w:t xml:space="preserve"> * @param  </w:t>
       </w:r>
       <w:proofErr w:type="spellStart"/>
       <w:r>
@@ -14581,7 +14679,6 @@
         <w:t>byPercent</w:t>
       </w:r>
       <w:proofErr w:type="spellEnd"/>
-      <w:proofErr w:type="gramEnd"/>
       <w:r>
         <w:rPr>
           <w:rFonts w:ascii="Segoe UI" w:hAnsi="Segoe UI" w:cs="Segoe UI"/>
@@ -14628,27 +14725,7 @@
           <w:sz w:val="24"/>
           <w:szCs w:val="24"/>
         </w:rPr>
-        <w:t xml:space="preserve"> * @</w:t>
-      </w:r>
-      <w:proofErr w:type="gramStart"/>
-      <w:r>
-        <w:rPr>
-          <w:rFonts w:ascii="Segoe UI" w:hAnsi="Segoe UI" w:cs="Segoe UI"/>
-          <w:color w:val="000000"/>
-          <w:sz w:val="24"/>
-          <w:szCs w:val="24"/>
-        </w:rPr>
-        <w:t>return  the</w:t>
-      </w:r>
-      <w:proofErr w:type="gramEnd"/>
-      <w:r>
-        <w:rPr>
-          <w:rFonts w:ascii="Segoe UI" w:hAnsi="Segoe UI" w:cs="Segoe UI"/>
-          <w:color w:val="000000"/>
-          <w:sz w:val="24"/>
-          <w:szCs w:val="24"/>
-        </w:rPr>
-        <w:t xml:space="preserve"> amount of the raise</w:t>
+        <w:t xml:space="preserve"> * @return  the amount of the raise</w:t>
       </w:r>
     </w:p>
     <w:p>
@@ -14729,7 +14806,6 @@
         <w:t xml:space="preserve">public double </w:t>
       </w:r>
       <w:proofErr w:type="spellStart"/>
-      <w:proofErr w:type="gramStart"/>
       <w:r>
         <w:rPr>
           <w:rFonts w:ascii="Segoe UI" w:hAnsi="Segoe UI" w:cs="Segoe UI"/>
@@ -14747,17 +14823,7 @@
           <w:sz w:val="24"/>
           <w:szCs w:val="24"/>
         </w:rPr>
-        <w:t>(</w:t>
-      </w:r>
-      <w:proofErr w:type="gramEnd"/>
-      <w:r>
-        <w:rPr>
-          <w:rFonts w:ascii="Segoe UI" w:hAnsi="Segoe UI" w:cs="Segoe UI"/>
-          <w:color w:val="000000"/>
-          <w:sz w:val="24"/>
-          <w:szCs w:val="24"/>
-        </w:rPr>
-        <w:t xml:space="preserve">double </w:t>
+        <w:t xml:space="preserve">(double </w:t>
       </w:r>
       <w:proofErr w:type="spellStart"/>
       <w:r>
@@ -15264,8 +15330,8 @@
           <w:b/>
           <w:bCs/>
           <w:color w:val="000000"/>
-          <w:sz w:val="32"/>
-          <w:szCs w:val="32"/>
+          <w:sz w:val="24"/>
+          <w:szCs w:val="24"/>
           <w:lang w:eastAsia="en-ID"/>
         </w:rPr>
       </w:pPr>
@@ -15275,8 +15341,8 @@
           <w:b/>
           <w:bCs/>
           <w:color w:val="000000"/>
-          <w:sz w:val="32"/>
-          <w:szCs w:val="32"/>
+          <w:sz w:val="24"/>
+          <w:szCs w:val="24"/>
           <w:lang w:eastAsia="en-ID"/>
         </w:rPr>
         <w:t>IMPORTANT NOTES!</w:t>
@@ -15333,40 +15399,7 @@
           <w:szCs w:val="24"/>
           <w:lang w:eastAsia="en-ID"/>
         </w:rPr>
-        <w:t xml:space="preserve">This is first and foremost; doing anything else violates encapsulation. You may need to write an accessor or mutator method occasionally, but you are still better off keeping the instance fields private. Bitter experience shows that the data </w:t>
-      </w:r>
-      <w:r>
-        <w:rPr>
-          <w:rFonts w:ascii="Segoe UI" w:eastAsia="Times New Roman" w:hAnsi="Segoe UI" w:cs="Segoe UI"/>
-          <w:color w:val="000000"/>
-          <w:sz w:val="24"/>
-          <w:szCs w:val="24"/>
-          <w:lang w:eastAsia="en-ID"/>
-        </w:rPr>
-        <w:lastRenderedPageBreak/>
-        <w:t xml:space="preserve">representation may change, but how this data </w:t>
-      </w:r>
-      <w:proofErr w:type="gramStart"/>
-      <w:r>
-        <w:rPr>
-          <w:rFonts w:ascii="Segoe UI" w:eastAsia="Times New Roman" w:hAnsi="Segoe UI" w:cs="Segoe UI"/>
-          <w:color w:val="000000"/>
-          <w:sz w:val="24"/>
-          <w:szCs w:val="24"/>
-          <w:lang w:eastAsia="en-ID"/>
-        </w:rPr>
-        <w:t>are</w:t>
-      </w:r>
-      <w:proofErr w:type="gramEnd"/>
-      <w:r>
-        <w:rPr>
-          <w:rFonts w:ascii="Segoe UI" w:eastAsia="Times New Roman" w:hAnsi="Segoe UI" w:cs="Segoe UI"/>
-          <w:color w:val="000000"/>
-          <w:sz w:val="24"/>
-          <w:szCs w:val="24"/>
-          <w:lang w:eastAsia="en-ID"/>
-        </w:rPr>
-        <w:t xml:space="preserve"> used will change much less frequently. When data are kept private, changes in their representation will not affect the users of the class, and bugs are easier to detect.</w:t>
+        <w:t>This is first and foremost; doing anything else violates encapsulation. You may need to write an accessor or mutator method occasionally, but you are still better off keeping the instance fields private. Bitter experience shows that the data representation may change, but how this data are used will change much less frequently. When data are kept private, changes in their representation will not affect the users of the class, and bugs are easier to detect.</w:t>
       </w:r>
     </w:p>
     <w:p>
@@ -15502,6 +15535,7 @@
           <w:szCs w:val="24"/>
           <w:lang w:eastAsia="en-ID"/>
         </w:rPr>
+        <w:lastRenderedPageBreak/>
         <w:t>The idea is to replace multiple </w:t>
       </w:r>
       <w:r>
@@ -15524,27 +15558,7 @@
           <w:szCs w:val="24"/>
           <w:lang w:eastAsia="en-ID"/>
         </w:rPr>
-        <w:t> uses of basic types with other classes. This keeps your classes easier to understand and to change. For example, replace the following instance fields in a </w:t>
-      </w:r>
-      <w:r>
-        <w:rPr>
-          <w:rFonts w:ascii="Courier" w:eastAsia="Times New Roman" w:hAnsi="Courier" w:cs="Courier New"/>
-          <w:color w:val="000000"/>
-          <w:sz w:val="24"/>
-          <w:szCs w:val="24"/>
-          <w:lang w:eastAsia="en-ID"/>
-        </w:rPr>
-        <w:t>Customer</w:t>
-      </w:r>
-      <w:r>
-        <w:rPr>
-          <w:rFonts w:ascii="Segoe UI" w:eastAsia="Times New Roman" w:hAnsi="Segoe UI" w:cs="Segoe UI"/>
-          <w:color w:val="000000"/>
-          <w:sz w:val="24"/>
-          <w:szCs w:val="24"/>
-          <w:lang w:eastAsia="en-ID"/>
-        </w:rPr>
-        <w:t> class:</w:t>
+        <w:t> uses of basic types with other classes. This keeps your classes easier to understand and to change. For example, replace the following instance fields in a Customer class:</w:t>
       </w:r>
     </w:p>
     <w:p>
@@ -15571,16 +15585,16 @@
         <w:ind w:left="400"/>
         <w:jc w:val="both"/>
         <w:rPr>
-          <w:rFonts w:ascii="Courier" w:eastAsia="Times New Roman" w:hAnsi="Courier" w:cs="Courier New"/>
-          <w:color w:val="000000"/>
-          <w:sz w:val="24"/>
-          <w:szCs w:val="24"/>
-          <w:lang w:eastAsia="en-ID"/>
-        </w:rPr>
-      </w:pPr>
-      <w:r>
-        <w:rPr>
-          <w:rFonts w:ascii="Courier" w:eastAsia="Times New Roman" w:hAnsi="Courier" w:cs="Courier New"/>
+          <w:rFonts w:ascii="Segoe UI" w:eastAsia="Times New Roman" w:hAnsi="Segoe UI" w:cs="Segoe UI"/>
+          <w:color w:val="000000"/>
+          <w:sz w:val="24"/>
+          <w:szCs w:val="24"/>
+          <w:lang w:eastAsia="en-ID"/>
+        </w:rPr>
+      </w:pPr>
+      <w:r>
+        <w:rPr>
+          <w:rFonts w:ascii="Segoe UI" w:eastAsia="Times New Roman" w:hAnsi="Segoe UI" w:cs="Segoe UI"/>
           <w:color w:val="000000"/>
           <w:sz w:val="24"/>
           <w:szCs w:val="24"/>
@@ -15613,16 +15627,16 @@
         <w:ind w:left="400"/>
         <w:jc w:val="both"/>
         <w:rPr>
-          <w:rFonts w:ascii="Courier" w:eastAsia="Times New Roman" w:hAnsi="Courier" w:cs="Courier New"/>
-          <w:color w:val="000000"/>
-          <w:sz w:val="24"/>
-          <w:szCs w:val="24"/>
-          <w:lang w:eastAsia="en-ID"/>
-        </w:rPr>
-      </w:pPr>
-      <w:r>
-        <w:rPr>
-          <w:rFonts w:ascii="Courier" w:eastAsia="Times New Roman" w:hAnsi="Courier" w:cs="Courier New"/>
+          <w:rFonts w:ascii="Segoe UI" w:eastAsia="Times New Roman" w:hAnsi="Segoe UI" w:cs="Segoe UI"/>
+          <w:color w:val="000000"/>
+          <w:sz w:val="24"/>
+          <w:szCs w:val="24"/>
+          <w:lang w:eastAsia="en-ID"/>
+        </w:rPr>
+      </w:pPr>
+      <w:r>
+        <w:rPr>
+          <w:rFonts w:ascii="Segoe UI" w:eastAsia="Times New Roman" w:hAnsi="Segoe UI" w:cs="Segoe UI"/>
           <w:color w:val="000000"/>
           <w:sz w:val="24"/>
           <w:szCs w:val="24"/>
@@ -15655,16 +15669,16 @@
         <w:ind w:left="400"/>
         <w:jc w:val="both"/>
         <w:rPr>
-          <w:rFonts w:ascii="Courier" w:eastAsia="Times New Roman" w:hAnsi="Courier" w:cs="Courier New"/>
-          <w:color w:val="000000"/>
-          <w:sz w:val="24"/>
-          <w:szCs w:val="24"/>
-          <w:lang w:eastAsia="en-ID"/>
-        </w:rPr>
-      </w:pPr>
-      <w:r>
-        <w:rPr>
-          <w:rFonts w:ascii="Courier" w:eastAsia="Times New Roman" w:hAnsi="Courier" w:cs="Courier New"/>
+          <w:rFonts w:ascii="Segoe UI" w:eastAsia="Times New Roman" w:hAnsi="Segoe UI" w:cs="Segoe UI"/>
+          <w:color w:val="000000"/>
+          <w:sz w:val="24"/>
+          <w:szCs w:val="24"/>
+          <w:lang w:eastAsia="en-ID"/>
+        </w:rPr>
+      </w:pPr>
+      <w:r>
+        <w:rPr>
+          <w:rFonts w:ascii="Segoe UI" w:eastAsia="Times New Roman" w:hAnsi="Segoe UI" w:cs="Segoe UI"/>
           <w:color w:val="000000"/>
           <w:sz w:val="24"/>
           <w:szCs w:val="24"/>
@@ -15697,16 +15711,16 @@
         <w:ind w:left="400"/>
         <w:jc w:val="both"/>
         <w:rPr>
-          <w:rFonts w:ascii="Courier" w:eastAsia="Times New Roman" w:hAnsi="Courier" w:cs="Courier New"/>
-          <w:color w:val="000000"/>
-          <w:sz w:val="24"/>
-          <w:szCs w:val="24"/>
-          <w:lang w:eastAsia="en-ID"/>
-        </w:rPr>
-      </w:pPr>
-      <w:r>
-        <w:rPr>
-          <w:rFonts w:ascii="Courier" w:eastAsia="Times New Roman" w:hAnsi="Courier" w:cs="Courier New"/>
+          <w:rFonts w:ascii="Segoe UI" w:eastAsia="Times New Roman" w:hAnsi="Segoe UI" w:cs="Segoe UI"/>
+          <w:color w:val="000000"/>
+          <w:sz w:val="24"/>
+          <w:szCs w:val="24"/>
+          <w:lang w:eastAsia="en-ID"/>
+        </w:rPr>
+      </w:pPr>
+      <w:r>
+        <w:rPr>
+          <w:rFonts w:ascii="Segoe UI" w:eastAsia="Times New Roman" w:hAnsi="Segoe UI" w:cs="Segoe UI"/>
           <w:color w:val="000000"/>
           <w:sz w:val="24"/>
           <w:szCs w:val="24"/>
@@ -15736,27 +15750,7 @@
           <w:szCs w:val="24"/>
           <w:lang w:eastAsia="en-ID"/>
         </w:rPr>
-        <w:t>with a new class called </w:t>
-      </w:r>
-      <w:r>
-        <w:rPr>
-          <w:rFonts w:ascii="Courier" w:eastAsia="Times New Roman" w:hAnsi="Courier" w:cs="Courier New"/>
-          <w:color w:val="000000"/>
-          <w:sz w:val="24"/>
-          <w:szCs w:val="24"/>
-          <w:lang w:eastAsia="en-ID"/>
-        </w:rPr>
-        <w:t>Address</w:t>
-      </w:r>
-      <w:r>
-        <w:rPr>
-          <w:rFonts w:ascii="Segoe UI" w:eastAsia="Times New Roman" w:hAnsi="Segoe UI" w:cs="Segoe UI"/>
-          <w:color w:val="000000"/>
-          <w:sz w:val="24"/>
-          <w:szCs w:val="24"/>
-          <w:lang w:eastAsia="en-ID"/>
-        </w:rPr>
-        <w:t>. This way, you can easily cope with changes to addresses, such as the need to deal with international addresses.</w:t>
+        <w:t>with a new class called Address. This way, you can easily cope with changes to addresses, such as the need to deal with international addresses.</w:t>
       </w:r>
     </w:p>
     <w:p>
@@ -15810,27 +15804,7 @@
           <w:szCs w:val="24"/>
           <w:lang w:eastAsia="en-ID"/>
         </w:rPr>
-        <w:t>You may need to get and set an employee’s salary. You certainly won’t need to change the hiring date once the object is constructed. And, quite often, objects have instance fields that you don’t want others to get or set, such as an array of state abbreviations in an </w:t>
-      </w:r>
-      <w:r>
-        <w:rPr>
-          <w:rFonts w:ascii="Courier" w:eastAsia="Times New Roman" w:hAnsi="Courier" w:cs="Courier New"/>
-          <w:color w:val="000000"/>
-          <w:sz w:val="24"/>
-          <w:szCs w:val="24"/>
-          <w:lang w:eastAsia="en-ID"/>
-        </w:rPr>
-        <w:t>Address</w:t>
-      </w:r>
-      <w:r>
-        <w:rPr>
-          <w:rFonts w:ascii="Segoe UI" w:eastAsia="Times New Roman" w:hAnsi="Segoe UI" w:cs="Segoe UI"/>
-          <w:color w:val="000000"/>
-          <w:sz w:val="24"/>
-          <w:szCs w:val="24"/>
-          <w:lang w:eastAsia="en-ID"/>
-        </w:rPr>
-        <w:t> class.</w:t>
+        <w:t>You may need to get and set an employee’s salary. You certainly won’t need to change the hiring date once the object is constructed. And, quite often, objects have instance fields that you don’t want others to get or set, such as an array of state abbreviations in an Address class.</w:t>
       </w:r>
     </w:p>
     <w:p>
@@ -15949,16 +15923,16 @@
         <w:ind w:left="400"/>
         <w:jc w:val="both"/>
         <w:rPr>
-          <w:rFonts w:ascii="Courier" w:eastAsia="Times New Roman" w:hAnsi="Courier" w:cs="Courier New"/>
-          <w:color w:val="000000"/>
-          <w:sz w:val="24"/>
-          <w:szCs w:val="24"/>
-          <w:lang w:eastAsia="en-ID"/>
-        </w:rPr>
-      </w:pPr>
-      <w:r>
-        <w:rPr>
-          <w:rFonts w:ascii="Courier" w:eastAsia="Times New Roman" w:hAnsi="Courier" w:cs="Courier New"/>
+          <w:rFonts w:ascii="Segoe UI" w:eastAsia="Times New Roman" w:hAnsi="Segoe UI" w:cs="Segoe UI"/>
+          <w:color w:val="000000"/>
+          <w:sz w:val="24"/>
+          <w:szCs w:val="24"/>
+          <w:lang w:eastAsia="en-ID"/>
+        </w:rPr>
+      </w:pPr>
+      <w:r>
+        <w:rPr>
+          <w:rFonts w:ascii="Segoe UI" w:eastAsia="Times New Roman" w:hAnsi="Segoe UI" w:cs="Segoe UI"/>
           <w:color w:val="000000"/>
           <w:sz w:val="24"/>
           <w:szCs w:val="24"/>
@@ -15969,7 +15943,7 @@
       <w:proofErr w:type="spellStart"/>
       <w:r>
         <w:rPr>
-          <w:rFonts w:ascii="Courier" w:eastAsia="Times New Roman" w:hAnsi="Courier" w:cs="Courier New"/>
+          <w:rFonts w:ascii="Segoe UI" w:eastAsia="Times New Roman" w:hAnsi="Segoe UI" w:cs="Segoe UI"/>
           <w:color w:val="000000"/>
           <w:sz w:val="24"/>
           <w:szCs w:val="24"/>
@@ -15980,7 +15954,7 @@
       <w:proofErr w:type="spellEnd"/>
       <w:r>
         <w:rPr>
-          <w:rFonts w:ascii="Courier" w:eastAsia="Times New Roman" w:hAnsi="Courier" w:cs="Courier New"/>
+          <w:rFonts w:ascii="Segoe UI" w:eastAsia="Times New Roman" w:hAnsi="Segoe UI" w:cs="Segoe UI"/>
           <w:color w:val="000000"/>
           <w:sz w:val="24"/>
           <w:szCs w:val="24"/>
@@ -16013,16 +15987,16 @@
         <w:ind w:left="400"/>
         <w:jc w:val="both"/>
         <w:rPr>
-          <w:rFonts w:ascii="Courier" w:eastAsia="Times New Roman" w:hAnsi="Courier" w:cs="Courier New"/>
-          <w:color w:val="000000"/>
-          <w:sz w:val="24"/>
-          <w:szCs w:val="24"/>
-          <w:lang w:eastAsia="en-ID"/>
-        </w:rPr>
-      </w:pPr>
-      <w:r>
-        <w:rPr>
-          <w:rFonts w:ascii="Courier" w:eastAsia="Times New Roman" w:hAnsi="Courier" w:cs="Courier New"/>
+          <w:rFonts w:ascii="Segoe UI" w:eastAsia="Times New Roman" w:hAnsi="Segoe UI" w:cs="Segoe UI"/>
+          <w:color w:val="000000"/>
+          <w:sz w:val="24"/>
+          <w:szCs w:val="24"/>
+          <w:lang w:eastAsia="en-ID"/>
+        </w:rPr>
+      </w:pPr>
+      <w:r>
+        <w:rPr>
+          <w:rFonts w:ascii="Segoe UI" w:eastAsia="Times New Roman" w:hAnsi="Segoe UI" w:cs="Segoe UI"/>
           <w:color w:val="000000"/>
           <w:sz w:val="24"/>
           <w:szCs w:val="24"/>
@@ -16055,44 +16029,22 @@
         <w:ind w:left="400"/>
         <w:jc w:val="both"/>
         <w:rPr>
-          <w:rFonts w:ascii="Courier" w:eastAsia="Times New Roman" w:hAnsi="Courier" w:cs="Courier New"/>
-          <w:color w:val="000000"/>
-          <w:sz w:val="24"/>
-          <w:szCs w:val="24"/>
-          <w:lang w:eastAsia="en-ID"/>
-        </w:rPr>
-      </w:pPr>
-      <w:r>
-        <w:rPr>
-          <w:rFonts w:ascii="Courier" w:eastAsia="Times New Roman" w:hAnsi="Courier" w:cs="Courier New"/>
-          <w:color w:val="000000"/>
-          <w:sz w:val="24"/>
-          <w:szCs w:val="24"/>
-          <w:lang w:eastAsia="en-ID"/>
-        </w:rPr>
-        <w:t xml:space="preserve">   private </w:t>
-      </w:r>
-      <w:proofErr w:type="gramStart"/>
-      <w:r>
-        <w:rPr>
-          <w:rFonts w:ascii="Courier" w:eastAsia="Times New Roman" w:hAnsi="Courier" w:cs="Courier New"/>
-          <w:color w:val="000000"/>
-          <w:sz w:val="24"/>
-          <w:szCs w:val="24"/>
-          <w:lang w:eastAsia="en-ID"/>
-        </w:rPr>
-        <w:t>int[</w:t>
-      </w:r>
-      <w:proofErr w:type="gramEnd"/>
-      <w:r>
-        <w:rPr>
-          <w:rFonts w:ascii="Courier" w:eastAsia="Times New Roman" w:hAnsi="Courier" w:cs="Courier New"/>
-          <w:color w:val="000000"/>
-          <w:sz w:val="24"/>
-          <w:szCs w:val="24"/>
-          <w:lang w:eastAsia="en-ID"/>
-        </w:rPr>
-        <w:t>] value;</w:t>
+          <w:rFonts w:ascii="Segoe UI" w:eastAsia="Times New Roman" w:hAnsi="Segoe UI" w:cs="Segoe UI"/>
+          <w:color w:val="000000"/>
+          <w:sz w:val="24"/>
+          <w:szCs w:val="24"/>
+          <w:lang w:eastAsia="en-ID"/>
+        </w:rPr>
+      </w:pPr>
+      <w:r>
+        <w:rPr>
+          <w:rFonts w:ascii="Segoe UI" w:eastAsia="Times New Roman" w:hAnsi="Segoe UI" w:cs="Segoe UI"/>
+          <w:color w:val="000000"/>
+          <w:sz w:val="24"/>
+          <w:szCs w:val="24"/>
+          <w:lang w:eastAsia="en-ID"/>
+        </w:rPr>
+        <w:t>   private int[] value;</w:t>
       </w:r>
     </w:p>
     <w:p>
@@ -16119,44 +16071,22 @@
         <w:ind w:left="400"/>
         <w:jc w:val="both"/>
         <w:rPr>
-          <w:rFonts w:ascii="Courier" w:eastAsia="Times New Roman" w:hAnsi="Courier" w:cs="Courier New"/>
-          <w:color w:val="000000"/>
-          <w:sz w:val="24"/>
-          <w:szCs w:val="24"/>
-          <w:lang w:eastAsia="en-ID"/>
-        </w:rPr>
-      </w:pPr>
-      <w:r>
-        <w:rPr>
-          <w:rFonts w:ascii="Courier" w:eastAsia="Times New Roman" w:hAnsi="Courier" w:cs="Courier New"/>
-          <w:color w:val="000000"/>
-          <w:sz w:val="24"/>
-          <w:szCs w:val="24"/>
-          <w:lang w:eastAsia="en-ID"/>
-        </w:rPr>
-        <w:t xml:space="preserve">   private </w:t>
-      </w:r>
-      <w:proofErr w:type="gramStart"/>
-      <w:r>
-        <w:rPr>
-          <w:rFonts w:ascii="Courier" w:eastAsia="Times New Roman" w:hAnsi="Courier" w:cs="Courier New"/>
-          <w:color w:val="000000"/>
-          <w:sz w:val="24"/>
-          <w:szCs w:val="24"/>
-          <w:lang w:eastAsia="en-ID"/>
-        </w:rPr>
-        <w:t>int[</w:t>
-      </w:r>
-      <w:proofErr w:type="gramEnd"/>
-      <w:r>
-        <w:rPr>
-          <w:rFonts w:ascii="Courier" w:eastAsia="Times New Roman" w:hAnsi="Courier" w:cs="Courier New"/>
-          <w:color w:val="000000"/>
-          <w:sz w:val="24"/>
-          <w:szCs w:val="24"/>
-          <w:lang w:eastAsia="en-ID"/>
-        </w:rPr>
-        <w:t>] suit;</w:t>
+          <w:rFonts w:ascii="Segoe UI" w:eastAsia="Times New Roman" w:hAnsi="Segoe UI" w:cs="Segoe UI"/>
+          <w:color w:val="000000"/>
+          <w:sz w:val="24"/>
+          <w:szCs w:val="24"/>
+          <w:lang w:eastAsia="en-ID"/>
+        </w:rPr>
+      </w:pPr>
+      <w:r>
+        <w:rPr>
+          <w:rFonts w:ascii="Segoe UI" w:eastAsia="Times New Roman" w:hAnsi="Segoe UI" w:cs="Segoe UI"/>
+          <w:color w:val="000000"/>
+          <w:sz w:val="24"/>
+          <w:szCs w:val="24"/>
+          <w:lang w:eastAsia="en-ID"/>
+        </w:rPr>
+        <w:t>   private int[] suit;</w:t>
       </w:r>
     </w:p>
     <w:p>
@@ -16183,16 +16113,16 @@
         <w:ind w:left="400"/>
         <w:jc w:val="both"/>
         <w:rPr>
-          <w:rFonts w:ascii="Courier" w:eastAsia="Times New Roman" w:hAnsi="Courier" w:cs="Courier New"/>
-          <w:color w:val="000000"/>
-          <w:sz w:val="24"/>
-          <w:szCs w:val="24"/>
-          <w:lang w:eastAsia="en-ID"/>
-        </w:rPr>
-      </w:pPr>
-      <w:r>
-        <w:rPr>
-          <w:rFonts w:ascii="Courier" w:eastAsia="Times New Roman" w:hAnsi="Courier" w:cs="Courier New"/>
+          <w:rFonts w:ascii="Segoe UI" w:eastAsia="Times New Roman" w:hAnsi="Segoe UI" w:cs="Segoe UI"/>
+          <w:color w:val="000000"/>
+          <w:sz w:val="24"/>
+          <w:szCs w:val="24"/>
+          <w:lang w:eastAsia="en-ID"/>
+        </w:rPr>
+      </w:pPr>
+      <w:r>
+        <w:rPr>
+          <w:rFonts w:ascii="Segoe UI" w:eastAsia="Times New Roman" w:hAnsi="Segoe UI" w:cs="Segoe UI"/>
           <w:color w:val="000000"/>
           <w:sz w:val="24"/>
           <w:szCs w:val="24"/>
@@ -16201,10 +16131,9 @@
         <w:t xml:space="preserve">   public </w:t>
       </w:r>
       <w:proofErr w:type="spellStart"/>
-      <w:proofErr w:type="gramStart"/>
-      <w:r>
-        <w:rPr>
-          <w:rFonts w:ascii="Courier" w:eastAsia="Times New Roman" w:hAnsi="Courier" w:cs="Courier New"/>
+      <w:r>
+        <w:rPr>
+          <w:rFonts w:ascii="Segoe UI" w:eastAsia="Times New Roman" w:hAnsi="Segoe UI" w:cs="Segoe UI"/>
           <w:color w:val="000000"/>
           <w:sz w:val="24"/>
           <w:szCs w:val="24"/>
@@ -16215,24 +16144,13 @@
       <w:proofErr w:type="spellEnd"/>
       <w:r>
         <w:rPr>
-          <w:rFonts w:ascii="Courier" w:eastAsia="Times New Roman" w:hAnsi="Courier" w:cs="Courier New"/>
-          <w:color w:val="000000"/>
-          <w:sz w:val="24"/>
-          <w:szCs w:val="24"/>
-          <w:lang w:eastAsia="en-ID"/>
-        </w:rPr>
-        <w:t>(</w:t>
-      </w:r>
-      <w:proofErr w:type="gramEnd"/>
-      <w:r>
-        <w:rPr>
-          <w:rFonts w:ascii="Courier" w:eastAsia="Times New Roman" w:hAnsi="Courier" w:cs="Courier New"/>
-          <w:color w:val="000000"/>
-          <w:sz w:val="24"/>
-          <w:szCs w:val="24"/>
-          <w:lang w:eastAsia="en-ID"/>
-        </w:rPr>
-        <w:t>) { . . . }</w:t>
+          <w:rFonts w:ascii="Segoe UI" w:eastAsia="Times New Roman" w:hAnsi="Segoe UI" w:cs="Segoe UI"/>
+          <w:color w:val="000000"/>
+          <w:sz w:val="24"/>
+          <w:szCs w:val="24"/>
+          <w:lang w:eastAsia="en-ID"/>
+        </w:rPr>
+        <w:t>() { . . . }</w:t>
       </w:r>
     </w:p>
     <w:p>
@@ -16259,44 +16177,22 @@
         <w:ind w:left="400"/>
         <w:jc w:val="both"/>
         <w:rPr>
-          <w:rFonts w:ascii="Courier" w:eastAsia="Times New Roman" w:hAnsi="Courier" w:cs="Courier New"/>
-          <w:color w:val="000000"/>
-          <w:sz w:val="24"/>
-          <w:szCs w:val="24"/>
-          <w:lang w:eastAsia="en-ID"/>
-        </w:rPr>
-      </w:pPr>
-      <w:r>
-        <w:rPr>
-          <w:rFonts w:ascii="Courier" w:eastAsia="Times New Roman" w:hAnsi="Courier" w:cs="Courier New"/>
-          <w:color w:val="000000"/>
-          <w:sz w:val="24"/>
-          <w:szCs w:val="24"/>
-          <w:lang w:eastAsia="en-ID"/>
-        </w:rPr>
-        <w:t xml:space="preserve">   public void </w:t>
-      </w:r>
-      <w:proofErr w:type="gramStart"/>
-      <w:r>
-        <w:rPr>
-          <w:rFonts w:ascii="Courier" w:eastAsia="Times New Roman" w:hAnsi="Courier" w:cs="Courier New"/>
-          <w:color w:val="000000"/>
-          <w:sz w:val="24"/>
-          <w:szCs w:val="24"/>
-          <w:lang w:eastAsia="en-ID"/>
-        </w:rPr>
-        <w:t>shuffle(</w:t>
-      </w:r>
-      <w:proofErr w:type="gramEnd"/>
-      <w:r>
-        <w:rPr>
-          <w:rFonts w:ascii="Courier" w:eastAsia="Times New Roman" w:hAnsi="Courier" w:cs="Courier New"/>
-          <w:color w:val="000000"/>
-          <w:sz w:val="24"/>
-          <w:szCs w:val="24"/>
-          <w:lang w:eastAsia="en-ID"/>
-        </w:rPr>
-        <w:t>) { . . . }</w:t>
+          <w:rFonts w:ascii="Segoe UI" w:eastAsia="Times New Roman" w:hAnsi="Segoe UI" w:cs="Segoe UI"/>
+          <w:color w:val="000000"/>
+          <w:sz w:val="24"/>
+          <w:szCs w:val="24"/>
+          <w:lang w:eastAsia="en-ID"/>
+        </w:rPr>
+      </w:pPr>
+      <w:r>
+        <w:rPr>
+          <w:rFonts w:ascii="Segoe UI" w:eastAsia="Times New Roman" w:hAnsi="Segoe UI" w:cs="Segoe UI"/>
+          <w:color w:val="000000"/>
+          <w:sz w:val="24"/>
+          <w:szCs w:val="24"/>
+          <w:lang w:eastAsia="en-ID"/>
+        </w:rPr>
+        <w:t>   public void shuffle() { . . . }</w:t>
       </w:r>
     </w:p>
     <w:p>
@@ -16323,29 +16219,27 @@
         <w:ind w:left="400"/>
         <w:jc w:val="both"/>
         <w:rPr>
-          <w:rFonts w:ascii="Courier" w:eastAsia="Times New Roman" w:hAnsi="Courier" w:cs="Courier New"/>
-          <w:color w:val="000000"/>
-          <w:sz w:val="24"/>
-          <w:szCs w:val="24"/>
-          <w:lang w:eastAsia="en-ID"/>
-        </w:rPr>
-      </w:pPr>
-      <w:r>
-        <w:rPr>
-          <w:rFonts w:ascii="Courier" w:eastAsia="Times New Roman" w:hAnsi="Courier" w:cs="Courier New"/>
-          <w:color w:val="000000"/>
-          <w:sz w:val="24"/>
-          <w:szCs w:val="24"/>
-          <w:lang w:eastAsia="en-ID"/>
-        </w:rPr>
-        <w:lastRenderedPageBreak/>
+          <w:rFonts w:ascii="Segoe UI" w:eastAsia="Times New Roman" w:hAnsi="Segoe UI" w:cs="Segoe UI"/>
+          <w:color w:val="000000"/>
+          <w:sz w:val="24"/>
+          <w:szCs w:val="24"/>
+          <w:lang w:eastAsia="en-ID"/>
+        </w:rPr>
+      </w:pPr>
+      <w:r>
+        <w:rPr>
+          <w:rFonts w:ascii="Segoe UI" w:eastAsia="Times New Roman" w:hAnsi="Segoe UI" w:cs="Segoe UI"/>
+          <w:color w:val="000000"/>
+          <w:sz w:val="24"/>
+          <w:szCs w:val="24"/>
+          <w:lang w:eastAsia="en-ID"/>
+        </w:rPr>
         <w:t xml:space="preserve">   public int </w:t>
       </w:r>
       <w:proofErr w:type="spellStart"/>
-      <w:proofErr w:type="gramStart"/>
-      <w:r>
-        <w:rPr>
-          <w:rFonts w:ascii="Courier" w:eastAsia="Times New Roman" w:hAnsi="Courier" w:cs="Courier New"/>
+      <w:r>
+        <w:rPr>
+          <w:rFonts w:ascii="Segoe UI" w:eastAsia="Times New Roman" w:hAnsi="Segoe UI" w:cs="Segoe UI"/>
           <w:color w:val="000000"/>
           <w:sz w:val="24"/>
           <w:szCs w:val="24"/>
@@ -16356,24 +16250,13 @@
       <w:proofErr w:type="spellEnd"/>
       <w:r>
         <w:rPr>
-          <w:rFonts w:ascii="Courier" w:eastAsia="Times New Roman" w:hAnsi="Courier" w:cs="Courier New"/>
-          <w:color w:val="000000"/>
-          <w:sz w:val="24"/>
-          <w:szCs w:val="24"/>
-          <w:lang w:eastAsia="en-ID"/>
-        </w:rPr>
-        <w:t>(</w:t>
-      </w:r>
-      <w:proofErr w:type="gramEnd"/>
-      <w:r>
-        <w:rPr>
-          <w:rFonts w:ascii="Courier" w:eastAsia="Times New Roman" w:hAnsi="Courier" w:cs="Courier New"/>
-          <w:color w:val="000000"/>
-          <w:sz w:val="24"/>
-          <w:szCs w:val="24"/>
-          <w:lang w:eastAsia="en-ID"/>
-        </w:rPr>
-        <w:t>) { . . . }</w:t>
+          <w:rFonts w:ascii="Segoe UI" w:eastAsia="Times New Roman" w:hAnsi="Segoe UI" w:cs="Segoe UI"/>
+          <w:color w:val="000000"/>
+          <w:sz w:val="24"/>
+          <w:szCs w:val="24"/>
+          <w:lang w:eastAsia="en-ID"/>
+        </w:rPr>
+        <w:t>() { . . . }</w:t>
       </w:r>
     </w:p>
     <w:p>
@@ -16400,16 +16283,16 @@
         <w:ind w:left="400"/>
         <w:jc w:val="both"/>
         <w:rPr>
-          <w:rFonts w:ascii="Courier" w:eastAsia="Times New Roman" w:hAnsi="Courier" w:cs="Courier New"/>
-          <w:color w:val="000000"/>
-          <w:sz w:val="24"/>
-          <w:szCs w:val="24"/>
-          <w:lang w:eastAsia="en-ID"/>
-        </w:rPr>
-      </w:pPr>
-      <w:r>
-        <w:rPr>
-          <w:rFonts w:ascii="Courier" w:eastAsia="Times New Roman" w:hAnsi="Courier" w:cs="Courier New"/>
+          <w:rFonts w:ascii="Segoe UI" w:eastAsia="Times New Roman" w:hAnsi="Segoe UI" w:cs="Segoe UI"/>
+          <w:color w:val="000000"/>
+          <w:sz w:val="24"/>
+          <w:szCs w:val="24"/>
+          <w:lang w:eastAsia="en-ID"/>
+        </w:rPr>
+      </w:pPr>
+      <w:r>
+        <w:rPr>
+          <w:rFonts w:ascii="Segoe UI" w:eastAsia="Times New Roman" w:hAnsi="Segoe UI" w:cs="Segoe UI"/>
           <w:color w:val="000000"/>
           <w:sz w:val="24"/>
           <w:szCs w:val="24"/>
@@ -16418,10 +16301,9 @@
         <w:t xml:space="preserve">   public int </w:t>
       </w:r>
       <w:proofErr w:type="spellStart"/>
-      <w:proofErr w:type="gramStart"/>
-      <w:r>
-        <w:rPr>
-          <w:rFonts w:ascii="Courier" w:eastAsia="Times New Roman" w:hAnsi="Courier" w:cs="Courier New"/>
+      <w:r>
+        <w:rPr>
+          <w:rFonts w:ascii="Segoe UI" w:eastAsia="Times New Roman" w:hAnsi="Segoe UI" w:cs="Segoe UI"/>
           <w:color w:val="000000"/>
           <w:sz w:val="24"/>
           <w:szCs w:val="24"/>
@@ -16432,24 +16314,13 @@
       <w:proofErr w:type="spellEnd"/>
       <w:r>
         <w:rPr>
-          <w:rFonts w:ascii="Courier" w:eastAsia="Times New Roman" w:hAnsi="Courier" w:cs="Courier New"/>
-          <w:color w:val="000000"/>
-          <w:sz w:val="24"/>
-          <w:szCs w:val="24"/>
-          <w:lang w:eastAsia="en-ID"/>
-        </w:rPr>
-        <w:t>(</w:t>
-      </w:r>
-      <w:proofErr w:type="gramEnd"/>
-      <w:r>
-        <w:rPr>
-          <w:rFonts w:ascii="Courier" w:eastAsia="Times New Roman" w:hAnsi="Courier" w:cs="Courier New"/>
-          <w:color w:val="000000"/>
-          <w:sz w:val="24"/>
-          <w:szCs w:val="24"/>
-          <w:lang w:eastAsia="en-ID"/>
-        </w:rPr>
-        <w:t>) { . . . }</w:t>
+          <w:rFonts w:ascii="Segoe UI" w:eastAsia="Times New Roman" w:hAnsi="Segoe UI" w:cs="Segoe UI"/>
+          <w:color w:val="000000"/>
+          <w:sz w:val="24"/>
+          <w:szCs w:val="24"/>
+          <w:lang w:eastAsia="en-ID"/>
+        </w:rPr>
+        <w:t>() { . . . }</w:t>
       </w:r>
     </w:p>
     <w:p>
@@ -16476,44 +16347,22 @@
         <w:ind w:left="400"/>
         <w:jc w:val="both"/>
         <w:rPr>
-          <w:rFonts w:ascii="Courier" w:eastAsia="Times New Roman" w:hAnsi="Courier" w:cs="Courier New"/>
-          <w:color w:val="000000"/>
-          <w:sz w:val="24"/>
-          <w:szCs w:val="24"/>
-          <w:lang w:eastAsia="en-ID"/>
-        </w:rPr>
-      </w:pPr>
-      <w:r>
-        <w:rPr>
-          <w:rFonts w:ascii="Courier" w:eastAsia="Times New Roman" w:hAnsi="Courier" w:cs="Courier New"/>
-          <w:color w:val="000000"/>
-          <w:sz w:val="24"/>
-          <w:szCs w:val="24"/>
-          <w:lang w:eastAsia="en-ID"/>
-        </w:rPr>
-        <w:t xml:space="preserve">   public void </w:t>
-      </w:r>
-      <w:proofErr w:type="gramStart"/>
-      <w:r>
-        <w:rPr>
-          <w:rFonts w:ascii="Courier" w:eastAsia="Times New Roman" w:hAnsi="Courier" w:cs="Courier New"/>
-          <w:color w:val="000000"/>
-          <w:sz w:val="24"/>
-          <w:szCs w:val="24"/>
-          <w:lang w:eastAsia="en-ID"/>
-        </w:rPr>
-        <w:t>draw(</w:t>
-      </w:r>
-      <w:proofErr w:type="gramEnd"/>
-      <w:r>
-        <w:rPr>
-          <w:rFonts w:ascii="Courier" w:eastAsia="Times New Roman" w:hAnsi="Courier" w:cs="Courier New"/>
-          <w:color w:val="000000"/>
-          <w:sz w:val="24"/>
-          <w:szCs w:val="24"/>
-          <w:lang w:eastAsia="en-ID"/>
-        </w:rPr>
-        <w:t>) { . . . }</w:t>
+          <w:rFonts w:ascii="Segoe UI" w:eastAsia="Times New Roman" w:hAnsi="Segoe UI" w:cs="Segoe UI"/>
+          <w:color w:val="000000"/>
+          <w:sz w:val="24"/>
+          <w:szCs w:val="24"/>
+          <w:lang w:eastAsia="en-ID"/>
+        </w:rPr>
+      </w:pPr>
+      <w:r>
+        <w:rPr>
+          <w:rFonts w:ascii="Segoe UI" w:eastAsia="Times New Roman" w:hAnsi="Segoe UI" w:cs="Segoe UI"/>
+          <w:color w:val="000000"/>
+          <w:sz w:val="24"/>
+          <w:szCs w:val="24"/>
+          <w:lang w:eastAsia="en-ID"/>
+        </w:rPr>
+        <w:t>   public void draw() { . . . }</w:t>
       </w:r>
     </w:p>
     <w:p>
@@ -16540,16 +16389,16 @@
         <w:ind w:left="400"/>
         <w:jc w:val="both"/>
         <w:rPr>
-          <w:rFonts w:ascii="Courier" w:eastAsia="Times New Roman" w:hAnsi="Courier" w:cs="Courier New"/>
-          <w:color w:val="000000"/>
-          <w:sz w:val="24"/>
-          <w:szCs w:val="24"/>
-          <w:lang w:eastAsia="en-ID"/>
-        </w:rPr>
-      </w:pPr>
-      <w:r>
-        <w:rPr>
-          <w:rFonts w:ascii="Courier" w:eastAsia="Times New Roman" w:hAnsi="Courier" w:cs="Courier New"/>
+          <w:rFonts w:ascii="Segoe UI" w:eastAsia="Times New Roman" w:hAnsi="Segoe UI" w:cs="Segoe UI"/>
+          <w:color w:val="000000"/>
+          <w:sz w:val="24"/>
+          <w:szCs w:val="24"/>
+          <w:lang w:eastAsia="en-ID"/>
+        </w:rPr>
+      </w:pPr>
+      <w:r>
+        <w:rPr>
+          <w:rFonts w:ascii="Segoe UI" w:eastAsia="Times New Roman" w:hAnsi="Segoe UI" w:cs="Segoe UI"/>
           <w:color w:val="000000"/>
           <w:sz w:val="24"/>
           <w:szCs w:val="24"/>
@@ -16601,47 +16450,7 @@
           <w:szCs w:val="24"/>
           <w:lang w:eastAsia="en-ID"/>
         </w:rPr>
-        <w:t>, with its </w:t>
-      </w:r>
-      <w:r>
-        <w:rPr>
-          <w:rFonts w:ascii="Courier" w:eastAsia="Times New Roman" w:hAnsi="Courier" w:cs="Courier New"/>
-          <w:color w:val="000000"/>
-          <w:sz w:val="24"/>
-          <w:szCs w:val="24"/>
-          <w:lang w:eastAsia="en-ID"/>
-        </w:rPr>
-        <w:t>shuffle</w:t>
-      </w:r>
-      <w:r>
-        <w:rPr>
-          <w:rFonts w:ascii="Segoe UI" w:eastAsia="Times New Roman" w:hAnsi="Segoe UI" w:cs="Segoe UI"/>
-          <w:color w:val="000000"/>
-          <w:sz w:val="24"/>
-          <w:szCs w:val="24"/>
-          <w:lang w:eastAsia="en-ID"/>
-        </w:rPr>
-        <w:t> and </w:t>
-      </w:r>
-      <w:r>
-        <w:rPr>
-          <w:rFonts w:ascii="Courier" w:eastAsia="Times New Roman" w:hAnsi="Courier" w:cs="Courier New"/>
-          <w:color w:val="000000"/>
-          <w:sz w:val="24"/>
-          <w:szCs w:val="24"/>
-          <w:lang w:eastAsia="en-ID"/>
-        </w:rPr>
-        <w:t>draw</w:t>
-      </w:r>
-      <w:r>
-        <w:rPr>
-          <w:rFonts w:ascii="Segoe UI" w:eastAsia="Times New Roman" w:hAnsi="Segoe UI" w:cs="Segoe UI"/>
-          <w:color w:val="000000"/>
-          <w:sz w:val="24"/>
-          <w:szCs w:val="24"/>
-          <w:lang w:eastAsia="en-ID"/>
-        </w:rPr>
-        <w:t> methods, and a </w:t>
+        <w:t>, with its shuffle and draw methods, and a </w:t>
       </w:r>
       <w:r>
         <w:rPr>
@@ -16663,27 +16472,7 @@
           <w:szCs w:val="24"/>
           <w:lang w:eastAsia="en-ID"/>
         </w:rPr>
-        <w:t>, with the methods to inspect its value and suit. It makes sense to introduce a </w:t>
-      </w:r>
-      <w:r>
-        <w:rPr>
-          <w:rFonts w:ascii="Courier" w:eastAsia="Times New Roman" w:hAnsi="Courier" w:cs="Courier New"/>
-          <w:color w:val="000000"/>
-          <w:sz w:val="24"/>
-          <w:szCs w:val="24"/>
-          <w:lang w:eastAsia="en-ID"/>
-        </w:rPr>
-        <w:t>Card</w:t>
-      </w:r>
-      <w:r>
-        <w:rPr>
-          <w:rFonts w:ascii="Segoe UI" w:eastAsia="Times New Roman" w:hAnsi="Segoe UI" w:cs="Segoe UI"/>
-          <w:color w:val="000000"/>
-          <w:sz w:val="24"/>
-          <w:szCs w:val="24"/>
-          <w:lang w:eastAsia="en-ID"/>
-        </w:rPr>
-        <w:t> class that represents an individual card. Now you have two classes, each with its own responsibilities:</w:t>
+        <w:t>, with the methods to inspect its value and suit. It makes sense to introduce a Card class that represents an individual card. Now you have two classes, each with its own responsibilities:</w:t>
       </w:r>
     </w:p>
     <w:p>
@@ -16710,16 +16499,16 @@
         <w:ind w:left="400"/>
         <w:jc w:val="both"/>
         <w:rPr>
-          <w:rFonts w:ascii="Courier" w:eastAsia="Times New Roman" w:hAnsi="Courier" w:cs="Courier New"/>
-          <w:color w:val="000000"/>
-          <w:sz w:val="24"/>
-          <w:szCs w:val="24"/>
-          <w:lang w:eastAsia="en-ID"/>
-        </w:rPr>
-      </w:pPr>
-      <w:r>
-        <w:rPr>
-          <w:rFonts w:ascii="Courier" w:eastAsia="Times New Roman" w:hAnsi="Courier" w:cs="Courier New"/>
+          <w:rFonts w:ascii="Segoe UI" w:eastAsia="Times New Roman" w:hAnsi="Segoe UI" w:cs="Segoe UI"/>
+          <w:color w:val="000000"/>
+          <w:sz w:val="24"/>
+          <w:szCs w:val="24"/>
+          <w:lang w:eastAsia="en-ID"/>
+        </w:rPr>
+      </w:pPr>
+      <w:r>
+        <w:rPr>
+          <w:rFonts w:ascii="Segoe UI" w:eastAsia="Times New Roman" w:hAnsi="Segoe UI" w:cs="Segoe UI"/>
           <w:color w:val="000000"/>
           <w:sz w:val="24"/>
           <w:szCs w:val="24"/>
@@ -16730,7 +16519,7 @@
       <w:proofErr w:type="spellStart"/>
       <w:r>
         <w:rPr>
-          <w:rFonts w:ascii="Courier" w:eastAsia="Times New Roman" w:hAnsi="Courier" w:cs="Courier New"/>
+          <w:rFonts w:ascii="Segoe UI" w:eastAsia="Times New Roman" w:hAnsi="Segoe UI" w:cs="Segoe UI"/>
           <w:color w:val="000000"/>
           <w:sz w:val="24"/>
           <w:szCs w:val="24"/>
@@ -16764,16 +16553,16 @@
         <w:ind w:left="400"/>
         <w:jc w:val="both"/>
         <w:rPr>
-          <w:rFonts w:ascii="Courier" w:eastAsia="Times New Roman" w:hAnsi="Courier" w:cs="Courier New"/>
-          <w:color w:val="000000"/>
-          <w:sz w:val="24"/>
-          <w:szCs w:val="24"/>
-          <w:lang w:eastAsia="en-ID"/>
-        </w:rPr>
-      </w:pPr>
-      <w:r>
-        <w:rPr>
-          <w:rFonts w:ascii="Courier" w:eastAsia="Times New Roman" w:hAnsi="Courier" w:cs="Courier New"/>
+          <w:rFonts w:ascii="Segoe UI" w:eastAsia="Times New Roman" w:hAnsi="Segoe UI" w:cs="Segoe UI"/>
+          <w:color w:val="000000"/>
+          <w:sz w:val="24"/>
+          <w:szCs w:val="24"/>
+          <w:lang w:eastAsia="en-ID"/>
+        </w:rPr>
+      </w:pPr>
+      <w:r>
+        <w:rPr>
+          <w:rFonts w:ascii="Segoe UI" w:eastAsia="Times New Roman" w:hAnsi="Segoe UI" w:cs="Segoe UI"/>
           <w:color w:val="000000"/>
           <w:sz w:val="24"/>
           <w:szCs w:val="24"/>
@@ -16806,44 +16595,23 @@
         <w:ind w:left="400"/>
         <w:jc w:val="both"/>
         <w:rPr>
-          <w:rFonts w:ascii="Courier" w:eastAsia="Times New Roman" w:hAnsi="Courier" w:cs="Courier New"/>
-          <w:color w:val="000000"/>
-          <w:sz w:val="24"/>
-          <w:szCs w:val="24"/>
-          <w:lang w:eastAsia="en-ID"/>
-        </w:rPr>
-      </w:pPr>
-      <w:r>
-        <w:rPr>
-          <w:rFonts w:ascii="Courier" w:eastAsia="Times New Roman" w:hAnsi="Courier" w:cs="Courier New"/>
-          <w:color w:val="000000"/>
-          <w:sz w:val="24"/>
-          <w:szCs w:val="24"/>
-          <w:lang w:eastAsia="en-ID"/>
-        </w:rPr>
-        <w:t xml:space="preserve">   private </w:t>
-      </w:r>
-      <w:proofErr w:type="gramStart"/>
-      <w:r>
-        <w:rPr>
-          <w:rFonts w:ascii="Courier" w:eastAsia="Times New Roman" w:hAnsi="Courier" w:cs="Courier New"/>
-          <w:color w:val="000000"/>
-          <w:sz w:val="24"/>
-          <w:szCs w:val="24"/>
-          <w:lang w:eastAsia="en-ID"/>
-        </w:rPr>
-        <w:t>Card[</w:t>
-      </w:r>
-      <w:proofErr w:type="gramEnd"/>
-      <w:r>
-        <w:rPr>
-          <w:rFonts w:ascii="Courier" w:eastAsia="Times New Roman" w:hAnsi="Courier" w:cs="Courier New"/>
-          <w:color w:val="000000"/>
-          <w:sz w:val="24"/>
-          <w:szCs w:val="24"/>
-          <w:lang w:eastAsia="en-ID"/>
-        </w:rPr>
-        <w:t>] cards;</w:t>
+          <w:rFonts w:ascii="Segoe UI" w:eastAsia="Times New Roman" w:hAnsi="Segoe UI" w:cs="Segoe UI"/>
+          <w:color w:val="000000"/>
+          <w:sz w:val="24"/>
+          <w:szCs w:val="24"/>
+          <w:lang w:eastAsia="en-ID"/>
+        </w:rPr>
+      </w:pPr>
+      <w:r>
+        <w:rPr>
+          <w:rFonts w:ascii="Segoe UI" w:eastAsia="Times New Roman" w:hAnsi="Segoe UI" w:cs="Segoe UI"/>
+          <w:color w:val="000000"/>
+          <w:sz w:val="24"/>
+          <w:szCs w:val="24"/>
+          <w:lang w:eastAsia="en-ID"/>
+        </w:rPr>
+        <w:lastRenderedPageBreak/>
+        <w:t>   private Card[] cards;</w:t>
       </w:r>
     </w:p>
     <w:p>
@@ -16870,16 +16638,16 @@
         <w:ind w:left="400"/>
         <w:jc w:val="both"/>
         <w:rPr>
-          <w:rFonts w:ascii="Courier" w:eastAsia="Times New Roman" w:hAnsi="Courier" w:cs="Courier New"/>
-          <w:color w:val="000000"/>
-          <w:sz w:val="24"/>
-          <w:szCs w:val="24"/>
-          <w:lang w:eastAsia="en-ID"/>
-        </w:rPr>
-      </w:pPr>
-      <w:r>
-        <w:rPr>
-          <w:rFonts w:ascii="Courier" w:eastAsia="Times New Roman" w:hAnsi="Courier" w:cs="Courier New"/>
+          <w:rFonts w:ascii="Segoe UI" w:eastAsia="Times New Roman" w:hAnsi="Segoe UI" w:cs="Segoe UI"/>
+          <w:color w:val="000000"/>
+          <w:sz w:val="24"/>
+          <w:szCs w:val="24"/>
+          <w:lang w:eastAsia="en-ID"/>
+        </w:rPr>
+      </w:pPr>
+      <w:r>
+        <w:rPr>
+          <w:rFonts w:ascii="Segoe UI" w:eastAsia="Times New Roman" w:hAnsi="Segoe UI" w:cs="Segoe UI"/>
           <w:color w:val="000000"/>
           <w:sz w:val="24"/>
           <w:szCs w:val="24"/>
@@ -16888,10 +16656,9 @@
         <w:t xml:space="preserve">   public </w:t>
       </w:r>
       <w:proofErr w:type="spellStart"/>
-      <w:proofErr w:type="gramStart"/>
-      <w:r>
-        <w:rPr>
-          <w:rFonts w:ascii="Courier" w:eastAsia="Times New Roman" w:hAnsi="Courier" w:cs="Courier New"/>
+      <w:r>
+        <w:rPr>
+          <w:rFonts w:ascii="Segoe UI" w:eastAsia="Times New Roman" w:hAnsi="Segoe UI" w:cs="Segoe UI"/>
           <w:color w:val="000000"/>
           <w:sz w:val="24"/>
           <w:szCs w:val="24"/>
@@ -16902,24 +16669,13 @@
       <w:proofErr w:type="spellEnd"/>
       <w:r>
         <w:rPr>
-          <w:rFonts w:ascii="Courier" w:eastAsia="Times New Roman" w:hAnsi="Courier" w:cs="Courier New"/>
-          <w:color w:val="000000"/>
-          <w:sz w:val="24"/>
-          <w:szCs w:val="24"/>
-          <w:lang w:eastAsia="en-ID"/>
-        </w:rPr>
-        <w:t>(</w:t>
-      </w:r>
-      <w:proofErr w:type="gramEnd"/>
-      <w:r>
-        <w:rPr>
-          <w:rFonts w:ascii="Courier" w:eastAsia="Times New Roman" w:hAnsi="Courier" w:cs="Courier New"/>
-          <w:color w:val="000000"/>
-          <w:sz w:val="24"/>
-          <w:szCs w:val="24"/>
-          <w:lang w:eastAsia="en-ID"/>
-        </w:rPr>
-        <w:t>) { . . . }</w:t>
+          <w:rFonts w:ascii="Segoe UI" w:eastAsia="Times New Roman" w:hAnsi="Segoe UI" w:cs="Segoe UI"/>
+          <w:color w:val="000000"/>
+          <w:sz w:val="24"/>
+          <w:szCs w:val="24"/>
+          <w:lang w:eastAsia="en-ID"/>
+        </w:rPr>
+        <w:t>() { . . . }</w:t>
       </w:r>
     </w:p>
     <w:p>
@@ -16946,44 +16702,22 @@
         <w:ind w:left="400"/>
         <w:jc w:val="both"/>
         <w:rPr>
-          <w:rFonts w:ascii="Courier" w:eastAsia="Times New Roman" w:hAnsi="Courier" w:cs="Courier New"/>
-          <w:color w:val="000000"/>
-          <w:sz w:val="24"/>
-          <w:szCs w:val="24"/>
-          <w:lang w:eastAsia="en-ID"/>
-        </w:rPr>
-      </w:pPr>
-      <w:r>
-        <w:rPr>
-          <w:rFonts w:ascii="Courier" w:eastAsia="Times New Roman" w:hAnsi="Courier" w:cs="Courier New"/>
-          <w:color w:val="000000"/>
-          <w:sz w:val="24"/>
-          <w:szCs w:val="24"/>
-          <w:lang w:eastAsia="en-ID"/>
-        </w:rPr>
-        <w:t xml:space="preserve">   public void </w:t>
-      </w:r>
-      <w:proofErr w:type="gramStart"/>
-      <w:r>
-        <w:rPr>
-          <w:rFonts w:ascii="Courier" w:eastAsia="Times New Roman" w:hAnsi="Courier" w:cs="Courier New"/>
-          <w:color w:val="000000"/>
-          <w:sz w:val="24"/>
-          <w:szCs w:val="24"/>
-          <w:lang w:eastAsia="en-ID"/>
-        </w:rPr>
-        <w:t>shuffle(</w:t>
-      </w:r>
-      <w:proofErr w:type="gramEnd"/>
-      <w:r>
-        <w:rPr>
-          <w:rFonts w:ascii="Courier" w:eastAsia="Times New Roman" w:hAnsi="Courier" w:cs="Courier New"/>
-          <w:color w:val="000000"/>
-          <w:sz w:val="24"/>
-          <w:szCs w:val="24"/>
-          <w:lang w:eastAsia="en-ID"/>
-        </w:rPr>
-        <w:t>) { . . . }</w:t>
+          <w:rFonts w:ascii="Segoe UI" w:eastAsia="Times New Roman" w:hAnsi="Segoe UI" w:cs="Segoe UI"/>
+          <w:color w:val="000000"/>
+          <w:sz w:val="24"/>
+          <w:szCs w:val="24"/>
+          <w:lang w:eastAsia="en-ID"/>
+        </w:rPr>
+      </w:pPr>
+      <w:r>
+        <w:rPr>
+          <w:rFonts w:ascii="Segoe UI" w:eastAsia="Times New Roman" w:hAnsi="Segoe UI" w:cs="Segoe UI"/>
+          <w:color w:val="000000"/>
+          <w:sz w:val="24"/>
+          <w:szCs w:val="24"/>
+          <w:lang w:eastAsia="en-ID"/>
+        </w:rPr>
+        <w:t>   public void shuffle() { . . . }</w:t>
       </w:r>
     </w:p>
     <w:p>
@@ -17010,16 +16744,16 @@
         <w:ind w:left="400"/>
         <w:jc w:val="both"/>
         <w:rPr>
-          <w:rFonts w:ascii="Courier" w:eastAsia="Times New Roman" w:hAnsi="Courier" w:cs="Courier New"/>
-          <w:color w:val="000000"/>
-          <w:sz w:val="24"/>
-          <w:szCs w:val="24"/>
-          <w:lang w:eastAsia="en-ID"/>
-        </w:rPr>
-      </w:pPr>
-      <w:r>
-        <w:rPr>
-          <w:rFonts w:ascii="Courier" w:eastAsia="Times New Roman" w:hAnsi="Courier" w:cs="Courier New"/>
+          <w:rFonts w:ascii="Segoe UI" w:eastAsia="Times New Roman" w:hAnsi="Segoe UI" w:cs="Segoe UI"/>
+          <w:color w:val="000000"/>
+          <w:sz w:val="24"/>
+          <w:szCs w:val="24"/>
+          <w:lang w:eastAsia="en-ID"/>
+        </w:rPr>
+      </w:pPr>
+      <w:r>
+        <w:rPr>
+          <w:rFonts w:ascii="Segoe UI" w:eastAsia="Times New Roman" w:hAnsi="Segoe UI" w:cs="Segoe UI"/>
           <w:color w:val="000000"/>
           <w:sz w:val="24"/>
           <w:szCs w:val="24"/>
@@ -17028,10 +16762,9 @@
         <w:t xml:space="preserve">   public Card </w:t>
       </w:r>
       <w:proofErr w:type="spellStart"/>
-      <w:proofErr w:type="gramStart"/>
-      <w:r>
-        <w:rPr>
-          <w:rFonts w:ascii="Courier" w:eastAsia="Times New Roman" w:hAnsi="Courier" w:cs="Courier New"/>
+      <w:r>
+        <w:rPr>
+          <w:rFonts w:ascii="Segoe UI" w:eastAsia="Times New Roman" w:hAnsi="Segoe UI" w:cs="Segoe UI"/>
           <w:color w:val="000000"/>
           <w:sz w:val="24"/>
           <w:szCs w:val="24"/>
@@ -17042,24 +16775,13 @@
       <w:proofErr w:type="spellEnd"/>
       <w:r>
         <w:rPr>
-          <w:rFonts w:ascii="Courier" w:eastAsia="Times New Roman" w:hAnsi="Courier" w:cs="Courier New"/>
-          <w:color w:val="000000"/>
-          <w:sz w:val="24"/>
-          <w:szCs w:val="24"/>
-          <w:lang w:eastAsia="en-ID"/>
-        </w:rPr>
-        <w:t>(</w:t>
-      </w:r>
-      <w:proofErr w:type="gramEnd"/>
-      <w:r>
-        <w:rPr>
-          <w:rFonts w:ascii="Courier" w:eastAsia="Times New Roman" w:hAnsi="Courier" w:cs="Courier New"/>
-          <w:color w:val="000000"/>
-          <w:sz w:val="24"/>
-          <w:szCs w:val="24"/>
-          <w:lang w:eastAsia="en-ID"/>
-        </w:rPr>
-        <w:t>) { . . . }</w:t>
+          <w:rFonts w:ascii="Segoe UI" w:eastAsia="Times New Roman" w:hAnsi="Segoe UI" w:cs="Segoe UI"/>
+          <w:color w:val="000000"/>
+          <w:sz w:val="24"/>
+          <w:szCs w:val="24"/>
+          <w:lang w:eastAsia="en-ID"/>
+        </w:rPr>
+        <w:t>() { . . . }</w:t>
       </w:r>
     </w:p>
     <w:p>
@@ -17086,44 +16808,22 @@
         <w:ind w:left="400"/>
         <w:jc w:val="both"/>
         <w:rPr>
-          <w:rFonts w:ascii="Courier" w:eastAsia="Times New Roman" w:hAnsi="Courier" w:cs="Courier New"/>
-          <w:color w:val="000000"/>
-          <w:sz w:val="24"/>
-          <w:szCs w:val="24"/>
-          <w:lang w:eastAsia="en-ID"/>
-        </w:rPr>
-      </w:pPr>
-      <w:r>
-        <w:rPr>
-          <w:rFonts w:ascii="Courier" w:eastAsia="Times New Roman" w:hAnsi="Courier" w:cs="Courier New"/>
-          <w:color w:val="000000"/>
-          <w:sz w:val="24"/>
-          <w:szCs w:val="24"/>
-          <w:lang w:eastAsia="en-ID"/>
-        </w:rPr>
-        <w:t xml:space="preserve">   public void </w:t>
-      </w:r>
-      <w:proofErr w:type="gramStart"/>
-      <w:r>
-        <w:rPr>
-          <w:rFonts w:ascii="Courier" w:eastAsia="Times New Roman" w:hAnsi="Courier" w:cs="Courier New"/>
-          <w:color w:val="000000"/>
-          <w:sz w:val="24"/>
-          <w:szCs w:val="24"/>
-          <w:lang w:eastAsia="en-ID"/>
-        </w:rPr>
-        <w:t>draw(</w:t>
-      </w:r>
-      <w:proofErr w:type="gramEnd"/>
-      <w:r>
-        <w:rPr>
-          <w:rFonts w:ascii="Courier" w:eastAsia="Times New Roman" w:hAnsi="Courier" w:cs="Courier New"/>
-          <w:color w:val="000000"/>
-          <w:sz w:val="24"/>
-          <w:szCs w:val="24"/>
-          <w:lang w:eastAsia="en-ID"/>
-        </w:rPr>
-        <w:t>) { . . . }</w:t>
+          <w:rFonts w:ascii="Segoe UI" w:eastAsia="Times New Roman" w:hAnsi="Segoe UI" w:cs="Segoe UI"/>
+          <w:color w:val="000000"/>
+          <w:sz w:val="24"/>
+          <w:szCs w:val="24"/>
+          <w:lang w:eastAsia="en-ID"/>
+        </w:rPr>
+      </w:pPr>
+      <w:r>
+        <w:rPr>
+          <w:rFonts w:ascii="Segoe UI" w:eastAsia="Times New Roman" w:hAnsi="Segoe UI" w:cs="Segoe UI"/>
+          <w:color w:val="000000"/>
+          <w:sz w:val="24"/>
+          <w:szCs w:val="24"/>
+          <w:lang w:eastAsia="en-ID"/>
+        </w:rPr>
+        <w:t>   public void draw() { . . . }</w:t>
       </w:r>
     </w:p>
     <w:p>
@@ -17150,16 +16850,16 @@
         <w:ind w:left="400"/>
         <w:jc w:val="both"/>
         <w:rPr>
-          <w:rFonts w:ascii="Courier" w:eastAsia="Times New Roman" w:hAnsi="Courier" w:cs="Courier New"/>
-          <w:color w:val="000000"/>
-          <w:sz w:val="24"/>
-          <w:szCs w:val="24"/>
-          <w:lang w:eastAsia="en-ID"/>
-        </w:rPr>
-      </w:pPr>
-      <w:r>
-        <w:rPr>
-          <w:rFonts w:ascii="Courier" w:eastAsia="Times New Roman" w:hAnsi="Courier" w:cs="Courier New"/>
+          <w:rFonts w:ascii="Segoe UI" w:eastAsia="Times New Roman" w:hAnsi="Segoe UI" w:cs="Segoe UI"/>
+          <w:color w:val="000000"/>
+          <w:sz w:val="24"/>
+          <w:szCs w:val="24"/>
+          <w:lang w:eastAsia="en-ID"/>
+        </w:rPr>
+      </w:pPr>
+      <w:r>
+        <w:rPr>
+          <w:rFonts w:ascii="Segoe UI" w:eastAsia="Times New Roman" w:hAnsi="Segoe UI" w:cs="Segoe UI"/>
           <w:color w:val="000000"/>
           <w:sz w:val="24"/>
           <w:szCs w:val="24"/>
@@ -17192,16 +16892,16 @@
         <w:ind w:left="400"/>
         <w:jc w:val="both"/>
         <w:rPr>
-          <w:rFonts w:ascii="Courier" w:eastAsia="Times New Roman" w:hAnsi="Courier" w:cs="Courier New"/>
-          <w:color w:val="000000"/>
-          <w:sz w:val="24"/>
-          <w:szCs w:val="24"/>
-          <w:lang w:eastAsia="en-ID"/>
-        </w:rPr>
-      </w:pPr>
-      <w:r>
-        <w:rPr>
-          <w:rFonts w:ascii="Courier" w:eastAsia="Times New Roman" w:hAnsi="Courier" w:cs="Courier New"/>
+          <w:rFonts w:ascii="Segoe UI" w:eastAsia="Times New Roman" w:hAnsi="Segoe UI" w:cs="Segoe UI"/>
+          <w:color w:val="000000"/>
+          <w:sz w:val="24"/>
+          <w:szCs w:val="24"/>
+          <w:lang w:eastAsia="en-ID"/>
+        </w:rPr>
+      </w:pPr>
+      <w:r>
+        <w:rPr>
+          <w:rFonts w:ascii="Segoe UI" w:eastAsia="Times New Roman" w:hAnsi="Segoe UI" w:cs="Segoe UI"/>
           <w:color w:val="000000"/>
           <w:sz w:val="24"/>
           <w:szCs w:val="24"/>
@@ -17234,16 +16934,16 @@
         <w:ind w:left="400"/>
         <w:jc w:val="both"/>
         <w:rPr>
-          <w:rFonts w:ascii="Courier" w:eastAsia="Times New Roman" w:hAnsi="Courier" w:cs="Courier New"/>
-          <w:color w:val="000000"/>
-          <w:sz w:val="24"/>
-          <w:szCs w:val="24"/>
-          <w:lang w:eastAsia="en-ID"/>
-        </w:rPr>
-      </w:pPr>
-      <w:r>
-        <w:rPr>
-          <w:rFonts w:ascii="Courier" w:eastAsia="Times New Roman" w:hAnsi="Courier" w:cs="Courier New"/>
+          <w:rFonts w:ascii="Segoe UI" w:eastAsia="Times New Roman" w:hAnsi="Segoe UI" w:cs="Segoe UI"/>
+          <w:color w:val="000000"/>
+          <w:sz w:val="24"/>
+          <w:szCs w:val="24"/>
+          <w:lang w:eastAsia="en-ID"/>
+        </w:rPr>
+      </w:pPr>
+      <w:r>
+        <w:rPr>
+          <w:rFonts w:ascii="Segoe UI" w:eastAsia="Times New Roman" w:hAnsi="Segoe UI" w:cs="Segoe UI"/>
           <w:color w:val="000000"/>
           <w:sz w:val="24"/>
           <w:szCs w:val="24"/>
@@ -17276,16 +16976,16 @@
         <w:ind w:left="400"/>
         <w:jc w:val="both"/>
         <w:rPr>
-          <w:rFonts w:ascii="Courier" w:eastAsia="Times New Roman" w:hAnsi="Courier" w:cs="Courier New"/>
-          <w:color w:val="000000"/>
-          <w:sz w:val="24"/>
-          <w:szCs w:val="24"/>
-          <w:lang w:eastAsia="en-ID"/>
-        </w:rPr>
-      </w:pPr>
-      <w:r>
-        <w:rPr>
-          <w:rFonts w:ascii="Courier" w:eastAsia="Times New Roman" w:hAnsi="Courier" w:cs="Courier New"/>
+          <w:rFonts w:ascii="Segoe UI" w:eastAsia="Times New Roman" w:hAnsi="Segoe UI" w:cs="Segoe UI"/>
+          <w:color w:val="000000"/>
+          <w:sz w:val="24"/>
+          <w:szCs w:val="24"/>
+          <w:lang w:eastAsia="en-ID"/>
+        </w:rPr>
+      </w:pPr>
+      <w:r>
+        <w:rPr>
+          <w:rFonts w:ascii="Segoe UI" w:eastAsia="Times New Roman" w:hAnsi="Segoe UI" w:cs="Segoe UI"/>
           <w:color w:val="000000"/>
           <w:sz w:val="24"/>
           <w:szCs w:val="24"/>
@@ -17318,16 +17018,16 @@
         <w:ind w:left="400"/>
         <w:jc w:val="both"/>
         <w:rPr>
-          <w:rFonts w:ascii="Courier" w:eastAsia="Times New Roman" w:hAnsi="Courier" w:cs="Courier New"/>
-          <w:color w:val="000000"/>
-          <w:sz w:val="24"/>
-          <w:szCs w:val="24"/>
-          <w:lang w:eastAsia="en-ID"/>
-        </w:rPr>
-      </w:pPr>
-      <w:r>
-        <w:rPr>
-          <w:rFonts w:ascii="Courier" w:eastAsia="Times New Roman" w:hAnsi="Courier" w:cs="Courier New"/>
+          <w:rFonts w:ascii="Segoe UI" w:eastAsia="Times New Roman" w:hAnsi="Segoe UI" w:cs="Segoe UI"/>
+          <w:color w:val="000000"/>
+          <w:sz w:val="24"/>
+          <w:szCs w:val="24"/>
+          <w:lang w:eastAsia="en-ID"/>
+        </w:rPr>
+      </w:pPr>
+      <w:r>
+        <w:rPr>
+          <w:rFonts w:ascii="Segoe UI" w:eastAsia="Times New Roman" w:hAnsi="Segoe UI" w:cs="Segoe UI"/>
           <w:color w:val="000000"/>
           <w:sz w:val="24"/>
           <w:szCs w:val="24"/>
@@ -17360,49 +17060,27 @@
         <w:ind w:left="400"/>
         <w:jc w:val="both"/>
         <w:rPr>
-          <w:rFonts w:ascii="Courier" w:eastAsia="Times New Roman" w:hAnsi="Courier" w:cs="Courier New"/>
-          <w:color w:val="000000"/>
-          <w:sz w:val="24"/>
-          <w:szCs w:val="24"/>
-          <w:lang w:eastAsia="en-ID"/>
-        </w:rPr>
-      </w:pPr>
-      <w:r>
-        <w:rPr>
-          <w:rFonts w:ascii="Courier" w:eastAsia="Times New Roman" w:hAnsi="Courier" w:cs="Courier New"/>
-          <w:color w:val="000000"/>
-          <w:sz w:val="24"/>
-          <w:szCs w:val="24"/>
-          <w:lang w:eastAsia="en-ID"/>
-        </w:rPr>
-        <w:t xml:space="preserve">   public </w:t>
-      </w:r>
-      <w:proofErr w:type="gramStart"/>
-      <w:r>
-        <w:rPr>
-          <w:rFonts w:ascii="Courier" w:eastAsia="Times New Roman" w:hAnsi="Courier" w:cs="Courier New"/>
-          <w:color w:val="000000"/>
-          <w:sz w:val="24"/>
-          <w:szCs w:val="24"/>
-          <w:lang w:eastAsia="en-ID"/>
-        </w:rPr>
-        <w:t>Card(</w:t>
-      </w:r>
-      <w:proofErr w:type="gramEnd"/>
-      <w:r>
-        <w:rPr>
-          <w:rFonts w:ascii="Courier" w:eastAsia="Times New Roman" w:hAnsi="Courier" w:cs="Courier New"/>
-          <w:color w:val="000000"/>
-          <w:sz w:val="24"/>
-          <w:szCs w:val="24"/>
-          <w:lang w:eastAsia="en-ID"/>
-        </w:rPr>
-        <w:t xml:space="preserve">int </w:t>
+          <w:rFonts w:ascii="Segoe UI" w:eastAsia="Times New Roman" w:hAnsi="Segoe UI" w:cs="Segoe UI"/>
+          <w:color w:val="000000"/>
+          <w:sz w:val="24"/>
+          <w:szCs w:val="24"/>
+          <w:lang w:eastAsia="en-ID"/>
+        </w:rPr>
+      </w:pPr>
+      <w:r>
+        <w:rPr>
+          <w:rFonts w:ascii="Segoe UI" w:eastAsia="Times New Roman" w:hAnsi="Segoe UI" w:cs="Segoe UI"/>
+          <w:color w:val="000000"/>
+          <w:sz w:val="24"/>
+          <w:szCs w:val="24"/>
+          <w:lang w:eastAsia="en-ID"/>
+        </w:rPr>
+        <w:t xml:space="preserve">   public Card(int </w:t>
       </w:r>
       <w:proofErr w:type="spellStart"/>
       <w:r>
         <w:rPr>
-          <w:rFonts w:ascii="Courier" w:eastAsia="Times New Roman" w:hAnsi="Courier" w:cs="Courier New"/>
+          <w:rFonts w:ascii="Segoe UI" w:eastAsia="Times New Roman" w:hAnsi="Segoe UI" w:cs="Segoe UI"/>
           <w:color w:val="000000"/>
           <w:sz w:val="24"/>
           <w:szCs w:val="24"/>
@@ -17413,7 +17091,7 @@
       <w:proofErr w:type="spellEnd"/>
       <w:r>
         <w:rPr>
-          <w:rFonts w:ascii="Courier" w:eastAsia="Times New Roman" w:hAnsi="Courier" w:cs="Courier New"/>
+          <w:rFonts w:ascii="Segoe UI" w:eastAsia="Times New Roman" w:hAnsi="Segoe UI" w:cs="Segoe UI"/>
           <w:color w:val="000000"/>
           <w:sz w:val="24"/>
           <w:szCs w:val="24"/>
@@ -17424,7 +17102,7 @@
       <w:proofErr w:type="spellStart"/>
       <w:r>
         <w:rPr>
-          <w:rFonts w:ascii="Courier" w:eastAsia="Times New Roman" w:hAnsi="Courier" w:cs="Courier New"/>
+          <w:rFonts w:ascii="Segoe UI" w:eastAsia="Times New Roman" w:hAnsi="Segoe UI" w:cs="Segoe UI"/>
           <w:color w:val="000000"/>
           <w:sz w:val="24"/>
           <w:szCs w:val="24"/>
@@ -17435,7 +17113,7 @@
       <w:proofErr w:type="spellEnd"/>
       <w:r>
         <w:rPr>
-          <w:rFonts w:ascii="Courier" w:eastAsia="Times New Roman" w:hAnsi="Courier" w:cs="Courier New"/>
+          <w:rFonts w:ascii="Segoe UI" w:eastAsia="Times New Roman" w:hAnsi="Segoe UI" w:cs="Segoe UI"/>
           <w:color w:val="000000"/>
           <w:sz w:val="24"/>
           <w:szCs w:val="24"/>
@@ -17468,16 +17146,16 @@
         <w:ind w:left="400"/>
         <w:jc w:val="both"/>
         <w:rPr>
-          <w:rFonts w:ascii="Courier" w:eastAsia="Times New Roman" w:hAnsi="Courier" w:cs="Courier New"/>
-          <w:color w:val="000000"/>
-          <w:sz w:val="24"/>
-          <w:szCs w:val="24"/>
-          <w:lang w:eastAsia="en-ID"/>
-        </w:rPr>
-      </w:pPr>
-      <w:r>
-        <w:rPr>
-          <w:rFonts w:ascii="Courier" w:eastAsia="Times New Roman" w:hAnsi="Courier" w:cs="Courier New"/>
+          <w:rFonts w:ascii="Segoe UI" w:eastAsia="Times New Roman" w:hAnsi="Segoe UI" w:cs="Segoe UI"/>
+          <w:color w:val="000000"/>
+          <w:sz w:val="24"/>
+          <w:szCs w:val="24"/>
+          <w:lang w:eastAsia="en-ID"/>
+        </w:rPr>
+      </w:pPr>
+      <w:r>
+        <w:rPr>
+          <w:rFonts w:ascii="Segoe UI" w:eastAsia="Times New Roman" w:hAnsi="Segoe UI" w:cs="Segoe UI"/>
           <w:color w:val="000000"/>
           <w:sz w:val="24"/>
           <w:szCs w:val="24"/>
@@ -17486,10 +17164,9 @@
         <w:t xml:space="preserve">   public int </w:t>
       </w:r>
       <w:proofErr w:type="spellStart"/>
-      <w:proofErr w:type="gramStart"/>
-      <w:r>
-        <w:rPr>
-          <w:rFonts w:ascii="Courier" w:eastAsia="Times New Roman" w:hAnsi="Courier" w:cs="Courier New"/>
+      <w:r>
+        <w:rPr>
+          <w:rFonts w:ascii="Segoe UI" w:eastAsia="Times New Roman" w:hAnsi="Segoe UI" w:cs="Segoe UI"/>
           <w:color w:val="000000"/>
           <w:sz w:val="24"/>
           <w:szCs w:val="24"/>
@@ -17500,24 +17177,13 @@
       <w:proofErr w:type="spellEnd"/>
       <w:r>
         <w:rPr>
-          <w:rFonts w:ascii="Courier" w:eastAsia="Times New Roman" w:hAnsi="Courier" w:cs="Courier New"/>
-          <w:color w:val="000000"/>
-          <w:sz w:val="24"/>
-          <w:szCs w:val="24"/>
-          <w:lang w:eastAsia="en-ID"/>
-        </w:rPr>
-        <w:t>(</w:t>
-      </w:r>
-      <w:proofErr w:type="gramEnd"/>
-      <w:r>
-        <w:rPr>
-          <w:rFonts w:ascii="Courier" w:eastAsia="Times New Roman" w:hAnsi="Courier" w:cs="Courier New"/>
-          <w:color w:val="000000"/>
-          <w:sz w:val="24"/>
-          <w:szCs w:val="24"/>
-          <w:lang w:eastAsia="en-ID"/>
-        </w:rPr>
-        <w:t>) { . . . }</w:t>
+          <w:rFonts w:ascii="Segoe UI" w:eastAsia="Times New Roman" w:hAnsi="Segoe UI" w:cs="Segoe UI"/>
+          <w:color w:val="000000"/>
+          <w:sz w:val="24"/>
+          <w:szCs w:val="24"/>
+          <w:lang w:eastAsia="en-ID"/>
+        </w:rPr>
+        <w:t>() { . . . }</w:t>
       </w:r>
     </w:p>
     <w:p>
@@ -17544,16 +17210,16 @@
         <w:ind w:left="400"/>
         <w:jc w:val="both"/>
         <w:rPr>
-          <w:rFonts w:ascii="Courier" w:eastAsia="Times New Roman" w:hAnsi="Courier" w:cs="Courier New"/>
-          <w:color w:val="000000"/>
-          <w:sz w:val="24"/>
-          <w:szCs w:val="24"/>
-          <w:lang w:eastAsia="en-ID"/>
-        </w:rPr>
-      </w:pPr>
-      <w:r>
-        <w:rPr>
-          <w:rFonts w:ascii="Courier" w:eastAsia="Times New Roman" w:hAnsi="Courier" w:cs="Courier New"/>
+          <w:rFonts w:ascii="Segoe UI" w:eastAsia="Times New Roman" w:hAnsi="Segoe UI" w:cs="Segoe UI"/>
+          <w:color w:val="000000"/>
+          <w:sz w:val="24"/>
+          <w:szCs w:val="24"/>
+          <w:lang w:eastAsia="en-ID"/>
+        </w:rPr>
+      </w:pPr>
+      <w:r>
+        <w:rPr>
+          <w:rFonts w:ascii="Segoe UI" w:eastAsia="Times New Roman" w:hAnsi="Segoe UI" w:cs="Segoe UI"/>
           <w:color w:val="000000"/>
           <w:sz w:val="24"/>
           <w:szCs w:val="24"/>
@@ -17562,10 +17228,9 @@
         <w:t xml:space="preserve">   public int </w:t>
       </w:r>
       <w:proofErr w:type="spellStart"/>
-      <w:proofErr w:type="gramStart"/>
-      <w:r>
-        <w:rPr>
-          <w:rFonts w:ascii="Courier" w:eastAsia="Times New Roman" w:hAnsi="Courier" w:cs="Courier New"/>
+      <w:r>
+        <w:rPr>
+          <w:rFonts w:ascii="Segoe UI" w:eastAsia="Times New Roman" w:hAnsi="Segoe UI" w:cs="Segoe UI"/>
           <w:color w:val="000000"/>
           <w:sz w:val="24"/>
           <w:szCs w:val="24"/>
@@ -17576,24 +17241,13 @@
       <w:proofErr w:type="spellEnd"/>
       <w:r>
         <w:rPr>
-          <w:rFonts w:ascii="Courier" w:eastAsia="Times New Roman" w:hAnsi="Courier" w:cs="Courier New"/>
-          <w:color w:val="000000"/>
-          <w:sz w:val="24"/>
-          <w:szCs w:val="24"/>
-          <w:lang w:eastAsia="en-ID"/>
-        </w:rPr>
-        <w:t>(</w:t>
-      </w:r>
-      <w:proofErr w:type="gramEnd"/>
-      <w:r>
-        <w:rPr>
-          <w:rFonts w:ascii="Courier" w:eastAsia="Times New Roman" w:hAnsi="Courier" w:cs="Courier New"/>
-          <w:color w:val="000000"/>
-          <w:sz w:val="24"/>
-          <w:szCs w:val="24"/>
-          <w:lang w:eastAsia="en-ID"/>
-        </w:rPr>
-        <w:t>) { . . . }</w:t>
+          <w:rFonts w:ascii="Segoe UI" w:eastAsia="Times New Roman" w:hAnsi="Segoe UI" w:cs="Segoe UI"/>
+          <w:color w:val="000000"/>
+          <w:sz w:val="24"/>
+          <w:szCs w:val="24"/>
+          <w:lang w:eastAsia="en-ID"/>
+        </w:rPr>
+        <w:t>() { . . . }</w:t>
       </w:r>
     </w:p>
     <w:p>
@@ -17620,16 +17274,16 @@
         <w:ind w:left="400"/>
         <w:jc w:val="both"/>
         <w:rPr>
-          <w:rFonts w:ascii="Courier" w:eastAsia="Times New Roman" w:hAnsi="Courier" w:cs="Courier New"/>
-          <w:color w:val="000000"/>
-          <w:sz w:val="24"/>
-          <w:szCs w:val="24"/>
-          <w:lang w:eastAsia="en-ID"/>
-        </w:rPr>
-      </w:pPr>
-      <w:r>
-        <w:rPr>
-          <w:rFonts w:ascii="Courier" w:eastAsia="Times New Roman" w:hAnsi="Courier" w:cs="Courier New"/>
+          <w:rFonts w:ascii="Segoe UI" w:eastAsia="Times New Roman" w:hAnsi="Segoe UI" w:cs="Segoe UI"/>
+          <w:color w:val="000000"/>
+          <w:sz w:val="24"/>
+          <w:szCs w:val="24"/>
+          <w:lang w:eastAsia="en-ID"/>
+        </w:rPr>
+      </w:pPr>
+      <w:r>
+        <w:rPr>
+          <w:rFonts w:ascii="Segoe UI" w:eastAsia="Times New Roman" w:hAnsi="Segoe UI" w:cs="Segoe UI"/>
           <w:color w:val="000000"/>
           <w:sz w:val="24"/>
           <w:szCs w:val="24"/>
@@ -17689,27 +17343,7 @@
           <w:szCs w:val="24"/>
           <w:lang w:eastAsia="en-ID"/>
         </w:rPr>
-        <w:t>Just as variables should have meaningful names that reflect what they represent, so should classes. (The standard library certainly contains some dubious examples, such as the </w:t>
-      </w:r>
-      <w:r>
-        <w:rPr>
-          <w:rFonts w:ascii="Courier" w:eastAsia="Times New Roman" w:hAnsi="Courier" w:cs="Courier New"/>
-          <w:color w:val="000000"/>
-          <w:sz w:val="24"/>
-          <w:szCs w:val="24"/>
-          <w:lang w:eastAsia="en-ID"/>
-        </w:rPr>
-        <w:t>Date</w:t>
-      </w:r>
-      <w:r>
-        <w:rPr>
-          <w:rFonts w:ascii="Segoe UI" w:eastAsia="Times New Roman" w:hAnsi="Segoe UI" w:cs="Segoe UI"/>
-          <w:color w:val="000000"/>
-          <w:sz w:val="24"/>
-          <w:szCs w:val="24"/>
-          <w:lang w:eastAsia="en-ID"/>
-        </w:rPr>
-        <w:t> class that describes time.)</w:t>
+        <w:t>Just as variables should have meaningful names that reflect what they represent, so should classes. (The standard library certainly contains some dubious examples, such as the Date class that describes time.)</w:t>
       </w:r>
     </w:p>
     <w:p>
@@ -17733,32 +17367,12 @@
           <w:szCs w:val="24"/>
           <w:lang w:eastAsia="en-ID"/>
         </w:rPr>
-        <w:t>A good convention is that a class name should be a noun (</w:t>
-      </w:r>
-      <w:r>
-        <w:rPr>
-          <w:rFonts w:ascii="Courier" w:eastAsia="Times New Roman" w:hAnsi="Courier" w:cs="Courier New"/>
-          <w:color w:val="000000"/>
-          <w:sz w:val="24"/>
-          <w:szCs w:val="24"/>
-          <w:lang w:eastAsia="en-ID"/>
-        </w:rPr>
-        <w:t>Order</w:t>
-      </w:r>
-      <w:r>
-        <w:rPr>
-          <w:rFonts w:ascii="Segoe UI" w:eastAsia="Times New Roman" w:hAnsi="Segoe UI" w:cs="Segoe UI"/>
-          <w:color w:val="000000"/>
-          <w:sz w:val="24"/>
-          <w:szCs w:val="24"/>
-          <w:lang w:eastAsia="en-ID"/>
-        </w:rPr>
-        <w:t>), or a noun preceded by an adjective (</w:t>
+        <w:t>A good convention is that a class name should be a noun (Order), or a noun preceded by an adjective (</w:t>
       </w:r>
       <w:proofErr w:type="spellStart"/>
       <w:r>
         <w:rPr>
-          <w:rFonts w:ascii="Courier" w:eastAsia="Times New Roman" w:hAnsi="Courier" w:cs="Courier New"/>
+          <w:rFonts w:ascii="Segoe UI" w:eastAsia="Times New Roman" w:hAnsi="Segoe UI" w:cs="Segoe UI"/>
           <w:color w:val="000000"/>
           <w:sz w:val="24"/>
           <w:szCs w:val="24"/>
@@ -17802,7 +17416,7 @@
       <w:proofErr w:type="spellStart"/>
       <w:r>
         <w:rPr>
-          <w:rFonts w:ascii="Courier" w:eastAsia="Times New Roman" w:hAnsi="Courier" w:cs="Courier New"/>
+          <w:rFonts w:ascii="Segoe UI" w:eastAsia="Times New Roman" w:hAnsi="Segoe UI" w:cs="Segoe UI"/>
           <w:color w:val="000000"/>
           <w:sz w:val="24"/>
           <w:szCs w:val="24"/>
@@ -17819,32 +17433,12 @@
           <w:szCs w:val="24"/>
           <w:lang w:eastAsia="en-ID"/>
         </w:rPr>
-        <w:t>). As for methods, follow the standard convention that accessor methods begin with a lowercase </w:t>
-      </w:r>
-      <w:r>
-        <w:rPr>
-          <w:rFonts w:ascii="Courier" w:eastAsia="Times New Roman" w:hAnsi="Courier" w:cs="Courier New"/>
-          <w:color w:val="000000"/>
-          <w:sz w:val="24"/>
-          <w:szCs w:val="24"/>
-          <w:lang w:eastAsia="en-ID"/>
-        </w:rPr>
-        <w:t>get</w:t>
-      </w:r>
-      <w:r>
-        <w:rPr>
-          <w:rFonts w:ascii="Segoe UI" w:eastAsia="Times New Roman" w:hAnsi="Segoe UI" w:cs="Segoe UI"/>
-          <w:color w:val="000000"/>
-          <w:sz w:val="24"/>
-          <w:szCs w:val="24"/>
-          <w:lang w:eastAsia="en-ID"/>
-        </w:rPr>
-        <w:t> (</w:t>
+        <w:t>). As for methods, follow the standard convention that accessor methods begin with a lowercase get (</w:t>
       </w:r>
       <w:proofErr w:type="spellStart"/>
       <w:r>
         <w:rPr>
-          <w:rFonts w:ascii="Courier" w:eastAsia="Times New Roman" w:hAnsi="Courier" w:cs="Courier New"/>
+          <w:rFonts w:ascii="Segoe UI" w:eastAsia="Times New Roman" w:hAnsi="Segoe UI" w:cs="Segoe UI"/>
           <w:color w:val="000000"/>
           <w:sz w:val="24"/>
           <w:szCs w:val="24"/>
@@ -17861,32 +17455,12 @@
           <w:szCs w:val="24"/>
           <w:lang w:eastAsia="en-ID"/>
         </w:rPr>
-        <w:t>) and mutator methods use a lowercase </w:t>
-      </w:r>
-      <w:r>
-        <w:rPr>
-          <w:rFonts w:ascii="Courier" w:eastAsia="Times New Roman" w:hAnsi="Courier" w:cs="Courier New"/>
-          <w:color w:val="000000"/>
-          <w:sz w:val="24"/>
-          <w:szCs w:val="24"/>
-          <w:lang w:eastAsia="en-ID"/>
-        </w:rPr>
-        <w:t>set</w:t>
-      </w:r>
-      <w:r>
-        <w:rPr>
-          <w:rFonts w:ascii="Segoe UI" w:eastAsia="Times New Roman" w:hAnsi="Segoe UI" w:cs="Segoe UI"/>
-          <w:color w:val="000000"/>
-          <w:sz w:val="24"/>
-          <w:szCs w:val="24"/>
-          <w:lang w:eastAsia="en-ID"/>
-        </w:rPr>
-        <w:t> (</w:t>
+        <w:t>) and mutator methods use a lowercase set (</w:t>
       </w:r>
       <w:proofErr w:type="spellStart"/>
       <w:r>
         <w:rPr>
-          <w:rFonts w:ascii="Courier" w:eastAsia="Times New Roman" w:hAnsi="Courier" w:cs="Courier New"/>
+          <w:rFonts w:ascii="Segoe UI" w:eastAsia="Times New Roman" w:hAnsi="Segoe UI" w:cs="Segoe UI"/>
           <w:color w:val="000000"/>
           <w:sz w:val="24"/>
           <w:szCs w:val="24"/>
@@ -17971,13 +17545,12 @@
           <w:szCs w:val="24"/>
           <w:lang w:eastAsia="en-ID"/>
         </w:rPr>
-        <w:lastRenderedPageBreak/>
         <w:t>The </w:t>
       </w:r>
       <w:proofErr w:type="spellStart"/>
       <w:r>
         <w:rPr>
-          <w:rFonts w:ascii="Courier" w:eastAsia="Times New Roman" w:hAnsi="Courier" w:cs="Courier New"/>
+          <w:rFonts w:ascii="Segoe UI" w:eastAsia="Times New Roman" w:hAnsi="Segoe UI" w:cs="Segoe UI"/>
           <w:color w:val="000000"/>
           <w:sz w:val="24"/>
           <w:szCs w:val="24"/>
@@ -17997,10 +17570,9 @@
         <w:t> class, and other classes from the </w:t>
       </w:r>
       <w:proofErr w:type="spellStart"/>
-      <w:proofErr w:type="gramStart"/>
-      <w:r>
-        <w:rPr>
-          <w:rFonts w:ascii="Courier" w:eastAsia="Times New Roman" w:hAnsi="Courier" w:cs="Courier New"/>
+      <w:r>
+        <w:rPr>
+          <w:rFonts w:ascii="Segoe UI" w:eastAsia="Times New Roman" w:hAnsi="Segoe UI" w:cs="Segoe UI"/>
           <w:color w:val="000000"/>
           <w:sz w:val="24"/>
           <w:szCs w:val="24"/>
@@ -18009,7 +17581,6 @@
         <w:t>java.time</w:t>
       </w:r>
       <w:proofErr w:type="spellEnd"/>
-      <w:proofErr w:type="gramEnd"/>
       <w:r>
         <w:rPr>
           <w:rFonts w:ascii="Segoe UI" w:eastAsia="Times New Roman" w:hAnsi="Segoe UI" w:cs="Segoe UI"/>
@@ -18023,7 +17594,7 @@
       <w:proofErr w:type="spellStart"/>
       <w:r>
         <w:rPr>
-          <w:rFonts w:ascii="Courier" w:eastAsia="Times New Roman" w:hAnsi="Courier" w:cs="Courier New"/>
+          <w:rFonts w:ascii="Segoe UI" w:eastAsia="Times New Roman" w:hAnsi="Segoe UI" w:cs="Segoe UI"/>
           <w:color w:val="000000"/>
           <w:sz w:val="24"/>
           <w:szCs w:val="24"/>
@@ -18117,7 +17688,7 @@
       <w:proofErr w:type="spellStart"/>
       <w:r>
         <w:rPr>
-          <w:rFonts w:ascii="Courier" w:eastAsia="Times New Roman" w:hAnsi="Courier" w:cs="Courier New"/>
+          <w:rFonts w:ascii="Segoe UI" w:eastAsia="Times New Roman" w:hAnsi="Segoe UI" w:cs="Segoe UI"/>
           <w:color w:val="000000"/>
           <w:sz w:val="24"/>
           <w:szCs w:val="24"/>
@@ -18134,27 +17705,7 @@
           <w:szCs w:val="24"/>
           <w:lang w:eastAsia="en-ID"/>
         </w:rPr>
-        <w:t> method return a new </w:t>
-      </w:r>
-      <w:r>
-        <w:rPr>
-          <w:rFonts w:ascii="Courier" w:eastAsia="Times New Roman" w:hAnsi="Courier" w:cs="Courier New"/>
-          <w:color w:val="000000"/>
-          <w:sz w:val="24"/>
-          <w:szCs w:val="24"/>
-          <w:lang w:eastAsia="en-ID"/>
-        </w:rPr>
-        <w:t>Employee</w:t>
-      </w:r>
-      <w:r>
-        <w:rPr>
-          <w:rFonts w:ascii="Segoe UI" w:eastAsia="Times New Roman" w:hAnsi="Segoe UI" w:cs="Segoe UI"/>
-          <w:color w:val="000000"/>
-          <w:sz w:val="24"/>
-          <w:szCs w:val="24"/>
-          <w:lang w:eastAsia="en-ID"/>
-        </w:rPr>
-        <w:t> object when an employee gets a raise.</w:t>
+        <w:t> method return a new Employee object when an employee gets a raise.</w:t>
       </w:r>
     </w:p>
     <w:p>
@@ -18343,6 +17894,95 @@
     </w:lvl>
   </w:abstractNum>
   <w:abstractNum w:abstractNumId="1" w15:restartNumberingAfterBreak="0">
+    <w:nsid w:val="50FA4145"/>
+    <w:multiLevelType w:val="hybridMultilevel"/>
+    <w:tmpl w:val="9B92C264"/>
+    <w:lvl w:ilvl="0" w:tplc="D790563C">
+      <w:start w:val="1"/>
+      <w:numFmt w:val="decimal"/>
+      <w:lvlText w:val="%1."/>
+      <w:lvlJc w:val="left"/>
+      <w:pPr>
+        <w:ind w:left="720" w:hanging="360"/>
+      </w:pPr>
+      <w:rPr>
+        <w:rFonts w:hint="default"/>
+      </w:rPr>
+    </w:lvl>
+    <w:lvl w:ilvl="1" w:tplc="38090019" w:tentative="1">
+      <w:start w:val="1"/>
+      <w:numFmt w:val="lowerLetter"/>
+      <w:lvlText w:val="%2."/>
+      <w:lvlJc w:val="left"/>
+      <w:pPr>
+        <w:ind w:left="1440" w:hanging="360"/>
+      </w:pPr>
+    </w:lvl>
+    <w:lvl w:ilvl="2" w:tplc="3809001B" w:tentative="1">
+      <w:start w:val="1"/>
+      <w:numFmt w:val="lowerRoman"/>
+      <w:lvlText w:val="%3."/>
+      <w:lvlJc w:val="right"/>
+      <w:pPr>
+        <w:ind w:left="2160" w:hanging="180"/>
+      </w:pPr>
+    </w:lvl>
+    <w:lvl w:ilvl="3" w:tplc="3809000F" w:tentative="1">
+      <w:start w:val="1"/>
+      <w:numFmt w:val="decimal"/>
+      <w:lvlText w:val="%4."/>
+      <w:lvlJc w:val="left"/>
+      <w:pPr>
+        <w:ind w:left="2880" w:hanging="360"/>
+      </w:pPr>
+    </w:lvl>
+    <w:lvl w:ilvl="4" w:tplc="38090019" w:tentative="1">
+      <w:start w:val="1"/>
+      <w:numFmt w:val="lowerLetter"/>
+      <w:lvlText w:val="%5."/>
+      <w:lvlJc w:val="left"/>
+      <w:pPr>
+        <w:ind w:left="3600" w:hanging="360"/>
+      </w:pPr>
+    </w:lvl>
+    <w:lvl w:ilvl="5" w:tplc="3809001B" w:tentative="1">
+      <w:start w:val="1"/>
+      <w:numFmt w:val="lowerRoman"/>
+      <w:lvlText w:val="%6."/>
+      <w:lvlJc w:val="right"/>
+      <w:pPr>
+        <w:ind w:left="4320" w:hanging="180"/>
+      </w:pPr>
+    </w:lvl>
+    <w:lvl w:ilvl="6" w:tplc="3809000F" w:tentative="1">
+      <w:start w:val="1"/>
+      <w:numFmt w:val="decimal"/>
+      <w:lvlText w:val="%7."/>
+      <w:lvlJc w:val="left"/>
+      <w:pPr>
+        <w:ind w:left="5040" w:hanging="360"/>
+      </w:pPr>
+    </w:lvl>
+    <w:lvl w:ilvl="7" w:tplc="38090019" w:tentative="1">
+      <w:start w:val="1"/>
+      <w:numFmt w:val="lowerLetter"/>
+      <w:lvlText w:val="%8."/>
+      <w:lvlJc w:val="left"/>
+      <w:pPr>
+        <w:ind w:left="5760" w:hanging="360"/>
+      </w:pPr>
+    </w:lvl>
+    <w:lvl w:ilvl="8" w:tplc="3809001B" w:tentative="1">
+      <w:start w:val="1"/>
+      <w:numFmt w:val="lowerRoman"/>
+      <w:lvlText w:val="%9."/>
+      <w:lvlJc w:val="right"/>
+      <w:pPr>
+        <w:ind w:left="6480" w:hanging="180"/>
+      </w:pPr>
+    </w:lvl>
+  </w:abstractNum>
+  <w:abstractNum w:abstractNumId="2" w15:restartNumberingAfterBreak="0">
     <w:nsid w:val="5C51565B"/>
     <w:multiLevelType w:val="hybridMultilevel"/>
     <w:tmpl w:val="474209FE"/>
@@ -18454,7 +18094,7 @@
       </w:rPr>
     </w:lvl>
   </w:abstractNum>
-  <w:abstractNum w:abstractNumId="2" w15:restartNumberingAfterBreak="0">
+  <w:abstractNum w:abstractNumId="3" w15:restartNumberingAfterBreak="0">
     <w:nsid w:val="6B555E62"/>
     <w:multiLevelType w:val="hybridMultilevel"/>
     <w:tmpl w:val="75082B28"/>
@@ -18543,7 +18183,7 @@
       </w:pPr>
     </w:lvl>
   </w:abstractNum>
-  <w:abstractNum w:abstractNumId="3" w15:restartNumberingAfterBreak="0">
+  <w:abstractNum w:abstractNumId="4" w15:restartNumberingAfterBreak="0">
     <w:nsid w:val="6D57633E"/>
     <w:multiLevelType w:val="multilevel"/>
     <w:tmpl w:val="31C851DE"/>
@@ -18652,13 +18292,16 @@
     <w:abstractNumId w:val="0"/>
   </w:num>
   <w:num w:numId="2" w16cid:durableId="1275746112">
-    <w:abstractNumId w:val="1"/>
+    <w:abstractNumId w:val="2"/>
   </w:num>
   <w:num w:numId="3" w16cid:durableId="1866091582">
-    <w:abstractNumId w:val="2"/>
+    <w:abstractNumId w:val="3"/>
   </w:num>
   <w:num w:numId="4" w16cid:durableId="199367790">
-    <w:abstractNumId w:val="3"/>
+    <w:abstractNumId w:val="4"/>
+  </w:num>
+  <w:num w:numId="5" w16cid:durableId="886913760">
+    <w:abstractNumId w:val="1"/>
   </w:num>
 </w:numbering>
 </file>
